--- a/Tieu_luan_KMeans_vien_tro_nhan_dao.docx
+++ b/Tieu_luan_KMeans_vien_tro_nhan_dao.docx
@@ -174,7 +174,7 @@
         <w:pStyle w:val="BodyText"/>
       </w:pPr>
       <w:r>
-        <w:t>Kết quả chọn k = 4. Bốn cụm tạo ra một nhóm có mức dễ tổn thương kinh tế xã hội cao gồm 47 quốc gia, một nhóm trung gian gồm 87 quốc gia, một nhóm có mức phát triển cao gồm 30 quốc gia và một nhóm ngoại lệ gồm Luxembourg, Malta và Singapore. Cụm dễ tổn thương có trung bình tử vong trẻ em 92,96 trên 1.000 trẻ sinh sống, thu nhập 3.942,40 USD/người, tuổi thọ 59,19 năm, mức sinh 5,01 con/phụ nữ và GDP/người 1.922,38 USD. Các kết quả này phù hợp với mục tiêu tạo một danh sách sàng lọc ban đầu cho phân bổ nghiên cứu nhu cầu viện trợ.</w:t>
+        <w:t>Kết quả chọn k = 4. Bốn cụm tạo ra một nhóm có mức dễ tổn thương kinh tế xã hội cao gồm 46 quốc gia, một nhóm trung gian gồm 88 quốc gia, một nhóm có mức phát triển cao gồm 30 quốc gia và một nhóm ngoại lệ gồm Luxembourg, Malta và Singapore. Cụm dễ tổn thương có trung bình tử vong trẻ em 93,84 trên 1.000 trẻ sinh sống, thu nhập 3.738,98 USD/người, tuổi thọ 59,23 năm, mức sinh 5,05 con/phụ nữ và GDP/người 1.826,13 USD. Cần lưu ý Silhouette chỉ khoảng 0,30, tức cấu trúc cụm yếu, nên kết quả chỉ nên dùng để sàng lọc ban đầu cho nghiên cứu nhu cầu viện trợ.</w:t>
       </w:r>
     </w:p>
     <w:p>
@@ -358,7 +358,7 @@
         <w:pStyle w:val="BodyText"/>
       </w:pPr>
       <w:r>
-        <w:t>Cập nhật tâm: mu_1 mới = ((1+1+2)/3, (1+2+1)/3) = (1, 1,33); mu_2 mới = ((8+9+8)/3, (8+8+9)/3) = (8,33, 8,33). Sau cập nhật, các điểm vẫn gần tâm tương ứng. Thuật toán hội tụ ở lần lặp tiếp theo. SSE cuối bằng tổng bình phương khoảng cách của sáu điểm đến tâm cụm tương ứng, xấp xỉ 2,67.</w:t>
+        <w:t>Cập nhật tâm: mu_1 mới = ((1+1+2)/3, (1+2+1)/3) = (1,33; 1,33); mu_2 mới = ((8+9+8)/3, (8+8+9)/3) = (8,33; 8,33). Sau cập nhật, các điểm vẫn gần tâm tương ứng. Thuật toán hội tụ ở lần lặp tiếp theo. SSE cuối bằng tổng bình phương khoảng cách của sáu điểm đến tâm cụm tương ứng, xấp xỉ 2,67 (mỗi cụm đóng góp 4/3).</w:t>
       </w:r>
     </w:p>
     <w:p>
@@ -392,7 +392,7 @@
         <w:pStyle w:val="BodyText"/>
       </w:pPr>
       <w:r>
-        <w:t>Dữ liệu được tải từ bộ Unsupervised Learning on Country Data trên Kaggle. Tệp Country-data.csv có 167 dòng quốc gia và 10 cột, trong đó country là định danh và 9 cột còn lại là biến số. Tệp data-dictionary.csv mô tả ý nghĩa đơn vị của các cột. Bộ dữ liệu phù hợp để minh họa phân cụm kinh tế xã hội, nhưng không phải bộ dữ liệu nhu cầu nhân đạo chuyên biệt.</w:t>
+        <w:t>Dữ liệu được tải từ bộ Unsupervised Learning on Country Data trên Kaggle. Tệp Country-data.csv có 167 dòng quốc gia và 10 cột, trong đó country là định danh và 9 cột còn lại là biến số. Tệp data-dictionary.csv mô tả ý nghĩa đơn vị của các cột. Bộ dữ liệu phù hợp để minh họa phân cụm kinh tế xã hội, nhưng không phải bộ dữ liệu nhu cầu nhân đạo chuyên biệt. Ba lưu ý về dữ liệu: (i) nguồn không ghi rõ năm tham chiếu và số liệu có vẻ là số liệu lịch sử, nên danh sách kết quả minh họa phương pháp chứ không phản ánh tình hình hiện nay; (ii) bộ dữ liệu không có một số quốc gia thường gắn với khủng hoảng nhân đạo như Somalia, Syria hay Nam Sudan; (iii) data-dictionary gốc mô tả biến inflation là tốc độ tăng của tổng GDP, nhưng tên biến và cách sử dụng cho thấy đây là lạm phát, nên bài coi đây là tỷ lệ lạm phát hằng năm.</w:t>
       </w:r>
     </w:p>
     <w:tbl>
@@ -1007,7 +1007,7 @@
                 <w:color w:val="000000"/>
                 <w:sz w:val="16"/>
               </w:rPr>
-              <w:t>Tốc độ tăng GDP hằng năm</w:t>
+              <w:t>Tỷ lệ lạm phát hằng năm (%)</w:t>
             </w:r>
           </w:p>
         </w:tc>
@@ -1537,7 +1537,7 @@
         <w:pStyle w:val="BodyText"/>
       </w:pPr>
       <w:r>
-        <w:t>Mã đầy đủ nằm trong tệp kmeans_humanitarian.py. Mã tách rõ dữ liệu đầu vào, đánh giá số cụm, mô hình cuối cùng, hồ sơ cụm, bảng sàng lọc và biểu đồ. Tệp requirements.txt ghi các thư viện cần cài để chạy lại trong môi trường Python thông thường.</w:t>
+        <w:t>Mã đầy đủ nằm trong tệp kmeans_humanitarian.py. Mã tách rõ dữ liệu đầu vào, đánh giá số cụm, mô hình cuối cùng, hồ sơ cụm, bảng sàng lọc và biểu đồ. Tệp requirements.txt ghim phiên bản scikit-learn đã dùng (1.8.0). Cần lưu ý kết quả K-Means có thể lệch nhẹ giữa các phiên bản thư viện: quốc gia nằm sát ranh giới giữa hai cụm (ví dụ Botswana) có thể đổi cụm. Vì vậy mọi số liệu và hình trong báo cáo được lấy trực tiếp từ kết quả chạy kmeans_humanitarian.py, và tệp build_assets.py chỉ đọc lại các tệp kết quả đó để dựng báo cáo.</w:t>
       </w:r>
     </w:p>
     <w:p>
@@ -1810,7 +1810,7 @@
                 <w:color w:val="000000"/>
                 <w:sz w:val="16"/>
               </w:rPr>
-              <w:t>1050.215</w:t>
+              <w:t>1.050,215</w:t>
             </w:r>
           </w:p>
         </w:tc>
@@ -1839,7 +1839,7 @@
                 <w:color w:val="000000"/>
                 <w:sz w:val="16"/>
               </w:rPr>
-              <w:t>0.2874</w:t>
+              <w:t>0,2874</w:t>
             </w:r>
           </w:p>
         </w:tc>
@@ -1868,7 +1868,7 @@
                 <w:color w:val="000000"/>
                 <w:sz w:val="16"/>
               </w:rPr>
-              <w:t>71.14</w:t>
+              <w:t>71,14</w:t>
             </w:r>
           </w:p>
         </w:tc>
@@ -1897,7 +1897,7 @@
                 <w:color w:val="000000"/>
                 <w:sz w:val="16"/>
               </w:rPr>
-              <w:t>1.3043</w:t>
+              <w:t>1,3043</w:t>
             </w:r>
           </w:p>
         </w:tc>
@@ -1988,7 +1988,7 @@
                 <w:color w:val="000000"/>
                 <w:sz w:val="16"/>
               </w:rPr>
-              <w:t>831.424</w:t>
+              <w:t>831,424</w:t>
             </w:r>
           </w:p>
         </w:tc>
@@ -2018,7 +2018,7 @@
                 <w:color w:val="000000"/>
                 <w:sz w:val="16"/>
               </w:rPr>
-              <w:t>0.2833</w:t>
+              <w:t>0,2833</w:t>
             </w:r>
           </w:p>
         </w:tc>
@@ -2048,7 +2048,7 @@
                 <w:color w:val="000000"/>
                 <w:sz w:val="16"/>
               </w:rPr>
-              <w:t>66.23</w:t>
+              <w:t>66,23</w:t>
             </w:r>
           </w:p>
         </w:tc>
@@ -2078,7 +2078,7 @@
                 <w:color w:val="000000"/>
                 <w:sz w:val="16"/>
               </w:rPr>
-              <w:t>1.2769</w:t>
+              <w:t>1,2769</w:t>
             </w:r>
           </w:p>
         </w:tc>
@@ -2168,7 +2168,7 @@
                 <w:color w:val="000000"/>
                 <w:sz w:val="16"/>
               </w:rPr>
-              <w:t>700.323</w:t>
+              <w:t>700,392</w:t>
             </w:r>
           </w:p>
         </w:tc>
@@ -2197,7 +2197,7 @@
                 <w:color w:val="000000"/>
                 <w:sz w:val="16"/>
               </w:rPr>
-              <w:t>0.3014</w:t>
+              <w:t>0,3021</w:t>
             </w:r>
           </w:p>
         </w:tc>
@@ -2226,7 +2226,7 @@
                 <w:color w:val="000000"/>
                 <w:sz w:val="16"/>
               </w:rPr>
-              <w:t>62.27</w:t>
+              <w:t>62,26</w:t>
             </w:r>
           </w:p>
         </w:tc>
@@ -2255,7 +2255,7 @@
                 <w:color w:val="000000"/>
                 <w:sz w:val="16"/>
               </w:rPr>
-              <w:t>1.0436</w:t>
+              <w:t>1,0412</w:t>
             </w:r>
           </w:p>
         </w:tc>
@@ -2346,7 +2346,7 @@
                 <w:color w:val="000000"/>
                 <w:sz w:val="16"/>
               </w:rPr>
-              <w:t>620.163</w:t>
+              <w:t>620,163</w:t>
             </w:r>
           </w:p>
         </w:tc>
@@ -2376,7 +2376,7 @@
                 <w:color w:val="000000"/>
                 <w:sz w:val="16"/>
               </w:rPr>
-              <w:t>0.3052</w:t>
+              <w:t>0,2993</w:t>
             </w:r>
           </w:p>
         </w:tc>
@@ -2406,7 +2406,7 @@
                 <w:color w:val="000000"/>
                 <w:sz w:val="16"/>
               </w:rPr>
-              <w:t>57.65</w:t>
+              <w:t>57,65</w:t>
             </w:r>
           </w:p>
         </w:tc>
@@ -2436,7 +2436,7 @@
                 <w:color w:val="000000"/>
                 <w:sz w:val="16"/>
               </w:rPr>
-              <w:t>0.8718</w:t>
+              <w:t>0,8718</w:t>
             </w:r>
           </w:p>
         </w:tc>
@@ -2526,7 +2526,7 @@
                 <w:color w:val="000000"/>
                 <w:sz w:val="16"/>
               </w:rPr>
-              <w:t>550.490</w:t>
+              <w:t>550,713</w:t>
             </w:r>
           </w:p>
         </w:tc>
@@ -2555,7 +2555,7 @@
                 <w:color w:val="000000"/>
                 <w:sz w:val="16"/>
               </w:rPr>
-              <w:t>0.2400</w:t>
+              <w:t>0,2289</w:t>
             </w:r>
           </w:p>
         </w:tc>
@@ -2584,7 +2584,7 @@
                 <w:color w:val="000000"/>
                 <w:sz w:val="16"/>
               </w:rPr>
-              <w:t>55.72</w:t>
+              <w:t>55,68</w:t>
             </w:r>
           </w:p>
         </w:tc>
@@ -2613,7 +2613,7 @@
                 <w:color w:val="000000"/>
                 <w:sz w:val="16"/>
               </w:rPr>
-              <w:t>1.0460</w:t>
+              <w:t>1,0585</w:t>
             </w:r>
           </w:p>
         </w:tc>
@@ -2704,7 +2704,7 @@
                 <w:color w:val="000000"/>
                 <w:sz w:val="16"/>
               </w:rPr>
-              <w:t>495.323</w:t>
+              <w:t>495,536</w:t>
             </w:r>
           </w:p>
         </w:tc>
@@ -2734,7 +2734,7 @@
                 <w:color w:val="000000"/>
                 <w:sz w:val="16"/>
               </w:rPr>
-              <w:t>0.2550</w:t>
+              <w:t>0,2499</w:t>
             </w:r>
           </w:p>
         </w:tc>
@@ -2764,7 +2764,7 @@
                 <w:color w:val="000000"/>
                 <w:sz w:val="16"/>
               </w:rPr>
-              <w:t>54.25</w:t>
+              <w:t>54,22</w:t>
             </w:r>
           </w:p>
         </w:tc>
@@ -2794,7 +2794,7 @@
                 <w:color w:val="000000"/>
                 <w:sz w:val="16"/>
               </w:rPr>
-              <w:t>0.9901</w:t>
+              <w:t>0,9968</w:t>
             </w:r>
           </w:p>
         </w:tc>
@@ -2884,7 +2884,7 @@
                 <w:color w:val="000000"/>
                 <w:sz w:val="16"/>
               </w:rPr>
-              <w:t>452.135</w:t>
+              <w:t>453,850</w:t>
             </w:r>
           </w:p>
         </w:tc>
@@ -2913,7 +2913,7 @@
                 <w:color w:val="000000"/>
                 <w:sz w:val="16"/>
               </w:rPr>
-              <w:t>0.2525</w:t>
+              <w:t>0,2363</w:t>
             </w:r>
           </w:p>
         </w:tc>
@@ -2942,7 +2942,7 @@
                 <w:color w:val="000000"/>
                 <w:sz w:val="16"/>
               </w:rPr>
-              <w:t>52.79</w:t>
+              <w:t>52,51</w:t>
             </w:r>
           </w:p>
         </w:tc>
@@ -2971,7 +2971,7 @@
                 <w:color w:val="000000"/>
                 <w:sz w:val="16"/>
               </w:rPr>
-              <w:t>1.1068</w:t>
+              <w:t>1,1439</w:t>
             </w:r>
           </w:p>
         </w:tc>
@@ -3062,7 +3062,7 @@
                 <w:color w:val="000000"/>
                 <w:sz w:val="16"/>
               </w:rPr>
-              <w:t>421.839</w:t>
+              <w:t>421,281</w:t>
             </w:r>
           </w:p>
         </w:tc>
@@ -3092,7 +3092,7 @@
                 <w:color w:val="000000"/>
                 <w:sz w:val="16"/>
               </w:rPr>
-              <w:t>0.2212</w:t>
+              <w:t>0,2240</w:t>
             </w:r>
           </w:p>
         </w:tc>
@@ -3122,7 +3122,7 @@
                 <w:color w:val="000000"/>
                 <w:sz w:val="16"/>
               </w:rPr>
-              <w:t>50.62</w:t>
+              <w:t>50,71</w:t>
             </w:r>
           </w:p>
         </w:tc>
@@ -3152,7 +3152,7 @@
                 <w:color w:val="000000"/>
                 <w:sz w:val="16"/>
               </w:rPr>
-              <w:t>1.1510</w:t>
+              <w:t>1,1444</w:t>
             </w:r>
           </w:p>
         </w:tc>
@@ -3242,7 +3242,7 @@
                 <w:color w:val="000000"/>
                 <w:sz w:val="16"/>
               </w:rPr>
-              <w:t>395.081</w:t>
+              <w:t>394,282</w:t>
             </w:r>
           </w:p>
         </w:tc>
@@ -3271,7 +3271,7 @@
                 <w:color w:val="000000"/>
                 <w:sz w:val="16"/>
               </w:rPr>
-              <w:t>0.2070</w:t>
+              <w:t>0,2220</w:t>
             </w:r>
           </w:p>
         </w:tc>
@@ -3300,7 +3300,7 @@
                 <w:color w:val="000000"/>
                 <w:sz w:val="16"/>
               </w:rPr>
-              <w:t>48.92</w:t>
+              <w:t>49,05</w:t>
             </w:r>
           </w:p>
         </w:tc>
@@ -3329,7 +3329,7 @@
                 <w:color w:val="000000"/>
                 <w:sz w:val="16"/>
               </w:rPr>
-              <w:t>1.1188</w:t>
+              <w:t>1,0944</w:t>
             </w:r>
           </w:p>
         </w:tc>
@@ -3388,14 +3388,14 @@
         <w:pStyle w:val="BodyText"/>
       </w:pPr>
       <w:r>
-        <w:t>SSE giảm từ 1.050,215 ở k = 2 xuống 700,323 ở k = 4, sau đó mức giảm biên nhỏ dần. Silhouette đạt 0,3014 ở k = 4 và 0,3052 ở k = 5. Tuy k = 5 cao hơn rất nhỏ, nghiệm k = 5 tách một quốc gia thành cụm riêng và giữ một cụm chỉ gồm ba quốc gia có hồ sơ thương mại rất đặc biệt. Với mục tiêu sàng lọc và giải thích, k = 4 cân bằng hơn giữa chất lượng hình học, kích thước cụm và ý nghĩa chính sách. Đây là một lựa chọn có chủ đích, không phải khẳng định k = 4 là nghiệm duy nhất đúng.</w:t>
+        <w:t>SSE giảm từ 1.050,215 ở k = 2 xuống 700,392 ở k = 4, sau đó mức giảm biên nhỏ dần. Silhouette đạt giá trị cao nhất ở k = 4 (0,3021), nhưng chỉ nhỉnh hơn một chút so với k = 2, 3 và 5 (lần lượt 0,2874, 0,2833 và 0,2993). Theo quy ước của Kaufman và Rousseeuw (1990), Silhouette trong khoảng 0,26 đến 0,50 chỉ cho thấy cấu trúc cụm yếu, có thể mang tính nhân tạo, nên không nên xem các cụm là nhóm tách biệt rõ ràng. Các chỉ số cũng không đồng thuận: Calinski-Harabasz cao nhất ở k = 2, còn Davies-Bouldin tốt nhất ở k = 5 (0,8718 so với 1,0412 ở k = 4). Nghiệm k = 5 tách một quốc gia thành cụm riêng, còn k = 4 vẫn giữ một cụm chỉ gồm ba quốc gia có hồ sơ thương mại rất đặc biệt. Vì vậy k = 4 được chọn chủ yếu vì khả năng diễn giải cho mục tiêu sàng lọc (một nhóm dễ tổn thương, một nhóm trung gian, một nhóm phát triển cao và một nhóm ngoại lệ thương mại) và vì độ ổn định ở mục 6.4, không phải vì chỉ số nội tại vượt trội. Đây là một lựa chọn có chủ đích, không phải khẳng định k = 4 là nghiệm duy nhất đúng.</w:t>
       </w:r>
     </w:p>
     <w:p>
       <w:r>
         <w:drawing>
           <wp:inline xmlns:a="http://schemas.openxmlformats.org/drawingml/2006/main" xmlns:pic="http://schemas.openxmlformats.org/drawingml/2006/picture">
-            <wp:extent cx="5394960" cy="3117088"/>
+            <wp:extent cx="5394960" cy="3134595"/>
             <wp:docPr id="1" name="Picture 1"/>
             <wp:cNvGraphicFramePr>
               <a:graphicFrameLocks noChangeAspect="1"/>
@@ -3416,7 +3416,7 @@
                   <pic:spPr>
                     <a:xfrm>
                       <a:off x="0" y="0"/>
-                      <a:ext cx="5394960" cy="3117088"/>
+                      <a:ext cx="5394960" cy="3134595"/>
                     </a:xfrm>
                     <a:prstGeom prst="rect"/>
                   </pic:spPr>
@@ -3445,7 +3445,7 @@
       <w:r>
         <w:drawing>
           <wp:inline xmlns:a="http://schemas.openxmlformats.org/drawingml/2006/main" xmlns:pic="http://schemas.openxmlformats.org/drawingml/2006/picture">
-            <wp:extent cx="5394960" cy="3117088"/>
+            <wp:extent cx="5394960" cy="3134595"/>
             <wp:docPr id="2" name="Picture 2"/>
             <wp:cNvGraphicFramePr>
               <a:graphicFrameLocks noChangeAspect="1"/>
@@ -3466,7 +3466,7 @@
                   <pic:spPr>
                     <a:xfrm>
                       <a:off x="0" y="0"/>
-                      <a:ext cx="5394960" cy="3117088"/>
+                      <a:ext cx="5394960" cy="3134595"/>
                     </a:xfrm>
                     <a:prstGeom prst="rect"/>
                   </pic:spPr>
@@ -3783,7 +3783,7 @@
                 <w:color w:val="000000"/>
                 <w:sz w:val="16"/>
               </w:rPr>
-              <w:t>47</w:t>
+              <w:t>46</w:t>
             </w:r>
           </w:p>
         </w:tc>
@@ -3812,7 +3812,7 @@
                 <w:color w:val="000000"/>
                 <w:sz w:val="16"/>
               </w:rPr>
-              <w:t>92.96</w:t>
+              <w:t>93,84</w:t>
             </w:r>
           </w:p>
         </w:tc>
@@ -3841,7 +3841,7 @@
                 <w:color w:val="000000"/>
                 <w:sz w:val="16"/>
               </w:rPr>
-              <w:t>3,942.40</w:t>
+              <w:t>3.738,98</w:t>
             </w:r>
           </w:p>
         </w:tc>
@@ -3870,7 +3870,7 @@
                 <w:color w:val="000000"/>
                 <w:sz w:val="16"/>
               </w:rPr>
-              <w:t>59.19</w:t>
+              <w:t>59,23</w:t>
             </w:r>
           </w:p>
         </w:tc>
@@ -3899,7 +3899,7 @@
                 <w:color w:val="000000"/>
                 <w:sz w:val="16"/>
               </w:rPr>
-              <w:t>5.01</w:t>
+              <w:t>5,05</w:t>
             </w:r>
           </w:p>
         </w:tc>
@@ -3928,7 +3928,7 @@
                 <w:color w:val="000000"/>
                 <w:sz w:val="16"/>
               </w:rPr>
-              <w:t>1,922.38</w:t>
+              <w:t>1.826,13</w:t>
             </w:r>
           </w:p>
         </w:tc>
@@ -3990,7 +3990,7 @@
                 <w:color w:val="000000"/>
                 <w:sz w:val="16"/>
               </w:rPr>
-              <w:t>87</w:t>
+              <w:t>88</w:t>
             </w:r>
           </w:p>
         </w:tc>
@@ -4020,7 +4020,7 @@
                 <w:color w:val="000000"/>
                 <w:sz w:val="16"/>
               </w:rPr>
-              <w:t>21.39</w:t>
+              <w:t>21,74</w:t>
             </w:r>
           </w:p>
         </w:tc>
@@ -4050,7 +4050,7 @@
                 <w:color w:val="000000"/>
                 <w:sz w:val="16"/>
               </w:rPr>
-              <w:t>12,968.62</w:t>
+              <w:t>12.972,39</w:t>
             </w:r>
           </w:p>
         </w:tc>
@@ -4080,7 +4080,7 @@
                 <w:color w:val="000000"/>
                 <w:sz w:val="16"/>
               </w:rPr>
-              <w:t>72.94</w:t>
+              <w:t>72,76</w:t>
             </w:r>
           </w:p>
         </w:tc>
@@ -4110,7 +4110,7 @@
                 <w:color w:val="000000"/>
                 <w:sz w:val="16"/>
               </w:rPr>
-              <w:t>2.29</w:t>
+              <w:t>2,29</w:t>
             </w:r>
           </w:p>
         </w:tc>
@@ -4140,7 +4140,7 @@
                 <w:color w:val="000000"/>
                 <w:sz w:val="16"/>
               </w:rPr>
-              <w:t>6,919.10</w:t>
+              <w:t>6.912,64</w:t>
             </w:r>
           </w:p>
         </w:tc>
@@ -4229,7 +4229,7 @@
                 <w:color w:val="000000"/>
                 <w:sz w:val="16"/>
               </w:rPr>
-              <w:t>4.95</w:t>
+              <w:t>4,95</w:t>
             </w:r>
           </w:p>
         </w:tc>
@@ -4258,7 +4258,7 @@
                 <w:color w:val="000000"/>
                 <w:sz w:val="16"/>
               </w:rPr>
-              <w:t>45,250.00</w:t>
+              <w:t>45.250,00</w:t>
             </w:r>
           </w:p>
         </w:tc>
@@ -4287,7 +4287,7 @@
                 <w:color w:val="000000"/>
                 <w:sz w:val="16"/>
               </w:rPr>
-              <w:t>80.38</w:t>
+              <w:t>80,38</w:t>
             </w:r>
           </w:p>
         </w:tc>
@@ -4316,7 +4316,7 @@
                 <w:color w:val="000000"/>
                 <w:sz w:val="16"/>
               </w:rPr>
-              <w:t>1.80</w:t>
+              <w:t>1,80</w:t>
             </w:r>
           </w:p>
         </w:tc>
@@ -4345,7 +4345,7 @@
                 <w:color w:val="000000"/>
                 <w:sz w:val="16"/>
               </w:rPr>
-              <w:t>43,333.33</w:t>
+              <w:t>43.333,33</w:t>
             </w:r>
           </w:p>
         </w:tc>
@@ -4437,7 +4437,7 @@
                 <w:color w:val="000000"/>
                 <w:sz w:val="16"/>
               </w:rPr>
-              <w:t>4.13</w:t>
+              <w:t>4,13</w:t>
             </w:r>
           </w:p>
         </w:tc>
@@ -4467,7 +4467,7 @@
                 <w:color w:val="000000"/>
                 <w:sz w:val="16"/>
               </w:rPr>
-              <w:t>64,033.33</w:t>
+              <w:t>64.033,33</w:t>
             </w:r>
           </w:p>
         </w:tc>
@@ -4497,7 +4497,7 @@
                 <w:color w:val="000000"/>
                 <w:sz w:val="16"/>
               </w:rPr>
-              <w:t>81.43</w:t>
+              <w:t>81,43</w:t>
             </w:r>
           </w:p>
         </w:tc>
@@ -4527,7 +4527,7 @@
                 <w:color w:val="000000"/>
                 <w:sz w:val="16"/>
               </w:rPr>
-              <w:t>1.38</w:t>
+              <w:t>1,38</w:t>
             </w:r>
           </w:p>
         </w:tc>
@@ -4557,7 +4557,7 @@
                 <w:color w:val="000000"/>
                 <w:sz w:val="16"/>
               </w:rPr>
-              <w:t>57,566.67</w:t>
+              <w:t>57.566,67</w:t>
             </w:r>
           </w:p>
         </w:tc>
@@ -4587,14 +4587,14 @@
         <w:pStyle w:val="BodyText"/>
       </w:pPr>
       <w:r>
-        <w:t>Cụm ưu tiên 1 có 47 quốc gia và là nhóm nổi bật nhất về tính dễ tổn thương kinh tế xã hội: tử vong trẻ em và mức sinh cao, trong khi thu nhập, tuổi thọ và GDP/người thấp. Cụm ưu tiên 2 có 87 quốc gia với mức trung gian. Cụm ưu tiên 3 có 30 quốc gia với tuổi thọ và thu nhập cao hơn, còn cụm ưu tiên 4 chỉ có Luxembourg, Malta và Singapore. Cụm nhỏ này có tỷ trọng xuất khẩu và nhập khẩu rất cao, cho thấy K-Means đang nhận diện một cấu trúc kinh tế đặc biệt chứ không phải một nhóm “nhu cầu thấp” theo mọi chiều.</w:t>
+        <w:t>Cụm ưu tiên 1 có 46 quốc gia và là nhóm nổi bật nhất về tính dễ tổn thương kinh tế xã hội: tử vong trẻ em và mức sinh cao, trong khi thu nhập, tuổi thọ và GDP/người thấp. Cụm ưu tiên 2 có 88 quốc gia với mức trung gian. Cụm ưu tiên 3 có 30 quốc gia với tuổi thọ và thu nhập cao hơn, còn cụm ưu tiên 4 chỉ có Luxembourg, Malta và Singapore. Cụm nhỏ này có tỷ trọng xuất khẩu và nhập khẩu rất cao, cho thấy K-Means đang nhận diện một cấu trúc kinh tế đặc biệt chứ không phải một nhóm “nhu cầu thấp” theo mọi chiều.</w:t>
       </w:r>
     </w:p>
     <w:p>
       <w:r>
         <w:drawing>
           <wp:inline xmlns:a="http://schemas.openxmlformats.org/drawingml/2006/main" xmlns:pic="http://schemas.openxmlformats.org/drawingml/2006/picture">
-            <wp:extent cx="5577840" cy="3718560"/>
+            <wp:extent cx="5577840" cy="4102043"/>
             <wp:docPr id="3" name="Picture 3"/>
             <wp:cNvGraphicFramePr>
               <a:graphicFrameLocks noChangeAspect="1"/>
@@ -4615,7 +4615,7 @@
                   <pic:spPr>
                     <a:xfrm>
                       <a:off x="0" y="0"/>
-                      <a:ext cx="5577840" cy="3718560"/>
+                      <a:ext cx="5577840" cy="4102043"/>
                     </a:xfrm>
                     <a:prstGeom prst="rect"/>
                   </pic:spPr>
@@ -4644,7 +4644,7 @@
       <w:r>
         <w:drawing>
           <wp:inline xmlns:a="http://schemas.openxmlformats.org/drawingml/2006/main" xmlns:pic="http://schemas.openxmlformats.org/drawingml/2006/picture">
-            <wp:extent cx="5760720" cy="2174966"/>
+            <wp:extent cx="5760720" cy="2032737"/>
             <wp:docPr id="4" name="Picture 4"/>
             <wp:cNvGraphicFramePr>
               <a:graphicFrameLocks noChangeAspect="1"/>
@@ -4665,7 +4665,7 @@
                   <pic:spPr>
                     <a:xfrm>
                       <a:off x="0" y="0"/>
-                      <a:ext cx="5760720" cy="2174966"/>
+                      <a:ext cx="5760720" cy="2032737"/>
                     </a:xfrm>
                     <a:prstGeom prst="rect"/>
                   </pic:spPr>
@@ -4889,7 +4889,7 @@
                 <w:color w:val="000000"/>
                 <w:sz w:val="16"/>
               </w:rPr>
-              <w:t>Gambia, Eritrea, Togo, Lesotho, Madagascar, Pakistan, Ghana, Sudan, Comoros, Equatorial Guinea, Timor-Leste, Yemen, Liberia, Senegal, Kenya, Lao, Gabon, Rwanda, Namibia, Kiribati, Iraq, Botswana, South Africa</w:t>
+              <w:t>Gambia, Eritrea, Togo, Lesotho, Madagascar, Pakistan, Ghana, Sudan, Comoros, Equatorial Guinea, Timor-Leste, Yemen, Liberia, Senegal, Kenya, Lao, Gabon, Rwanda, Namibia, Kiribati, Iraq, South Africa</w:t>
             </w:r>
           </w:p>
         </w:tc>
@@ -4911,7 +4911,7 @@
           <w:color w:val="5A5A5A"/>
           <w:sz w:val="18"/>
         </w:rPr>
-        <w:t>Bảng 4. 47 quốc gia trong cụm có hồ sơ dễ tổn thương kinh tế xã hội cao nhất</w:t>
+        <w:t>Bảng 4. 46 quốc gia trong cụm có hồ sơ dễ tổn thương kinh tế xã hội cao nhất</w:t>
       </w:r>
     </w:p>
     <w:p>
@@ -4919,7 +4919,434 @@
         <w:pStyle w:val="BodyText"/>
       </w:pPr>
       <w:r>
-        <w:t>Điểm sàng lọc trong results/aid_screening.csv được xây dựng từ các chiều quan sát theo hướng: tăng khi tử vong trẻ em, mức sinh và lạm phát cao; giảm khi thu nhập, tuổi thọ, GDP/người và tỷ lệ chi y tế cao. Điểm này chỉ dùng để sắp xếp tương đối các nước trong bộ dữ liệu. Nó không phải xác suất cần viện trợ, không có ngưỡng chính sách và không đại diện cho mức độ khẩn cấp theo thời gian thực.</w:t>
+        <w:t>Điểm sàng lọc trong results/aid_screening.csv được xây dựng từ các chiều quan sát theo hướng: tăng khi tử vong trẻ em, mức sinh và lạm phát cao; giảm khi thu nhập, tuổi thọ, GDP/người và tỷ lệ chi y tế cao. Trọng số là 1 cho các biến tử vong trẻ em, mức sinh, thu nhập, tuổi thọ và GDP/người, và 0,5 cho lạm phát và chi y tế. Đây là một giả định có chủ đích: các biến phản ánh trực tiếp sức khỏe và mức sống được xem quan trọng hơn hai biến mang tính vĩ mô hoặc chính sách, nhưng bộ trọng số này chưa được kiểm định độ nhạy và cần được chuyên gia xác nhận. Điểm này chỉ dùng để sắp xếp tương đối các nước trong bộ dữ liệu. Nó không phải xác suất cần viện trợ, không có ngưỡng chính sách và không đại diện cho mức độ khẩn cấp theo thời gian thực.</w:t>
+      </w:r>
+    </w:p>
+    <w:p>
+      <w:pPr>
+        <w:pStyle w:val="BodyText"/>
+      </w:pPr>
+      <w:r>
+        <w:t>Cụm ưu tiên 1 cũng không đồng nhất. Một số quốc gia có thu nhập bình quân cao nhưng vẫn bị xếp vào cụm này do tử vong trẻ em cao và tuổi thọ thấp, gồm Equatorial Guinea (33.700), Gabon (15.400), Iraq (12.700), South Africa (12.000) (thu nhập, USD/người). Điều này phản ánh bất bình đẳng trong nội bộ và cho thấy trung bình quốc gia có thể che khuất nhu cầu thật, nên các nước này cần được đối chiếu thêm bằng dữ liệu tình hình trước khi đưa ra kết luận.</w:t>
+      </w:r>
+    </w:p>
+    <w:p>
+      <w:pPr>
+        <w:pStyle w:val="Heading2"/>
+        <w:keepNext/>
+      </w:pPr>
+      <w:r>
+        <w:t>6.4. Kiểm tra độ ổn định</w:t>
+      </w:r>
+    </w:p>
+    <w:p>
+      <w:pPr>
+        <w:pStyle w:val="BodyText"/>
+      </w:pPr>
+      <w:r>
+        <w:t>Để đánh giá mức độ tin cậy của phân hoạch k = 4, báo cáo so sánh nhãn cụm cơ sở với nhãn thu được khi thay đổi điều kiện, dùng chỉ số Rand điều chỉnh (ARI, bằng 1 khi hai phân hoạch trùng nhau; Hubert và Arabie, 1985). Ba phép thử gồm: đổi 20 giá trị random_state; lần lượt bỏ từng biến trong 9 biến; và chạy lại trên 100 mẫu con ngẫu nhiên chiếm 80% số quốc gia.</w:t>
+      </w:r>
+    </w:p>
+    <w:tbl>
+      <w:tblPr>
+        <w:tblStyle w:val="TableGrid"/>
+        <w:tblW w:type="auto" w:w="0"/>
+        <w:jc w:val="center"/>
+        <w:tblLook w:firstColumn="1" w:firstRow="1" w:lastColumn="0" w:lastRow="0" w:noHBand="0" w:noVBand="1" w:val="04A0"/>
+      </w:tblPr>
+      <w:tblGrid>
+        <w:gridCol w:w="3230"/>
+        <w:gridCol w:w="3230"/>
+        <w:gridCol w:w="3230"/>
+      </w:tblGrid>
+      <w:tr>
+        <w:tc>
+          <w:tcPr>
+            <w:tcW w:type="dxa" w:w="4896"/>
+            <w:vAlign w:val="center"/>
+            <w:tcBorders>
+              <w:top w:val="single" w:sz="4" w:color="D9D9D9"/>
+              <w:left w:val="single" w:sz="4" w:color="D9D9D9"/>
+              <w:bottom w:val="single" w:sz="4" w:color="D9D9D9"/>
+              <w:right w:val="single" w:sz="4" w:color="D9D9D9"/>
+              <w:insideH w:val="single" w:sz="4" w:color="D9D9D9"/>
+              <w:insideV w:val="single" w:sz="4" w:color="D9D9D9"/>
+            </w:tcBorders>
+            <w:shd w:fill="1F4E79"/>
+          </w:tcPr>
+          <w:p>
+            <w:pPr>
+              <w:jc w:val="center"/>
+            </w:pPr>
+            <w:r/>
+            <w:r>
+              <w:rPr>
+                <w:rFonts w:ascii="Arial" w:hAnsi="Arial"/>
+                <w:b/>
+                <w:color w:val="FFFFFF"/>
+                <w:sz w:val="16"/>
+              </w:rPr>
+              <w:t>Phép thử</w:t>
+            </w:r>
+          </w:p>
+        </w:tc>
+        <w:tc>
+          <w:tcPr>
+            <w:tcW w:type="dxa" w:w="2304"/>
+            <w:vAlign w:val="center"/>
+            <w:tcBorders>
+              <w:top w:val="single" w:sz="4" w:color="D9D9D9"/>
+              <w:left w:val="single" w:sz="4" w:color="D9D9D9"/>
+              <w:bottom w:val="single" w:sz="4" w:color="D9D9D9"/>
+              <w:right w:val="single" w:sz="4" w:color="D9D9D9"/>
+              <w:insideH w:val="single" w:sz="4" w:color="D9D9D9"/>
+              <w:insideV w:val="single" w:sz="4" w:color="D9D9D9"/>
+            </w:tcBorders>
+            <w:shd w:fill="1F4E79"/>
+          </w:tcPr>
+          <w:p>
+            <w:pPr>
+              <w:jc w:val="center"/>
+            </w:pPr>
+            <w:r/>
+            <w:r>
+              <w:rPr>
+                <w:rFonts w:ascii="Arial" w:hAnsi="Arial"/>
+                <w:b/>
+                <w:color w:val="FFFFFF"/>
+                <w:sz w:val="16"/>
+              </w:rPr>
+              <w:t>ARI trung bình</w:t>
+            </w:r>
+          </w:p>
+        </w:tc>
+        <w:tc>
+          <w:tcPr>
+            <w:tcW w:type="dxa" w:w="2304"/>
+            <w:vAlign w:val="center"/>
+            <w:tcBorders>
+              <w:top w:val="single" w:sz="4" w:color="D9D9D9"/>
+              <w:left w:val="single" w:sz="4" w:color="D9D9D9"/>
+              <w:bottom w:val="single" w:sz="4" w:color="D9D9D9"/>
+              <w:right w:val="single" w:sz="4" w:color="D9D9D9"/>
+              <w:insideH w:val="single" w:sz="4" w:color="D9D9D9"/>
+              <w:insideV w:val="single" w:sz="4" w:color="D9D9D9"/>
+            </w:tcBorders>
+            <w:shd w:fill="1F4E79"/>
+          </w:tcPr>
+          <w:p>
+            <w:pPr>
+              <w:jc w:val="center"/>
+            </w:pPr>
+            <w:r/>
+            <w:r>
+              <w:rPr>
+                <w:rFonts w:ascii="Arial" w:hAnsi="Arial"/>
+                <w:b/>
+                <w:color w:val="FFFFFF"/>
+                <w:sz w:val="16"/>
+              </w:rPr>
+              <w:t>ARI nhỏ nhất</w:t>
+            </w:r>
+          </w:p>
+        </w:tc>
+      </w:tr>
+      <w:tr>
+        <w:tc>
+          <w:tcPr>
+            <w:tcW w:type="dxa" w:w="4896"/>
+            <w:vAlign w:val="center"/>
+            <w:tcBorders>
+              <w:top w:val="single" w:sz="4" w:color="D9D9D9"/>
+              <w:left w:val="single" w:sz="4" w:color="D9D9D9"/>
+              <w:bottom w:val="single" w:sz="4" w:color="D9D9D9"/>
+              <w:right w:val="single" w:sz="4" w:color="D9D9D9"/>
+              <w:insideH w:val="single" w:sz="4" w:color="D9D9D9"/>
+              <w:insideV w:val="single" w:sz="4" w:color="D9D9D9"/>
+            </w:tcBorders>
+          </w:tcPr>
+          <w:p>
+            <w:pPr>
+              <w:jc w:val="center"/>
+            </w:pPr>
+            <w:r/>
+            <w:r>
+              <w:rPr>
+                <w:rFonts w:ascii="Arial" w:hAnsi="Arial"/>
+                <w:b w:val="0"/>
+                <w:color w:val="000000"/>
+                <w:sz w:val="16"/>
+              </w:rPr>
+              <w:t>Đổi random_state (20 lần)</w:t>
+            </w:r>
+          </w:p>
+        </w:tc>
+        <w:tc>
+          <w:tcPr>
+            <w:tcW w:type="dxa" w:w="2304"/>
+            <w:vAlign w:val="center"/>
+            <w:tcBorders>
+              <w:top w:val="single" w:sz="4" w:color="D9D9D9"/>
+              <w:left w:val="single" w:sz="4" w:color="D9D9D9"/>
+              <w:bottom w:val="single" w:sz="4" w:color="D9D9D9"/>
+              <w:right w:val="single" w:sz="4" w:color="D9D9D9"/>
+              <w:insideH w:val="single" w:sz="4" w:color="D9D9D9"/>
+              <w:insideV w:val="single" w:sz="4" w:color="D9D9D9"/>
+            </w:tcBorders>
+          </w:tcPr>
+          <w:p>
+            <w:pPr>
+              <w:jc w:val="center"/>
+            </w:pPr>
+            <w:r/>
+            <w:r>
+              <w:rPr>
+                <w:rFonts w:ascii="Arial" w:hAnsi="Arial"/>
+                <w:b w:val="0"/>
+                <w:color w:val="000000"/>
+                <w:sz w:val="16"/>
+              </w:rPr>
+              <w:t>0,984</w:t>
+            </w:r>
+          </w:p>
+        </w:tc>
+        <w:tc>
+          <w:tcPr>
+            <w:tcW w:type="dxa" w:w="2304"/>
+            <w:vAlign w:val="center"/>
+            <w:tcBorders>
+              <w:top w:val="single" w:sz="4" w:color="D9D9D9"/>
+              <w:left w:val="single" w:sz="4" w:color="D9D9D9"/>
+              <w:bottom w:val="single" w:sz="4" w:color="D9D9D9"/>
+              <w:right w:val="single" w:sz="4" w:color="D9D9D9"/>
+              <w:insideH w:val="single" w:sz="4" w:color="D9D9D9"/>
+              <w:insideV w:val="single" w:sz="4" w:color="D9D9D9"/>
+            </w:tcBorders>
+          </w:tcPr>
+          <w:p>
+            <w:pPr>
+              <w:jc w:val="center"/>
+            </w:pPr>
+            <w:r/>
+            <w:r>
+              <w:rPr>
+                <w:rFonts w:ascii="Arial" w:hAnsi="Arial"/>
+                <w:b w:val="0"/>
+                <w:color w:val="000000"/>
+                <w:sz w:val="16"/>
+              </w:rPr>
+              <w:t>0,980</w:t>
+            </w:r>
+          </w:p>
+        </w:tc>
+      </w:tr>
+      <w:tr>
+        <w:tc>
+          <w:tcPr>
+            <w:tcW w:type="dxa" w:w="4896"/>
+            <w:vAlign w:val="center"/>
+            <w:tcBorders>
+              <w:top w:val="single" w:sz="4" w:color="D9D9D9"/>
+              <w:left w:val="single" w:sz="4" w:color="D9D9D9"/>
+              <w:bottom w:val="single" w:sz="4" w:color="D9D9D9"/>
+              <w:right w:val="single" w:sz="4" w:color="D9D9D9"/>
+              <w:insideH w:val="single" w:sz="4" w:color="D9D9D9"/>
+              <w:insideV w:val="single" w:sz="4" w:color="D9D9D9"/>
+            </w:tcBorders>
+            <w:shd w:fill="F2F6FA"/>
+          </w:tcPr>
+          <w:p>
+            <w:pPr>
+              <w:jc w:val="center"/>
+            </w:pPr>
+            <w:r/>
+            <w:r>
+              <w:rPr>
+                <w:rFonts w:ascii="Arial" w:hAnsi="Arial"/>
+                <w:b w:val="0"/>
+                <w:color w:val="000000"/>
+                <w:sz w:val="16"/>
+              </w:rPr>
+              <w:t>Bỏ lần lượt từng biến (9 lần)</w:t>
+            </w:r>
+          </w:p>
+        </w:tc>
+        <w:tc>
+          <w:tcPr>
+            <w:tcW w:type="dxa" w:w="2304"/>
+            <w:vAlign w:val="center"/>
+            <w:tcBorders>
+              <w:top w:val="single" w:sz="4" w:color="D9D9D9"/>
+              <w:left w:val="single" w:sz="4" w:color="D9D9D9"/>
+              <w:bottom w:val="single" w:sz="4" w:color="D9D9D9"/>
+              <w:right w:val="single" w:sz="4" w:color="D9D9D9"/>
+              <w:insideH w:val="single" w:sz="4" w:color="D9D9D9"/>
+              <w:insideV w:val="single" w:sz="4" w:color="D9D9D9"/>
+            </w:tcBorders>
+            <w:shd w:fill="F2F6FA"/>
+          </w:tcPr>
+          <w:p>
+            <w:pPr>
+              <w:jc w:val="center"/>
+            </w:pPr>
+            <w:r/>
+            <w:r>
+              <w:rPr>
+                <w:rFonts w:ascii="Arial" w:hAnsi="Arial"/>
+                <w:b w:val="0"/>
+                <w:color w:val="000000"/>
+                <w:sz w:val="16"/>
+              </w:rPr>
+              <w:t>0,876</w:t>
+            </w:r>
+          </w:p>
+        </w:tc>
+        <w:tc>
+          <w:tcPr>
+            <w:tcW w:type="dxa" w:w="2304"/>
+            <w:vAlign w:val="center"/>
+            <w:tcBorders>
+              <w:top w:val="single" w:sz="4" w:color="D9D9D9"/>
+              <w:left w:val="single" w:sz="4" w:color="D9D9D9"/>
+              <w:bottom w:val="single" w:sz="4" w:color="D9D9D9"/>
+              <w:right w:val="single" w:sz="4" w:color="D9D9D9"/>
+              <w:insideH w:val="single" w:sz="4" w:color="D9D9D9"/>
+              <w:insideV w:val="single" w:sz="4" w:color="D9D9D9"/>
+            </w:tcBorders>
+            <w:shd w:fill="F2F6FA"/>
+          </w:tcPr>
+          <w:p>
+            <w:pPr>
+              <w:jc w:val="center"/>
+            </w:pPr>
+            <w:r/>
+            <w:r>
+              <w:rPr>
+                <w:rFonts w:ascii="Arial" w:hAnsi="Arial"/>
+                <w:b w:val="0"/>
+                <w:color w:val="000000"/>
+                <w:sz w:val="16"/>
+              </w:rPr>
+              <w:t>0,687</w:t>
+            </w:r>
+          </w:p>
+        </w:tc>
+      </w:tr>
+      <w:tr>
+        <w:tc>
+          <w:tcPr>
+            <w:tcW w:type="dxa" w:w="4896"/>
+            <w:vAlign w:val="center"/>
+            <w:tcBorders>
+              <w:top w:val="single" w:sz="4" w:color="D9D9D9"/>
+              <w:left w:val="single" w:sz="4" w:color="D9D9D9"/>
+              <w:bottom w:val="single" w:sz="4" w:color="D9D9D9"/>
+              <w:right w:val="single" w:sz="4" w:color="D9D9D9"/>
+              <w:insideH w:val="single" w:sz="4" w:color="D9D9D9"/>
+              <w:insideV w:val="single" w:sz="4" w:color="D9D9D9"/>
+            </w:tcBorders>
+          </w:tcPr>
+          <w:p>
+            <w:pPr>
+              <w:jc w:val="center"/>
+            </w:pPr>
+            <w:r/>
+            <w:r>
+              <w:rPr>
+                <w:rFonts w:ascii="Arial" w:hAnsi="Arial"/>
+                <w:b w:val="0"/>
+                <w:color w:val="000000"/>
+                <w:sz w:val="16"/>
+              </w:rPr>
+              <w:t>Mẫu con 80% (100 lần)</w:t>
+            </w:r>
+          </w:p>
+        </w:tc>
+        <w:tc>
+          <w:tcPr>
+            <w:tcW w:type="dxa" w:w="2304"/>
+            <w:vAlign w:val="center"/>
+            <w:tcBorders>
+              <w:top w:val="single" w:sz="4" w:color="D9D9D9"/>
+              <w:left w:val="single" w:sz="4" w:color="D9D9D9"/>
+              <w:bottom w:val="single" w:sz="4" w:color="D9D9D9"/>
+              <w:right w:val="single" w:sz="4" w:color="D9D9D9"/>
+              <w:insideH w:val="single" w:sz="4" w:color="D9D9D9"/>
+              <w:insideV w:val="single" w:sz="4" w:color="D9D9D9"/>
+            </w:tcBorders>
+          </w:tcPr>
+          <w:p>
+            <w:pPr>
+              <w:jc w:val="center"/>
+            </w:pPr>
+            <w:r/>
+            <w:r>
+              <w:rPr>
+                <w:rFonts w:ascii="Arial" w:hAnsi="Arial"/>
+                <w:b w:val="0"/>
+                <w:color w:val="000000"/>
+                <w:sz w:val="16"/>
+              </w:rPr>
+              <w:t>0,919</w:t>
+            </w:r>
+          </w:p>
+        </w:tc>
+        <w:tc>
+          <w:tcPr>
+            <w:tcW w:type="dxa" w:w="2304"/>
+            <w:vAlign w:val="center"/>
+            <w:tcBorders>
+              <w:top w:val="single" w:sz="4" w:color="D9D9D9"/>
+              <w:left w:val="single" w:sz="4" w:color="D9D9D9"/>
+              <w:bottom w:val="single" w:sz="4" w:color="D9D9D9"/>
+              <w:right w:val="single" w:sz="4" w:color="D9D9D9"/>
+              <w:insideH w:val="single" w:sz="4" w:color="D9D9D9"/>
+              <w:insideV w:val="single" w:sz="4" w:color="D9D9D9"/>
+            </w:tcBorders>
+          </w:tcPr>
+          <w:p>
+            <w:pPr>
+              <w:jc w:val="center"/>
+            </w:pPr>
+            <w:r/>
+            <w:r>
+              <w:rPr>
+                <w:rFonts w:ascii="Arial" w:hAnsi="Arial"/>
+                <w:b w:val="0"/>
+                <w:color w:val="000000"/>
+                <w:sz w:val="16"/>
+              </w:rPr>
+              <w:t>0,548</w:t>
+            </w:r>
+          </w:p>
+        </w:tc>
+      </w:tr>
+    </w:tbl>
+    <w:p>
+      <w:pPr>
+        <w:spacing w:after="60"/>
+      </w:pPr>
+    </w:p>
+    <w:p>
+      <w:pPr>
+        <w:spacing w:before="40" w:after="160"/>
+        <w:jc w:val="center"/>
+      </w:pPr>
+      <w:r>
+        <w:rPr>
+          <w:i/>
+          <w:color w:val="5A5A5A"/>
+          <w:sz w:val="18"/>
+        </w:rPr>
+        <w:t>Bảng 5. Độ ổn định của phân hoạch k = 4 (ARI so với nghiệm cơ sở)</w:t>
+      </w:r>
+    </w:p>
+    <w:p>
+      <w:pPr>
+        <w:pStyle w:val="BodyText"/>
+      </w:pPr>
+      <w:r>
+        <w:t>Kết quả cho thấy nghiệm ổn định trước việc đổi seed (ARI nhỏ nhất 0,980) và khá ổn định khi lấy mẫu con. Nhạy cảm nhất là phép bỏ biến: khi bỏ gdpp, ARI giảm còn 0,69, cho thấy ranh giới cụm phụ thuộc đáng kể vào biến này. Một số quốc gia nằm sát ranh giới, ví dụ Botswana, có thể đổi cụm giữa các lần chạy hoặc phiên bản thư viện, nên danh sách ưu tiên không nên đọc như một ranh giới cứng.</w:t>
       </w:r>
     </w:p>
     <w:p>
@@ -4995,7 +5422,7 @@
         <w:pStyle w:val="BodyText"/>
       </w:pPr>
       <w:r>
-        <w:t>Nghiên cứu tiếp theo có thể bổ sung chỉ báo xung đột, số người di dời, chỉ số an ninh lương thực, số ca dịch bệnh, thiệt hại thiên tai, tiếp cận nước sạch, năng lực y tế và khoảng cách logistics. Khi dữ liệu có thời gian, nên dùng phân cụm theo chuỗi thời gian hoặc cập nhật theo quý để phát hiện quốc gia có rủi ro tăng nhanh. Có thể so sánh K-Means với K-Medoids, Gaussian Mixture, phân cụm phân cấp và DBSCAN; đồng thời đánh giá độ ổn định bằng bootstrap và phân tích độ nhạy theo biến.</w:t>
+        <w:t>Nghiên cứu tiếp theo có thể bổ sung chỉ báo xung đột, số người di dời, chỉ số an ninh lương thực, số ca dịch bệnh, thiệt hại thiên tai, tiếp cận nước sạch, năng lực y tế và khoảng cách logistics. Khi dữ liệu có thời gian, nên dùng phân cụm theo chuỗi thời gian hoặc cập nhật theo quý để phát hiện quốc gia có rủi ro tăng nhanh. Có thể so sánh K-Means với K-Medoids, Gaussian Mixture, phân cụm phân cấp và DBSCAN; đồng thời mở rộng kiểm tra độ ổn định ở mục 6.4 bằng bootstrap đầy đủ và phân tích độ nhạy theo trọng số của điểm sàng lọc.</w:t>
       </w:r>
     </w:p>
     <w:p>
@@ -5020,7 +5447,7 @@
         <w:pStyle w:val="BodyText"/>
       </w:pPr>
       <w:r>
-        <w:t>Tiểu luận đã trình bày K-Means từ hàm mục tiêu đến quy trình Lloyd, minh họa bằng ví dụ tính tay, sau đó áp dụng trên 167 quốc gia với 9 biến kinh tế xã hội. Chuẩn hóa là bước cần thiết vì dữ liệu có đơn vị khác nhau. Thực nghiệm thử k từ 2 đến 10 và kết hợp nhiều chỉ số cho thấy k = 4 là lựa chọn phù hợp với mục tiêu diễn giải, dù k = 5 có Silhouette nhỉnh hơn rất nhỏ.</w:t>
+        <w:t>Tiểu luận đã trình bày K-Means từ hàm mục tiêu đến quy trình Lloyd, minh họa bằng ví dụ tính tay, sau đó áp dụng trên 167 quốc gia với 9 biến kinh tế xã hội. Chuẩn hóa là bước cần thiết vì dữ liệu có đơn vị khác nhau. Thực nghiệm thử k từ 2 đến 10 và kết hợp nhiều chỉ số cho thấy k = 4 là lựa chọn phù hợp với mục tiêu diễn giải, dù các chỉ số nội tại không đồng thuận (Silhouette cao nhất ở k = 4, Davies-Bouldin tốt nhất ở k = 5, Calinski-Harabasz cao nhất ở k = 2). Cần nhấn mạnh Silhouette chỉ khoảng 0,30 nên cấu trúc cụm yếu, và phân hoạch khá ổn định nhưng nhạy với việc bỏ biến GDP/người.</w:t>
       </w:r>
     </w:p>
     <w:p>
@@ -5028,7 +5455,7 @@
         <w:pStyle w:val="BodyText"/>
       </w:pPr>
       <w:r>
-        <w:t>Kết quả cuối tạo ra một cụm 47 quốc gia có hồ sơ dễ tổn thương nhất theo các chỉ báo quan sát. Cụm này có trung bình tử vong trẻ em cao, mức sinh cao, tuổi thọ thấp, thu nhập thấp và GDP/người thấp. Phát hiện có thể hỗ trợ sàng lọc và lập kế hoạch thu thập dữ liệu, nhưng không thể thay thế đánh giá nhân đạo thực tế vì bộ dữ liệu thiếu các chiều khẩn cấp và bối cảnh.</w:t>
+        <w:t>Kết quả cuối tạo ra một cụm 46 quốc gia có hồ sơ dễ tổn thương nhất theo các chỉ báo quan sát. Cụm này có trung bình tử vong trẻ em cao, mức sinh cao, tuổi thọ thấp, thu nhập thấp và GDP/người thấp. Phát hiện có thể hỗ trợ sàng lọc và lập kế hoạch thu thập dữ liệu, nhưng không thể thay thế đánh giá nhân đạo thực tế vì bộ dữ liệu thiếu các chiều khẩn cấp và bối cảnh.</w:t>
       </w:r>
     </w:p>
     <w:p>
@@ -5036,7 +5463,7 @@
         <w:pStyle w:val="BodyText"/>
       </w:pPr>
       <w:r>
-        <w:t>Hướng phát triển ưu tiên là bổ sung dữ liệu động và dữ liệu tình hình, kiểm tra độ ổn định của cụm, đánh giá công bằng giữa các vùng và xây dựng quy trình human-in-the-loop. Khi đó, K-Means có thể trở thành một thành phần minh bạch trong hệ thống hỗ trợ quyết định, thay vì là một nhãn tự động đứng độc lập.</w:t>
+        <w:t>Hướng phát triển ưu tiên là bổ sung dữ liệu động và dữ liệu tình hình, kiểm tra độ ổn định của cụm theo thời gian, đánh giá công bằng giữa các vùng và xây dựng quy trình human-in-the-loop. Khi đó, K-Means có thể trở thành một thành phần minh bạch trong hệ thống hỗ trợ quyết định, thay vì là một nhãn tự động đứng độc lập.</w:t>
       </w:r>
     </w:p>
     <w:p>
@@ -5055,6 +5482,33 @@
       </w:pPr>
       <w:r>
         <w:t>Kaggle. Unsupervised Learning on Country Data. https://www.kaggle.com/datasets/rohan0301/unsupervised-learning-on-country-data</w:t>
+      </w:r>
+    </w:p>
+    <w:p>
+      <w:pPr>
+        <w:pStyle w:val="BodyText"/>
+        <w:ind w:left="283" w:hanging="283"/>
+      </w:pPr>
+      <w:r>
+        <w:t>Arthur, D., &amp; Vassilvitskii, S. (2007). k-means++: The advantages of careful seeding. Proceedings of the 18th Annual ACM-SIAM Symposium on Discrete Algorithms, 1027–1035.</w:t>
+      </w:r>
+    </w:p>
+    <w:p>
+      <w:pPr>
+        <w:pStyle w:val="BodyText"/>
+        <w:ind w:left="283" w:hanging="283"/>
+      </w:pPr>
+      <w:r>
+        <w:t>Hubert, L., &amp; Arabie, P. (1985). Comparing partitions. Journal of Classification, 2(1), 193–218.</w:t>
+      </w:r>
+    </w:p>
+    <w:p>
+      <w:pPr>
+        <w:pStyle w:val="BodyText"/>
+        <w:ind w:left="283" w:hanging="283"/>
+      </w:pPr>
+      <w:r>
+        <w:t>Kaufman, L., &amp; Rousseeuw, P. J. (1990). Finding Groups in Data: An Introduction to Cluster Analysis. Wiley.</w:t>
       </w:r>
     </w:p>
     <w:p>

--- a/Tieu_luan_KMeans_vien_tro_nhan_dao.docx
+++ b/Tieu_luan_KMeans_vien_tro_nhan_dao.docx
@@ -1,21 +1,43 @@
 
 <file path=word/document.xml><?xml version="1.0" encoding="utf-8"?>
-<w:document xmlns:wpc="http://schemas.microsoft.com/office/word/2010/wordprocessingCanvas" xmlns:mo="http://schemas.microsoft.com/office/mac/office/2008/main" xmlns:mc="http://schemas.openxmlformats.org/markup-compatibility/2006" xmlns:mv="urn:schemas-microsoft-com:mac:vml" xmlns:o="urn:schemas-microsoft-com:office:office" xmlns:r="http://schemas.openxmlformats.org/officeDocument/2006/relationships" xmlns:m="http://schemas.openxmlformats.org/officeDocument/2006/math" xmlns:v="urn:schemas-microsoft-com:vml" xmlns:wp14="http://schemas.microsoft.com/office/word/2010/wordprocessingDrawing" xmlns:wp="http://schemas.openxmlformats.org/drawingml/2006/wordprocessingDrawing" xmlns:w10="urn:schemas-microsoft-com:office:word" xmlns:w="http://schemas.openxmlformats.org/wordprocessingml/2006/main" xmlns:w14="http://schemas.microsoft.com/office/word/2010/wordml" xmlns:wpg="http://schemas.microsoft.com/office/word/2010/wordprocessingGroup" xmlns:wpi="http://schemas.microsoft.com/office/word/2010/wordprocessingInk" xmlns:wne="http://schemas.microsoft.com/office/word/2006/wordml" xmlns:wps="http://schemas.microsoft.com/office/word/2010/wordprocessingShape" mc:Ignorable="w14 wp14">
+<w:document xmlns:wpc="http://schemas.microsoft.com/office/word/2010/wordprocessingCanvas" xmlns:mc="http://schemas.openxmlformats.org/markup-compatibility/2006" xmlns:o="urn:schemas-microsoft-com:office:office" xmlns:r="http://schemas.openxmlformats.org/officeDocument/2006/relationships" xmlns:m="http://schemas.openxmlformats.org/officeDocument/2006/math" xmlns:v="urn:schemas-microsoft-com:vml" xmlns:wp14="http://schemas.microsoft.com/office/word/2010/wordprocessingDrawing" xmlns:wp="http://schemas.openxmlformats.org/drawingml/2006/wordprocessingDrawing" xmlns:w10="urn:schemas-microsoft-com:office:word" xmlns:w="http://schemas.openxmlformats.org/wordprocessingml/2006/main" xmlns:w14="http://schemas.microsoft.com/office/word/2010/wordml" xmlns:w15="http://schemas.microsoft.com/office/word/2012/wordml" xmlns:w16se="http://schemas.microsoft.com/office/word/2015/wordml/symex" xmlns:w16cid="http://schemas.microsoft.com/office/word/2016/wordml/cid" xmlns:w16="http://schemas.microsoft.com/office/word/2018/wordml" xmlns:w16cex="http://schemas.microsoft.com/office/word/2018/wordml/cex" xmlns:w16sdtdh="http://schemas.microsoft.com/office/word/2020/wordml/sdtdatahash" xmlns:wne="http://schemas.microsoft.com/office/word/2006/wordml" xmlns:wpg="http://schemas.microsoft.com/office/word/2010/wordprocessingGroup" xmlns:wps="http://schemas.microsoft.com/office/word/2010/wordprocessingShape" mc:Ignorable="w14 w15 w16se w16cid w16 w16cex w16sdtdh wp14">
   <w:body>
-    <w:p/>
-    <w:p/>
-    <w:p/>
-    <w:p/>
-    <w:p/>
+    <w:p>
+      <w:pPr>
+        <w:spacing w:after="200" w:line="276" w:lineRule="auto"/>
+      </w:pPr>
+    </w:p>
+    <w:p>
+      <w:pPr>
+        <w:spacing w:after="200" w:line="276" w:lineRule="auto"/>
+      </w:pPr>
+    </w:p>
+    <w:p>
+      <w:pPr>
+        <w:spacing w:after="200" w:line="276" w:lineRule="auto"/>
+      </w:pPr>
+    </w:p>
+    <w:p>
+      <w:pPr>
+        <w:spacing w:after="200" w:line="276" w:lineRule="auto"/>
+      </w:pPr>
+    </w:p>
+    <w:p>
+      <w:pPr>
+        <w:spacing w:after="200" w:line="276" w:lineRule="auto"/>
+      </w:pPr>
+    </w:p>
     <w:p>
       <w:pPr>
         <w:jc w:val="center"/>
       </w:pPr>
       <w:r>
         <w:rPr>
-          <w:rFonts w:ascii="Arial" w:hAnsi="Arial"/>
+          <w:rFonts w:ascii="Arial" w:hAnsi="Arial" w:eastAsia="ＭＳ 明朝" w:cs="Arial" w:eastAsiaTheme="minorEastAsia" w:csTheme="minorBidi"/>
           <w:b/>
+          <w:bCs/>
           <w:sz w:val="30"/>
+          <w:szCs w:val="22"/>
         </w:rPr>
         <w:t>TIỂU LUẬN MÔN HỌC MÁY VÀ KHAI PHÁ DỮ LIỆU</w:t>
       </w:r>
@@ -26,18 +48,38 @@
         <w:jc w:val="center"/>
       </w:pPr>
       <w:r>
+        <w:rPr>
+          <w:rFonts w:ascii="Arial" w:hAnsi="Arial" w:eastAsia="ＭＳ ゴシック" w:cs="Arial" w:asciiTheme="majorHAnsi" w:hAnsiTheme="majorHAnsi" w:eastAsiaTheme="majorEastAsia" w:csTheme="majorBidi"/>
+          <w:b/>
+          <w:bCs/>
+          <w:color w:val="000000"/>
+          <w:spacing w:val="5"/>
+          <w:kern w:val="28"/>
+          <w:sz w:val="40"/>
+          <w:szCs w:val="52"/>
+        </w:rPr>
         <w:t>Thuật toán K-Means và Ứng dụng trong phân cụm quốc gia cần viện trợ nhân đạo</w:t>
       </w:r>
     </w:p>
-    <w:p/>
-    <w:p/>
+    <w:p>
+      <w:pPr>
+        <w:spacing w:after="200" w:line="276" w:lineRule="auto"/>
+      </w:pPr>
+    </w:p>
+    <w:p>
+      <w:pPr>
+        <w:spacing w:after="200" w:line="276" w:lineRule="auto"/>
+      </w:pPr>
+    </w:p>
     <w:p>
       <w:pPr>
         <w:jc w:val="center"/>
       </w:pPr>
       <w:r>
         <w:rPr>
+          <w:rFonts w:ascii="Arial" w:hAnsi="Arial" w:eastAsia="ＭＳ 明朝" w:cs="Arial" w:eastAsiaTheme="minorEastAsia" w:csTheme="minorBidi"/>
           <w:sz w:val="24"/>
+          <w:szCs w:val="22"/>
         </w:rPr>
         <w:t>Trình độ: Thạc sĩ Khoa học dữ liệu</w:t>
       </w:r>
@@ -48,14 +90,20 @@
       </w:pPr>
       <w:r>
         <w:rPr>
+          <w:rFonts w:ascii="Arial" w:hAnsi="Arial" w:eastAsia="ＭＳ 明朝" w:cs="Arial" w:eastAsiaTheme="minorEastAsia" w:csTheme="minorBidi"/>
           <w:sz w:val="24"/>
+          <w:szCs w:val="22"/>
         </w:rPr>
         <w:t>Năm học 2026</w:t>
       </w:r>
     </w:p>
     <w:p>
+      <w:pPr>
+        <w:pageBreakBefore/>
+        <w:spacing w:after="200" w:line="276" w:lineRule="auto"/>
+      </w:pPr>
       <w:r>
-        <w:br w:type="page"/>
+        <w:lastRenderedPageBreak/>
       </w:r>
     </w:p>
     <w:p>
@@ -64,6 +112,14 @@
         <w:keepNext/>
       </w:pPr>
       <w:r>
+        <w:rPr>
+          <w:rFonts w:ascii="Arial" w:hAnsi="Arial" w:eastAsia="ＭＳ ゴシック" w:cs="Arial" w:asciiTheme="majorHAnsi" w:hAnsiTheme="majorHAnsi" w:eastAsiaTheme="majorEastAsia" w:csTheme="majorBidi"/>
+          <w:b/>
+          <w:bCs/>
+          <w:color w:val="000000"/>
+          <w:sz w:val="30"/>
+          <w:szCs w:val="28"/>
+        </w:rPr>
         <w:t>Mục lục</w:t>
       </w:r>
     </w:p>
@@ -72,6 +128,11 @@
         <w:ind w:left="283"/>
       </w:pPr>
       <w:r>
+        <w:rPr>
+          <w:rFonts w:ascii="Arial" w:hAnsi="Arial" w:eastAsia="ＭＳ 明朝" w:cs="Arial" w:eastAsiaTheme="minorEastAsia" w:csTheme="minorBidi"/>
+          <w:sz w:val="22"/>
+          <w:szCs w:val="22"/>
+        </w:rPr>
         <w:t>Tóm tắt</w:t>
       </w:r>
     </w:p>
@@ -80,6 +141,11 @@
         <w:ind w:left="283"/>
       </w:pPr>
       <w:r>
+        <w:rPr>
+          <w:rFonts w:ascii="Arial" w:hAnsi="Arial" w:eastAsia="ＭＳ 明朝" w:cs="Arial" w:eastAsiaTheme="minorEastAsia" w:csTheme="minorBidi"/>
+          <w:sz w:val="22"/>
+          <w:szCs w:val="22"/>
+        </w:rPr>
         <w:t>1. Đặt vấn đề</w:t>
       </w:r>
     </w:p>
@@ -88,6 +154,11 @@
         <w:ind w:left="283"/>
       </w:pPr>
       <w:r>
+        <w:rPr>
+          <w:rFonts w:ascii="Arial" w:hAnsi="Arial" w:eastAsia="ＭＳ 明朝" w:cs="Arial" w:eastAsiaTheme="minorEastAsia" w:csTheme="minorBidi"/>
+          <w:sz w:val="22"/>
+          <w:szCs w:val="22"/>
+        </w:rPr>
         <w:t>2. Cơ sở lý thuyết về K-Means</w:t>
       </w:r>
     </w:p>
@@ -96,6 +167,11 @@
         <w:ind w:left="283"/>
       </w:pPr>
       <w:r>
+        <w:rPr>
+          <w:rFonts w:ascii="Arial" w:hAnsi="Arial" w:eastAsia="ＭＳ 明朝" w:cs="Arial" w:eastAsiaTheme="minorEastAsia" w:csTheme="minorBidi"/>
+          <w:sz w:val="22"/>
+          <w:szCs w:val="22"/>
+        </w:rPr>
         <w:t>3. Ví dụ tính tay</w:t>
       </w:r>
     </w:p>
@@ -104,6 +180,11 @@
         <w:ind w:left="283"/>
       </w:pPr>
       <w:r>
+        <w:rPr>
+          <w:rFonts w:ascii="Arial" w:hAnsi="Arial" w:eastAsia="ＭＳ 明朝" w:cs="Arial" w:eastAsiaTheme="minorEastAsia" w:csTheme="minorBidi"/>
+          <w:sz w:val="22"/>
+          <w:szCs w:val="22"/>
+        </w:rPr>
         <w:t>4. Dữ liệu và bài toán ứng dụng</w:t>
       </w:r>
     </w:p>
@@ -112,6 +193,11 @@
         <w:ind w:left="283"/>
       </w:pPr>
       <w:r>
+        <w:rPr>
+          <w:rFonts w:ascii="Arial" w:hAnsi="Arial" w:eastAsia="ＭＳ 明朝" w:cs="Arial" w:eastAsiaTheme="minorEastAsia" w:csTheme="minorBidi"/>
+          <w:sz w:val="22"/>
+          <w:szCs w:val="22"/>
+        </w:rPr>
         <w:t>5. Thiết kế thực nghiệm và cài đặt</w:t>
       </w:r>
     </w:p>
@@ -120,6 +206,11 @@
         <w:ind w:left="283"/>
       </w:pPr>
       <w:r>
+        <w:rPr>
+          <w:rFonts w:ascii="Arial" w:hAnsi="Arial" w:eastAsia="ＭＳ 明朝" w:cs="Arial" w:eastAsiaTheme="minorEastAsia" w:csTheme="minorBidi"/>
+          <w:sz w:val="22"/>
+          <w:szCs w:val="22"/>
+        </w:rPr>
         <w:t>6. Kết quả phân cụm</w:t>
       </w:r>
     </w:p>
@@ -128,6 +219,11 @@
         <w:ind w:left="283"/>
       </w:pPr>
       <w:r>
+        <w:rPr>
+          <w:rFonts w:ascii="Arial" w:hAnsi="Arial" w:eastAsia="ＭＳ 明朝" w:cs="Arial" w:eastAsiaTheme="minorEastAsia" w:csTheme="minorBidi"/>
+          <w:sz w:val="22"/>
+          <w:szCs w:val="22"/>
+        </w:rPr>
         <w:t>7. Thảo luận ứng dụng trong viện trợ nhân đạo</w:t>
       </w:r>
     </w:p>
@@ -136,6 +232,11 @@
         <w:ind w:left="283"/>
       </w:pPr>
       <w:r>
+        <w:rPr>
+          <w:rFonts w:ascii="Arial" w:hAnsi="Arial" w:eastAsia="ＭＳ 明朝" w:cs="Arial" w:eastAsiaTheme="minorEastAsia" w:csTheme="minorBidi"/>
+          <w:sz w:val="22"/>
+          <w:szCs w:val="22"/>
+        </w:rPr>
         <w:t>8. Kết luận và hướng phát triển</w:t>
       </w:r>
     </w:p>
@@ -144,12 +245,21 @@
         <w:ind w:left="283"/>
       </w:pPr>
       <w:r>
+        <w:rPr>
+          <w:rFonts w:ascii="Arial" w:hAnsi="Arial" w:eastAsia="ＭＳ 明朝" w:cs="Arial" w:eastAsiaTheme="minorEastAsia" w:csTheme="minorBidi"/>
+          <w:sz w:val="22"/>
+          <w:szCs w:val="22"/>
+        </w:rPr>
         <w:t>Tài liệu tham khảo</w:t>
       </w:r>
     </w:p>
     <w:p>
+      <w:pPr>
+        <w:pageBreakBefore/>
+        <w:spacing w:after="200" w:line="276" w:lineRule="auto"/>
+      </w:pPr>
       <w:r>
-        <w:br w:type="page"/>
+        <w:lastRenderedPageBreak/>
       </w:r>
     </w:p>
     <w:p>
@@ -158,6 +268,14 @@
         <w:keepNext/>
       </w:pPr>
       <w:r>
+        <w:rPr>
+          <w:rFonts w:ascii="Arial" w:hAnsi="Arial" w:eastAsia="ＭＳ ゴシック" w:cs="Arial" w:asciiTheme="majorHAnsi" w:hAnsiTheme="majorHAnsi" w:eastAsiaTheme="majorEastAsia" w:csTheme="majorBidi"/>
+          <w:b/>
+          <w:bCs/>
+          <w:color w:val="000000"/>
+          <w:sz w:val="30"/>
+          <w:szCs w:val="28"/>
+        </w:rPr>
         <w:t>Tóm tắt</w:t>
       </w:r>
     </w:p>
@@ -166,6 +284,11 @@
         <w:pStyle w:val="BodyText"/>
       </w:pPr>
       <w:r>
+        <w:rPr>
+          <w:rFonts w:ascii="Arial" w:hAnsi="Arial" w:eastAsia="ＭＳ 明朝" w:cs="Arial" w:eastAsiaTheme="minorEastAsia" w:csTheme="minorBidi"/>
+          <w:sz w:val="22"/>
+          <w:szCs w:val="22"/>
+        </w:rPr>
         <w:t>Tiểu luận trình bày nguyên lý, quy trình tính toán và cách đánh giá thuật toán K-Means trong bài toán phân cụm quốc gia theo các chỉ báo kinh tế xã hội. Dữ liệu gồm 167 quốc gia và 9 biến: tử vong trẻ em, xuất khẩu, chi y tế, nhập khẩu, thu nhập, lạm phát, tuổi thọ, mức sinh và GDP bình quân đầu người. Sau khi loại tên quốc gia khỏi ma trận đặc trưng và chuẩn hóa các biến bằng Z-score, nghiên cứu thử số cụm k từ 2 đến 10. Elbow, Silhouette, Calinski-Harabasz, Davies-Bouldin và khả năng diễn giải chính sách đều được xem xét.</w:t>
       </w:r>
     </w:p>
@@ -174,6 +297,11 @@
         <w:pStyle w:val="BodyText"/>
       </w:pPr>
       <w:r>
+        <w:rPr>
+          <w:rFonts w:ascii="Arial" w:hAnsi="Arial" w:eastAsia="ＭＳ 明朝" w:cs="Arial" w:eastAsiaTheme="minorEastAsia" w:csTheme="minorBidi"/>
+          <w:sz w:val="22"/>
+          <w:szCs w:val="22"/>
+        </w:rPr>
         <w:t>Kết quả chọn k = 4. Bốn cụm tạo ra một nhóm có mức dễ tổn thương kinh tế xã hội cao gồm 46 quốc gia, một nhóm trung gian gồm 88 quốc gia, một nhóm có mức phát triển cao gồm 30 quốc gia và một nhóm ngoại lệ gồm Luxembourg, Malta và Singapore. Cụm dễ tổn thương có trung bình tử vong trẻ em 93,84 trên 1.000 trẻ sinh sống, thu nhập 3.738,98 USD/người, tuổi thọ 59,23 năm, mức sinh 5,05 con/phụ nữ và GDP/người 1.826,13 USD. Cần lưu ý Silhouette chỉ khoảng 0,30, tức cấu trúc cụm yếu, nên kết quả chỉ nên dùng để sàng lọc ban đầu cho nghiên cứu nhu cầu viện trợ.</w:t>
       </w:r>
     </w:p>
@@ -182,6 +310,11 @@
         <w:pStyle w:val="BodyText"/>
       </w:pPr>
       <w:r>
+        <w:rPr>
+          <w:rFonts w:ascii="Arial" w:hAnsi="Arial" w:eastAsia="ＭＳ 明朝" w:cs="Arial" w:eastAsiaTheme="minorEastAsia" w:csTheme="minorBidi"/>
+          <w:sz w:val="22"/>
+          <w:szCs w:val="22"/>
+        </w:rPr>
         <w:t>Kết luận quan trọng là K-Means chỉ phát hiện cấu trúc tương đồng trong bộ biến đã quan sát. Cụm được gọi là ưu tiên cao không đồng nghĩa chắc chắn đang có khủng hoảng nhân đạo. Quyết định viện trợ cần kết hợp thêm dữ liệu về xung đột, thiên tai, di dời, an ninh lương thực, dịch bệnh, tiếp cận dịch vụ và đánh giá thực địa.</w:t>
       </w:r>
     </w:p>
@@ -191,6 +324,14 @@
         <w:keepNext/>
       </w:pPr>
       <w:r>
+        <w:rPr>
+          <w:rFonts w:ascii="Arial" w:hAnsi="Arial" w:eastAsia="ＭＳ ゴシック" w:cs="Arial" w:asciiTheme="majorHAnsi" w:hAnsiTheme="majorHAnsi" w:eastAsiaTheme="majorEastAsia" w:csTheme="majorBidi"/>
+          <w:b/>
+          <w:bCs/>
+          <w:color w:val="000000"/>
+          <w:sz w:val="30"/>
+          <w:szCs w:val="28"/>
+        </w:rPr>
         <w:t>1. Đặt vấn đề</w:t>
       </w:r>
     </w:p>
@@ -199,6 +340,11 @@
         <w:pStyle w:val="BodyText"/>
       </w:pPr>
       <w:r>
+        <w:rPr>
+          <w:rFonts w:ascii="Arial" w:hAnsi="Arial" w:eastAsia="ＭＳ 明朝" w:cs="Arial" w:eastAsiaTheme="minorEastAsia" w:csTheme="minorBidi"/>
+          <w:sz w:val="22"/>
+          <w:szCs w:val="22"/>
+        </w:rPr>
         <w:t>Viện trợ nhân đạo thường phải bắt đầu trong điều kiện thông tin không đầy đủ và nguồn lực có hạn. Một tổ chức có thể cần trả lời nhanh câu hỏi quốc gia nào có đặc điểm kinh tế xã hội cho thấy sức chống chịu thấp, từ đó ưu tiên thu thập thông tin và phối hợp đánh giá. Nếu chỉ nhìn từng chỉ tiêu riêng lẻ, người phân tích dễ bỏ qua mối liên hệ giữa thu nhập, tuổi thọ, tử vong trẻ em và mức sinh. Phân cụm không giám sát cung cấp một cách tiếp cận khám phá để nhận diện các nhóm quốc gia có hồ sơ tương đồng mà không cần nhãn “cần viện trợ” có sẵn.</w:t>
       </w:r>
     </w:p>
@@ -207,6 +353,11 @@
         <w:pStyle w:val="BodyText"/>
       </w:pPr>
       <w:r>
+        <w:rPr>
+          <w:rFonts w:ascii="Arial" w:hAnsi="Arial" w:eastAsia="ＭＳ 明朝" w:cs="Arial" w:eastAsiaTheme="minorEastAsia" w:csTheme="minorBidi"/>
+          <w:sz w:val="22"/>
+          <w:szCs w:val="22"/>
+        </w:rPr>
         <w:t>Đề tài tập trung vào K-Means vì đây là thuật toán nền tảng, dễ giải thích, phù hợp với dữ liệu số và cho phép trình bày đầy đủ chu trình từ khởi tạo tâm cụm, gán điểm, cập nhật tâm đến hội tụ. Bài toán ứng dụng được phát biểu như sau: cho mỗi quốc gia một vector gồm 9 chỉ báo, hãy chia các quốc gia thành một số nhóm đồng nhất tương đối; sau đó mô tả hồ sơ từng nhóm và xác định nhóm có biểu hiện dễ tổn thương kinh tế xã hội cao hơn để sàng lọc nghiên cứu viện trợ.</w:t>
       </w:r>
     </w:p>
@@ -216,6 +367,14 @@
         <w:keepNext/>
       </w:pPr>
       <w:r>
+        <w:rPr>
+          <w:rFonts w:ascii="Arial" w:hAnsi="Arial" w:eastAsia="ＭＳ ゴシック" w:cs="Arial" w:asciiTheme="majorHAnsi" w:hAnsiTheme="majorHAnsi" w:eastAsiaTheme="majorEastAsia" w:csTheme="majorBidi"/>
+          <w:b/>
+          <w:bCs/>
+          <w:color w:val="000000"/>
+          <w:sz w:val="24"/>
+          <w:szCs w:val="26"/>
+        </w:rPr>
         <w:t>1.1. Mục tiêu nghiên cứu</w:t>
       </w:r>
     </w:p>
@@ -224,6 +383,11 @@
         <w:pStyle w:val="BodyText"/>
       </w:pPr>
       <w:r>
+        <w:rPr>
+          <w:rFonts w:ascii="Arial" w:hAnsi="Arial" w:eastAsia="ＭＳ 明朝" w:cs="Arial" w:eastAsiaTheme="minorEastAsia" w:csTheme="minorBidi"/>
+          <w:sz w:val="22"/>
+          <w:szCs w:val="22"/>
+        </w:rPr>
         <w:t>Mục tiêu lý thuyết là giải thích hàm mục tiêu, quy trình Lloyd, vai trò của chuẩn hóa, khởi tạo và các chỉ số đánh giá. Mục tiêu thực nghiệm là xây dựng mã tái lập, kiểm tra chất lượng dữ liệu, chọn số cụm có cơ sở và diễn giải kết quả bằng ngôn ngữ chính sách. Mục tiêu ứng dụng không phải tạo một nhãn pháp lý hay thay thế đánh giá nhu cầu nhân đạo, mà là tạo danh sách sàng lọc có thể hỗ trợ bước phân tích tiếp theo.</w:t>
       </w:r>
     </w:p>
@@ -233,6 +397,14 @@
         <w:keepNext/>
       </w:pPr>
       <w:r>
+        <w:rPr>
+          <w:rFonts w:ascii="Arial" w:hAnsi="Arial" w:eastAsia="ＭＳ ゴシック" w:cs="Arial" w:asciiTheme="majorHAnsi" w:hAnsiTheme="majorHAnsi" w:eastAsiaTheme="majorEastAsia" w:csTheme="majorBidi"/>
+          <w:b/>
+          <w:bCs/>
+          <w:color w:val="000000"/>
+          <w:sz w:val="30"/>
+          <w:szCs w:val="28"/>
+        </w:rPr>
         <w:t>2. Cơ sở lý thuyết về K-Means</w:t>
       </w:r>
     </w:p>
@@ -242,6 +414,14 @@
         <w:keepNext/>
       </w:pPr>
       <w:r>
+        <w:rPr>
+          <w:rFonts w:ascii="Arial" w:hAnsi="Arial" w:eastAsia="ＭＳ ゴシック" w:cs="Arial" w:asciiTheme="majorHAnsi" w:hAnsiTheme="majorHAnsi" w:eastAsiaTheme="majorEastAsia" w:csTheme="majorBidi"/>
+          <w:b/>
+          <w:bCs/>
+          <w:color w:val="000000"/>
+          <w:sz w:val="24"/>
+          <w:szCs w:val="26"/>
+        </w:rPr>
         <w:t>2.1. Bài toán phân cụm</w:t>
       </w:r>
     </w:p>
@@ -250,6 +430,11 @@
         <w:pStyle w:val="BodyText"/>
       </w:pPr>
       <w:r>
+        <w:rPr>
+          <w:rFonts w:ascii="Arial" w:hAnsi="Arial" w:eastAsia="ＭＳ 明朝" w:cs="Arial" w:eastAsiaTheme="minorEastAsia" w:csTheme="minorBidi"/>
+          <w:sz w:val="22"/>
+          <w:szCs w:val="22"/>
+        </w:rPr>
         <w:t>Phân cụm là nhóm các quan sát sao cho các quan sát trong cùng nhóm gần nhau theo một độ đo, còn các nhóm khác nhau có xu hướng cách xa nhau. Trong học không giám sát, dữ liệu không đi kèm biến đích. Vì vậy, thuật toán không học cách dự đoán nhãn đã biết mà tìm một cấu trúc tiềm ẩn dựa trên đặc trưng và tiêu chí tối ưu được lựa chọn.</w:t>
       </w:r>
     </w:p>
@@ -258,6 +443,11 @@
         <w:pStyle w:val="BodyText"/>
       </w:pPr>
       <w:r>
+        <w:rPr>
+          <w:rFonts w:ascii="Arial" w:hAnsi="Arial" w:eastAsia="ＭＳ 明朝" w:cs="Arial" w:eastAsiaTheme="minorEastAsia" w:csTheme="minorBidi"/>
+          <w:sz w:val="22"/>
+          <w:szCs w:val="22"/>
+        </w:rPr>
         <w:t>Với n quan sát x_i thuộc R^p và k tâm cụm mu_j, K-Means tối thiểu hóa tổng bình phương khoảng cách trong cụm: J = tổng theo i của ||x_i - mu_{c_i}||^2. Trong đó c_i là cụm được gán cho quan sát i. Khi đã cố định tâm cụm, bước gán chọn tâm gần nhất. Khi đã cố định cách gán, tâm tối ưu của một cụm là trung bình cộng các điểm thuộc cụm đó. Hai bước luân phiên cho tới khi nhãn hoặc hàm mục tiêu không còn thay đổi đáng kể.</w:t>
       </w:r>
     </w:p>
@@ -267,6 +457,14 @@
         <w:keepNext/>
       </w:pPr>
       <w:r>
+        <w:rPr>
+          <w:rFonts w:ascii="Arial" w:hAnsi="Arial" w:eastAsia="ＭＳ ゴシック" w:cs="Arial" w:asciiTheme="majorHAnsi" w:hAnsiTheme="majorHAnsi" w:eastAsiaTheme="majorEastAsia" w:csTheme="majorBidi"/>
+          <w:b/>
+          <w:bCs/>
+          <w:color w:val="000000"/>
+          <w:sz w:val="24"/>
+          <w:szCs w:val="26"/>
+        </w:rPr>
         <w:t>2.2. Quy trình Lloyd</w:t>
       </w:r>
     </w:p>
@@ -275,6 +473,11 @@
         <w:pStyle w:val="BodyText"/>
       </w:pPr>
       <w:r>
+        <w:rPr>
+          <w:rFonts w:ascii="Arial" w:hAnsi="Arial" w:eastAsia="ＭＳ 明朝" w:cs="Arial" w:eastAsiaTheme="minorEastAsia" w:csTheme="minorBidi"/>
+          <w:sz w:val="22"/>
+          <w:szCs w:val="22"/>
+        </w:rPr>
         <w:t>Quy trình phổ biến gồm bốn bước. Thứ nhất, chọn k tâm ban đầu. Thứ hai, tính khoảng cách Euclid từ mỗi điểm đến từng tâm và gán điểm vào tâm gần nhất. Thứ ba, tính lại mỗi tâm bằng trung bình các điểm trong cụm. Thứ tư, lặp lại bước hai và ba cho tới khi hội tụ hoặc đạt số vòng lặp tối đa. Mỗi vòng lặp không làm tăng hàm mục tiêu, nhưng thuật toán chỉ bảo đảm hội tụ về một nghiệm cực tiểu cục bộ, không bảo đảm nghiệm toàn cục.</w:t>
       </w:r>
     </w:p>
@@ -283,6 +486,11 @@
         <w:pStyle w:val="BodyText"/>
       </w:pPr>
       <w:r>
+        <w:rPr>
+          <w:rFonts w:ascii="Arial" w:hAnsi="Arial" w:eastAsia="ＭＳ 明朝" w:cs="Arial" w:eastAsiaTheme="minorEastAsia" w:csTheme="minorBidi"/>
+          <w:sz w:val="22"/>
+          <w:szCs w:val="22"/>
+        </w:rPr>
         <w:t>Trong thực hành, mã sử dụng khởi tạo K-Means++ và chạy nhiều lần với n_init = 50. K-Means++ ưu tiên chọn các tâm ban đầu cách xa nhau hơn, còn nhiều lần khởi tạo giúp giảm nguy cơ chọn phải nghiệm kém do seed cụ thể. Tất cả kết quả trong báo cáo cố định random_state = 42 để có thể tái lập.</w:t>
       </w:r>
     </w:p>
@@ -292,6 +500,14 @@
         <w:keepNext/>
       </w:pPr>
       <w:r>
+        <w:rPr>
+          <w:rFonts w:ascii="Arial" w:hAnsi="Arial" w:eastAsia="ＭＳ ゴシック" w:cs="Arial" w:asciiTheme="majorHAnsi" w:hAnsiTheme="majorHAnsi" w:eastAsiaTheme="majorEastAsia" w:csTheme="majorBidi"/>
+          <w:b/>
+          <w:bCs/>
+          <w:color w:val="000000"/>
+          <w:sz w:val="24"/>
+          <w:szCs w:val="26"/>
+        </w:rPr>
         <w:t>2.3. Chuẩn hóa và lựa chọn khoảng cách</w:t>
       </w:r>
     </w:p>
@@ -300,6 +516,11 @@
         <w:pStyle w:val="BodyText"/>
       </w:pPr>
       <w:r>
+        <w:rPr>
+          <w:rFonts w:ascii="Arial" w:hAnsi="Arial" w:eastAsia="ＭＳ 明朝" w:cs="Arial" w:eastAsiaTheme="minorEastAsia" w:csTheme="minorBidi"/>
+          <w:sz w:val="22"/>
+          <w:szCs w:val="22"/>
+        </w:rPr>
         <w:t>Dữ liệu có đơn vị và thang đo khác nhau. GDP/người và thu nhập có thể lên tới hàng chục nghìn, trong khi tỷ lệ chi y tế chỉ ở mức vài phần trăm. Nếu áp dụng khoảng cách Euclid trên dữ liệu thô, biến có độ lớn số học lớn sẽ chi phối hàm mục tiêu. Nghiên cứu biến đổi từng biến theo công thức z = (x - trung bình) / độ lệch chuẩn. Sau chuẩn hóa, mỗi biến có trung bình xấp xỉ 0 và độ lệch chuẩn xấp xỉ 1, nên đóng góp của các biến cân bằng hơn.</w:t>
       </w:r>
     </w:p>
@@ -309,6 +530,14 @@
         <w:keepNext/>
       </w:pPr>
       <w:r>
+        <w:rPr>
+          <w:rFonts w:ascii="Arial" w:hAnsi="Arial" w:eastAsia="ＭＳ ゴシック" w:cs="Arial" w:asciiTheme="majorHAnsi" w:hAnsiTheme="majorHAnsi" w:eastAsiaTheme="majorEastAsia" w:csTheme="majorBidi"/>
+          <w:b/>
+          <w:bCs/>
+          <w:color w:val="000000"/>
+          <w:sz w:val="24"/>
+          <w:szCs w:val="26"/>
+        </w:rPr>
         <w:t>2.4. Đánh giá chất lượng cụm</w:t>
       </w:r>
     </w:p>
@@ -317,6 +546,11 @@
         <w:pStyle w:val="BodyText"/>
       </w:pPr>
       <w:r>
+        <w:rPr>
+          <w:rFonts w:ascii="Arial" w:hAnsi="Arial" w:eastAsia="ＭＳ 明朝" w:cs="Arial" w:eastAsiaTheme="minorEastAsia" w:csTheme="minorBidi"/>
+          <w:sz w:val="22"/>
+          <w:szCs w:val="22"/>
+        </w:rPr>
         <w:t>Elbow theo dõi SSE trong cụm. SSE luôn giảm khi tăng k nên không thể chọn chỉ dựa trên giá trị nhỏ nhất; điểm gãy thể hiện mức lợi ích biên bắt đầu giảm. Silhouette kết hợp độ gắn kết trong cụm và độ tách biệt với cụm gần nhất. Giá trị càng cao càng thuận lợi, nhưng cần diễn giải theo ngữ cảnh. Calinski-Harabasz lớn hơn thường cho thấy tỷ lệ phân tán giữa cụm so với trong cụm tốt hơn. Davies-Bouldin nhỏ hơn thường tốt hơn vì cụm có độ phân tán nhỏ và xa nhau.</w:t>
       </w:r>
     </w:p>
@@ -325,6 +559,11 @@
         <w:pStyle w:val="BodyText"/>
       </w:pPr>
       <w:r>
+        <w:rPr>
+          <w:rFonts w:ascii="Arial" w:hAnsi="Arial" w:eastAsia="ＭＳ 明朝" w:cs="Arial" w:eastAsiaTheme="minorEastAsia" w:csTheme="minorBidi"/>
+          <w:sz w:val="22"/>
+          <w:szCs w:val="22"/>
+        </w:rPr>
         <w:t>Không có một chỉ số đơn lẻ nào định nghĩa số cụm đúng. Đặc biệt, k lớn có thể làm điểm đánh giá tăng nhờ tách các ngoại lệ thành cụm rất nhỏ. Do đó, báo cáo kết hợp chỉ số nội tại, kích thước cụm, ổn định do nhiều khởi tạo và khả năng giải thích đối với mục tiêu sàng lọc viện trợ.</w:t>
       </w:r>
     </w:p>
@@ -334,6 +573,14 @@
         <w:keepNext/>
       </w:pPr>
       <w:r>
+        <w:rPr>
+          <w:rFonts w:ascii="Arial" w:hAnsi="Arial" w:eastAsia="ＭＳ ゴシック" w:cs="Arial" w:asciiTheme="majorHAnsi" w:hAnsiTheme="majorHAnsi" w:eastAsiaTheme="majorEastAsia" w:csTheme="majorBidi"/>
+          <w:b/>
+          <w:bCs/>
+          <w:color w:val="000000"/>
+          <w:sz w:val="30"/>
+          <w:szCs w:val="28"/>
+        </w:rPr>
         <w:t>3. Ví dụ tính tay</w:t>
       </w:r>
     </w:p>
@@ -342,6 +589,11 @@
         <w:pStyle w:val="BodyText"/>
       </w:pPr>
       <w:r>
+        <w:rPr>
+          <w:rFonts w:ascii="Arial" w:hAnsi="Arial" w:eastAsia="ＭＳ 明朝" w:cs="Arial" w:eastAsiaTheme="minorEastAsia" w:csTheme="minorBidi"/>
+          <w:sz w:val="22"/>
+          <w:szCs w:val="22"/>
+        </w:rPr>
         <w:t>Xét sáu quốc gia giả lập được mô tả bởi hai biến đã chuẩn hóa: mức nghèo P và chỉ báo phát triển D. Mục tiêu là k = 2. Ta dùng các điểm A(1,1), B(1,2), C(2,1), D(8,8), E(9,8), F(8,9), và chọn tâm ban đầu mu_1 = A(1,1), mu_2 = D(8,8).</w:t>
       </w:r>
     </w:p>
@@ -350,6 +602,11 @@
         <w:pStyle w:val="BodyText"/>
       </w:pPr>
       <w:r>
+        <w:rPr>
+          <w:rFonts w:ascii="Arial" w:hAnsi="Arial" w:eastAsia="ＭＳ 明朝" w:cs="Arial" w:eastAsiaTheme="minorEastAsia" w:csTheme="minorBidi"/>
+          <w:sz w:val="22"/>
+          <w:szCs w:val="22"/>
+        </w:rPr>
         <w:t>Ở bước gán đầu tiên, A, B và C gần mu_1 hơn; D, E và F gần mu_2 hơn. Ví dụ khoảng cách của B đến mu_1 là sqrt((1-1)^2 + (2-1)^2) = 1, còn đến mu_2 là sqrt((1-8)^2 + (2-8)^2) = sqrt(85), nên B thuộc cụm 1. Tương tự, ba điểm cuối thuộc cụm 2.</w:t>
       </w:r>
     </w:p>
@@ -358,6 +615,11 @@
         <w:pStyle w:val="BodyText"/>
       </w:pPr>
       <w:r>
+        <w:rPr>
+          <w:rFonts w:ascii="Arial" w:hAnsi="Arial" w:eastAsia="ＭＳ 明朝" w:cs="Arial" w:eastAsiaTheme="minorEastAsia" w:csTheme="minorBidi"/>
+          <w:sz w:val="22"/>
+          <w:szCs w:val="22"/>
+        </w:rPr>
         <w:t>Cập nhật tâm: mu_1 mới = ((1+1+2)/3, (1+2+1)/3) = (1,33; 1,33); mu_2 mới = ((8+9+8)/3, (8+8+9)/3) = (8,33; 8,33). Sau cập nhật, các điểm vẫn gần tâm tương ứng. Thuật toán hội tụ ở lần lặp tiếp theo. SSE cuối bằng tổng bình phương khoảng cách của sáu điểm đến tâm cụm tương ứng, xấp xỉ 2,67 (mỗi cụm đóng góp 4/3).</w:t>
       </w:r>
     </w:p>
@@ -366,6 +628,11 @@
         <w:pStyle w:val="BodyText"/>
       </w:pPr>
       <w:r>
+        <w:rPr>
+          <w:rFonts w:ascii="Arial" w:hAnsi="Arial" w:eastAsia="ＭＳ 明朝" w:cs="Arial" w:eastAsiaTheme="minorEastAsia" w:csTheme="minorBidi"/>
+          <w:sz w:val="22"/>
+          <w:szCs w:val="22"/>
+        </w:rPr>
         <w:t>Ví dụ cho thấy K-Means tối ưu một tiêu chí hình học. Nhãn cụm 1 và cụm 2 không có ý nghĩa tự nhiên trước khi ta xem tâm và hồ sơ của chúng. Trong bài toán thực tế, bước diễn giải sau phân cụm quan trọng không kém bước tính toán.</w:t>
       </w:r>
     </w:p>
@@ -375,6 +642,14 @@
         <w:keepNext/>
       </w:pPr>
       <w:r>
+        <w:rPr>
+          <w:rFonts w:ascii="Arial" w:hAnsi="Arial" w:eastAsia="ＭＳ ゴシック" w:cs="Arial" w:asciiTheme="majorHAnsi" w:hAnsiTheme="majorHAnsi" w:eastAsiaTheme="majorEastAsia" w:csTheme="majorBidi"/>
+          <w:b/>
+          <w:bCs/>
+          <w:color w:val="000000"/>
+          <w:sz w:val="30"/>
+          <w:szCs w:val="28"/>
+        </w:rPr>
         <w:t>4. Dữ liệu và bài toán ứng dụng</w:t>
       </w:r>
     </w:p>
@@ -384,6 +659,14 @@
         <w:keepNext/>
       </w:pPr>
       <w:r>
+        <w:rPr>
+          <w:rFonts w:ascii="Arial" w:hAnsi="Arial" w:eastAsia="ＭＳ ゴシック" w:cs="Arial" w:asciiTheme="majorHAnsi" w:hAnsiTheme="majorHAnsi" w:eastAsiaTheme="majorEastAsia" w:csTheme="majorBidi"/>
+          <w:b/>
+          <w:bCs/>
+          <w:color w:val="000000"/>
+          <w:sz w:val="24"/>
+          <w:szCs w:val="26"/>
+        </w:rPr>
         <w:t>4.1. Nguồn và cấu trúc dữ liệu</w:t>
       </w:r>
     </w:p>
@@ -392,15 +675,34 @@
         <w:pStyle w:val="BodyText"/>
       </w:pPr>
       <w:r>
+        <w:rPr>
+          <w:rFonts w:ascii="Arial" w:hAnsi="Arial" w:eastAsia="ＭＳ 明朝" w:cs="Arial" w:eastAsiaTheme="minorEastAsia" w:csTheme="minorBidi"/>
+          <w:sz w:val="22"/>
+          <w:szCs w:val="22"/>
+        </w:rPr>
         <w:t>Dữ liệu được tải từ bộ Unsupervised Learning on Country Data trên Kaggle. Tệp Country-data.csv có 167 dòng quốc gia và 10 cột, trong đó country là định danh và 9 cột còn lại là biến số. Tệp data-dictionary.csv mô tả ý nghĩa đơn vị của các cột. Bộ dữ liệu phù hợp để minh họa phân cụm kinh tế xã hội, nhưng không phải bộ dữ liệu nhu cầu nhân đạo chuyên biệt. Ba lưu ý về dữ liệu: (i) nguồn không ghi rõ năm tham chiếu và số liệu có vẻ là số liệu lịch sử, nên danh sách kết quả minh họa phương pháp chứ không phản ánh tình hình hiện nay; (ii) bộ dữ liệu không có một số quốc gia thường gắn với khủng hoảng nhân đạo như Somalia, Syria hay Nam Sudan; (iii) data-dictionary gốc mô tả biến inflation là tốc độ tăng của tổng GDP, nhưng tên biến và cách sử dụng cho thấy đây là lạm phát, nên bài coi đây là tỷ lệ lạm phát hằng năm.</w:t>
       </w:r>
     </w:p>
     <w:tbl>
       <w:tblPr>
         <w:tblStyle w:val="TableGrid"/>
-        <w:tblW w:type="auto" w:w="0"/>
+        <w:tblW w:w="0" w:type="auto"/>
         <w:jc w:val="center"/>
-        <w:tblLook w:firstColumn="1" w:firstRow="1" w:lastColumn="0" w:lastRow="0" w:noHBand="0" w:noVBand="1" w:val="04A0"/>
+        <w:tblBorders>
+          <w:top w:val="single" w:sz="4" w:color="D9D9D9"/>
+          <w:left w:val="single" w:sz="4" w:color="D9D9D9"/>
+          <w:bottom w:val="single" w:sz="4" w:color="D9D9D9"/>
+          <w:right w:val="single" w:sz="4" w:color="D9D9D9"/>
+          <w:insideH w:val="single" w:sz="4" w:color="D9D9D9"/>
+          <w:insideV w:val="single" w:sz="4" w:color="D9D9D9"/>
+        </w:tblBorders>
+        <w:tblCellMar>
+          <w:top w:w="0" w:type="dxa"/>
+          <w:left w:w="108" w:type="dxa"/>
+          <w:bottom w:w="0" w:type="dxa"/>
+          <w:right w:w="108" w:type="dxa"/>
+        </w:tblCellMar>
+        <w:tblLook w:firstRow="1" w:firstColumn="1" w:noVBand="1"/>
       </w:tblPr>
       <w:tblGrid>
         <w:gridCol w:w="3230"/>
@@ -410,8 +712,7 @@
       <w:tr>
         <w:tc>
           <w:tcPr>
-            <w:tcW w:type="dxa" w:w="1584"/>
-            <w:vAlign w:val="center"/>
+            <w:tcW w:w="1584" w:type="dxa"/>
             <w:tcBorders>
               <w:top w:val="single" w:sz="4" w:color="D9D9D9"/>
               <w:left w:val="single" w:sz="4" w:color="D9D9D9"/>
@@ -420,7 +721,14 @@
               <w:insideH w:val="single" w:sz="4" w:color="D9D9D9"/>
               <w:insideV w:val="single" w:sz="4" w:color="D9D9D9"/>
             </w:tcBorders>
-            <w:shd w:fill="1F4E79"/>
+            <w:shd w:val="clear" w:fill="1F4E79"/>
+            <w:tcMar>
+              <w:top w:w="0" w:type="dxa"/>
+              <w:left w:w="108" w:type="dxa"/>
+              <w:bottom w:w="0" w:type="dxa"/>
+              <w:right w:w="108" w:type="dxa"/>
+            </w:tcMar>
+            <w:vAlign w:val="center"/>
           </w:tcPr>
           <w:p>
             <w:pPr>
@@ -429,10 +737,12 @@
             <w:r/>
             <w:r>
               <w:rPr>
-                <w:rFonts w:ascii="Arial" w:hAnsi="Arial"/>
+                <w:rFonts w:ascii="Arial" w:hAnsi="Arial" w:eastAsia="ＭＳ 明朝" w:cs="Arial" w:eastAsiaTheme="minorEastAsia" w:csTheme="minorBidi"/>
                 <w:b/>
+                <w:bCs/>
                 <w:color w:val="FFFFFF"/>
                 <w:sz w:val="16"/>
+                <w:szCs w:val="22"/>
               </w:rPr>
               <w:t>Biến</w:t>
             </w:r>
@@ -440,8 +750,7 @@
         </w:tc>
         <w:tc>
           <w:tcPr>
-            <w:tcW w:type="dxa" w:w="5760"/>
-            <w:vAlign w:val="center"/>
+            <w:tcW w:w="5760" w:type="dxa"/>
             <w:tcBorders>
               <w:top w:val="single" w:sz="4" w:color="D9D9D9"/>
               <w:left w:val="single" w:sz="4" w:color="D9D9D9"/>
@@ -450,7 +759,14 @@
               <w:insideH w:val="single" w:sz="4" w:color="D9D9D9"/>
               <w:insideV w:val="single" w:sz="4" w:color="D9D9D9"/>
             </w:tcBorders>
-            <w:shd w:fill="1F4E79"/>
+            <w:shd w:val="clear" w:fill="1F4E79"/>
+            <w:tcMar>
+              <w:top w:w="0" w:type="dxa"/>
+              <w:left w:w="108" w:type="dxa"/>
+              <w:bottom w:w="0" w:type="dxa"/>
+              <w:right w:w="108" w:type="dxa"/>
+            </w:tcMar>
+            <w:vAlign w:val="center"/>
           </w:tcPr>
           <w:p>
             <w:pPr>
@@ -459,10 +775,12 @@
             <w:r/>
             <w:r>
               <w:rPr>
-                <w:rFonts w:ascii="Arial" w:hAnsi="Arial"/>
+                <w:rFonts w:ascii="Arial" w:hAnsi="Arial" w:eastAsia="ＭＳ 明朝" w:cs="Arial" w:eastAsiaTheme="minorEastAsia" w:csTheme="minorBidi"/>
                 <w:b/>
+                <w:bCs/>
                 <w:color w:val="FFFFFF"/>
                 <w:sz w:val="16"/>
+                <w:szCs w:val="22"/>
               </w:rPr>
               <w:t>Ý nghĩa</w:t>
             </w:r>
@@ -470,8 +788,7 @@
         </w:tc>
         <w:tc>
           <w:tcPr>
-            <w:tcW w:type="dxa" w:w="2160"/>
-            <w:vAlign w:val="center"/>
+            <w:tcW w:w="2160" w:type="dxa"/>
             <w:tcBorders>
               <w:top w:val="single" w:sz="4" w:color="D9D9D9"/>
               <w:left w:val="single" w:sz="4" w:color="D9D9D9"/>
@@ -480,7 +797,14 @@
               <w:insideH w:val="single" w:sz="4" w:color="D9D9D9"/>
               <w:insideV w:val="single" w:sz="4" w:color="D9D9D9"/>
             </w:tcBorders>
-            <w:shd w:fill="1F4E79"/>
+            <w:shd w:val="clear" w:fill="1F4E79"/>
+            <w:tcMar>
+              <w:top w:w="0" w:type="dxa"/>
+              <w:left w:w="108" w:type="dxa"/>
+              <w:bottom w:w="0" w:type="dxa"/>
+              <w:right w:w="108" w:type="dxa"/>
+            </w:tcMar>
+            <w:vAlign w:val="center"/>
           </w:tcPr>
           <w:p>
             <w:pPr>
@@ -489,10 +813,12 @@
             <w:r/>
             <w:r>
               <w:rPr>
-                <w:rFonts w:ascii="Arial" w:hAnsi="Arial"/>
+                <w:rFonts w:ascii="Arial" w:hAnsi="Arial" w:eastAsia="ＭＳ 明朝" w:cs="Arial" w:eastAsiaTheme="minorEastAsia" w:csTheme="minorBidi"/>
                 <w:b/>
+                <w:bCs/>
                 <w:color w:val="FFFFFF"/>
                 <w:sz w:val="16"/>
+                <w:szCs w:val="22"/>
               </w:rPr>
               <w:t>Vai trò diễn giải</w:t>
             </w:r>
@@ -502,8 +828,7 @@
       <w:tr>
         <w:tc>
           <w:tcPr>
-            <w:tcW w:type="dxa" w:w="1584"/>
-            <w:vAlign w:val="center"/>
+            <w:tcW w:w="1584" w:type="dxa"/>
             <w:tcBorders>
               <w:top w:val="single" w:sz="4" w:color="D9D9D9"/>
               <w:left w:val="single" w:sz="4" w:color="D9D9D9"/>
@@ -512,6 +837,13 @@
               <w:insideH w:val="single" w:sz="4" w:color="D9D9D9"/>
               <w:insideV w:val="single" w:sz="4" w:color="D9D9D9"/>
             </w:tcBorders>
+            <w:tcMar>
+              <w:top w:w="0" w:type="dxa"/>
+              <w:left w:w="108" w:type="dxa"/>
+              <w:bottom w:w="0" w:type="dxa"/>
+              <w:right w:w="108" w:type="dxa"/>
+            </w:tcMar>
+            <w:vAlign w:val="center"/>
           </w:tcPr>
           <w:p>
             <w:pPr>
@@ -520,10 +852,10 @@
             <w:r/>
             <w:r>
               <w:rPr>
-                <w:rFonts w:ascii="Arial" w:hAnsi="Arial"/>
-                <w:b w:val="0"/>
+                <w:rFonts w:ascii="Arial" w:hAnsi="Arial" w:eastAsia="ＭＳ 明朝" w:cs="Arial" w:eastAsiaTheme="minorEastAsia" w:csTheme="minorBidi"/>
                 <w:color w:val="000000"/>
                 <w:sz w:val="16"/>
+                <w:szCs w:val="22"/>
               </w:rPr>
               <w:t>child_mort</w:t>
             </w:r>
@@ -531,8 +863,7 @@
         </w:tc>
         <w:tc>
           <w:tcPr>
-            <w:tcW w:type="dxa" w:w="5760"/>
-            <w:vAlign w:val="center"/>
+            <w:tcW w:w="5760" w:type="dxa"/>
             <w:tcBorders>
               <w:top w:val="single" w:sz="4" w:color="D9D9D9"/>
               <w:left w:val="single" w:sz="4" w:color="D9D9D9"/>
@@ -541,6 +872,13 @@
               <w:insideH w:val="single" w:sz="4" w:color="D9D9D9"/>
               <w:insideV w:val="single" w:sz="4" w:color="D9D9D9"/>
             </w:tcBorders>
+            <w:tcMar>
+              <w:top w:w="0" w:type="dxa"/>
+              <w:left w:w="108" w:type="dxa"/>
+              <w:bottom w:w="0" w:type="dxa"/>
+              <w:right w:w="108" w:type="dxa"/>
+            </w:tcMar>
+            <w:vAlign w:val="center"/>
           </w:tcPr>
           <w:p>
             <w:pPr>
@@ -549,10 +887,10 @@
             <w:r/>
             <w:r>
               <w:rPr>
-                <w:rFonts w:ascii="Arial" w:hAnsi="Arial"/>
-                <w:b w:val="0"/>
+                <w:rFonts w:ascii="Arial" w:hAnsi="Arial" w:eastAsia="ＭＳ 明朝" w:cs="Arial" w:eastAsiaTheme="minorEastAsia" w:csTheme="minorBidi"/>
                 <w:color w:val="000000"/>
                 <w:sz w:val="16"/>
+                <w:szCs w:val="22"/>
               </w:rPr>
               <w:t>Tử vong trẻ dưới 5 tuổi trên 1.000 trẻ sinh sống</w:t>
             </w:r>
@@ -560,8 +898,7 @@
         </w:tc>
         <w:tc>
           <w:tcPr>
-            <w:tcW w:type="dxa" w:w="2160"/>
-            <w:vAlign w:val="center"/>
+            <w:tcW w:w="2160" w:type="dxa"/>
             <w:tcBorders>
               <w:top w:val="single" w:sz="4" w:color="D9D9D9"/>
               <w:left w:val="single" w:sz="4" w:color="D9D9D9"/>
@@ -570,6 +907,13 @@
               <w:insideH w:val="single" w:sz="4" w:color="D9D9D9"/>
               <w:insideV w:val="single" w:sz="4" w:color="D9D9D9"/>
             </w:tcBorders>
+            <w:tcMar>
+              <w:top w:w="0" w:type="dxa"/>
+              <w:left w:w="108" w:type="dxa"/>
+              <w:bottom w:w="0" w:type="dxa"/>
+              <w:right w:w="108" w:type="dxa"/>
+            </w:tcMar>
+            <w:vAlign w:val="center"/>
           </w:tcPr>
           <w:p>
             <w:pPr>
@@ -578,10 +922,10 @@
             <w:r/>
             <w:r>
               <w:rPr>
-                <w:rFonts w:ascii="Arial" w:hAnsi="Arial"/>
-                <w:b w:val="0"/>
+                <w:rFonts w:ascii="Arial" w:hAnsi="Arial" w:eastAsia="ＭＳ 明朝" w:cs="Arial" w:eastAsiaTheme="minorEastAsia" w:csTheme="minorBidi"/>
                 <w:color w:val="000000"/>
                 <w:sz w:val="16"/>
+                <w:szCs w:val="22"/>
               </w:rPr>
               <w:t>Càng cao càng bất lợi</w:t>
             </w:r>
@@ -591,8 +935,7 @@
       <w:tr>
         <w:tc>
           <w:tcPr>
-            <w:tcW w:type="dxa" w:w="1584"/>
-            <w:vAlign w:val="center"/>
+            <w:tcW w:w="1584" w:type="dxa"/>
             <w:tcBorders>
               <w:top w:val="single" w:sz="4" w:color="D9D9D9"/>
               <w:left w:val="single" w:sz="4" w:color="D9D9D9"/>
@@ -601,7 +944,14 @@
               <w:insideH w:val="single" w:sz="4" w:color="D9D9D9"/>
               <w:insideV w:val="single" w:sz="4" w:color="D9D9D9"/>
             </w:tcBorders>
-            <w:shd w:fill="F2F6FA"/>
+            <w:shd w:val="clear" w:fill="F2F6FA"/>
+            <w:tcMar>
+              <w:top w:w="0" w:type="dxa"/>
+              <w:left w:w="108" w:type="dxa"/>
+              <w:bottom w:w="0" w:type="dxa"/>
+              <w:right w:w="108" w:type="dxa"/>
+            </w:tcMar>
+            <w:vAlign w:val="center"/>
           </w:tcPr>
           <w:p>
             <w:pPr>
@@ -610,10 +960,10 @@
             <w:r/>
             <w:r>
               <w:rPr>
-                <w:rFonts w:ascii="Arial" w:hAnsi="Arial"/>
-                <w:b w:val="0"/>
+                <w:rFonts w:ascii="Arial" w:hAnsi="Arial" w:eastAsia="ＭＳ 明朝" w:cs="Arial" w:eastAsiaTheme="minorEastAsia" w:csTheme="minorBidi"/>
                 <w:color w:val="000000"/>
                 <w:sz w:val="16"/>
+                <w:szCs w:val="22"/>
               </w:rPr>
               <w:t>exports</w:t>
             </w:r>
@@ -621,8 +971,7 @@
         </w:tc>
         <w:tc>
           <w:tcPr>
-            <w:tcW w:type="dxa" w:w="5760"/>
-            <w:vAlign w:val="center"/>
+            <w:tcW w:w="5760" w:type="dxa"/>
             <w:tcBorders>
               <w:top w:val="single" w:sz="4" w:color="D9D9D9"/>
               <w:left w:val="single" w:sz="4" w:color="D9D9D9"/>
@@ -631,7 +980,14 @@
               <w:insideH w:val="single" w:sz="4" w:color="D9D9D9"/>
               <w:insideV w:val="single" w:sz="4" w:color="D9D9D9"/>
             </w:tcBorders>
-            <w:shd w:fill="F2F6FA"/>
+            <w:shd w:val="clear" w:fill="F2F6FA"/>
+            <w:tcMar>
+              <w:top w:w="0" w:type="dxa"/>
+              <w:left w:w="108" w:type="dxa"/>
+              <w:bottom w:w="0" w:type="dxa"/>
+              <w:right w:w="108" w:type="dxa"/>
+            </w:tcMar>
+            <w:vAlign w:val="center"/>
           </w:tcPr>
           <w:p>
             <w:pPr>
@@ -640,10 +996,10 @@
             <w:r/>
             <w:r>
               <w:rPr>
-                <w:rFonts w:ascii="Arial" w:hAnsi="Arial"/>
-                <w:b w:val="0"/>
+                <w:rFonts w:ascii="Arial" w:hAnsi="Arial" w:eastAsia="ＭＳ 明朝" w:cs="Arial" w:eastAsiaTheme="minorEastAsia" w:csTheme="minorBidi"/>
                 <w:color w:val="000000"/>
                 <w:sz w:val="16"/>
+                <w:szCs w:val="22"/>
               </w:rPr>
               <w:t>Xuất khẩu hàng hóa và dịch vụ, % GDP/người</w:t>
             </w:r>
@@ -651,8 +1007,7 @@
         </w:tc>
         <w:tc>
           <w:tcPr>
-            <w:tcW w:type="dxa" w:w="2160"/>
-            <w:vAlign w:val="center"/>
+            <w:tcW w:w="2160" w:type="dxa"/>
             <w:tcBorders>
               <w:top w:val="single" w:sz="4" w:color="D9D9D9"/>
               <w:left w:val="single" w:sz="4" w:color="D9D9D9"/>
@@ -661,7 +1016,14 @@
               <w:insideH w:val="single" w:sz="4" w:color="D9D9D9"/>
               <w:insideV w:val="single" w:sz="4" w:color="D9D9D9"/>
             </w:tcBorders>
-            <w:shd w:fill="F2F6FA"/>
+            <w:shd w:val="clear" w:fill="F2F6FA"/>
+            <w:tcMar>
+              <w:top w:w="0" w:type="dxa"/>
+              <w:left w:w="108" w:type="dxa"/>
+              <w:bottom w:w="0" w:type="dxa"/>
+              <w:right w:w="108" w:type="dxa"/>
+            </w:tcMar>
+            <w:vAlign w:val="center"/>
           </w:tcPr>
           <w:p>
             <w:pPr>
@@ -670,10 +1032,10 @@
             <w:r/>
             <w:r>
               <w:rPr>
-                <w:rFonts w:ascii="Arial" w:hAnsi="Arial"/>
-                <w:b w:val="0"/>
+                <w:rFonts w:ascii="Arial" w:hAnsi="Arial" w:eastAsia="ＭＳ 明朝" w:cs="Arial" w:eastAsiaTheme="minorEastAsia" w:csTheme="minorBidi"/>
                 <w:color w:val="000000"/>
                 <w:sz w:val="16"/>
+                <w:szCs w:val="22"/>
               </w:rPr>
               <w:t>Cấu trúc thương mại</w:t>
             </w:r>
@@ -683,8 +1045,7 @@
       <w:tr>
         <w:tc>
           <w:tcPr>
-            <w:tcW w:type="dxa" w:w="1584"/>
-            <w:vAlign w:val="center"/>
+            <w:tcW w:w="1584" w:type="dxa"/>
             <w:tcBorders>
               <w:top w:val="single" w:sz="4" w:color="D9D9D9"/>
               <w:left w:val="single" w:sz="4" w:color="D9D9D9"/>
@@ -693,6 +1054,13 @@
               <w:insideH w:val="single" w:sz="4" w:color="D9D9D9"/>
               <w:insideV w:val="single" w:sz="4" w:color="D9D9D9"/>
             </w:tcBorders>
+            <w:tcMar>
+              <w:top w:w="0" w:type="dxa"/>
+              <w:left w:w="108" w:type="dxa"/>
+              <w:bottom w:w="0" w:type="dxa"/>
+              <w:right w:w="108" w:type="dxa"/>
+            </w:tcMar>
+            <w:vAlign w:val="center"/>
           </w:tcPr>
           <w:p>
             <w:pPr>
@@ -701,10 +1069,10 @@
             <w:r/>
             <w:r>
               <w:rPr>
-                <w:rFonts w:ascii="Arial" w:hAnsi="Arial"/>
-                <w:b w:val="0"/>
+                <w:rFonts w:ascii="Arial" w:hAnsi="Arial" w:eastAsia="ＭＳ 明朝" w:cs="Arial" w:eastAsiaTheme="minorEastAsia" w:csTheme="minorBidi"/>
                 <w:color w:val="000000"/>
                 <w:sz w:val="16"/>
+                <w:szCs w:val="22"/>
               </w:rPr>
               <w:t>health</w:t>
             </w:r>
@@ -712,8 +1080,7 @@
         </w:tc>
         <w:tc>
           <w:tcPr>
-            <w:tcW w:type="dxa" w:w="5760"/>
-            <w:vAlign w:val="center"/>
+            <w:tcW w:w="5760" w:type="dxa"/>
             <w:tcBorders>
               <w:top w:val="single" w:sz="4" w:color="D9D9D9"/>
               <w:left w:val="single" w:sz="4" w:color="D9D9D9"/>
@@ -722,6 +1089,13 @@
               <w:insideH w:val="single" w:sz="4" w:color="D9D9D9"/>
               <w:insideV w:val="single" w:sz="4" w:color="D9D9D9"/>
             </w:tcBorders>
+            <w:tcMar>
+              <w:top w:w="0" w:type="dxa"/>
+              <w:left w:w="108" w:type="dxa"/>
+              <w:bottom w:w="0" w:type="dxa"/>
+              <w:right w:w="108" w:type="dxa"/>
+            </w:tcMar>
+            <w:vAlign w:val="center"/>
           </w:tcPr>
           <w:p>
             <w:pPr>
@@ -730,10 +1104,10 @@
             <w:r/>
             <w:r>
               <w:rPr>
-                <w:rFonts w:ascii="Arial" w:hAnsi="Arial"/>
-                <w:b w:val="0"/>
+                <w:rFonts w:ascii="Arial" w:hAnsi="Arial" w:eastAsia="ＭＳ 明朝" w:cs="Arial" w:eastAsiaTheme="minorEastAsia" w:csTheme="minorBidi"/>
                 <w:color w:val="000000"/>
                 <w:sz w:val="16"/>
+                <w:szCs w:val="22"/>
               </w:rPr>
               <w:t>Chi y tế tổng cộng, % GDP/người</w:t>
             </w:r>
@@ -741,8 +1115,7 @@
         </w:tc>
         <w:tc>
           <w:tcPr>
-            <w:tcW w:type="dxa" w:w="2160"/>
-            <w:vAlign w:val="center"/>
+            <w:tcW w:w="2160" w:type="dxa"/>
             <w:tcBorders>
               <w:top w:val="single" w:sz="4" w:color="D9D9D9"/>
               <w:left w:val="single" w:sz="4" w:color="D9D9D9"/>
@@ -751,6 +1124,13 @@
               <w:insideH w:val="single" w:sz="4" w:color="D9D9D9"/>
               <w:insideV w:val="single" w:sz="4" w:color="D9D9D9"/>
             </w:tcBorders>
+            <w:tcMar>
+              <w:top w:w="0" w:type="dxa"/>
+              <w:left w:w="108" w:type="dxa"/>
+              <w:bottom w:w="0" w:type="dxa"/>
+              <w:right w:w="108" w:type="dxa"/>
+            </w:tcMar>
+            <w:vAlign w:val="center"/>
           </w:tcPr>
           <w:p>
             <w:pPr>
@@ -759,10 +1139,10 @@
             <w:r/>
             <w:r>
               <w:rPr>
-                <w:rFonts w:ascii="Arial" w:hAnsi="Arial"/>
-                <w:b w:val="0"/>
+                <w:rFonts w:ascii="Arial" w:hAnsi="Arial" w:eastAsia="ＭＳ 明朝" w:cs="Arial" w:eastAsiaTheme="minorEastAsia" w:csTheme="minorBidi"/>
                 <w:color w:val="000000"/>
                 <w:sz w:val="16"/>
+                <w:szCs w:val="22"/>
               </w:rPr>
               <w:t>Nguồn lực y tế tương đối</w:t>
             </w:r>
@@ -772,8 +1152,7 @@
       <w:tr>
         <w:tc>
           <w:tcPr>
-            <w:tcW w:type="dxa" w:w="1584"/>
-            <w:vAlign w:val="center"/>
+            <w:tcW w:w="1584" w:type="dxa"/>
             <w:tcBorders>
               <w:top w:val="single" w:sz="4" w:color="D9D9D9"/>
               <w:left w:val="single" w:sz="4" w:color="D9D9D9"/>
@@ -782,7 +1161,14 @@
               <w:insideH w:val="single" w:sz="4" w:color="D9D9D9"/>
               <w:insideV w:val="single" w:sz="4" w:color="D9D9D9"/>
             </w:tcBorders>
-            <w:shd w:fill="F2F6FA"/>
+            <w:shd w:val="clear" w:fill="F2F6FA"/>
+            <w:tcMar>
+              <w:top w:w="0" w:type="dxa"/>
+              <w:left w:w="108" w:type="dxa"/>
+              <w:bottom w:w="0" w:type="dxa"/>
+              <w:right w:w="108" w:type="dxa"/>
+            </w:tcMar>
+            <w:vAlign w:val="center"/>
           </w:tcPr>
           <w:p>
             <w:pPr>
@@ -791,10 +1177,10 @@
             <w:r/>
             <w:r>
               <w:rPr>
-                <w:rFonts w:ascii="Arial" w:hAnsi="Arial"/>
-                <w:b w:val="0"/>
+                <w:rFonts w:ascii="Arial" w:hAnsi="Arial" w:eastAsia="ＭＳ 明朝" w:cs="Arial" w:eastAsiaTheme="minorEastAsia" w:csTheme="minorBidi"/>
                 <w:color w:val="000000"/>
                 <w:sz w:val="16"/>
+                <w:szCs w:val="22"/>
               </w:rPr>
               <w:t>imports</w:t>
             </w:r>
@@ -802,8 +1188,7 @@
         </w:tc>
         <w:tc>
           <w:tcPr>
-            <w:tcW w:type="dxa" w:w="5760"/>
-            <w:vAlign w:val="center"/>
+            <w:tcW w:w="5760" w:type="dxa"/>
             <w:tcBorders>
               <w:top w:val="single" w:sz="4" w:color="D9D9D9"/>
               <w:left w:val="single" w:sz="4" w:color="D9D9D9"/>
@@ -812,7 +1197,14 @@
               <w:insideH w:val="single" w:sz="4" w:color="D9D9D9"/>
               <w:insideV w:val="single" w:sz="4" w:color="D9D9D9"/>
             </w:tcBorders>
-            <w:shd w:fill="F2F6FA"/>
+            <w:shd w:val="clear" w:fill="F2F6FA"/>
+            <w:tcMar>
+              <w:top w:w="0" w:type="dxa"/>
+              <w:left w:w="108" w:type="dxa"/>
+              <w:bottom w:w="0" w:type="dxa"/>
+              <w:right w:w="108" w:type="dxa"/>
+            </w:tcMar>
+            <w:vAlign w:val="center"/>
           </w:tcPr>
           <w:p>
             <w:pPr>
@@ -821,10 +1213,10 @@
             <w:r/>
             <w:r>
               <w:rPr>
-                <w:rFonts w:ascii="Arial" w:hAnsi="Arial"/>
-                <w:b w:val="0"/>
+                <w:rFonts w:ascii="Arial" w:hAnsi="Arial" w:eastAsia="ＭＳ 明朝" w:cs="Arial" w:eastAsiaTheme="minorEastAsia" w:csTheme="minorBidi"/>
                 <w:color w:val="000000"/>
                 <w:sz w:val="16"/>
+                <w:szCs w:val="22"/>
               </w:rPr>
               <w:t>Nhập khẩu hàng hóa và dịch vụ, % GDP/người</w:t>
             </w:r>
@@ -832,8 +1224,7 @@
         </w:tc>
         <w:tc>
           <w:tcPr>
-            <w:tcW w:type="dxa" w:w="2160"/>
-            <w:vAlign w:val="center"/>
+            <w:tcW w:w="2160" w:type="dxa"/>
             <w:tcBorders>
               <w:top w:val="single" w:sz="4" w:color="D9D9D9"/>
               <w:left w:val="single" w:sz="4" w:color="D9D9D9"/>
@@ -842,7 +1233,14 @@
               <w:insideH w:val="single" w:sz="4" w:color="D9D9D9"/>
               <w:insideV w:val="single" w:sz="4" w:color="D9D9D9"/>
             </w:tcBorders>
-            <w:shd w:fill="F2F6FA"/>
+            <w:shd w:val="clear" w:fill="F2F6FA"/>
+            <w:tcMar>
+              <w:top w:w="0" w:type="dxa"/>
+              <w:left w:w="108" w:type="dxa"/>
+              <w:bottom w:w="0" w:type="dxa"/>
+              <w:right w:w="108" w:type="dxa"/>
+            </w:tcMar>
+            <w:vAlign w:val="center"/>
           </w:tcPr>
           <w:p>
             <w:pPr>
@@ -851,10 +1249,10 @@
             <w:r/>
             <w:r>
               <w:rPr>
-                <w:rFonts w:ascii="Arial" w:hAnsi="Arial"/>
-                <w:b w:val="0"/>
+                <w:rFonts w:ascii="Arial" w:hAnsi="Arial" w:eastAsia="ＭＳ 明朝" w:cs="Arial" w:eastAsiaTheme="minorEastAsia" w:csTheme="minorBidi"/>
                 <w:color w:val="000000"/>
                 <w:sz w:val="16"/>
+                <w:szCs w:val="22"/>
               </w:rPr>
               <w:t>Cấu trúc thương mại</w:t>
             </w:r>
@@ -864,8 +1262,7 @@
       <w:tr>
         <w:tc>
           <w:tcPr>
-            <w:tcW w:type="dxa" w:w="1584"/>
-            <w:vAlign w:val="center"/>
+            <w:tcW w:w="1584" w:type="dxa"/>
             <w:tcBorders>
               <w:top w:val="single" w:sz="4" w:color="D9D9D9"/>
               <w:left w:val="single" w:sz="4" w:color="D9D9D9"/>
@@ -874,6 +1271,13 @@
               <w:insideH w:val="single" w:sz="4" w:color="D9D9D9"/>
               <w:insideV w:val="single" w:sz="4" w:color="D9D9D9"/>
             </w:tcBorders>
+            <w:tcMar>
+              <w:top w:w="0" w:type="dxa"/>
+              <w:left w:w="108" w:type="dxa"/>
+              <w:bottom w:w="0" w:type="dxa"/>
+              <w:right w:w="108" w:type="dxa"/>
+            </w:tcMar>
+            <w:vAlign w:val="center"/>
           </w:tcPr>
           <w:p>
             <w:pPr>
@@ -882,10 +1286,10 @@
             <w:r/>
             <w:r>
               <w:rPr>
-                <w:rFonts w:ascii="Arial" w:hAnsi="Arial"/>
-                <w:b w:val="0"/>
+                <w:rFonts w:ascii="Arial" w:hAnsi="Arial" w:eastAsia="ＭＳ 明朝" w:cs="Arial" w:eastAsiaTheme="minorEastAsia" w:csTheme="minorBidi"/>
                 <w:color w:val="000000"/>
                 <w:sz w:val="16"/>
+                <w:szCs w:val="22"/>
               </w:rPr>
               <w:t>income</w:t>
             </w:r>
@@ -893,8 +1297,7 @@
         </w:tc>
         <w:tc>
           <w:tcPr>
-            <w:tcW w:type="dxa" w:w="5760"/>
-            <w:vAlign w:val="center"/>
+            <w:tcW w:w="5760" w:type="dxa"/>
             <w:tcBorders>
               <w:top w:val="single" w:sz="4" w:color="D9D9D9"/>
               <w:left w:val="single" w:sz="4" w:color="D9D9D9"/>
@@ -903,6 +1306,13 @@
               <w:insideH w:val="single" w:sz="4" w:color="D9D9D9"/>
               <w:insideV w:val="single" w:sz="4" w:color="D9D9D9"/>
             </w:tcBorders>
+            <w:tcMar>
+              <w:top w:w="0" w:type="dxa"/>
+              <w:left w:w="108" w:type="dxa"/>
+              <w:bottom w:w="0" w:type="dxa"/>
+              <w:right w:w="108" w:type="dxa"/>
+            </w:tcMar>
+            <w:vAlign w:val="center"/>
           </w:tcPr>
           <w:p>
             <w:pPr>
@@ -911,10 +1321,10 @@
             <w:r/>
             <w:r>
               <w:rPr>
-                <w:rFonts w:ascii="Arial" w:hAnsi="Arial"/>
-                <w:b w:val="0"/>
+                <w:rFonts w:ascii="Arial" w:hAnsi="Arial" w:eastAsia="ＭＳ 明朝" w:cs="Arial" w:eastAsiaTheme="minorEastAsia" w:csTheme="minorBidi"/>
                 <w:color w:val="000000"/>
                 <w:sz w:val="16"/>
+                <w:szCs w:val="22"/>
               </w:rPr>
               <w:t>Thu nhập ròng trên mỗi người</w:t>
             </w:r>
@@ -922,8 +1332,7 @@
         </w:tc>
         <w:tc>
           <w:tcPr>
-            <w:tcW w:type="dxa" w:w="2160"/>
-            <w:vAlign w:val="center"/>
+            <w:tcW w:w="2160" w:type="dxa"/>
             <w:tcBorders>
               <w:top w:val="single" w:sz="4" w:color="D9D9D9"/>
               <w:left w:val="single" w:sz="4" w:color="D9D9D9"/>
@@ -932,6 +1341,13 @@
               <w:insideH w:val="single" w:sz="4" w:color="D9D9D9"/>
               <w:insideV w:val="single" w:sz="4" w:color="D9D9D9"/>
             </w:tcBorders>
+            <w:tcMar>
+              <w:top w:w="0" w:type="dxa"/>
+              <w:left w:w="108" w:type="dxa"/>
+              <w:bottom w:w="0" w:type="dxa"/>
+              <w:right w:w="108" w:type="dxa"/>
+            </w:tcMar>
+            <w:vAlign w:val="center"/>
           </w:tcPr>
           <w:p>
             <w:pPr>
@@ -940,10 +1356,10 @@
             <w:r/>
             <w:r>
               <w:rPr>
-                <w:rFonts w:ascii="Arial" w:hAnsi="Arial"/>
-                <w:b w:val="0"/>
+                <w:rFonts w:ascii="Arial" w:hAnsi="Arial" w:eastAsia="ＭＳ 明朝" w:cs="Arial" w:eastAsiaTheme="minorEastAsia" w:csTheme="minorBidi"/>
                 <w:color w:val="000000"/>
                 <w:sz w:val="16"/>
+                <w:szCs w:val="22"/>
               </w:rPr>
               <w:t>Mức sống kinh tế</w:t>
             </w:r>
@@ -953,8 +1369,7 @@
       <w:tr>
         <w:tc>
           <w:tcPr>
-            <w:tcW w:type="dxa" w:w="1584"/>
-            <w:vAlign w:val="center"/>
+            <w:tcW w:w="1584" w:type="dxa"/>
             <w:tcBorders>
               <w:top w:val="single" w:sz="4" w:color="D9D9D9"/>
               <w:left w:val="single" w:sz="4" w:color="D9D9D9"/>
@@ -963,7 +1378,14 @@
               <w:insideH w:val="single" w:sz="4" w:color="D9D9D9"/>
               <w:insideV w:val="single" w:sz="4" w:color="D9D9D9"/>
             </w:tcBorders>
-            <w:shd w:fill="F2F6FA"/>
+            <w:shd w:val="clear" w:fill="F2F6FA"/>
+            <w:tcMar>
+              <w:top w:w="0" w:type="dxa"/>
+              <w:left w:w="108" w:type="dxa"/>
+              <w:bottom w:w="0" w:type="dxa"/>
+              <w:right w:w="108" w:type="dxa"/>
+            </w:tcMar>
+            <w:vAlign w:val="center"/>
           </w:tcPr>
           <w:p>
             <w:pPr>
@@ -972,10 +1394,10 @@
             <w:r/>
             <w:r>
               <w:rPr>
-                <w:rFonts w:ascii="Arial" w:hAnsi="Arial"/>
-                <w:b w:val="0"/>
+                <w:rFonts w:ascii="Arial" w:hAnsi="Arial" w:eastAsia="ＭＳ 明朝" w:cs="Arial" w:eastAsiaTheme="minorEastAsia" w:csTheme="minorBidi"/>
                 <w:color w:val="000000"/>
                 <w:sz w:val="16"/>
+                <w:szCs w:val="22"/>
               </w:rPr>
               <w:t>inflation</w:t>
             </w:r>
@@ -983,8 +1405,7 @@
         </w:tc>
         <w:tc>
           <w:tcPr>
-            <w:tcW w:type="dxa" w:w="5760"/>
-            <w:vAlign w:val="center"/>
+            <w:tcW w:w="5760" w:type="dxa"/>
             <w:tcBorders>
               <w:top w:val="single" w:sz="4" w:color="D9D9D9"/>
               <w:left w:val="single" w:sz="4" w:color="D9D9D9"/>
@@ -993,7 +1414,14 @@
               <w:insideH w:val="single" w:sz="4" w:color="D9D9D9"/>
               <w:insideV w:val="single" w:sz="4" w:color="D9D9D9"/>
             </w:tcBorders>
-            <w:shd w:fill="F2F6FA"/>
+            <w:shd w:val="clear" w:fill="F2F6FA"/>
+            <w:tcMar>
+              <w:top w:w="0" w:type="dxa"/>
+              <w:left w:w="108" w:type="dxa"/>
+              <w:bottom w:w="0" w:type="dxa"/>
+              <w:right w:w="108" w:type="dxa"/>
+            </w:tcMar>
+            <w:vAlign w:val="center"/>
           </w:tcPr>
           <w:p>
             <w:pPr>
@@ -1002,10 +1430,10 @@
             <w:r/>
             <w:r>
               <w:rPr>
-                <w:rFonts w:ascii="Arial" w:hAnsi="Arial"/>
-                <w:b w:val="0"/>
+                <w:rFonts w:ascii="Arial" w:hAnsi="Arial" w:eastAsia="ＭＳ 明朝" w:cs="Arial" w:eastAsiaTheme="minorEastAsia" w:csTheme="minorBidi"/>
                 <w:color w:val="000000"/>
                 <w:sz w:val="16"/>
+                <w:szCs w:val="22"/>
               </w:rPr>
               <w:t>Tỷ lệ lạm phát hằng năm (%)</w:t>
             </w:r>
@@ -1013,8 +1441,7 @@
         </w:tc>
         <w:tc>
           <w:tcPr>
-            <w:tcW w:type="dxa" w:w="2160"/>
-            <w:vAlign w:val="center"/>
+            <w:tcW w:w="2160" w:type="dxa"/>
             <w:tcBorders>
               <w:top w:val="single" w:sz="4" w:color="D9D9D9"/>
               <w:left w:val="single" w:sz="4" w:color="D9D9D9"/>
@@ -1023,7 +1450,14 @@
               <w:insideH w:val="single" w:sz="4" w:color="D9D9D9"/>
               <w:insideV w:val="single" w:sz="4" w:color="D9D9D9"/>
             </w:tcBorders>
-            <w:shd w:fill="F2F6FA"/>
+            <w:shd w:val="clear" w:fill="F2F6FA"/>
+            <w:tcMar>
+              <w:top w:w="0" w:type="dxa"/>
+              <w:left w:w="108" w:type="dxa"/>
+              <w:bottom w:w="0" w:type="dxa"/>
+              <w:right w:w="108" w:type="dxa"/>
+            </w:tcMar>
+            <w:vAlign w:val="center"/>
           </w:tcPr>
           <w:p>
             <w:pPr>
@@ -1032,10 +1466,10 @@
             <w:r/>
             <w:r>
               <w:rPr>
-                <w:rFonts w:ascii="Arial" w:hAnsi="Arial"/>
-                <w:b w:val="0"/>
+                <w:rFonts w:ascii="Arial" w:hAnsi="Arial" w:eastAsia="ＭＳ 明朝" w:cs="Arial" w:eastAsiaTheme="minorEastAsia" w:csTheme="minorBidi"/>
                 <w:color w:val="000000"/>
                 <w:sz w:val="16"/>
+                <w:szCs w:val="22"/>
               </w:rPr>
               <w:t>Bất ổn vĩ mô</w:t>
             </w:r>
@@ -1045,8 +1479,7 @@
       <w:tr>
         <w:tc>
           <w:tcPr>
-            <w:tcW w:type="dxa" w:w="1584"/>
-            <w:vAlign w:val="center"/>
+            <w:tcW w:w="1584" w:type="dxa"/>
             <w:tcBorders>
               <w:top w:val="single" w:sz="4" w:color="D9D9D9"/>
               <w:left w:val="single" w:sz="4" w:color="D9D9D9"/>
@@ -1055,6 +1488,13 @@
               <w:insideH w:val="single" w:sz="4" w:color="D9D9D9"/>
               <w:insideV w:val="single" w:sz="4" w:color="D9D9D9"/>
             </w:tcBorders>
+            <w:tcMar>
+              <w:top w:w="0" w:type="dxa"/>
+              <w:left w:w="108" w:type="dxa"/>
+              <w:bottom w:w="0" w:type="dxa"/>
+              <w:right w:w="108" w:type="dxa"/>
+            </w:tcMar>
+            <w:vAlign w:val="center"/>
           </w:tcPr>
           <w:p>
             <w:pPr>
@@ -1063,10 +1503,10 @@
             <w:r/>
             <w:r>
               <w:rPr>
-                <w:rFonts w:ascii="Arial" w:hAnsi="Arial"/>
-                <w:b w:val="0"/>
+                <w:rFonts w:ascii="Arial" w:hAnsi="Arial" w:eastAsia="ＭＳ 明朝" w:cs="Arial" w:eastAsiaTheme="minorEastAsia" w:csTheme="minorBidi"/>
                 <w:color w:val="000000"/>
                 <w:sz w:val="16"/>
+                <w:szCs w:val="22"/>
               </w:rPr>
               <w:t>life_expec</w:t>
             </w:r>
@@ -1074,8 +1514,7 @@
         </w:tc>
         <w:tc>
           <w:tcPr>
-            <w:tcW w:type="dxa" w:w="5760"/>
-            <w:vAlign w:val="center"/>
+            <w:tcW w:w="5760" w:type="dxa"/>
             <w:tcBorders>
               <w:top w:val="single" w:sz="4" w:color="D9D9D9"/>
               <w:left w:val="single" w:sz="4" w:color="D9D9D9"/>
@@ -1084,6 +1523,13 @@
               <w:insideH w:val="single" w:sz="4" w:color="D9D9D9"/>
               <w:insideV w:val="single" w:sz="4" w:color="D9D9D9"/>
             </w:tcBorders>
+            <w:tcMar>
+              <w:top w:w="0" w:type="dxa"/>
+              <w:left w:w="108" w:type="dxa"/>
+              <w:bottom w:w="0" w:type="dxa"/>
+              <w:right w:w="108" w:type="dxa"/>
+            </w:tcMar>
+            <w:vAlign w:val="center"/>
           </w:tcPr>
           <w:p>
             <w:pPr>
@@ -1092,10 +1538,10 @@
             <w:r/>
             <w:r>
               <w:rPr>
-                <w:rFonts w:ascii="Arial" w:hAnsi="Arial"/>
-                <w:b w:val="0"/>
+                <w:rFonts w:ascii="Arial" w:hAnsi="Arial" w:eastAsia="ＭＳ 明朝" w:cs="Arial" w:eastAsiaTheme="minorEastAsia" w:csTheme="minorBidi"/>
                 <w:color w:val="000000"/>
                 <w:sz w:val="16"/>
+                <w:szCs w:val="22"/>
               </w:rPr>
               <w:t>Tuổi thọ kỳ vọng của trẻ sơ sinh</w:t>
             </w:r>
@@ -1103,8 +1549,7 @@
         </w:tc>
         <w:tc>
           <w:tcPr>
-            <w:tcW w:type="dxa" w:w="2160"/>
-            <w:vAlign w:val="center"/>
+            <w:tcW w:w="2160" w:type="dxa"/>
             <w:tcBorders>
               <w:top w:val="single" w:sz="4" w:color="D9D9D9"/>
               <w:left w:val="single" w:sz="4" w:color="D9D9D9"/>
@@ -1113,6 +1558,13 @@
               <w:insideH w:val="single" w:sz="4" w:color="D9D9D9"/>
               <w:insideV w:val="single" w:sz="4" w:color="D9D9D9"/>
             </w:tcBorders>
+            <w:tcMar>
+              <w:top w:w="0" w:type="dxa"/>
+              <w:left w:w="108" w:type="dxa"/>
+              <w:bottom w:w="0" w:type="dxa"/>
+              <w:right w:w="108" w:type="dxa"/>
+            </w:tcMar>
+            <w:vAlign w:val="center"/>
           </w:tcPr>
           <w:p>
             <w:pPr>
@@ -1121,10 +1573,10 @@
             <w:r/>
             <w:r>
               <w:rPr>
-                <w:rFonts w:ascii="Arial" w:hAnsi="Arial"/>
-                <w:b w:val="0"/>
+                <w:rFonts w:ascii="Arial" w:hAnsi="Arial" w:eastAsia="ＭＳ 明朝" w:cs="Arial" w:eastAsiaTheme="minorEastAsia" w:csTheme="minorBidi"/>
                 <w:color w:val="000000"/>
                 <w:sz w:val="16"/>
+                <w:szCs w:val="22"/>
               </w:rPr>
               <w:t>Càng thấp càng bất lợi</w:t>
             </w:r>
@@ -1134,8 +1586,7 @@
       <w:tr>
         <w:tc>
           <w:tcPr>
-            <w:tcW w:type="dxa" w:w="1584"/>
-            <w:vAlign w:val="center"/>
+            <w:tcW w:w="1584" w:type="dxa"/>
             <w:tcBorders>
               <w:top w:val="single" w:sz="4" w:color="D9D9D9"/>
               <w:left w:val="single" w:sz="4" w:color="D9D9D9"/>
@@ -1144,7 +1595,14 @@
               <w:insideH w:val="single" w:sz="4" w:color="D9D9D9"/>
               <w:insideV w:val="single" w:sz="4" w:color="D9D9D9"/>
             </w:tcBorders>
-            <w:shd w:fill="F2F6FA"/>
+            <w:shd w:val="clear" w:fill="F2F6FA"/>
+            <w:tcMar>
+              <w:top w:w="0" w:type="dxa"/>
+              <w:left w:w="108" w:type="dxa"/>
+              <w:bottom w:w="0" w:type="dxa"/>
+              <w:right w:w="108" w:type="dxa"/>
+            </w:tcMar>
+            <w:vAlign w:val="center"/>
           </w:tcPr>
           <w:p>
             <w:pPr>
@@ -1153,10 +1611,10 @@
             <w:r/>
             <w:r>
               <w:rPr>
-                <w:rFonts w:ascii="Arial" w:hAnsi="Arial"/>
-                <w:b w:val="0"/>
+                <w:rFonts w:ascii="Arial" w:hAnsi="Arial" w:eastAsia="ＭＳ 明朝" w:cs="Arial" w:eastAsiaTheme="minorEastAsia" w:csTheme="minorBidi"/>
                 <w:color w:val="000000"/>
                 <w:sz w:val="16"/>
+                <w:szCs w:val="22"/>
               </w:rPr>
               <w:t>total_fer</w:t>
             </w:r>
@@ -1164,8 +1622,7 @@
         </w:tc>
         <w:tc>
           <w:tcPr>
-            <w:tcW w:type="dxa" w:w="5760"/>
-            <w:vAlign w:val="center"/>
+            <w:tcW w:w="5760" w:type="dxa"/>
             <w:tcBorders>
               <w:top w:val="single" w:sz="4" w:color="D9D9D9"/>
               <w:left w:val="single" w:sz="4" w:color="D9D9D9"/>
@@ -1174,7 +1631,14 @@
               <w:insideH w:val="single" w:sz="4" w:color="D9D9D9"/>
               <w:insideV w:val="single" w:sz="4" w:color="D9D9D9"/>
             </w:tcBorders>
-            <w:shd w:fill="F2F6FA"/>
+            <w:shd w:val="clear" w:fill="F2F6FA"/>
+            <w:tcMar>
+              <w:top w:w="0" w:type="dxa"/>
+              <w:left w:w="108" w:type="dxa"/>
+              <w:bottom w:w="0" w:type="dxa"/>
+              <w:right w:w="108" w:type="dxa"/>
+            </w:tcMar>
+            <w:vAlign w:val="center"/>
           </w:tcPr>
           <w:p>
             <w:pPr>
@@ -1183,10 +1647,10 @@
             <w:r/>
             <w:r>
               <w:rPr>
-                <w:rFonts w:ascii="Arial" w:hAnsi="Arial"/>
-                <w:b w:val="0"/>
+                <w:rFonts w:ascii="Arial" w:hAnsi="Arial" w:eastAsia="ＭＳ 明朝" w:cs="Arial" w:eastAsiaTheme="minorEastAsia" w:csTheme="minorBidi"/>
                 <w:color w:val="000000"/>
                 <w:sz w:val="16"/>
+                <w:szCs w:val="22"/>
               </w:rPr>
               <w:t>Số con trên mỗi phụ nữ</w:t>
             </w:r>
@@ -1194,8 +1658,7 @@
         </w:tc>
         <w:tc>
           <w:tcPr>
-            <w:tcW w:type="dxa" w:w="2160"/>
-            <w:vAlign w:val="center"/>
+            <w:tcW w:w="2160" w:type="dxa"/>
             <w:tcBorders>
               <w:top w:val="single" w:sz="4" w:color="D9D9D9"/>
               <w:left w:val="single" w:sz="4" w:color="D9D9D9"/>
@@ -1204,7 +1667,14 @@
               <w:insideH w:val="single" w:sz="4" w:color="D9D9D9"/>
               <w:insideV w:val="single" w:sz="4" w:color="D9D9D9"/>
             </w:tcBorders>
-            <w:shd w:fill="F2F6FA"/>
+            <w:shd w:val="clear" w:fill="F2F6FA"/>
+            <w:tcMar>
+              <w:top w:w="0" w:type="dxa"/>
+              <w:left w:w="108" w:type="dxa"/>
+              <w:bottom w:w="0" w:type="dxa"/>
+              <w:right w:w="108" w:type="dxa"/>
+            </w:tcMar>
+            <w:vAlign w:val="center"/>
           </w:tcPr>
           <w:p>
             <w:pPr>
@@ -1213,10 +1683,10 @@
             <w:r/>
             <w:r>
               <w:rPr>
-                <w:rFonts w:ascii="Arial" w:hAnsi="Arial"/>
-                <w:b w:val="0"/>
+                <w:rFonts w:ascii="Arial" w:hAnsi="Arial" w:eastAsia="ＭＳ 明朝" w:cs="Arial" w:eastAsiaTheme="minorEastAsia" w:csTheme="minorBidi"/>
                 <w:color w:val="000000"/>
                 <w:sz w:val="16"/>
+                <w:szCs w:val="22"/>
               </w:rPr>
               <w:t>Áp lực dân số</w:t>
             </w:r>
@@ -1226,8 +1696,7 @@
       <w:tr>
         <w:tc>
           <w:tcPr>
-            <w:tcW w:type="dxa" w:w="1584"/>
-            <w:vAlign w:val="center"/>
+            <w:tcW w:w="1584" w:type="dxa"/>
             <w:tcBorders>
               <w:top w:val="single" w:sz="4" w:color="D9D9D9"/>
               <w:left w:val="single" w:sz="4" w:color="D9D9D9"/>
@@ -1236,6 +1705,13 @@
               <w:insideH w:val="single" w:sz="4" w:color="D9D9D9"/>
               <w:insideV w:val="single" w:sz="4" w:color="D9D9D9"/>
             </w:tcBorders>
+            <w:tcMar>
+              <w:top w:w="0" w:type="dxa"/>
+              <w:left w:w="108" w:type="dxa"/>
+              <w:bottom w:w="0" w:type="dxa"/>
+              <w:right w:w="108" w:type="dxa"/>
+            </w:tcMar>
+            <w:vAlign w:val="center"/>
           </w:tcPr>
           <w:p>
             <w:pPr>
@@ -1244,10 +1720,10 @@
             <w:r/>
             <w:r>
               <w:rPr>
-                <w:rFonts w:ascii="Arial" w:hAnsi="Arial"/>
-                <w:b w:val="0"/>
+                <w:rFonts w:ascii="Arial" w:hAnsi="Arial" w:eastAsia="ＭＳ 明朝" w:cs="Arial" w:eastAsiaTheme="minorEastAsia" w:csTheme="minorBidi"/>
                 <w:color w:val="000000"/>
                 <w:sz w:val="16"/>
+                <w:szCs w:val="22"/>
               </w:rPr>
               <w:t>gdpp</w:t>
             </w:r>
@@ -1255,8 +1731,7 @@
         </w:tc>
         <w:tc>
           <w:tcPr>
-            <w:tcW w:type="dxa" w:w="5760"/>
-            <w:vAlign w:val="center"/>
+            <w:tcW w:w="5760" w:type="dxa"/>
             <w:tcBorders>
               <w:top w:val="single" w:sz="4" w:color="D9D9D9"/>
               <w:left w:val="single" w:sz="4" w:color="D9D9D9"/>
@@ -1265,6 +1740,13 @@
               <w:insideH w:val="single" w:sz="4" w:color="D9D9D9"/>
               <w:insideV w:val="single" w:sz="4" w:color="D9D9D9"/>
             </w:tcBorders>
+            <w:tcMar>
+              <w:top w:w="0" w:type="dxa"/>
+              <w:left w:w="108" w:type="dxa"/>
+              <w:bottom w:w="0" w:type="dxa"/>
+              <w:right w:w="108" w:type="dxa"/>
+            </w:tcMar>
+            <w:vAlign w:val="center"/>
           </w:tcPr>
           <w:p>
             <w:pPr>
@@ -1273,10 +1755,10 @@
             <w:r/>
             <w:r>
               <w:rPr>
-                <w:rFonts w:ascii="Arial" w:hAnsi="Arial"/>
-                <w:b w:val="0"/>
+                <w:rFonts w:ascii="Arial" w:hAnsi="Arial" w:eastAsia="ＭＳ 明朝" w:cs="Arial" w:eastAsiaTheme="minorEastAsia" w:csTheme="minorBidi"/>
                 <w:color w:val="000000"/>
                 <w:sz w:val="16"/>
+                <w:szCs w:val="22"/>
               </w:rPr>
               <w:t>GDP bình quân đầu người</w:t>
             </w:r>
@@ -1284,8 +1766,7 @@
         </w:tc>
         <w:tc>
           <w:tcPr>
-            <w:tcW w:type="dxa" w:w="2160"/>
-            <w:vAlign w:val="center"/>
+            <w:tcW w:w="2160" w:type="dxa"/>
             <w:tcBorders>
               <w:top w:val="single" w:sz="4" w:color="D9D9D9"/>
               <w:left w:val="single" w:sz="4" w:color="D9D9D9"/>
@@ -1294,6 +1775,13 @@
               <w:insideH w:val="single" w:sz="4" w:color="D9D9D9"/>
               <w:insideV w:val="single" w:sz="4" w:color="D9D9D9"/>
             </w:tcBorders>
+            <w:tcMar>
+              <w:top w:w="0" w:type="dxa"/>
+              <w:left w:w="108" w:type="dxa"/>
+              <w:bottom w:w="0" w:type="dxa"/>
+              <w:right w:w="108" w:type="dxa"/>
+            </w:tcMar>
+            <w:vAlign w:val="center"/>
           </w:tcPr>
           <w:p>
             <w:pPr>
@@ -1302,10 +1790,10 @@
             <w:r/>
             <w:r>
               <w:rPr>
-                <w:rFonts w:ascii="Arial" w:hAnsi="Arial"/>
-                <w:b w:val="0"/>
+                <w:rFonts w:ascii="Arial" w:hAnsi="Arial" w:eastAsia="ＭＳ 明朝" w:cs="Arial" w:eastAsiaTheme="minorEastAsia" w:csTheme="minorBidi"/>
                 <w:color w:val="000000"/>
                 <w:sz w:val="16"/>
+                <w:szCs w:val="22"/>
               </w:rPr>
               <w:t>Mức phát triển kinh tế</w:t>
             </w:r>
@@ -1325,9 +1813,12 @@
       </w:pPr>
       <w:r>
         <w:rPr>
+          <w:rFonts w:ascii="Arial" w:hAnsi="Arial" w:eastAsia="ＭＳ 明朝" w:cs="Arial" w:eastAsiaTheme="minorEastAsia" w:csTheme="minorBidi"/>
           <w:i/>
+          <w:iCs/>
           <w:color w:val="5A5A5A"/>
           <w:sz w:val="18"/>
+          <w:szCs w:val="22"/>
         </w:rPr>
         <w:t>Bảng 1. Các biến sử dụng trong ma trận đặc trưng</w:t>
       </w:r>
@@ -1338,6 +1829,14 @@
         <w:keepNext/>
       </w:pPr>
       <w:r>
+        <w:rPr>
+          <w:rFonts w:ascii="Arial" w:hAnsi="Arial" w:eastAsia="ＭＳ ゴシック" w:cs="Arial" w:asciiTheme="majorHAnsi" w:hAnsiTheme="majorHAnsi" w:eastAsiaTheme="majorEastAsia" w:csTheme="majorBidi"/>
+          <w:b/>
+          <w:bCs/>
+          <w:color w:val="000000"/>
+          <w:sz w:val="24"/>
+          <w:szCs w:val="26"/>
+        </w:rPr>
         <w:t>4.2. Phát biểu input và output</w:t>
       </w:r>
     </w:p>
@@ -1346,6 +1845,11 @@
         <w:pStyle w:val="BodyText"/>
       </w:pPr>
       <w:r>
+        <w:rPr>
+          <w:rFonts w:ascii="Arial" w:hAnsi="Arial" w:eastAsia="ＭＳ 明朝" w:cs="Arial" w:eastAsiaTheme="minorEastAsia" w:csTheme="minorBidi"/>
+          <w:sz w:val="22"/>
+          <w:szCs w:val="22"/>
+        </w:rPr>
         <w:t>Input là ma trận X gồm 167 quốc gia và 9 biến số. Cột country chỉ dùng để truy xuất kết quả, không đưa vào khoảng cách. Tiền xử lý gồm kiểm tra kiểu dữ liệu, giá trị thiếu, dòng trùng, sau đó chuẩn hóa. Output chính là nhãn cluster của từng quốc gia, tâm cụm trên thang đo gốc, hồ sơ trung bình theo cụm, bảng đánh giá k và các biểu đồ. Output ứng dụng là danh sách nhóm có hồ sơ dễ tổn thương hơn để sàng lọc nghiên cứu nhu cầu.</w:t>
       </w:r>
     </w:p>
@@ -1355,6 +1859,14 @@
         <w:keepNext/>
       </w:pPr>
       <w:r>
+        <w:rPr>
+          <w:rFonts w:ascii="Arial" w:hAnsi="Arial" w:eastAsia="ＭＳ ゴシック" w:cs="Arial" w:asciiTheme="majorHAnsi" w:hAnsiTheme="majorHAnsi" w:eastAsiaTheme="majorEastAsia" w:csTheme="majorBidi"/>
+          <w:b/>
+          <w:bCs/>
+          <w:color w:val="000000"/>
+          <w:sz w:val="24"/>
+          <w:szCs w:val="26"/>
+        </w:rPr>
         <w:t>4.3. Kiểm tra chất lượng dữ liệu</w:t>
       </w:r>
     </w:p>
@@ -1363,6 +1875,11 @@
         <w:pStyle w:val="BodyText"/>
       </w:pPr>
       <w:r>
+        <w:rPr>
+          <w:rFonts w:ascii="Arial" w:hAnsi="Arial" w:eastAsia="ＭＳ 明朝" w:cs="Arial" w:eastAsiaTheme="minorEastAsia" w:csTheme="minorBidi"/>
+          <w:sz w:val="22"/>
+          <w:szCs w:val="22"/>
+        </w:rPr>
         <w:t>Tệp có 167 quan sát, 9 biến đầu vào số, không có giá trị thiếu và không có dòng trùng hoàn toàn. Dù vậy, các biến có tương quan và có ngoại lệ lớn. Xuất khẩu và nhập khẩu theo tỷ lệ GDP đặc biệt cao ở một số nền kinh tế có vai trò trung chuyển hoặc cấu trúc thương mại đặc thù. Vì vậy, kết quả phân cụm cần đọc cùng với tâm cụm và không nên suy diễn một biến thành nguyên nhân nhân quả.</w:t>
       </w:r>
     </w:p>
@@ -1372,6 +1889,14 @@
         <w:keepNext/>
       </w:pPr>
       <w:r>
+        <w:rPr>
+          <w:rFonts w:ascii="Arial" w:hAnsi="Arial" w:eastAsia="ＭＳ ゴシック" w:cs="Arial" w:asciiTheme="majorHAnsi" w:hAnsiTheme="majorHAnsi" w:eastAsiaTheme="majorEastAsia" w:csTheme="majorBidi"/>
+          <w:b/>
+          <w:bCs/>
+          <w:color w:val="000000"/>
+          <w:sz w:val="30"/>
+          <w:szCs w:val="28"/>
+        </w:rPr>
         <w:t>5. Thiết kế thực nghiệm và cài đặt</w:t>
       </w:r>
     </w:p>
@@ -1381,6 +1906,14 @@
         <w:keepNext/>
       </w:pPr>
       <w:r>
+        <w:rPr>
+          <w:rFonts w:ascii="Arial" w:hAnsi="Arial" w:eastAsia="ＭＳ ゴシック" w:cs="Arial" w:asciiTheme="majorHAnsi" w:hAnsiTheme="majorHAnsi" w:eastAsiaTheme="majorEastAsia" w:csTheme="majorBidi"/>
+          <w:b/>
+          <w:bCs/>
+          <w:color w:val="000000"/>
+          <w:sz w:val="24"/>
+          <w:szCs w:val="26"/>
+        </w:rPr>
         <w:t>5.1. Quy trình thực nghiệm</w:t>
       </w:r>
     </w:p>
@@ -1389,6 +1922,11 @@
         <w:pStyle w:val="BodyText"/>
       </w:pPr>
       <w:r>
+        <w:rPr>
+          <w:rFonts w:ascii="Arial" w:hAnsi="Arial" w:eastAsia="ＭＳ 明朝" w:cs="Arial" w:eastAsiaTheme="minorEastAsia" w:csTheme="minorBidi"/>
+          <w:sz w:val="22"/>
+          <w:szCs w:val="22"/>
+        </w:rPr>
         <w:t>Quy trình gồm: đọc Country-data.csv; chọn 9 biến; kiểm tra thiếu và trùng; chuẩn hóa bằng StandardScaler; thử k từ 2 đến 10; chạy K-Means với K-Means++ và n_init = 50; ghi lại inertia, Silhouette, Calinski-Harabasz, Davies-Bouldin và kích thước cụm; chọn k = 4; khôi phục tâm cụm về thang đo gốc; chiếu PCA để trực quan hóa; xây dựng một chỉ báo sàng lọc minh bạch chỉ cho mục đích diễn giải.</w:t>
       </w:r>
     </w:p>
@@ -1398,6 +1936,14 @@
         <w:keepNext/>
       </w:pPr>
       <w:r>
+        <w:rPr>
+          <w:rFonts w:ascii="Arial" w:hAnsi="Arial" w:eastAsia="ＭＳ ゴシック" w:cs="Arial" w:asciiTheme="majorHAnsi" w:hAnsiTheme="majorHAnsi" w:eastAsiaTheme="majorEastAsia" w:csTheme="majorBidi"/>
+          <w:b/>
+          <w:bCs/>
+          <w:color w:val="000000"/>
+          <w:sz w:val="24"/>
+          <w:szCs w:val="26"/>
+        </w:rPr>
         <w:t>5.2. Mã cốt lõi</w:t>
       </w:r>
     </w:p>
@@ -1408,126 +1954,158 @@
       </w:pPr>
       <w:r>
         <w:rPr>
-          <w:rFonts w:ascii="Courier New" w:hAnsi="Courier New"/>
+          <w:rFonts w:ascii="Courier New" w:hAnsi="Courier New" w:eastAsia="ＭＳ 明朝" w:cs="Courier New" w:eastAsiaTheme="minorEastAsia" w:csTheme="minorBidi"/>
           <w:sz w:val="16"/>
+          <w:szCs w:val="22"/>
         </w:rPr>
         <w:t>scaler = StandardScaler()</w:t>
-        <w:br/>
+      </w:r>
+      <w:r>
+        <w:br w:type="textWrapping"/>
       </w:r>
       <w:r>
         <w:rPr>
-          <w:rFonts w:ascii="Courier New" w:hAnsi="Courier New"/>
+          <w:rFonts w:ascii="Courier New" w:hAnsi="Courier New" w:eastAsia="ＭＳ 明朝" w:cs="Courier New" w:eastAsiaTheme="minorEastAsia" w:csTheme="minorBidi"/>
           <w:sz w:val="16"/>
+          <w:szCs w:val="22"/>
         </w:rPr>
         <w:t>Z = scaler.fit_transform(df[FEATURES])</w:t>
-        <w:br/>
+      </w:r>
+      <w:r>
+        <w:br w:type="textWrapping"/>
+      </w:r>
+      <w:r>
+        <w:br w:type="textWrapping"/>
       </w:r>
       <w:r>
         <w:rPr>
-          <w:rFonts w:ascii="Courier New" w:hAnsi="Courier New"/>
+          <w:rFonts w:ascii="Courier New" w:hAnsi="Courier New" w:eastAsia="ＭＳ 明朝" w:cs="Courier New" w:eastAsiaTheme="minorEastAsia" w:csTheme="minorBidi"/>
           <w:sz w:val="16"/>
+          <w:szCs w:val="22"/>
         </w:rPr>
-        <w:br/>
+        <w:t>metrics = []</w:t>
+      </w:r>
+      <w:r>
+        <w:br w:type="textWrapping"/>
       </w:r>
       <w:r>
         <w:rPr>
-          <w:rFonts w:ascii="Courier New" w:hAnsi="Courier New"/>
+          <w:rFonts w:ascii="Courier New" w:hAnsi="Courier New" w:eastAsia="ＭＳ 明朝" w:cs="Courier New" w:eastAsiaTheme="minorEastAsia" w:csTheme="minorBidi"/>
           <w:sz w:val="16"/>
+          <w:szCs w:val="22"/>
         </w:rPr>
-        <w:t>metrics = []</w:t>
-        <w:br/>
+        <w:t>for k in range(2, 11):</w:t>
+      </w:r>
+      <w:r>
+        <w:br w:type="textWrapping"/>
       </w:r>
       <w:r>
         <w:rPr>
-          <w:rFonts w:ascii="Courier New" w:hAnsi="Courier New"/>
+          <w:rFonts w:ascii="Courier New" w:hAnsi="Courier New" w:eastAsia="ＭＳ 明朝" w:cs="Courier New" w:eastAsiaTheme="minorEastAsia" w:csTheme="minorBidi"/>
           <w:sz w:val="16"/>
+          <w:szCs w:val="22"/>
         </w:rPr>
-        <w:t>for k in range(2, 11):</w:t>
-        <w:br/>
+        <w:t xml:space="preserve">    model = KMeans(n_clusters=k, n_init=50, random_state=42)</w:t>
+      </w:r>
+      <w:r>
+        <w:br w:type="textWrapping"/>
       </w:r>
       <w:r>
         <w:rPr>
-          <w:rFonts w:ascii="Courier New" w:hAnsi="Courier New"/>
+          <w:rFonts w:ascii="Courier New" w:hAnsi="Courier New" w:eastAsia="ＭＳ 明朝" w:cs="Courier New" w:eastAsiaTheme="minorEastAsia" w:csTheme="minorBidi"/>
           <w:sz w:val="16"/>
+          <w:szCs w:val="22"/>
         </w:rPr>
-        <w:t xml:space="preserve">    model = KMeans(n_clusters=k, n_init=50, random_state=42)</w:t>
-        <w:br/>
+        <w:t xml:space="preserve">    labels = model.fit_predict(Z)</w:t>
+      </w:r>
+      <w:r>
+        <w:br w:type="textWrapping"/>
       </w:r>
       <w:r>
         <w:rPr>
-          <w:rFonts w:ascii="Courier New" w:hAnsi="Courier New"/>
+          <w:rFonts w:ascii="Courier New" w:hAnsi="Courier New" w:eastAsia="ＭＳ 明朝" w:cs="Courier New" w:eastAsiaTheme="minorEastAsia" w:csTheme="minorBidi"/>
           <w:sz w:val="16"/>
+          <w:szCs w:val="22"/>
         </w:rPr>
-        <w:t xml:space="preserve">    labels = model.fit_predict(Z)</w:t>
-        <w:br/>
+        <w:t xml:space="preserve">    metrics.append({</w:t>
+      </w:r>
+      <w:r>
+        <w:br w:type="textWrapping"/>
       </w:r>
       <w:r>
         <w:rPr>
-          <w:rFonts w:ascii="Courier New" w:hAnsi="Courier New"/>
+          <w:rFonts w:ascii="Courier New" w:hAnsi="Courier New" w:eastAsia="ＭＳ 明朝" w:cs="Courier New" w:eastAsiaTheme="minorEastAsia" w:csTheme="minorBidi"/>
           <w:sz w:val="16"/>
+          <w:szCs w:val="22"/>
         </w:rPr>
-        <w:t xml:space="preserve">    metrics.append({</w:t>
-        <w:br/>
+        <w:t xml:space="preserve">        'k': k,</w:t>
+      </w:r>
+      <w:r>
+        <w:br w:type="textWrapping"/>
       </w:r>
       <w:r>
         <w:rPr>
-          <w:rFonts w:ascii="Courier New" w:hAnsi="Courier New"/>
+          <w:rFonts w:ascii="Courier New" w:hAnsi="Courier New" w:eastAsia="ＭＳ 明朝" w:cs="Courier New" w:eastAsiaTheme="minorEastAsia" w:csTheme="minorBidi"/>
           <w:sz w:val="16"/>
+          <w:szCs w:val="22"/>
         </w:rPr>
-        <w:t xml:space="preserve">        'k': k,</w:t>
-        <w:br/>
+        <w:t xml:space="preserve">        'inertia': model.inertia_,</w:t>
+      </w:r>
+      <w:r>
+        <w:br w:type="textWrapping"/>
       </w:r>
       <w:r>
         <w:rPr>
-          <w:rFonts w:ascii="Courier New" w:hAnsi="Courier New"/>
+          <w:rFonts w:ascii="Courier New" w:hAnsi="Courier New" w:eastAsia="ＭＳ 明朝" w:cs="Courier New" w:eastAsiaTheme="minorEastAsia" w:csTheme="minorBidi"/>
           <w:sz w:val="16"/>
+          <w:szCs w:val="22"/>
         </w:rPr>
-        <w:t xml:space="preserve">        'inertia': model.inertia_,</w:t>
-        <w:br/>
+        <w:t xml:space="preserve">        'silhouette': silhouette_score(Z, labels),</w:t>
+      </w:r>
+      <w:r>
+        <w:br w:type="textWrapping"/>
       </w:r>
       <w:r>
         <w:rPr>
-          <w:rFonts w:ascii="Courier New" w:hAnsi="Courier New"/>
+          <w:rFonts w:ascii="Courier New" w:hAnsi="Courier New" w:eastAsia="ＭＳ 明朝" w:cs="Courier New" w:eastAsiaTheme="minorEastAsia" w:csTheme="minorBidi"/>
           <w:sz w:val="16"/>
+          <w:szCs w:val="22"/>
         </w:rPr>
-        <w:t xml:space="preserve">        'silhouette': silhouette_score(Z, labels),</w:t>
-        <w:br/>
+        <w:t xml:space="preserve">    })</w:t>
+      </w:r>
+      <w:r>
+        <w:br w:type="textWrapping"/>
+      </w:r>
+      <w:r>
+        <w:br w:type="textWrapping"/>
       </w:r>
       <w:r>
         <w:rPr>
-          <w:rFonts w:ascii="Courier New" w:hAnsi="Courier New"/>
+          <w:rFonts w:ascii="Courier New" w:hAnsi="Courier New" w:eastAsia="ＭＳ 明朝" w:cs="Courier New" w:eastAsiaTheme="minorEastAsia" w:csTheme="minorBidi"/>
           <w:sz w:val="16"/>
+          <w:szCs w:val="22"/>
         </w:rPr>
-        <w:t xml:space="preserve">    })</w:t>
-        <w:br/>
+        <w:t>model = KMeans(n_clusters=4, n_init=50, random_state=42)</w:t>
+      </w:r>
+      <w:r>
+        <w:br w:type="textWrapping"/>
       </w:r>
       <w:r>
         <w:rPr>
-          <w:rFonts w:ascii="Courier New" w:hAnsi="Courier New"/>
+          <w:rFonts w:ascii="Courier New" w:hAnsi="Courier New" w:eastAsia="ＭＳ 明朝" w:cs="Courier New" w:eastAsiaTheme="minorEastAsia" w:csTheme="minorBidi"/>
           <w:sz w:val="16"/>
+          <w:szCs w:val="22"/>
         </w:rPr>
-        <w:br/>
+        <w:t>labels = model.fit_predict(Z)</w:t>
+      </w:r>
+      <w:r>
+        <w:br w:type="textWrapping"/>
       </w:r>
       <w:r>
         <w:rPr>
-          <w:rFonts w:ascii="Courier New" w:hAnsi="Courier New"/>
+          <w:rFonts w:ascii="Courier New" w:hAnsi="Courier New" w:eastAsia="ＭＳ 明朝" w:cs="Courier New" w:eastAsiaTheme="minorEastAsia" w:csTheme="minorBidi"/>
           <w:sz w:val="16"/>
-        </w:rPr>
-        <w:t>model = KMeans(n_clusters=4, n_init=50, random_state=42)</w:t>
-        <w:br/>
-      </w:r>
-      <w:r>
-        <w:rPr>
-          <w:rFonts w:ascii="Courier New" w:hAnsi="Courier New"/>
-          <w:sz w:val="16"/>
-        </w:rPr>
-        <w:t>labels = model.fit_predict(Z)</w:t>
-        <w:br/>
-      </w:r>
-      <w:r>
-        <w:rPr>
-          <w:rFonts w:ascii="Courier New" w:hAnsi="Courier New"/>
-          <w:sz w:val="16"/>
+          <w:szCs w:val="22"/>
         </w:rPr>
         <w:t>centers_original = scaler.inverse_transform(model.cluster_centers_)</w:t>
       </w:r>
@@ -1537,7 +2115,12 @@
         <w:pStyle w:val="BodyText"/>
       </w:pPr>
       <w:r>
-        <w:t>Mã đầy đủ nằm trong tệp kmeans_humanitarian.py. Mã tách rõ dữ liệu đầu vào, đánh giá số cụm, mô hình cuối cùng, hồ sơ cụm, bảng sàng lọc và biểu đồ. Tệp requirements.txt ghim phiên bản scikit-learn đã dùng (1.8.0). Cần lưu ý kết quả K-Means có thể lệch nhẹ giữa các phiên bản thư viện: quốc gia nằm sát ranh giới giữa hai cụm (ví dụ Botswana) có thể đổi cụm. Vì vậy mọi số liệu và hình trong báo cáo được lấy trực tiếp từ kết quả chạy kmeans_humanitarian.py, và tệp build_assets.py chỉ đọc lại các tệp kết quả đó để dựng báo cáo.</w:t>
+        <w:rPr>
+          <w:rFonts w:ascii="Arial" w:hAnsi="Arial" w:eastAsia="ＭＳ 明朝" w:cs="Arial" w:eastAsiaTheme="minorEastAsia" w:csTheme="minorBidi"/>
+          <w:sz w:val="22"/>
+          <w:szCs w:val="22"/>
+        </w:rPr>
+        <w:t>Mã đầy đủ nằm trong tệp kmeans_humanitarian.py. Mã tách rõ dữ liệu đầu vào, đánh giá số cụm, mô hình cuối cùng, hồ sơ cụm, bảng sàng lọc và biểu đồ. Tệp requirements.txt ghim phiên bản scikit-learn đã dùng (1.8.0). Cần lưu ý kết quả K-Means có thể lệch nhẹ giữa các phiên bản thư viện: quốc gia nằm sát ranh giới giữa hai cụm (ví dụ Botswana) có thể đổi cụm. Vì vậy mọi số liệu và hình trong báo cáo được lấy trực tiếp từ kết quả chạy kmeans_humanitarian.py.</w:t>
       </w:r>
     </w:p>
     <w:p>
@@ -1546,6 +2129,14 @@
         <w:keepNext/>
       </w:pPr>
       <w:r>
+        <w:rPr>
+          <w:rFonts w:ascii="Arial" w:hAnsi="Arial" w:eastAsia="ＭＳ ゴシック" w:cs="Arial" w:asciiTheme="majorHAnsi" w:hAnsiTheme="majorHAnsi" w:eastAsiaTheme="majorEastAsia" w:csTheme="majorBidi"/>
+          <w:b/>
+          <w:bCs/>
+          <w:color w:val="000000"/>
+          <w:sz w:val="30"/>
+          <w:szCs w:val="28"/>
+        </w:rPr>
         <w:t>6. Kết quả phân cụm</w:t>
       </w:r>
     </w:p>
@@ -1555,15 +2146,37 @@
         <w:keepNext/>
       </w:pPr>
       <w:r>
+        <w:rPr>
+          <w:rFonts w:ascii="Arial" w:hAnsi="Arial" w:eastAsia="ＭＳ ゴシック" w:cs="Arial" w:asciiTheme="majorHAnsi" w:hAnsiTheme="majorHAnsi" w:eastAsiaTheme="majorEastAsia" w:csTheme="majorBidi"/>
+          <w:b/>
+          <w:bCs/>
+          <w:color w:val="000000"/>
+          <w:sz w:val="24"/>
+          <w:szCs w:val="26"/>
+        </w:rPr>
         <w:t>6.1. Chọn số cụm</w:t>
       </w:r>
     </w:p>
     <w:tbl>
       <w:tblPr>
         <w:tblStyle w:val="TableGrid"/>
-        <w:tblW w:type="auto" w:w="0"/>
+        <w:tblW w:w="0" w:type="auto"/>
         <w:jc w:val="center"/>
-        <w:tblLook w:firstColumn="1" w:firstRow="1" w:lastColumn="0" w:lastRow="0" w:noHBand="0" w:noVBand="1" w:val="04A0"/>
+        <w:tblBorders>
+          <w:top w:val="single" w:sz="4" w:color="D9D9D9"/>
+          <w:left w:val="single" w:sz="4" w:color="D9D9D9"/>
+          <w:bottom w:val="single" w:sz="4" w:color="D9D9D9"/>
+          <w:right w:val="single" w:sz="4" w:color="D9D9D9"/>
+          <w:insideH w:val="single" w:sz="4" w:color="D9D9D9"/>
+          <w:insideV w:val="single" w:sz="4" w:color="D9D9D9"/>
+        </w:tblBorders>
+        <w:tblCellMar>
+          <w:top w:w="0" w:type="dxa"/>
+          <w:left w:w="108" w:type="dxa"/>
+          <w:bottom w:w="0" w:type="dxa"/>
+          <w:right w:w="108" w:type="dxa"/>
+        </w:tblCellMar>
+        <w:tblLook w:firstRow="1" w:firstColumn="1" w:noVBand="1"/>
       </w:tblPr>
       <w:tblGrid>
         <w:gridCol w:w="1615"/>
@@ -1576,8 +2189,7 @@
       <w:tr>
         <w:tc>
           <w:tcPr>
-            <w:tcW w:type="dxa" w:w="720"/>
-            <w:vAlign w:val="center"/>
+            <w:tcW w:w="720" w:type="dxa"/>
             <w:tcBorders>
               <w:top w:val="single" w:sz="4" w:color="D9D9D9"/>
               <w:left w:val="single" w:sz="4" w:color="D9D9D9"/>
@@ -1586,7 +2198,14 @@
               <w:insideH w:val="single" w:sz="4" w:color="D9D9D9"/>
               <w:insideV w:val="single" w:sz="4" w:color="D9D9D9"/>
             </w:tcBorders>
-            <w:shd w:fill="1F4E79"/>
+            <w:shd w:val="clear" w:fill="1F4E79"/>
+            <w:tcMar>
+              <w:top w:w="0" w:type="dxa"/>
+              <w:left w:w="108" w:type="dxa"/>
+              <w:bottom w:w="0" w:type="dxa"/>
+              <w:right w:w="108" w:type="dxa"/>
+            </w:tcMar>
+            <w:vAlign w:val="center"/>
           </w:tcPr>
           <w:p>
             <w:pPr>
@@ -1595,10 +2214,12 @@
             <w:r/>
             <w:r>
               <w:rPr>
-                <w:rFonts w:ascii="Arial" w:hAnsi="Arial"/>
+                <w:rFonts w:ascii="Arial" w:hAnsi="Arial" w:eastAsia="ＭＳ 明朝" w:cs="Arial" w:eastAsiaTheme="minorEastAsia" w:csTheme="minorBidi"/>
                 <w:b/>
+                <w:bCs/>
                 <w:color w:val="FFFFFF"/>
                 <w:sz w:val="16"/>
+                <w:szCs w:val="22"/>
               </w:rPr>
               <w:t>k</w:t>
             </w:r>
@@ -1606,8 +2227,7 @@
         </w:tc>
         <w:tc>
           <w:tcPr>
-            <w:tcW w:type="dxa" w:w="1440"/>
-            <w:vAlign w:val="center"/>
+            <w:tcW w:w="1440" w:type="dxa"/>
             <w:tcBorders>
               <w:top w:val="single" w:sz="4" w:color="D9D9D9"/>
               <w:left w:val="single" w:sz="4" w:color="D9D9D9"/>
@@ -1616,7 +2236,14 @@
               <w:insideH w:val="single" w:sz="4" w:color="D9D9D9"/>
               <w:insideV w:val="single" w:sz="4" w:color="D9D9D9"/>
             </w:tcBorders>
-            <w:shd w:fill="1F4E79"/>
+            <w:shd w:val="clear" w:fill="1F4E79"/>
+            <w:tcMar>
+              <w:top w:w="0" w:type="dxa"/>
+              <w:left w:w="108" w:type="dxa"/>
+              <w:bottom w:w="0" w:type="dxa"/>
+              <w:right w:w="108" w:type="dxa"/>
+            </w:tcMar>
+            <w:vAlign w:val="center"/>
           </w:tcPr>
           <w:p>
             <w:pPr>
@@ -1625,10 +2252,12 @@
             <w:r/>
             <w:r>
               <w:rPr>
-                <w:rFonts w:ascii="Arial" w:hAnsi="Arial"/>
+                <w:rFonts w:ascii="Arial" w:hAnsi="Arial" w:eastAsia="ＭＳ 明朝" w:cs="Arial" w:eastAsiaTheme="minorEastAsia" w:csTheme="minorBidi"/>
                 <w:b/>
+                <w:bCs/>
                 <w:color w:val="FFFFFF"/>
                 <w:sz w:val="16"/>
+                <w:szCs w:val="22"/>
               </w:rPr>
               <w:t>SSE</w:t>
             </w:r>
@@ -1636,8 +2265,7 @@
         </w:tc>
         <w:tc>
           <w:tcPr>
-            <w:tcW w:type="dxa" w:w="1584"/>
-            <w:vAlign w:val="center"/>
+            <w:tcW w:w="1584" w:type="dxa"/>
             <w:tcBorders>
               <w:top w:val="single" w:sz="4" w:color="D9D9D9"/>
               <w:left w:val="single" w:sz="4" w:color="D9D9D9"/>
@@ -1646,7 +2274,14 @@
               <w:insideH w:val="single" w:sz="4" w:color="D9D9D9"/>
               <w:insideV w:val="single" w:sz="4" w:color="D9D9D9"/>
             </w:tcBorders>
-            <w:shd w:fill="1F4E79"/>
+            <w:shd w:val="clear" w:fill="1F4E79"/>
+            <w:tcMar>
+              <w:top w:w="0" w:type="dxa"/>
+              <w:left w:w="108" w:type="dxa"/>
+              <w:bottom w:w="0" w:type="dxa"/>
+              <w:right w:w="108" w:type="dxa"/>
+            </w:tcMar>
+            <w:vAlign w:val="center"/>
           </w:tcPr>
           <w:p>
             <w:pPr>
@@ -1655,10 +2290,12 @@
             <w:r/>
             <w:r>
               <w:rPr>
-                <w:rFonts w:ascii="Arial" w:hAnsi="Arial"/>
+                <w:rFonts w:ascii="Arial" w:hAnsi="Arial" w:eastAsia="ＭＳ 明朝" w:cs="Arial" w:eastAsiaTheme="minorEastAsia" w:csTheme="minorBidi"/>
                 <w:b/>
+                <w:bCs/>
                 <w:color w:val="FFFFFF"/>
                 <w:sz w:val="16"/>
+                <w:szCs w:val="22"/>
               </w:rPr>
               <w:t>Silhouette</w:t>
             </w:r>
@@ -1666,8 +2303,7 @@
         </w:tc>
         <w:tc>
           <w:tcPr>
-            <w:tcW w:type="dxa" w:w="1728"/>
-            <w:vAlign w:val="center"/>
+            <w:tcW w:w="1728" w:type="dxa"/>
             <w:tcBorders>
               <w:top w:val="single" w:sz="4" w:color="D9D9D9"/>
               <w:left w:val="single" w:sz="4" w:color="D9D9D9"/>
@@ -1676,7 +2312,14 @@
               <w:insideH w:val="single" w:sz="4" w:color="D9D9D9"/>
               <w:insideV w:val="single" w:sz="4" w:color="D9D9D9"/>
             </w:tcBorders>
-            <w:shd w:fill="1F4E79"/>
+            <w:shd w:val="clear" w:fill="1F4E79"/>
+            <w:tcMar>
+              <w:top w:w="0" w:type="dxa"/>
+              <w:left w:w="108" w:type="dxa"/>
+              <w:bottom w:w="0" w:type="dxa"/>
+              <w:right w:w="108" w:type="dxa"/>
+            </w:tcMar>
+            <w:vAlign w:val="center"/>
           </w:tcPr>
           <w:p>
             <w:pPr>
@@ -1685,10 +2328,12 @@
             <w:r/>
             <w:r>
               <w:rPr>
-                <w:rFonts w:ascii="Arial" w:hAnsi="Arial"/>
+                <w:rFonts w:ascii="Arial" w:hAnsi="Arial" w:eastAsia="ＭＳ 明朝" w:cs="Arial" w:eastAsiaTheme="minorEastAsia" w:csTheme="minorBidi"/>
                 <w:b/>
+                <w:bCs/>
                 <w:color w:val="FFFFFF"/>
                 <w:sz w:val="16"/>
+                <w:szCs w:val="22"/>
               </w:rPr>
               <w:t>Calinski</w:t>
             </w:r>
@@ -1696,8 +2341,7 @@
         </w:tc>
         <w:tc>
           <w:tcPr>
-            <w:tcW w:type="dxa" w:w="1872"/>
-            <w:vAlign w:val="center"/>
+            <w:tcW w:w="1872" w:type="dxa"/>
             <w:tcBorders>
               <w:top w:val="single" w:sz="4" w:color="D9D9D9"/>
               <w:left w:val="single" w:sz="4" w:color="D9D9D9"/>
@@ -1706,7 +2350,14 @@
               <w:insideH w:val="single" w:sz="4" w:color="D9D9D9"/>
               <w:insideV w:val="single" w:sz="4" w:color="D9D9D9"/>
             </w:tcBorders>
-            <w:shd w:fill="1F4E79"/>
+            <w:shd w:val="clear" w:fill="1F4E79"/>
+            <w:tcMar>
+              <w:top w:w="0" w:type="dxa"/>
+              <w:left w:w="108" w:type="dxa"/>
+              <w:bottom w:w="0" w:type="dxa"/>
+              <w:right w:w="108" w:type="dxa"/>
+            </w:tcMar>
+            <w:vAlign w:val="center"/>
           </w:tcPr>
           <w:p>
             <w:pPr>
@@ -1715,10 +2366,12 @@
             <w:r/>
             <w:r>
               <w:rPr>
-                <w:rFonts w:ascii="Arial" w:hAnsi="Arial"/>
+                <w:rFonts w:ascii="Arial" w:hAnsi="Arial" w:eastAsia="ＭＳ 明朝" w:cs="Arial" w:eastAsiaTheme="minorEastAsia" w:csTheme="minorBidi"/>
                 <w:b/>
+                <w:bCs/>
                 <w:color w:val="FFFFFF"/>
                 <w:sz w:val="16"/>
+                <w:szCs w:val="22"/>
               </w:rPr>
               <w:t>Davies Bouldin</w:t>
             </w:r>
@@ -1726,8 +2379,7 @@
         </w:tc>
         <w:tc>
           <w:tcPr>
-            <w:tcW w:type="dxa" w:w="1440"/>
-            <w:vAlign w:val="center"/>
+            <w:tcW w:w="1440" w:type="dxa"/>
             <w:tcBorders>
               <w:top w:val="single" w:sz="4" w:color="D9D9D9"/>
               <w:left w:val="single" w:sz="4" w:color="D9D9D9"/>
@@ -1736,7 +2388,14 @@
               <w:insideH w:val="single" w:sz="4" w:color="D9D9D9"/>
               <w:insideV w:val="single" w:sz="4" w:color="D9D9D9"/>
             </w:tcBorders>
-            <w:shd w:fill="1F4E79"/>
+            <w:shd w:val="clear" w:fill="1F4E79"/>
+            <w:tcMar>
+              <w:top w:w="0" w:type="dxa"/>
+              <w:left w:w="108" w:type="dxa"/>
+              <w:bottom w:w="0" w:type="dxa"/>
+              <w:right w:w="108" w:type="dxa"/>
+            </w:tcMar>
+            <w:vAlign w:val="center"/>
           </w:tcPr>
           <w:p>
             <w:pPr>
@@ -1745,10 +2404,12 @@
             <w:r/>
             <w:r>
               <w:rPr>
-                <w:rFonts w:ascii="Arial" w:hAnsi="Arial"/>
+                <w:rFonts w:ascii="Arial" w:hAnsi="Arial" w:eastAsia="ＭＳ 明朝" w:cs="Arial" w:eastAsiaTheme="minorEastAsia" w:csTheme="minorBidi"/>
                 <w:b/>
+                <w:bCs/>
                 <w:color w:val="FFFFFF"/>
                 <w:sz w:val="16"/>
+                <w:szCs w:val="22"/>
               </w:rPr>
               <w:t>Cụm nhỏ nhất</w:t>
             </w:r>
@@ -1758,8 +2419,7 @@
       <w:tr>
         <w:tc>
           <w:tcPr>
-            <w:tcW w:type="dxa" w:w="720"/>
-            <w:vAlign w:val="center"/>
+            <w:tcW w:w="720" w:type="dxa"/>
             <w:tcBorders>
               <w:top w:val="single" w:sz="4" w:color="D9D9D9"/>
               <w:left w:val="single" w:sz="4" w:color="D9D9D9"/>
@@ -1768,6 +2428,13 @@
               <w:insideH w:val="single" w:sz="4" w:color="D9D9D9"/>
               <w:insideV w:val="single" w:sz="4" w:color="D9D9D9"/>
             </w:tcBorders>
+            <w:tcMar>
+              <w:top w:w="0" w:type="dxa"/>
+              <w:left w:w="108" w:type="dxa"/>
+              <w:bottom w:w="0" w:type="dxa"/>
+              <w:right w:w="108" w:type="dxa"/>
+            </w:tcMar>
+            <w:vAlign w:val="center"/>
           </w:tcPr>
           <w:p>
             <w:pPr>
@@ -1776,10 +2443,10 @@
             <w:r/>
             <w:r>
               <w:rPr>
-                <w:rFonts w:ascii="Arial" w:hAnsi="Arial"/>
-                <w:b w:val="0"/>
+                <w:rFonts w:ascii="Arial" w:hAnsi="Arial" w:eastAsia="ＭＳ 明朝" w:cs="Arial" w:eastAsiaTheme="minorEastAsia" w:csTheme="minorBidi"/>
                 <w:color w:val="000000"/>
                 <w:sz w:val="16"/>
+                <w:szCs w:val="22"/>
               </w:rPr>
               <w:t>2</w:t>
             </w:r>
@@ -1787,8 +2454,7 @@
         </w:tc>
         <w:tc>
           <w:tcPr>
-            <w:tcW w:type="dxa" w:w="1440"/>
-            <w:vAlign w:val="center"/>
+            <w:tcW w:w="1440" w:type="dxa"/>
             <w:tcBorders>
               <w:top w:val="single" w:sz="4" w:color="D9D9D9"/>
               <w:left w:val="single" w:sz="4" w:color="D9D9D9"/>
@@ -1797,6 +2463,13 @@
               <w:insideH w:val="single" w:sz="4" w:color="D9D9D9"/>
               <w:insideV w:val="single" w:sz="4" w:color="D9D9D9"/>
             </w:tcBorders>
+            <w:tcMar>
+              <w:top w:w="0" w:type="dxa"/>
+              <w:left w:w="108" w:type="dxa"/>
+              <w:bottom w:w="0" w:type="dxa"/>
+              <w:right w:w="108" w:type="dxa"/>
+            </w:tcMar>
+            <w:vAlign w:val="center"/>
           </w:tcPr>
           <w:p>
             <w:pPr>
@@ -1805,10 +2478,10 @@
             <w:r/>
             <w:r>
               <w:rPr>
-                <w:rFonts w:ascii="Arial" w:hAnsi="Arial"/>
-                <w:b w:val="0"/>
+                <w:rFonts w:ascii="Arial" w:hAnsi="Arial" w:eastAsia="ＭＳ 明朝" w:cs="Arial" w:eastAsiaTheme="minorEastAsia" w:csTheme="minorBidi"/>
                 <w:color w:val="000000"/>
                 <w:sz w:val="16"/>
+                <w:szCs w:val="22"/>
               </w:rPr>
               <w:t>1.050,215</w:t>
             </w:r>
@@ -1816,8 +2489,7 @@
         </w:tc>
         <w:tc>
           <w:tcPr>
-            <w:tcW w:type="dxa" w:w="1584"/>
-            <w:vAlign w:val="center"/>
+            <w:tcW w:w="1584" w:type="dxa"/>
             <w:tcBorders>
               <w:top w:val="single" w:sz="4" w:color="D9D9D9"/>
               <w:left w:val="single" w:sz="4" w:color="D9D9D9"/>
@@ -1826,6 +2498,13 @@
               <w:insideH w:val="single" w:sz="4" w:color="D9D9D9"/>
               <w:insideV w:val="single" w:sz="4" w:color="D9D9D9"/>
             </w:tcBorders>
+            <w:tcMar>
+              <w:top w:w="0" w:type="dxa"/>
+              <w:left w:w="108" w:type="dxa"/>
+              <w:bottom w:w="0" w:type="dxa"/>
+              <w:right w:w="108" w:type="dxa"/>
+            </w:tcMar>
+            <w:vAlign w:val="center"/>
           </w:tcPr>
           <w:p>
             <w:pPr>
@@ -1834,10 +2513,10 @@
             <w:r/>
             <w:r>
               <w:rPr>
-                <w:rFonts w:ascii="Arial" w:hAnsi="Arial"/>
-                <w:b w:val="0"/>
+                <w:rFonts w:ascii="Arial" w:hAnsi="Arial" w:eastAsia="ＭＳ 明朝" w:cs="Arial" w:eastAsiaTheme="minorEastAsia" w:csTheme="minorBidi"/>
                 <w:color w:val="000000"/>
                 <w:sz w:val="16"/>
+                <w:szCs w:val="22"/>
               </w:rPr>
               <w:t>0,2874</w:t>
             </w:r>
@@ -1845,8 +2524,7 @@
         </w:tc>
         <w:tc>
           <w:tcPr>
-            <w:tcW w:type="dxa" w:w="1728"/>
-            <w:vAlign w:val="center"/>
+            <w:tcW w:w="1728" w:type="dxa"/>
             <w:tcBorders>
               <w:top w:val="single" w:sz="4" w:color="D9D9D9"/>
               <w:left w:val="single" w:sz="4" w:color="D9D9D9"/>
@@ -1855,6 +2533,13 @@
               <w:insideH w:val="single" w:sz="4" w:color="D9D9D9"/>
               <w:insideV w:val="single" w:sz="4" w:color="D9D9D9"/>
             </w:tcBorders>
+            <w:tcMar>
+              <w:top w:w="0" w:type="dxa"/>
+              <w:left w:w="108" w:type="dxa"/>
+              <w:bottom w:w="0" w:type="dxa"/>
+              <w:right w:w="108" w:type="dxa"/>
+            </w:tcMar>
+            <w:vAlign w:val="center"/>
           </w:tcPr>
           <w:p>
             <w:pPr>
@@ -1863,10 +2548,10 @@
             <w:r/>
             <w:r>
               <w:rPr>
-                <w:rFonts w:ascii="Arial" w:hAnsi="Arial"/>
-                <w:b w:val="0"/>
+                <w:rFonts w:ascii="Arial" w:hAnsi="Arial" w:eastAsia="ＭＳ 明朝" w:cs="Arial" w:eastAsiaTheme="minorEastAsia" w:csTheme="minorBidi"/>
                 <w:color w:val="000000"/>
                 <w:sz w:val="16"/>
+                <w:szCs w:val="22"/>
               </w:rPr>
               <w:t>71,14</w:t>
             </w:r>
@@ -1874,8 +2559,7 @@
         </w:tc>
         <w:tc>
           <w:tcPr>
-            <w:tcW w:type="dxa" w:w="1872"/>
-            <w:vAlign w:val="center"/>
+            <w:tcW w:w="1872" w:type="dxa"/>
             <w:tcBorders>
               <w:top w:val="single" w:sz="4" w:color="D9D9D9"/>
               <w:left w:val="single" w:sz="4" w:color="D9D9D9"/>
@@ -1884,6 +2568,13 @@
               <w:insideH w:val="single" w:sz="4" w:color="D9D9D9"/>
               <w:insideV w:val="single" w:sz="4" w:color="D9D9D9"/>
             </w:tcBorders>
+            <w:tcMar>
+              <w:top w:w="0" w:type="dxa"/>
+              <w:left w:w="108" w:type="dxa"/>
+              <w:bottom w:w="0" w:type="dxa"/>
+              <w:right w:w="108" w:type="dxa"/>
+            </w:tcMar>
+            <w:vAlign w:val="center"/>
           </w:tcPr>
           <w:p>
             <w:pPr>
@@ -1892,10 +2583,10 @@
             <w:r/>
             <w:r>
               <w:rPr>
-                <w:rFonts w:ascii="Arial" w:hAnsi="Arial"/>
-                <w:b w:val="0"/>
+                <w:rFonts w:ascii="Arial" w:hAnsi="Arial" w:eastAsia="ＭＳ 明朝" w:cs="Arial" w:eastAsiaTheme="minorEastAsia" w:csTheme="minorBidi"/>
                 <w:color w:val="000000"/>
                 <w:sz w:val="16"/>
+                <w:szCs w:val="22"/>
               </w:rPr>
               <w:t>1,3043</w:t>
             </w:r>
@@ -1903,8 +2594,7 @@
         </w:tc>
         <w:tc>
           <w:tcPr>
-            <w:tcW w:type="dxa" w:w="1440"/>
-            <w:vAlign w:val="center"/>
+            <w:tcW w:w="1440" w:type="dxa"/>
             <w:tcBorders>
               <w:top w:val="single" w:sz="4" w:color="D9D9D9"/>
               <w:left w:val="single" w:sz="4" w:color="D9D9D9"/>
@@ -1913,6 +2603,13 @@
               <w:insideH w:val="single" w:sz="4" w:color="D9D9D9"/>
               <w:insideV w:val="single" w:sz="4" w:color="D9D9D9"/>
             </w:tcBorders>
+            <w:tcMar>
+              <w:top w:w="0" w:type="dxa"/>
+              <w:left w:w="108" w:type="dxa"/>
+              <w:bottom w:w="0" w:type="dxa"/>
+              <w:right w:w="108" w:type="dxa"/>
+            </w:tcMar>
+            <w:vAlign w:val="center"/>
           </w:tcPr>
           <w:p>
             <w:pPr>
@@ -1921,10 +2618,10 @@
             <w:r/>
             <w:r>
               <w:rPr>
-                <w:rFonts w:ascii="Arial" w:hAnsi="Arial"/>
-                <w:b w:val="0"/>
+                <w:rFonts w:ascii="Arial" w:hAnsi="Arial" w:eastAsia="ＭＳ 明朝" w:cs="Arial" w:eastAsiaTheme="minorEastAsia" w:csTheme="minorBidi"/>
                 <w:color w:val="000000"/>
                 <w:sz w:val="16"/>
+                <w:szCs w:val="22"/>
               </w:rPr>
               <w:t>68</w:t>
             </w:r>
@@ -1934,8 +2631,7 @@
       <w:tr>
         <w:tc>
           <w:tcPr>
-            <w:tcW w:type="dxa" w:w="720"/>
-            <w:vAlign w:val="center"/>
+            <w:tcW w:w="720" w:type="dxa"/>
             <w:tcBorders>
               <w:top w:val="single" w:sz="4" w:color="D9D9D9"/>
               <w:left w:val="single" w:sz="4" w:color="D9D9D9"/>
@@ -1944,7 +2640,14 @@
               <w:insideH w:val="single" w:sz="4" w:color="D9D9D9"/>
               <w:insideV w:val="single" w:sz="4" w:color="D9D9D9"/>
             </w:tcBorders>
-            <w:shd w:fill="F2F6FA"/>
+            <w:shd w:val="clear" w:fill="F2F6FA"/>
+            <w:tcMar>
+              <w:top w:w="0" w:type="dxa"/>
+              <w:left w:w="108" w:type="dxa"/>
+              <w:bottom w:w="0" w:type="dxa"/>
+              <w:right w:w="108" w:type="dxa"/>
+            </w:tcMar>
+            <w:vAlign w:val="center"/>
           </w:tcPr>
           <w:p>
             <w:pPr>
@@ -1953,10 +2656,10 @@
             <w:r/>
             <w:r>
               <w:rPr>
-                <w:rFonts w:ascii="Arial" w:hAnsi="Arial"/>
-                <w:b w:val="0"/>
+                <w:rFonts w:ascii="Arial" w:hAnsi="Arial" w:eastAsia="ＭＳ 明朝" w:cs="Arial" w:eastAsiaTheme="minorEastAsia" w:csTheme="minorBidi"/>
                 <w:color w:val="000000"/>
                 <w:sz w:val="16"/>
+                <w:szCs w:val="22"/>
               </w:rPr>
               <w:t>3</w:t>
             </w:r>
@@ -1964,8 +2667,7 @@
         </w:tc>
         <w:tc>
           <w:tcPr>
-            <w:tcW w:type="dxa" w:w="1440"/>
-            <w:vAlign w:val="center"/>
+            <w:tcW w:w="1440" w:type="dxa"/>
             <w:tcBorders>
               <w:top w:val="single" w:sz="4" w:color="D9D9D9"/>
               <w:left w:val="single" w:sz="4" w:color="D9D9D9"/>
@@ -1974,7 +2676,14 @@
               <w:insideH w:val="single" w:sz="4" w:color="D9D9D9"/>
               <w:insideV w:val="single" w:sz="4" w:color="D9D9D9"/>
             </w:tcBorders>
-            <w:shd w:fill="F2F6FA"/>
+            <w:shd w:val="clear" w:fill="F2F6FA"/>
+            <w:tcMar>
+              <w:top w:w="0" w:type="dxa"/>
+              <w:left w:w="108" w:type="dxa"/>
+              <w:bottom w:w="0" w:type="dxa"/>
+              <w:right w:w="108" w:type="dxa"/>
+            </w:tcMar>
+            <w:vAlign w:val="center"/>
           </w:tcPr>
           <w:p>
             <w:pPr>
@@ -1983,10 +2692,10 @@
             <w:r/>
             <w:r>
               <w:rPr>
-                <w:rFonts w:ascii="Arial" w:hAnsi="Arial"/>
-                <w:b w:val="0"/>
+                <w:rFonts w:ascii="Arial" w:hAnsi="Arial" w:eastAsia="ＭＳ 明朝" w:cs="Arial" w:eastAsiaTheme="minorEastAsia" w:csTheme="minorBidi"/>
                 <w:color w:val="000000"/>
                 <w:sz w:val="16"/>
+                <w:szCs w:val="22"/>
               </w:rPr>
               <w:t>831,424</w:t>
             </w:r>
@@ -1994,8 +2703,7 @@
         </w:tc>
         <w:tc>
           <w:tcPr>
-            <w:tcW w:type="dxa" w:w="1584"/>
-            <w:vAlign w:val="center"/>
+            <w:tcW w:w="1584" w:type="dxa"/>
             <w:tcBorders>
               <w:top w:val="single" w:sz="4" w:color="D9D9D9"/>
               <w:left w:val="single" w:sz="4" w:color="D9D9D9"/>
@@ -2004,7 +2712,14 @@
               <w:insideH w:val="single" w:sz="4" w:color="D9D9D9"/>
               <w:insideV w:val="single" w:sz="4" w:color="D9D9D9"/>
             </w:tcBorders>
-            <w:shd w:fill="F2F6FA"/>
+            <w:shd w:val="clear" w:fill="F2F6FA"/>
+            <w:tcMar>
+              <w:top w:w="0" w:type="dxa"/>
+              <w:left w:w="108" w:type="dxa"/>
+              <w:bottom w:w="0" w:type="dxa"/>
+              <w:right w:w="108" w:type="dxa"/>
+            </w:tcMar>
+            <w:vAlign w:val="center"/>
           </w:tcPr>
           <w:p>
             <w:pPr>
@@ -2013,10 +2728,10 @@
             <w:r/>
             <w:r>
               <w:rPr>
-                <w:rFonts w:ascii="Arial" w:hAnsi="Arial"/>
-                <w:b w:val="0"/>
+                <w:rFonts w:ascii="Arial" w:hAnsi="Arial" w:eastAsia="ＭＳ 明朝" w:cs="Arial" w:eastAsiaTheme="minorEastAsia" w:csTheme="minorBidi"/>
                 <w:color w:val="000000"/>
                 <w:sz w:val="16"/>
+                <w:szCs w:val="22"/>
               </w:rPr>
               <w:t>0,2833</w:t>
             </w:r>
@@ -2024,8 +2739,7 @@
         </w:tc>
         <w:tc>
           <w:tcPr>
-            <w:tcW w:type="dxa" w:w="1728"/>
-            <w:vAlign w:val="center"/>
+            <w:tcW w:w="1728" w:type="dxa"/>
             <w:tcBorders>
               <w:top w:val="single" w:sz="4" w:color="D9D9D9"/>
               <w:left w:val="single" w:sz="4" w:color="D9D9D9"/>
@@ -2034,7 +2748,14 @@
               <w:insideH w:val="single" w:sz="4" w:color="D9D9D9"/>
               <w:insideV w:val="single" w:sz="4" w:color="D9D9D9"/>
             </w:tcBorders>
-            <w:shd w:fill="F2F6FA"/>
+            <w:shd w:val="clear" w:fill="F2F6FA"/>
+            <w:tcMar>
+              <w:top w:w="0" w:type="dxa"/>
+              <w:left w:w="108" w:type="dxa"/>
+              <w:bottom w:w="0" w:type="dxa"/>
+              <w:right w:w="108" w:type="dxa"/>
+            </w:tcMar>
+            <w:vAlign w:val="center"/>
           </w:tcPr>
           <w:p>
             <w:pPr>
@@ -2043,10 +2764,10 @@
             <w:r/>
             <w:r>
               <w:rPr>
-                <w:rFonts w:ascii="Arial" w:hAnsi="Arial"/>
-                <w:b w:val="0"/>
+                <w:rFonts w:ascii="Arial" w:hAnsi="Arial" w:eastAsia="ＭＳ 明朝" w:cs="Arial" w:eastAsiaTheme="minorEastAsia" w:csTheme="minorBidi"/>
                 <w:color w:val="000000"/>
                 <w:sz w:val="16"/>
+                <w:szCs w:val="22"/>
               </w:rPr>
               <w:t>66,23</w:t>
             </w:r>
@@ -2054,8 +2775,7 @@
         </w:tc>
         <w:tc>
           <w:tcPr>
-            <w:tcW w:type="dxa" w:w="1872"/>
-            <w:vAlign w:val="center"/>
+            <w:tcW w:w="1872" w:type="dxa"/>
             <w:tcBorders>
               <w:top w:val="single" w:sz="4" w:color="D9D9D9"/>
               <w:left w:val="single" w:sz="4" w:color="D9D9D9"/>
@@ -2064,7 +2784,14 @@
               <w:insideH w:val="single" w:sz="4" w:color="D9D9D9"/>
               <w:insideV w:val="single" w:sz="4" w:color="D9D9D9"/>
             </w:tcBorders>
-            <w:shd w:fill="F2F6FA"/>
+            <w:shd w:val="clear" w:fill="F2F6FA"/>
+            <w:tcMar>
+              <w:top w:w="0" w:type="dxa"/>
+              <w:left w:w="108" w:type="dxa"/>
+              <w:bottom w:w="0" w:type="dxa"/>
+              <w:right w:w="108" w:type="dxa"/>
+            </w:tcMar>
+            <w:vAlign w:val="center"/>
           </w:tcPr>
           <w:p>
             <w:pPr>
@@ -2073,10 +2800,10 @@
             <w:r/>
             <w:r>
               <w:rPr>
-                <w:rFonts w:ascii="Arial" w:hAnsi="Arial"/>
-                <w:b w:val="0"/>
+                <w:rFonts w:ascii="Arial" w:hAnsi="Arial" w:eastAsia="ＭＳ 明朝" w:cs="Arial" w:eastAsiaTheme="minorEastAsia" w:csTheme="minorBidi"/>
                 <w:color w:val="000000"/>
                 <w:sz w:val="16"/>
+                <w:szCs w:val="22"/>
               </w:rPr>
               <w:t>1,2769</w:t>
             </w:r>
@@ -2084,8 +2811,7 @@
         </w:tc>
         <w:tc>
           <w:tcPr>
-            <w:tcW w:type="dxa" w:w="1440"/>
-            <w:vAlign w:val="center"/>
+            <w:tcW w:w="1440" w:type="dxa"/>
             <w:tcBorders>
               <w:top w:val="single" w:sz="4" w:color="D9D9D9"/>
               <w:left w:val="single" w:sz="4" w:color="D9D9D9"/>
@@ -2094,7 +2820,14 @@
               <w:insideH w:val="single" w:sz="4" w:color="D9D9D9"/>
               <w:insideV w:val="single" w:sz="4" w:color="D9D9D9"/>
             </w:tcBorders>
-            <w:shd w:fill="F2F6FA"/>
+            <w:shd w:val="clear" w:fill="F2F6FA"/>
+            <w:tcMar>
+              <w:top w:w="0" w:type="dxa"/>
+              <w:left w:w="108" w:type="dxa"/>
+              <w:bottom w:w="0" w:type="dxa"/>
+              <w:right w:w="108" w:type="dxa"/>
+            </w:tcMar>
+            <w:vAlign w:val="center"/>
           </w:tcPr>
           <w:p>
             <w:pPr>
@@ -2103,10 +2836,10 @@
             <w:r/>
             <w:r>
               <w:rPr>
-                <w:rFonts w:ascii="Arial" w:hAnsi="Arial"/>
-                <w:b w:val="0"/>
+                <w:rFonts w:ascii="Arial" w:hAnsi="Arial" w:eastAsia="ＭＳ 明朝" w:cs="Arial" w:eastAsiaTheme="minorEastAsia" w:csTheme="minorBidi"/>
                 <w:color w:val="000000"/>
                 <w:sz w:val="16"/>
+                <w:szCs w:val="22"/>
               </w:rPr>
               <w:t>36</w:t>
             </w:r>
@@ -2116,8 +2849,7 @@
       <w:tr>
         <w:tc>
           <w:tcPr>
-            <w:tcW w:type="dxa" w:w="720"/>
-            <w:vAlign w:val="center"/>
+            <w:tcW w:w="720" w:type="dxa"/>
             <w:tcBorders>
               <w:top w:val="single" w:sz="4" w:color="D9D9D9"/>
               <w:left w:val="single" w:sz="4" w:color="D9D9D9"/>
@@ -2126,6 +2858,13 @@
               <w:insideH w:val="single" w:sz="4" w:color="D9D9D9"/>
               <w:insideV w:val="single" w:sz="4" w:color="D9D9D9"/>
             </w:tcBorders>
+            <w:tcMar>
+              <w:top w:w="0" w:type="dxa"/>
+              <w:left w:w="108" w:type="dxa"/>
+              <w:bottom w:w="0" w:type="dxa"/>
+              <w:right w:w="108" w:type="dxa"/>
+            </w:tcMar>
+            <w:vAlign w:val="center"/>
           </w:tcPr>
           <w:p>
             <w:pPr>
@@ -2134,10 +2873,10 @@
             <w:r/>
             <w:r>
               <w:rPr>
-                <w:rFonts w:ascii="Arial" w:hAnsi="Arial"/>
-                <w:b w:val="0"/>
+                <w:rFonts w:ascii="Arial" w:hAnsi="Arial" w:eastAsia="ＭＳ 明朝" w:cs="Arial" w:eastAsiaTheme="minorEastAsia" w:csTheme="minorBidi"/>
                 <w:color w:val="000000"/>
                 <w:sz w:val="16"/>
+                <w:szCs w:val="22"/>
               </w:rPr>
               <w:t>4</w:t>
             </w:r>
@@ -2145,8 +2884,7 @@
         </w:tc>
         <w:tc>
           <w:tcPr>
-            <w:tcW w:type="dxa" w:w="1440"/>
-            <w:vAlign w:val="center"/>
+            <w:tcW w:w="1440" w:type="dxa"/>
             <w:tcBorders>
               <w:top w:val="single" w:sz="4" w:color="D9D9D9"/>
               <w:left w:val="single" w:sz="4" w:color="D9D9D9"/>
@@ -2155,6 +2893,13 @@
               <w:insideH w:val="single" w:sz="4" w:color="D9D9D9"/>
               <w:insideV w:val="single" w:sz="4" w:color="D9D9D9"/>
             </w:tcBorders>
+            <w:tcMar>
+              <w:top w:w="0" w:type="dxa"/>
+              <w:left w:w="108" w:type="dxa"/>
+              <w:bottom w:w="0" w:type="dxa"/>
+              <w:right w:w="108" w:type="dxa"/>
+            </w:tcMar>
+            <w:vAlign w:val="center"/>
           </w:tcPr>
           <w:p>
             <w:pPr>
@@ -2163,10 +2908,10 @@
             <w:r/>
             <w:r>
               <w:rPr>
-                <w:rFonts w:ascii="Arial" w:hAnsi="Arial"/>
-                <w:b w:val="0"/>
+                <w:rFonts w:ascii="Arial" w:hAnsi="Arial" w:eastAsia="ＭＳ 明朝" w:cs="Arial" w:eastAsiaTheme="minorEastAsia" w:csTheme="minorBidi"/>
                 <w:color w:val="000000"/>
                 <w:sz w:val="16"/>
+                <w:szCs w:val="22"/>
               </w:rPr>
               <w:t>700,392</w:t>
             </w:r>
@@ -2174,8 +2919,7 @@
         </w:tc>
         <w:tc>
           <w:tcPr>
-            <w:tcW w:type="dxa" w:w="1584"/>
-            <w:vAlign w:val="center"/>
+            <w:tcW w:w="1584" w:type="dxa"/>
             <w:tcBorders>
               <w:top w:val="single" w:sz="4" w:color="D9D9D9"/>
               <w:left w:val="single" w:sz="4" w:color="D9D9D9"/>
@@ -2184,6 +2928,13 @@
               <w:insideH w:val="single" w:sz="4" w:color="D9D9D9"/>
               <w:insideV w:val="single" w:sz="4" w:color="D9D9D9"/>
             </w:tcBorders>
+            <w:tcMar>
+              <w:top w:w="0" w:type="dxa"/>
+              <w:left w:w="108" w:type="dxa"/>
+              <w:bottom w:w="0" w:type="dxa"/>
+              <w:right w:w="108" w:type="dxa"/>
+            </w:tcMar>
+            <w:vAlign w:val="center"/>
           </w:tcPr>
           <w:p>
             <w:pPr>
@@ -2192,10 +2943,10 @@
             <w:r/>
             <w:r>
               <w:rPr>
-                <w:rFonts w:ascii="Arial" w:hAnsi="Arial"/>
-                <w:b w:val="0"/>
+                <w:rFonts w:ascii="Arial" w:hAnsi="Arial" w:eastAsia="ＭＳ 明朝" w:cs="Arial" w:eastAsiaTheme="minorEastAsia" w:csTheme="minorBidi"/>
                 <w:color w:val="000000"/>
                 <w:sz w:val="16"/>
+                <w:szCs w:val="22"/>
               </w:rPr>
               <w:t>0,3021</w:t>
             </w:r>
@@ -2203,8 +2954,7 @@
         </w:tc>
         <w:tc>
           <w:tcPr>
-            <w:tcW w:type="dxa" w:w="1728"/>
-            <w:vAlign w:val="center"/>
+            <w:tcW w:w="1728" w:type="dxa"/>
             <w:tcBorders>
               <w:top w:val="single" w:sz="4" w:color="D9D9D9"/>
               <w:left w:val="single" w:sz="4" w:color="D9D9D9"/>
@@ -2213,6 +2963,13 @@
               <w:insideH w:val="single" w:sz="4" w:color="D9D9D9"/>
               <w:insideV w:val="single" w:sz="4" w:color="D9D9D9"/>
             </w:tcBorders>
+            <w:tcMar>
+              <w:top w:w="0" w:type="dxa"/>
+              <w:left w:w="108" w:type="dxa"/>
+              <w:bottom w:w="0" w:type="dxa"/>
+              <w:right w:w="108" w:type="dxa"/>
+            </w:tcMar>
+            <w:vAlign w:val="center"/>
           </w:tcPr>
           <w:p>
             <w:pPr>
@@ -2221,10 +2978,10 @@
             <w:r/>
             <w:r>
               <w:rPr>
-                <w:rFonts w:ascii="Arial" w:hAnsi="Arial"/>
-                <w:b w:val="0"/>
+                <w:rFonts w:ascii="Arial" w:hAnsi="Arial" w:eastAsia="ＭＳ 明朝" w:cs="Arial" w:eastAsiaTheme="minorEastAsia" w:csTheme="minorBidi"/>
                 <w:color w:val="000000"/>
                 <w:sz w:val="16"/>
+                <w:szCs w:val="22"/>
               </w:rPr>
               <w:t>62,26</w:t>
             </w:r>
@@ -2232,8 +2989,7 @@
         </w:tc>
         <w:tc>
           <w:tcPr>
-            <w:tcW w:type="dxa" w:w="1872"/>
-            <w:vAlign w:val="center"/>
+            <w:tcW w:w="1872" w:type="dxa"/>
             <w:tcBorders>
               <w:top w:val="single" w:sz="4" w:color="D9D9D9"/>
               <w:left w:val="single" w:sz="4" w:color="D9D9D9"/>
@@ -2242,6 +2998,13 @@
               <w:insideH w:val="single" w:sz="4" w:color="D9D9D9"/>
               <w:insideV w:val="single" w:sz="4" w:color="D9D9D9"/>
             </w:tcBorders>
+            <w:tcMar>
+              <w:top w:w="0" w:type="dxa"/>
+              <w:left w:w="108" w:type="dxa"/>
+              <w:bottom w:w="0" w:type="dxa"/>
+              <w:right w:w="108" w:type="dxa"/>
+            </w:tcMar>
+            <w:vAlign w:val="center"/>
           </w:tcPr>
           <w:p>
             <w:pPr>
@@ -2250,10 +3013,10 @@
             <w:r/>
             <w:r>
               <w:rPr>
-                <w:rFonts w:ascii="Arial" w:hAnsi="Arial"/>
-                <w:b w:val="0"/>
+                <w:rFonts w:ascii="Arial" w:hAnsi="Arial" w:eastAsia="ＭＳ 明朝" w:cs="Arial" w:eastAsiaTheme="minorEastAsia" w:csTheme="minorBidi"/>
                 <w:color w:val="000000"/>
                 <w:sz w:val="16"/>
+                <w:szCs w:val="22"/>
               </w:rPr>
               <w:t>1,0412</w:t>
             </w:r>
@@ -2261,8 +3024,7 @@
         </w:tc>
         <w:tc>
           <w:tcPr>
-            <w:tcW w:type="dxa" w:w="1440"/>
-            <w:vAlign w:val="center"/>
+            <w:tcW w:w="1440" w:type="dxa"/>
             <w:tcBorders>
               <w:top w:val="single" w:sz="4" w:color="D9D9D9"/>
               <w:left w:val="single" w:sz="4" w:color="D9D9D9"/>
@@ -2271,6 +3033,13 @@
               <w:insideH w:val="single" w:sz="4" w:color="D9D9D9"/>
               <w:insideV w:val="single" w:sz="4" w:color="D9D9D9"/>
             </w:tcBorders>
+            <w:tcMar>
+              <w:top w:w="0" w:type="dxa"/>
+              <w:left w:w="108" w:type="dxa"/>
+              <w:bottom w:w="0" w:type="dxa"/>
+              <w:right w:w="108" w:type="dxa"/>
+            </w:tcMar>
+            <w:vAlign w:val="center"/>
           </w:tcPr>
           <w:p>
             <w:pPr>
@@ -2279,10 +3048,10 @@
             <w:r/>
             <w:r>
               <w:rPr>
-                <w:rFonts w:ascii="Arial" w:hAnsi="Arial"/>
-                <w:b w:val="0"/>
+                <w:rFonts w:ascii="Arial" w:hAnsi="Arial" w:eastAsia="ＭＳ 明朝" w:cs="Arial" w:eastAsiaTheme="minorEastAsia" w:csTheme="minorBidi"/>
                 <w:color w:val="000000"/>
                 <w:sz w:val="16"/>
+                <w:szCs w:val="22"/>
               </w:rPr>
               <w:t>3</w:t>
             </w:r>
@@ -2292,8 +3061,7 @@
       <w:tr>
         <w:tc>
           <w:tcPr>
-            <w:tcW w:type="dxa" w:w="720"/>
-            <w:vAlign w:val="center"/>
+            <w:tcW w:w="720" w:type="dxa"/>
             <w:tcBorders>
               <w:top w:val="single" w:sz="4" w:color="D9D9D9"/>
               <w:left w:val="single" w:sz="4" w:color="D9D9D9"/>
@@ -2302,7 +3070,14 @@
               <w:insideH w:val="single" w:sz="4" w:color="D9D9D9"/>
               <w:insideV w:val="single" w:sz="4" w:color="D9D9D9"/>
             </w:tcBorders>
-            <w:shd w:fill="F2F6FA"/>
+            <w:shd w:val="clear" w:fill="F2F6FA"/>
+            <w:tcMar>
+              <w:top w:w="0" w:type="dxa"/>
+              <w:left w:w="108" w:type="dxa"/>
+              <w:bottom w:w="0" w:type="dxa"/>
+              <w:right w:w="108" w:type="dxa"/>
+            </w:tcMar>
+            <w:vAlign w:val="center"/>
           </w:tcPr>
           <w:p>
             <w:pPr>
@@ -2311,10 +3086,10 @@
             <w:r/>
             <w:r>
               <w:rPr>
-                <w:rFonts w:ascii="Arial" w:hAnsi="Arial"/>
-                <w:b w:val="0"/>
+                <w:rFonts w:ascii="Arial" w:hAnsi="Arial" w:eastAsia="ＭＳ 明朝" w:cs="Arial" w:eastAsiaTheme="minorEastAsia" w:csTheme="minorBidi"/>
                 <w:color w:val="000000"/>
                 <w:sz w:val="16"/>
+                <w:szCs w:val="22"/>
               </w:rPr>
               <w:t>5</w:t>
             </w:r>
@@ -2322,8 +3097,7 @@
         </w:tc>
         <w:tc>
           <w:tcPr>
-            <w:tcW w:type="dxa" w:w="1440"/>
-            <w:vAlign w:val="center"/>
+            <w:tcW w:w="1440" w:type="dxa"/>
             <w:tcBorders>
               <w:top w:val="single" w:sz="4" w:color="D9D9D9"/>
               <w:left w:val="single" w:sz="4" w:color="D9D9D9"/>
@@ -2332,7 +3106,14 @@
               <w:insideH w:val="single" w:sz="4" w:color="D9D9D9"/>
               <w:insideV w:val="single" w:sz="4" w:color="D9D9D9"/>
             </w:tcBorders>
-            <w:shd w:fill="F2F6FA"/>
+            <w:shd w:val="clear" w:fill="F2F6FA"/>
+            <w:tcMar>
+              <w:top w:w="0" w:type="dxa"/>
+              <w:left w:w="108" w:type="dxa"/>
+              <w:bottom w:w="0" w:type="dxa"/>
+              <w:right w:w="108" w:type="dxa"/>
+            </w:tcMar>
+            <w:vAlign w:val="center"/>
           </w:tcPr>
           <w:p>
             <w:pPr>
@@ -2341,10 +3122,10 @@
             <w:r/>
             <w:r>
               <w:rPr>
-                <w:rFonts w:ascii="Arial" w:hAnsi="Arial"/>
-                <w:b w:val="0"/>
+                <w:rFonts w:ascii="Arial" w:hAnsi="Arial" w:eastAsia="ＭＳ 明朝" w:cs="Arial" w:eastAsiaTheme="minorEastAsia" w:csTheme="minorBidi"/>
                 <w:color w:val="000000"/>
                 <w:sz w:val="16"/>
+                <w:szCs w:val="22"/>
               </w:rPr>
               <w:t>620,163</w:t>
             </w:r>
@@ -2352,8 +3133,7 @@
         </w:tc>
         <w:tc>
           <w:tcPr>
-            <w:tcW w:type="dxa" w:w="1584"/>
-            <w:vAlign w:val="center"/>
+            <w:tcW w:w="1584" w:type="dxa"/>
             <w:tcBorders>
               <w:top w:val="single" w:sz="4" w:color="D9D9D9"/>
               <w:left w:val="single" w:sz="4" w:color="D9D9D9"/>
@@ -2362,7 +3142,14 @@
               <w:insideH w:val="single" w:sz="4" w:color="D9D9D9"/>
               <w:insideV w:val="single" w:sz="4" w:color="D9D9D9"/>
             </w:tcBorders>
-            <w:shd w:fill="F2F6FA"/>
+            <w:shd w:val="clear" w:fill="F2F6FA"/>
+            <w:tcMar>
+              <w:top w:w="0" w:type="dxa"/>
+              <w:left w:w="108" w:type="dxa"/>
+              <w:bottom w:w="0" w:type="dxa"/>
+              <w:right w:w="108" w:type="dxa"/>
+            </w:tcMar>
+            <w:vAlign w:val="center"/>
           </w:tcPr>
           <w:p>
             <w:pPr>
@@ -2371,10 +3158,10 @@
             <w:r/>
             <w:r>
               <w:rPr>
-                <w:rFonts w:ascii="Arial" w:hAnsi="Arial"/>
-                <w:b w:val="0"/>
+                <w:rFonts w:ascii="Arial" w:hAnsi="Arial" w:eastAsia="ＭＳ 明朝" w:cs="Arial" w:eastAsiaTheme="minorEastAsia" w:csTheme="minorBidi"/>
                 <w:color w:val="000000"/>
                 <w:sz w:val="16"/>
+                <w:szCs w:val="22"/>
               </w:rPr>
               <w:t>0,2993</w:t>
             </w:r>
@@ -2382,8 +3169,7 @@
         </w:tc>
         <w:tc>
           <w:tcPr>
-            <w:tcW w:type="dxa" w:w="1728"/>
-            <w:vAlign w:val="center"/>
+            <w:tcW w:w="1728" w:type="dxa"/>
             <w:tcBorders>
               <w:top w:val="single" w:sz="4" w:color="D9D9D9"/>
               <w:left w:val="single" w:sz="4" w:color="D9D9D9"/>
@@ -2392,7 +3178,14 @@
               <w:insideH w:val="single" w:sz="4" w:color="D9D9D9"/>
               <w:insideV w:val="single" w:sz="4" w:color="D9D9D9"/>
             </w:tcBorders>
-            <w:shd w:fill="F2F6FA"/>
+            <w:shd w:val="clear" w:fill="F2F6FA"/>
+            <w:tcMar>
+              <w:top w:w="0" w:type="dxa"/>
+              <w:left w:w="108" w:type="dxa"/>
+              <w:bottom w:w="0" w:type="dxa"/>
+              <w:right w:w="108" w:type="dxa"/>
+            </w:tcMar>
+            <w:vAlign w:val="center"/>
           </w:tcPr>
           <w:p>
             <w:pPr>
@@ -2401,10 +3194,10 @@
             <w:r/>
             <w:r>
               <w:rPr>
-                <w:rFonts w:ascii="Arial" w:hAnsi="Arial"/>
-                <w:b w:val="0"/>
+                <w:rFonts w:ascii="Arial" w:hAnsi="Arial" w:eastAsia="ＭＳ 明朝" w:cs="Arial" w:eastAsiaTheme="minorEastAsia" w:csTheme="minorBidi"/>
                 <w:color w:val="000000"/>
                 <w:sz w:val="16"/>
+                <w:szCs w:val="22"/>
               </w:rPr>
               <w:t>57,65</w:t>
             </w:r>
@@ -2412,8 +3205,7 @@
         </w:tc>
         <w:tc>
           <w:tcPr>
-            <w:tcW w:type="dxa" w:w="1872"/>
-            <w:vAlign w:val="center"/>
+            <w:tcW w:w="1872" w:type="dxa"/>
             <w:tcBorders>
               <w:top w:val="single" w:sz="4" w:color="D9D9D9"/>
               <w:left w:val="single" w:sz="4" w:color="D9D9D9"/>
@@ -2422,7 +3214,14 @@
               <w:insideH w:val="single" w:sz="4" w:color="D9D9D9"/>
               <w:insideV w:val="single" w:sz="4" w:color="D9D9D9"/>
             </w:tcBorders>
-            <w:shd w:fill="F2F6FA"/>
+            <w:shd w:val="clear" w:fill="F2F6FA"/>
+            <w:tcMar>
+              <w:top w:w="0" w:type="dxa"/>
+              <w:left w:w="108" w:type="dxa"/>
+              <w:bottom w:w="0" w:type="dxa"/>
+              <w:right w:w="108" w:type="dxa"/>
+            </w:tcMar>
+            <w:vAlign w:val="center"/>
           </w:tcPr>
           <w:p>
             <w:pPr>
@@ -2431,10 +3230,10 @@
             <w:r/>
             <w:r>
               <w:rPr>
-                <w:rFonts w:ascii="Arial" w:hAnsi="Arial"/>
-                <w:b w:val="0"/>
+                <w:rFonts w:ascii="Arial" w:hAnsi="Arial" w:eastAsia="ＭＳ 明朝" w:cs="Arial" w:eastAsiaTheme="minorEastAsia" w:csTheme="minorBidi"/>
                 <w:color w:val="000000"/>
                 <w:sz w:val="16"/>
+                <w:szCs w:val="22"/>
               </w:rPr>
               <w:t>0,8718</w:t>
             </w:r>
@@ -2442,8 +3241,7 @@
         </w:tc>
         <w:tc>
           <w:tcPr>
-            <w:tcW w:type="dxa" w:w="1440"/>
-            <w:vAlign w:val="center"/>
+            <w:tcW w:w="1440" w:type="dxa"/>
             <w:tcBorders>
               <w:top w:val="single" w:sz="4" w:color="D9D9D9"/>
               <w:left w:val="single" w:sz="4" w:color="D9D9D9"/>
@@ -2452,7 +3250,14 @@
               <w:insideH w:val="single" w:sz="4" w:color="D9D9D9"/>
               <w:insideV w:val="single" w:sz="4" w:color="D9D9D9"/>
             </w:tcBorders>
-            <w:shd w:fill="F2F6FA"/>
+            <w:shd w:val="clear" w:fill="F2F6FA"/>
+            <w:tcMar>
+              <w:top w:w="0" w:type="dxa"/>
+              <w:left w:w="108" w:type="dxa"/>
+              <w:bottom w:w="0" w:type="dxa"/>
+              <w:right w:w="108" w:type="dxa"/>
+            </w:tcMar>
+            <w:vAlign w:val="center"/>
           </w:tcPr>
           <w:p>
             <w:pPr>
@@ -2461,10 +3266,10 @@
             <w:r/>
             <w:r>
               <w:rPr>
-                <w:rFonts w:ascii="Arial" w:hAnsi="Arial"/>
-                <w:b w:val="0"/>
+                <w:rFonts w:ascii="Arial" w:hAnsi="Arial" w:eastAsia="ＭＳ 明朝" w:cs="Arial" w:eastAsiaTheme="minorEastAsia" w:csTheme="minorBidi"/>
                 <w:color w:val="000000"/>
                 <w:sz w:val="16"/>
+                <w:szCs w:val="22"/>
               </w:rPr>
               <w:t>1</w:t>
             </w:r>
@@ -2474,8 +3279,7 @@
       <w:tr>
         <w:tc>
           <w:tcPr>
-            <w:tcW w:type="dxa" w:w="720"/>
-            <w:vAlign w:val="center"/>
+            <w:tcW w:w="720" w:type="dxa"/>
             <w:tcBorders>
               <w:top w:val="single" w:sz="4" w:color="D9D9D9"/>
               <w:left w:val="single" w:sz="4" w:color="D9D9D9"/>
@@ -2484,6 +3288,13 @@
               <w:insideH w:val="single" w:sz="4" w:color="D9D9D9"/>
               <w:insideV w:val="single" w:sz="4" w:color="D9D9D9"/>
             </w:tcBorders>
+            <w:tcMar>
+              <w:top w:w="0" w:type="dxa"/>
+              <w:left w:w="108" w:type="dxa"/>
+              <w:bottom w:w="0" w:type="dxa"/>
+              <w:right w:w="108" w:type="dxa"/>
+            </w:tcMar>
+            <w:vAlign w:val="center"/>
           </w:tcPr>
           <w:p>
             <w:pPr>
@@ -2492,10 +3303,10 @@
             <w:r/>
             <w:r>
               <w:rPr>
-                <w:rFonts w:ascii="Arial" w:hAnsi="Arial"/>
-                <w:b w:val="0"/>
+                <w:rFonts w:ascii="Arial" w:hAnsi="Arial" w:eastAsia="ＭＳ 明朝" w:cs="Arial" w:eastAsiaTheme="minorEastAsia" w:csTheme="minorBidi"/>
                 <w:color w:val="000000"/>
                 <w:sz w:val="16"/>
+                <w:szCs w:val="22"/>
               </w:rPr>
               <w:t>6</w:t>
             </w:r>
@@ -2503,8 +3314,7 @@
         </w:tc>
         <w:tc>
           <w:tcPr>
-            <w:tcW w:type="dxa" w:w="1440"/>
-            <w:vAlign w:val="center"/>
+            <w:tcW w:w="1440" w:type="dxa"/>
             <w:tcBorders>
               <w:top w:val="single" w:sz="4" w:color="D9D9D9"/>
               <w:left w:val="single" w:sz="4" w:color="D9D9D9"/>
@@ -2513,6 +3323,13 @@
               <w:insideH w:val="single" w:sz="4" w:color="D9D9D9"/>
               <w:insideV w:val="single" w:sz="4" w:color="D9D9D9"/>
             </w:tcBorders>
+            <w:tcMar>
+              <w:top w:w="0" w:type="dxa"/>
+              <w:left w:w="108" w:type="dxa"/>
+              <w:bottom w:w="0" w:type="dxa"/>
+              <w:right w:w="108" w:type="dxa"/>
+            </w:tcMar>
+            <w:vAlign w:val="center"/>
           </w:tcPr>
           <w:p>
             <w:pPr>
@@ -2521,10 +3338,10 @@
             <w:r/>
             <w:r>
               <w:rPr>
-                <w:rFonts w:ascii="Arial" w:hAnsi="Arial"/>
-                <w:b w:val="0"/>
+                <w:rFonts w:ascii="Arial" w:hAnsi="Arial" w:eastAsia="ＭＳ 明朝" w:cs="Arial" w:eastAsiaTheme="minorEastAsia" w:csTheme="minorBidi"/>
                 <w:color w:val="000000"/>
                 <w:sz w:val="16"/>
+                <w:szCs w:val="22"/>
               </w:rPr>
               <w:t>550,713</w:t>
             </w:r>
@@ -2532,8 +3349,7 @@
         </w:tc>
         <w:tc>
           <w:tcPr>
-            <w:tcW w:type="dxa" w:w="1584"/>
-            <w:vAlign w:val="center"/>
+            <w:tcW w:w="1584" w:type="dxa"/>
             <w:tcBorders>
               <w:top w:val="single" w:sz="4" w:color="D9D9D9"/>
               <w:left w:val="single" w:sz="4" w:color="D9D9D9"/>
@@ -2542,6 +3358,13 @@
               <w:insideH w:val="single" w:sz="4" w:color="D9D9D9"/>
               <w:insideV w:val="single" w:sz="4" w:color="D9D9D9"/>
             </w:tcBorders>
+            <w:tcMar>
+              <w:top w:w="0" w:type="dxa"/>
+              <w:left w:w="108" w:type="dxa"/>
+              <w:bottom w:w="0" w:type="dxa"/>
+              <w:right w:w="108" w:type="dxa"/>
+            </w:tcMar>
+            <w:vAlign w:val="center"/>
           </w:tcPr>
           <w:p>
             <w:pPr>
@@ -2550,10 +3373,10 @@
             <w:r/>
             <w:r>
               <w:rPr>
-                <w:rFonts w:ascii="Arial" w:hAnsi="Arial"/>
-                <w:b w:val="0"/>
+                <w:rFonts w:ascii="Arial" w:hAnsi="Arial" w:eastAsia="ＭＳ 明朝" w:cs="Arial" w:eastAsiaTheme="minorEastAsia" w:csTheme="minorBidi"/>
                 <w:color w:val="000000"/>
                 <w:sz w:val="16"/>
+                <w:szCs w:val="22"/>
               </w:rPr>
               <w:t>0,2289</w:t>
             </w:r>
@@ -2561,8 +3384,7 @@
         </w:tc>
         <w:tc>
           <w:tcPr>
-            <w:tcW w:type="dxa" w:w="1728"/>
-            <w:vAlign w:val="center"/>
+            <w:tcW w:w="1728" w:type="dxa"/>
             <w:tcBorders>
               <w:top w:val="single" w:sz="4" w:color="D9D9D9"/>
               <w:left w:val="single" w:sz="4" w:color="D9D9D9"/>
@@ -2571,6 +3393,13 @@
               <w:insideH w:val="single" w:sz="4" w:color="D9D9D9"/>
               <w:insideV w:val="single" w:sz="4" w:color="D9D9D9"/>
             </w:tcBorders>
+            <w:tcMar>
+              <w:top w:w="0" w:type="dxa"/>
+              <w:left w:w="108" w:type="dxa"/>
+              <w:bottom w:w="0" w:type="dxa"/>
+              <w:right w:w="108" w:type="dxa"/>
+            </w:tcMar>
+            <w:vAlign w:val="center"/>
           </w:tcPr>
           <w:p>
             <w:pPr>
@@ -2579,10 +3408,10 @@
             <w:r/>
             <w:r>
               <w:rPr>
-                <w:rFonts w:ascii="Arial" w:hAnsi="Arial"/>
-                <w:b w:val="0"/>
+                <w:rFonts w:ascii="Arial" w:hAnsi="Arial" w:eastAsia="ＭＳ 明朝" w:cs="Arial" w:eastAsiaTheme="minorEastAsia" w:csTheme="minorBidi"/>
                 <w:color w:val="000000"/>
                 <w:sz w:val="16"/>
+                <w:szCs w:val="22"/>
               </w:rPr>
               <w:t>55,68</w:t>
             </w:r>
@@ -2590,8 +3419,7 @@
         </w:tc>
         <w:tc>
           <w:tcPr>
-            <w:tcW w:type="dxa" w:w="1872"/>
-            <w:vAlign w:val="center"/>
+            <w:tcW w:w="1872" w:type="dxa"/>
             <w:tcBorders>
               <w:top w:val="single" w:sz="4" w:color="D9D9D9"/>
               <w:left w:val="single" w:sz="4" w:color="D9D9D9"/>
@@ -2600,6 +3428,13 @@
               <w:insideH w:val="single" w:sz="4" w:color="D9D9D9"/>
               <w:insideV w:val="single" w:sz="4" w:color="D9D9D9"/>
             </w:tcBorders>
+            <w:tcMar>
+              <w:top w:w="0" w:type="dxa"/>
+              <w:left w:w="108" w:type="dxa"/>
+              <w:bottom w:w="0" w:type="dxa"/>
+              <w:right w:w="108" w:type="dxa"/>
+            </w:tcMar>
+            <w:vAlign w:val="center"/>
           </w:tcPr>
           <w:p>
             <w:pPr>
@@ -2608,10 +3443,10 @@
             <w:r/>
             <w:r>
               <w:rPr>
-                <w:rFonts w:ascii="Arial" w:hAnsi="Arial"/>
-                <w:b w:val="0"/>
+                <w:rFonts w:ascii="Arial" w:hAnsi="Arial" w:eastAsia="ＭＳ 明朝" w:cs="Arial" w:eastAsiaTheme="minorEastAsia" w:csTheme="minorBidi"/>
                 <w:color w:val="000000"/>
                 <w:sz w:val="16"/>
+                <w:szCs w:val="22"/>
               </w:rPr>
               <w:t>1,0585</w:t>
             </w:r>
@@ -2619,8 +3454,7 @@
         </w:tc>
         <w:tc>
           <w:tcPr>
-            <w:tcW w:type="dxa" w:w="1440"/>
-            <w:vAlign w:val="center"/>
+            <w:tcW w:w="1440" w:type="dxa"/>
             <w:tcBorders>
               <w:top w:val="single" w:sz="4" w:color="D9D9D9"/>
               <w:left w:val="single" w:sz="4" w:color="D9D9D9"/>
@@ -2629,6 +3463,13 @@
               <w:insideH w:val="single" w:sz="4" w:color="D9D9D9"/>
               <w:insideV w:val="single" w:sz="4" w:color="D9D9D9"/>
             </w:tcBorders>
+            <w:tcMar>
+              <w:top w:w="0" w:type="dxa"/>
+              <w:left w:w="108" w:type="dxa"/>
+              <w:bottom w:w="0" w:type="dxa"/>
+              <w:right w:w="108" w:type="dxa"/>
+            </w:tcMar>
+            <w:vAlign w:val="center"/>
           </w:tcPr>
           <w:p>
             <w:pPr>
@@ -2637,10 +3478,10 @@
             <w:r/>
             <w:r>
               <w:rPr>
-                <w:rFonts w:ascii="Arial" w:hAnsi="Arial"/>
-                <w:b w:val="0"/>
+                <w:rFonts w:ascii="Arial" w:hAnsi="Arial" w:eastAsia="ＭＳ 明朝" w:cs="Arial" w:eastAsiaTheme="minorEastAsia" w:csTheme="minorBidi"/>
                 <w:color w:val="000000"/>
                 <w:sz w:val="16"/>
+                <w:szCs w:val="22"/>
               </w:rPr>
               <w:t>1</w:t>
             </w:r>
@@ -2650,8 +3491,7 @@
       <w:tr>
         <w:tc>
           <w:tcPr>
-            <w:tcW w:type="dxa" w:w="720"/>
-            <w:vAlign w:val="center"/>
+            <w:tcW w:w="720" w:type="dxa"/>
             <w:tcBorders>
               <w:top w:val="single" w:sz="4" w:color="D9D9D9"/>
               <w:left w:val="single" w:sz="4" w:color="D9D9D9"/>
@@ -2660,7 +3500,14 @@
               <w:insideH w:val="single" w:sz="4" w:color="D9D9D9"/>
               <w:insideV w:val="single" w:sz="4" w:color="D9D9D9"/>
             </w:tcBorders>
-            <w:shd w:fill="F2F6FA"/>
+            <w:shd w:val="clear" w:fill="F2F6FA"/>
+            <w:tcMar>
+              <w:top w:w="0" w:type="dxa"/>
+              <w:left w:w="108" w:type="dxa"/>
+              <w:bottom w:w="0" w:type="dxa"/>
+              <w:right w:w="108" w:type="dxa"/>
+            </w:tcMar>
+            <w:vAlign w:val="center"/>
           </w:tcPr>
           <w:p>
             <w:pPr>
@@ -2669,10 +3516,10 @@
             <w:r/>
             <w:r>
               <w:rPr>
-                <w:rFonts w:ascii="Arial" w:hAnsi="Arial"/>
-                <w:b w:val="0"/>
+                <w:rFonts w:ascii="Arial" w:hAnsi="Arial" w:eastAsia="ＭＳ 明朝" w:cs="Arial" w:eastAsiaTheme="minorEastAsia" w:csTheme="minorBidi"/>
                 <w:color w:val="000000"/>
                 <w:sz w:val="16"/>
+                <w:szCs w:val="22"/>
               </w:rPr>
               <w:t>7</w:t>
             </w:r>
@@ -2680,8 +3527,7 @@
         </w:tc>
         <w:tc>
           <w:tcPr>
-            <w:tcW w:type="dxa" w:w="1440"/>
-            <w:vAlign w:val="center"/>
+            <w:tcW w:w="1440" w:type="dxa"/>
             <w:tcBorders>
               <w:top w:val="single" w:sz="4" w:color="D9D9D9"/>
               <w:left w:val="single" w:sz="4" w:color="D9D9D9"/>
@@ -2690,7 +3536,14 @@
               <w:insideH w:val="single" w:sz="4" w:color="D9D9D9"/>
               <w:insideV w:val="single" w:sz="4" w:color="D9D9D9"/>
             </w:tcBorders>
-            <w:shd w:fill="F2F6FA"/>
+            <w:shd w:val="clear" w:fill="F2F6FA"/>
+            <w:tcMar>
+              <w:top w:w="0" w:type="dxa"/>
+              <w:left w:w="108" w:type="dxa"/>
+              <w:bottom w:w="0" w:type="dxa"/>
+              <w:right w:w="108" w:type="dxa"/>
+            </w:tcMar>
+            <w:vAlign w:val="center"/>
           </w:tcPr>
           <w:p>
             <w:pPr>
@@ -2699,10 +3552,10 @@
             <w:r/>
             <w:r>
               <w:rPr>
-                <w:rFonts w:ascii="Arial" w:hAnsi="Arial"/>
-                <w:b w:val="0"/>
+                <w:rFonts w:ascii="Arial" w:hAnsi="Arial" w:eastAsia="ＭＳ 明朝" w:cs="Arial" w:eastAsiaTheme="minorEastAsia" w:csTheme="minorBidi"/>
                 <w:color w:val="000000"/>
                 <w:sz w:val="16"/>
+                <w:szCs w:val="22"/>
               </w:rPr>
               <w:t>495,536</w:t>
             </w:r>
@@ -2710,8 +3563,7 @@
         </w:tc>
         <w:tc>
           <w:tcPr>
-            <w:tcW w:type="dxa" w:w="1584"/>
-            <w:vAlign w:val="center"/>
+            <w:tcW w:w="1584" w:type="dxa"/>
             <w:tcBorders>
               <w:top w:val="single" w:sz="4" w:color="D9D9D9"/>
               <w:left w:val="single" w:sz="4" w:color="D9D9D9"/>
@@ -2720,7 +3572,14 @@
               <w:insideH w:val="single" w:sz="4" w:color="D9D9D9"/>
               <w:insideV w:val="single" w:sz="4" w:color="D9D9D9"/>
             </w:tcBorders>
-            <w:shd w:fill="F2F6FA"/>
+            <w:shd w:val="clear" w:fill="F2F6FA"/>
+            <w:tcMar>
+              <w:top w:w="0" w:type="dxa"/>
+              <w:left w:w="108" w:type="dxa"/>
+              <w:bottom w:w="0" w:type="dxa"/>
+              <w:right w:w="108" w:type="dxa"/>
+            </w:tcMar>
+            <w:vAlign w:val="center"/>
           </w:tcPr>
           <w:p>
             <w:pPr>
@@ -2729,10 +3588,10 @@
             <w:r/>
             <w:r>
               <w:rPr>
-                <w:rFonts w:ascii="Arial" w:hAnsi="Arial"/>
-                <w:b w:val="0"/>
+                <w:rFonts w:ascii="Arial" w:hAnsi="Arial" w:eastAsia="ＭＳ 明朝" w:cs="Arial" w:eastAsiaTheme="minorEastAsia" w:csTheme="minorBidi"/>
                 <w:color w:val="000000"/>
                 <w:sz w:val="16"/>
+                <w:szCs w:val="22"/>
               </w:rPr>
               <w:t>0,2499</w:t>
             </w:r>
@@ -2740,8 +3599,7 @@
         </w:tc>
         <w:tc>
           <w:tcPr>
-            <w:tcW w:type="dxa" w:w="1728"/>
-            <w:vAlign w:val="center"/>
+            <w:tcW w:w="1728" w:type="dxa"/>
             <w:tcBorders>
               <w:top w:val="single" w:sz="4" w:color="D9D9D9"/>
               <w:left w:val="single" w:sz="4" w:color="D9D9D9"/>
@@ -2750,7 +3608,14 @@
               <w:insideH w:val="single" w:sz="4" w:color="D9D9D9"/>
               <w:insideV w:val="single" w:sz="4" w:color="D9D9D9"/>
             </w:tcBorders>
-            <w:shd w:fill="F2F6FA"/>
+            <w:shd w:val="clear" w:fill="F2F6FA"/>
+            <w:tcMar>
+              <w:top w:w="0" w:type="dxa"/>
+              <w:left w:w="108" w:type="dxa"/>
+              <w:bottom w:w="0" w:type="dxa"/>
+              <w:right w:w="108" w:type="dxa"/>
+            </w:tcMar>
+            <w:vAlign w:val="center"/>
           </w:tcPr>
           <w:p>
             <w:pPr>
@@ -2759,10 +3624,10 @@
             <w:r/>
             <w:r>
               <w:rPr>
-                <w:rFonts w:ascii="Arial" w:hAnsi="Arial"/>
-                <w:b w:val="0"/>
+                <w:rFonts w:ascii="Arial" w:hAnsi="Arial" w:eastAsia="ＭＳ 明朝" w:cs="Arial" w:eastAsiaTheme="minorEastAsia" w:csTheme="minorBidi"/>
                 <w:color w:val="000000"/>
                 <w:sz w:val="16"/>
+                <w:szCs w:val="22"/>
               </w:rPr>
               <w:t>54,22</w:t>
             </w:r>
@@ -2770,8 +3635,7 @@
         </w:tc>
         <w:tc>
           <w:tcPr>
-            <w:tcW w:type="dxa" w:w="1872"/>
-            <w:vAlign w:val="center"/>
+            <w:tcW w:w="1872" w:type="dxa"/>
             <w:tcBorders>
               <w:top w:val="single" w:sz="4" w:color="D9D9D9"/>
               <w:left w:val="single" w:sz="4" w:color="D9D9D9"/>
@@ -2780,7 +3644,14 @@
               <w:insideH w:val="single" w:sz="4" w:color="D9D9D9"/>
               <w:insideV w:val="single" w:sz="4" w:color="D9D9D9"/>
             </w:tcBorders>
-            <w:shd w:fill="F2F6FA"/>
+            <w:shd w:val="clear" w:fill="F2F6FA"/>
+            <w:tcMar>
+              <w:top w:w="0" w:type="dxa"/>
+              <w:left w:w="108" w:type="dxa"/>
+              <w:bottom w:w="0" w:type="dxa"/>
+              <w:right w:w="108" w:type="dxa"/>
+            </w:tcMar>
+            <w:vAlign w:val="center"/>
           </w:tcPr>
           <w:p>
             <w:pPr>
@@ -2789,10 +3660,10 @@
             <w:r/>
             <w:r>
               <w:rPr>
-                <w:rFonts w:ascii="Arial" w:hAnsi="Arial"/>
-                <w:b w:val="0"/>
+                <w:rFonts w:ascii="Arial" w:hAnsi="Arial" w:eastAsia="ＭＳ 明朝" w:cs="Arial" w:eastAsiaTheme="minorEastAsia" w:csTheme="minorBidi"/>
                 <w:color w:val="000000"/>
                 <w:sz w:val="16"/>
+                <w:szCs w:val="22"/>
               </w:rPr>
               <w:t>0,9968</w:t>
             </w:r>
@@ -2800,8 +3671,7 @@
         </w:tc>
         <w:tc>
           <w:tcPr>
-            <w:tcW w:type="dxa" w:w="1440"/>
-            <w:vAlign w:val="center"/>
+            <w:tcW w:w="1440" w:type="dxa"/>
             <w:tcBorders>
               <w:top w:val="single" w:sz="4" w:color="D9D9D9"/>
               <w:left w:val="single" w:sz="4" w:color="D9D9D9"/>
@@ -2810,7 +3680,14 @@
               <w:insideH w:val="single" w:sz="4" w:color="D9D9D9"/>
               <w:insideV w:val="single" w:sz="4" w:color="D9D9D9"/>
             </w:tcBorders>
-            <w:shd w:fill="F2F6FA"/>
+            <w:shd w:val="clear" w:fill="F2F6FA"/>
+            <w:tcMar>
+              <w:top w:w="0" w:type="dxa"/>
+              <w:left w:w="108" w:type="dxa"/>
+              <w:bottom w:w="0" w:type="dxa"/>
+              <w:right w:w="108" w:type="dxa"/>
+            </w:tcMar>
+            <w:vAlign w:val="center"/>
           </w:tcPr>
           <w:p>
             <w:pPr>
@@ -2819,10 +3696,10 @@
             <w:r/>
             <w:r>
               <w:rPr>
-                <w:rFonts w:ascii="Arial" w:hAnsi="Arial"/>
-                <w:b w:val="0"/>
+                <w:rFonts w:ascii="Arial" w:hAnsi="Arial" w:eastAsia="ＭＳ 明朝" w:cs="Arial" w:eastAsiaTheme="minorEastAsia" w:csTheme="minorBidi"/>
                 <w:color w:val="000000"/>
                 <w:sz w:val="16"/>
+                <w:szCs w:val="22"/>
               </w:rPr>
               <w:t>1</w:t>
             </w:r>
@@ -2832,8 +3709,7 @@
       <w:tr>
         <w:tc>
           <w:tcPr>
-            <w:tcW w:type="dxa" w:w="720"/>
-            <w:vAlign w:val="center"/>
+            <w:tcW w:w="720" w:type="dxa"/>
             <w:tcBorders>
               <w:top w:val="single" w:sz="4" w:color="D9D9D9"/>
               <w:left w:val="single" w:sz="4" w:color="D9D9D9"/>
@@ -2842,6 +3718,13 @@
               <w:insideH w:val="single" w:sz="4" w:color="D9D9D9"/>
               <w:insideV w:val="single" w:sz="4" w:color="D9D9D9"/>
             </w:tcBorders>
+            <w:tcMar>
+              <w:top w:w="0" w:type="dxa"/>
+              <w:left w:w="108" w:type="dxa"/>
+              <w:bottom w:w="0" w:type="dxa"/>
+              <w:right w:w="108" w:type="dxa"/>
+            </w:tcMar>
+            <w:vAlign w:val="center"/>
           </w:tcPr>
           <w:p>
             <w:pPr>
@@ -2850,10 +3733,10 @@
             <w:r/>
             <w:r>
               <w:rPr>
-                <w:rFonts w:ascii="Arial" w:hAnsi="Arial"/>
-                <w:b w:val="0"/>
+                <w:rFonts w:ascii="Arial" w:hAnsi="Arial" w:eastAsia="ＭＳ 明朝" w:cs="Arial" w:eastAsiaTheme="minorEastAsia" w:csTheme="minorBidi"/>
                 <w:color w:val="000000"/>
                 <w:sz w:val="16"/>
+                <w:szCs w:val="22"/>
               </w:rPr>
               <w:t>8</w:t>
             </w:r>
@@ -2861,8 +3744,7 @@
         </w:tc>
         <w:tc>
           <w:tcPr>
-            <w:tcW w:type="dxa" w:w="1440"/>
-            <w:vAlign w:val="center"/>
+            <w:tcW w:w="1440" w:type="dxa"/>
             <w:tcBorders>
               <w:top w:val="single" w:sz="4" w:color="D9D9D9"/>
               <w:left w:val="single" w:sz="4" w:color="D9D9D9"/>
@@ -2871,6 +3753,13 @@
               <w:insideH w:val="single" w:sz="4" w:color="D9D9D9"/>
               <w:insideV w:val="single" w:sz="4" w:color="D9D9D9"/>
             </w:tcBorders>
+            <w:tcMar>
+              <w:top w:w="0" w:type="dxa"/>
+              <w:left w:w="108" w:type="dxa"/>
+              <w:bottom w:w="0" w:type="dxa"/>
+              <w:right w:w="108" w:type="dxa"/>
+            </w:tcMar>
+            <w:vAlign w:val="center"/>
           </w:tcPr>
           <w:p>
             <w:pPr>
@@ -2879,10 +3768,10 @@
             <w:r/>
             <w:r>
               <w:rPr>
-                <w:rFonts w:ascii="Arial" w:hAnsi="Arial"/>
-                <w:b w:val="0"/>
+                <w:rFonts w:ascii="Arial" w:hAnsi="Arial" w:eastAsia="ＭＳ 明朝" w:cs="Arial" w:eastAsiaTheme="minorEastAsia" w:csTheme="minorBidi"/>
                 <w:color w:val="000000"/>
                 <w:sz w:val="16"/>
+                <w:szCs w:val="22"/>
               </w:rPr>
               <w:t>453,850</w:t>
             </w:r>
@@ -2890,8 +3779,7 @@
         </w:tc>
         <w:tc>
           <w:tcPr>
-            <w:tcW w:type="dxa" w:w="1584"/>
-            <w:vAlign w:val="center"/>
+            <w:tcW w:w="1584" w:type="dxa"/>
             <w:tcBorders>
               <w:top w:val="single" w:sz="4" w:color="D9D9D9"/>
               <w:left w:val="single" w:sz="4" w:color="D9D9D9"/>
@@ -2900,6 +3788,13 @@
               <w:insideH w:val="single" w:sz="4" w:color="D9D9D9"/>
               <w:insideV w:val="single" w:sz="4" w:color="D9D9D9"/>
             </w:tcBorders>
+            <w:tcMar>
+              <w:top w:w="0" w:type="dxa"/>
+              <w:left w:w="108" w:type="dxa"/>
+              <w:bottom w:w="0" w:type="dxa"/>
+              <w:right w:w="108" w:type="dxa"/>
+            </w:tcMar>
+            <w:vAlign w:val="center"/>
           </w:tcPr>
           <w:p>
             <w:pPr>
@@ -2908,10 +3803,10 @@
             <w:r/>
             <w:r>
               <w:rPr>
-                <w:rFonts w:ascii="Arial" w:hAnsi="Arial"/>
-                <w:b w:val="0"/>
+                <w:rFonts w:ascii="Arial" w:hAnsi="Arial" w:eastAsia="ＭＳ 明朝" w:cs="Arial" w:eastAsiaTheme="minorEastAsia" w:csTheme="minorBidi"/>
                 <w:color w:val="000000"/>
                 <w:sz w:val="16"/>
+                <w:szCs w:val="22"/>
               </w:rPr>
               <w:t>0,2363</w:t>
             </w:r>
@@ -2919,8 +3814,7 @@
         </w:tc>
         <w:tc>
           <w:tcPr>
-            <w:tcW w:type="dxa" w:w="1728"/>
-            <w:vAlign w:val="center"/>
+            <w:tcW w:w="1728" w:type="dxa"/>
             <w:tcBorders>
               <w:top w:val="single" w:sz="4" w:color="D9D9D9"/>
               <w:left w:val="single" w:sz="4" w:color="D9D9D9"/>
@@ -2929,6 +3823,13 @@
               <w:insideH w:val="single" w:sz="4" w:color="D9D9D9"/>
               <w:insideV w:val="single" w:sz="4" w:color="D9D9D9"/>
             </w:tcBorders>
+            <w:tcMar>
+              <w:top w:w="0" w:type="dxa"/>
+              <w:left w:w="108" w:type="dxa"/>
+              <w:bottom w:w="0" w:type="dxa"/>
+              <w:right w:w="108" w:type="dxa"/>
+            </w:tcMar>
+            <w:vAlign w:val="center"/>
           </w:tcPr>
           <w:p>
             <w:pPr>
@@ -2937,10 +3838,10 @@
             <w:r/>
             <w:r>
               <w:rPr>
-                <w:rFonts w:ascii="Arial" w:hAnsi="Arial"/>
-                <w:b w:val="0"/>
+                <w:rFonts w:ascii="Arial" w:hAnsi="Arial" w:eastAsia="ＭＳ 明朝" w:cs="Arial" w:eastAsiaTheme="minorEastAsia" w:csTheme="minorBidi"/>
                 <w:color w:val="000000"/>
                 <w:sz w:val="16"/>
+                <w:szCs w:val="22"/>
               </w:rPr>
               <w:t>52,51</w:t>
             </w:r>
@@ -2948,8 +3849,7 @@
         </w:tc>
         <w:tc>
           <w:tcPr>
-            <w:tcW w:type="dxa" w:w="1872"/>
-            <w:vAlign w:val="center"/>
+            <w:tcW w:w="1872" w:type="dxa"/>
             <w:tcBorders>
               <w:top w:val="single" w:sz="4" w:color="D9D9D9"/>
               <w:left w:val="single" w:sz="4" w:color="D9D9D9"/>
@@ -2958,6 +3858,13 @@
               <w:insideH w:val="single" w:sz="4" w:color="D9D9D9"/>
               <w:insideV w:val="single" w:sz="4" w:color="D9D9D9"/>
             </w:tcBorders>
+            <w:tcMar>
+              <w:top w:w="0" w:type="dxa"/>
+              <w:left w:w="108" w:type="dxa"/>
+              <w:bottom w:w="0" w:type="dxa"/>
+              <w:right w:w="108" w:type="dxa"/>
+            </w:tcMar>
+            <w:vAlign w:val="center"/>
           </w:tcPr>
           <w:p>
             <w:pPr>
@@ -2966,10 +3873,10 @@
             <w:r/>
             <w:r>
               <w:rPr>
-                <w:rFonts w:ascii="Arial" w:hAnsi="Arial"/>
-                <w:b w:val="0"/>
+                <w:rFonts w:ascii="Arial" w:hAnsi="Arial" w:eastAsia="ＭＳ 明朝" w:cs="Arial" w:eastAsiaTheme="minorEastAsia" w:csTheme="minorBidi"/>
                 <w:color w:val="000000"/>
                 <w:sz w:val="16"/>
+                <w:szCs w:val="22"/>
               </w:rPr>
               <w:t>1,1439</w:t>
             </w:r>
@@ -2977,8 +3884,7 @@
         </w:tc>
         <w:tc>
           <w:tcPr>
-            <w:tcW w:type="dxa" w:w="1440"/>
-            <w:vAlign w:val="center"/>
+            <w:tcW w:w="1440" w:type="dxa"/>
             <w:tcBorders>
               <w:top w:val="single" w:sz="4" w:color="D9D9D9"/>
               <w:left w:val="single" w:sz="4" w:color="D9D9D9"/>
@@ -2987,6 +3893,13 @@
               <w:insideH w:val="single" w:sz="4" w:color="D9D9D9"/>
               <w:insideV w:val="single" w:sz="4" w:color="D9D9D9"/>
             </w:tcBorders>
+            <w:tcMar>
+              <w:top w:w="0" w:type="dxa"/>
+              <w:left w:w="108" w:type="dxa"/>
+              <w:bottom w:w="0" w:type="dxa"/>
+              <w:right w:w="108" w:type="dxa"/>
+            </w:tcMar>
+            <w:vAlign w:val="center"/>
           </w:tcPr>
           <w:p>
             <w:pPr>
@@ -2995,10 +3908,10 @@
             <w:r/>
             <w:r>
               <w:rPr>
-                <w:rFonts w:ascii="Arial" w:hAnsi="Arial"/>
-                <w:b w:val="0"/>
+                <w:rFonts w:ascii="Arial" w:hAnsi="Arial" w:eastAsia="ＭＳ 明朝" w:cs="Arial" w:eastAsiaTheme="minorEastAsia" w:csTheme="minorBidi"/>
                 <w:color w:val="000000"/>
                 <w:sz w:val="16"/>
+                <w:szCs w:val="22"/>
               </w:rPr>
               <w:t>1</w:t>
             </w:r>
@@ -3008,8 +3921,7 @@
       <w:tr>
         <w:tc>
           <w:tcPr>
-            <w:tcW w:type="dxa" w:w="720"/>
-            <w:vAlign w:val="center"/>
+            <w:tcW w:w="720" w:type="dxa"/>
             <w:tcBorders>
               <w:top w:val="single" w:sz="4" w:color="D9D9D9"/>
               <w:left w:val="single" w:sz="4" w:color="D9D9D9"/>
@@ -3018,7 +3930,14 @@
               <w:insideH w:val="single" w:sz="4" w:color="D9D9D9"/>
               <w:insideV w:val="single" w:sz="4" w:color="D9D9D9"/>
             </w:tcBorders>
-            <w:shd w:fill="F2F6FA"/>
+            <w:shd w:val="clear" w:fill="F2F6FA"/>
+            <w:tcMar>
+              <w:top w:w="0" w:type="dxa"/>
+              <w:left w:w="108" w:type="dxa"/>
+              <w:bottom w:w="0" w:type="dxa"/>
+              <w:right w:w="108" w:type="dxa"/>
+            </w:tcMar>
+            <w:vAlign w:val="center"/>
           </w:tcPr>
           <w:p>
             <w:pPr>
@@ -3027,10 +3946,10 @@
             <w:r/>
             <w:r>
               <w:rPr>
-                <w:rFonts w:ascii="Arial" w:hAnsi="Arial"/>
-                <w:b w:val="0"/>
+                <w:rFonts w:ascii="Arial" w:hAnsi="Arial" w:eastAsia="ＭＳ 明朝" w:cs="Arial" w:eastAsiaTheme="minorEastAsia" w:csTheme="minorBidi"/>
                 <w:color w:val="000000"/>
                 <w:sz w:val="16"/>
+                <w:szCs w:val="22"/>
               </w:rPr>
               <w:t>9</w:t>
             </w:r>
@@ -3038,8 +3957,7 @@
         </w:tc>
         <w:tc>
           <w:tcPr>
-            <w:tcW w:type="dxa" w:w="1440"/>
-            <w:vAlign w:val="center"/>
+            <w:tcW w:w="1440" w:type="dxa"/>
             <w:tcBorders>
               <w:top w:val="single" w:sz="4" w:color="D9D9D9"/>
               <w:left w:val="single" w:sz="4" w:color="D9D9D9"/>
@@ -3048,7 +3966,14 @@
               <w:insideH w:val="single" w:sz="4" w:color="D9D9D9"/>
               <w:insideV w:val="single" w:sz="4" w:color="D9D9D9"/>
             </w:tcBorders>
-            <w:shd w:fill="F2F6FA"/>
+            <w:shd w:val="clear" w:fill="F2F6FA"/>
+            <w:tcMar>
+              <w:top w:w="0" w:type="dxa"/>
+              <w:left w:w="108" w:type="dxa"/>
+              <w:bottom w:w="0" w:type="dxa"/>
+              <w:right w:w="108" w:type="dxa"/>
+            </w:tcMar>
+            <w:vAlign w:val="center"/>
           </w:tcPr>
           <w:p>
             <w:pPr>
@@ -3057,10 +3982,10 @@
             <w:r/>
             <w:r>
               <w:rPr>
-                <w:rFonts w:ascii="Arial" w:hAnsi="Arial"/>
-                <w:b w:val="0"/>
+                <w:rFonts w:ascii="Arial" w:hAnsi="Arial" w:eastAsia="ＭＳ 明朝" w:cs="Arial" w:eastAsiaTheme="minorEastAsia" w:csTheme="minorBidi"/>
                 <w:color w:val="000000"/>
                 <w:sz w:val="16"/>
+                <w:szCs w:val="22"/>
               </w:rPr>
               <w:t>421,281</w:t>
             </w:r>
@@ -3068,8 +3993,7 @@
         </w:tc>
         <w:tc>
           <w:tcPr>
-            <w:tcW w:type="dxa" w:w="1584"/>
-            <w:vAlign w:val="center"/>
+            <w:tcW w:w="1584" w:type="dxa"/>
             <w:tcBorders>
               <w:top w:val="single" w:sz="4" w:color="D9D9D9"/>
               <w:left w:val="single" w:sz="4" w:color="D9D9D9"/>
@@ -3078,7 +4002,14 @@
               <w:insideH w:val="single" w:sz="4" w:color="D9D9D9"/>
               <w:insideV w:val="single" w:sz="4" w:color="D9D9D9"/>
             </w:tcBorders>
-            <w:shd w:fill="F2F6FA"/>
+            <w:shd w:val="clear" w:fill="F2F6FA"/>
+            <w:tcMar>
+              <w:top w:w="0" w:type="dxa"/>
+              <w:left w:w="108" w:type="dxa"/>
+              <w:bottom w:w="0" w:type="dxa"/>
+              <w:right w:w="108" w:type="dxa"/>
+            </w:tcMar>
+            <w:vAlign w:val="center"/>
           </w:tcPr>
           <w:p>
             <w:pPr>
@@ -3087,10 +4018,10 @@
             <w:r/>
             <w:r>
               <w:rPr>
-                <w:rFonts w:ascii="Arial" w:hAnsi="Arial"/>
-                <w:b w:val="0"/>
+                <w:rFonts w:ascii="Arial" w:hAnsi="Arial" w:eastAsia="ＭＳ 明朝" w:cs="Arial" w:eastAsiaTheme="minorEastAsia" w:csTheme="minorBidi"/>
                 <w:color w:val="000000"/>
                 <w:sz w:val="16"/>
+                <w:szCs w:val="22"/>
               </w:rPr>
               <w:t>0,2240</w:t>
             </w:r>
@@ -3098,8 +4029,7 @@
         </w:tc>
         <w:tc>
           <w:tcPr>
-            <w:tcW w:type="dxa" w:w="1728"/>
-            <w:vAlign w:val="center"/>
+            <w:tcW w:w="1728" w:type="dxa"/>
             <w:tcBorders>
               <w:top w:val="single" w:sz="4" w:color="D9D9D9"/>
               <w:left w:val="single" w:sz="4" w:color="D9D9D9"/>
@@ -3108,7 +4038,14 @@
               <w:insideH w:val="single" w:sz="4" w:color="D9D9D9"/>
               <w:insideV w:val="single" w:sz="4" w:color="D9D9D9"/>
             </w:tcBorders>
-            <w:shd w:fill="F2F6FA"/>
+            <w:shd w:val="clear" w:fill="F2F6FA"/>
+            <w:tcMar>
+              <w:top w:w="0" w:type="dxa"/>
+              <w:left w:w="108" w:type="dxa"/>
+              <w:bottom w:w="0" w:type="dxa"/>
+              <w:right w:w="108" w:type="dxa"/>
+            </w:tcMar>
+            <w:vAlign w:val="center"/>
           </w:tcPr>
           <w:p>
             <w:pPr>
@@ -3117,10 +4054,10 @@
             <w:r/>
             <w:r>
               <w:rPr>
-                <w:rFonts w:ascii="Arial" w:hAnsi="Arial"/>
-                <w:b w:val="0"/>
+                <w:rFonts w:ascii="Arial" w:hAnsi="Arial" w:eastAsia="ＭＳ 明朝" w:cs="Arial" w:eastAsiaTheme="minorEastAsia" w:csTheme="minorBidi"/>
                 <w:color w:val="000000"/>
                 <w:sz w:val="16"/>
+                <w:szCs w:val="22"/>
               </w:rPr>
               <w:t>50,71</w:t>
             </w:r>
@@ -3128,8 +4065,7 @@
         </w:tc>
         <w:tc>
           <w:tcPr>
-            <w:tcW w:type="dxa" w:w="1872"/>
-            <w:vAlign w:val="center"/>
+            <w:tcW w:w="1872" w:type="dxa"/>
             <w:tcBorders>
               <w:top w:val="single" w:sz="4" w:color="D9D9D9"/>
               <w:left w:val="single" w:sz="4" w:color="D9D9D9"/>
@@ -3138,7 +4074,14 @@
               <w:insideH w:val="single" w:sz="4" w:color="D9D9D9"/>
               <w:insideV w:val="single" w:sz="4" w:color="D9D9D9"/>
             </w:tcBorders>
-            <w:shd w:fill="F2F6FA"/>
+            <w:shd w:val="clear" w:fill="F2F6FA"/>
+            <w:tcMar>
+              <w:top w:w="0" w:type="dxa"/>
+              <w:left w:w="108" w:type="dxa"/>
+              <w:bottom w:w="0" w:type="dxa"/>
+              <w:right w:w="108" w:type="dxa"/>
+            </w:tcMar>
+            <w:vAlign w:val="center"/>
           </w:tcPr>
           <w:p>
             <w:pPr>
@@ -3147,10 +4090,10 @@
             <w:r/>
             <w:r>
               <w:rPr>
-                <w:rFonts w:ascii="Arial" w:hAnsi="Arial"/>
-                <w:b w:val="0"/>
+                <w:rFonts w:ascii="Arial" w:hAnsi="Arial" w:eastAsia="ＭＳ 明朝" w:cs="Arial" w:eastAsiaTheme="minorEastAsia" w:csTheme="minorBidi"/>
                 <w:color w:val="000000"/>
                 <w:sz w:val="16"/>
+                <w:szCs w:val="22"/>
               </w:rPr>
               <w:t>1,1444</w:t>
             </w:r>
@@ -3158,8 +4101,7 @@
         </w:tc>
         <w:tc>
           <w:tcPr>
-            <w:tcW w:type="dxa" w:w="1440"/>
-            <w:vAlign w:val="center"/>
+            <w:tcW w:w="1440" w:type="dxa"/>
             <w:tcBorders>
               <w:top w:val="single" w:sz="4" w:color="D9D9D9"/>
               <w:left w:val="single" w:sz="4" w:color="D9D9D9"/>
@@ -3168,7 +4110,14 @@
               <w:insideH w:val="single" w:sz="4" w:color="D9D9D9"/>
               <w:insideV w:val="single" w:sz="4" w:color="D9D9D9"/>
             </w:tcBorders>
-            <w:shd w:fill="F2F6FA"/>
+            <w:shd w:val="clear" w:fill="F2F6FA"/>
+            <w:tcMar>
+              <w:top w:w="0" w:type="dxa"/>
+              <w:left w:w="108" w:type="dxa"/>
+              <w:bottom w:w="0" w:type="dxa"/>
+              <w:right w:w="108" w:type="dxa"/>
+            </w:tcMar>
+            <w:vAlign w:val="center"/>
           </w:tcPr>
           <w:p>
             <w:pPr>
@@ -3177,10 +4126,10 @@
             <w:r/>
             <w:r>
               <w:rPr>
-                <w:rFonts w:ascii="Arial" w:hAnsi="Arial"/>
-                <w:b w:val="0"/>
+                <w:rFonts w:ascii="Arial" w:hAnsi="Arial" w:eastAsia="ＭＳ 明朝" w:cs="Arial" w:eastAsiaTheme="minorEastAsia" w:csTheme="minorBidi"/>
                 <w:color w:val="000000"/>
                 <w:sz w:val="16"/>
+                <w:szCs w:val="22"/>
               </w:rPr>
               <w:t>1</w:t>
             </w:r>
@@ -3190,8 +4139,7 @@
       <w:tr>
         <w:tc>
           <w:tcPr>
-            <w:tcW w:type="dxa" w:w="720"/>
-            <w:vAlign w:val="center"/>
+            <w:tcW w:w="720" w:type="dxa"/>
             <w:tcBorders>
               <w:top w:val="single" w:sz="4" w:color="D9D9D9"/>
               <w:left w:val="single" w:sz="4" w:color="D9D9D9"/>
@@ -3200,6 +4148,13 @@
               <w:insideH w:val="single" w:sz="4" w:color="D9D9D9"/>
               <w:insideV w:val="single" w:sz="4" w:color="D9D9D9"/>
             </w:tcBorders>
+            <w:tcMar>
+              <w:top w:w="0" w:type="dxa"/>
+              <w:left w:w="108" w:type="dxa"/>
+              <w:bottom w:w="0" w:type="dxa"/>
+              <w:right w:w="108" w:type="dxa"/>
+            </w:tcMar>
+            <w:vAlign w:val="center"/>
           </w:tcPr>
           <w:p>
             <w:pPr>
@@ -3208,10 +4163,10 @@
             <w:r/>
             <w:r>
               <w:rPr>
-                <w:rFonts w:ascii="Arial" w:hAnsi="Arial"/>
-                <w:b w:val="0"/>
+                <w:rFonts w:ascii="Arial" w:hAnsi="Arial" w:eastAsia="ＭＳ 明朝" w:cs="Arial" w:eastAsiaTheme="minorEastAsia" w:csTheme="minorBidi"/>
                 <w:color w:val="000000"/>
                 <w:sz w:val="16"/>
+                <w:szCs w:val="22"/>
               </w:rPr>
               <w:t>10</w:t>
             </w:r>
@@ -3219,8 +4174,7 @@
         </w:tc>
         <w:tc>
           <w:tcPr>
-            <w:tcW w:type="dxa" w:w="1440"/>
-            <w:vAlign w:val="center"/>
+            <w:tcW w:w="1440" w:type="dxa"/>
             <w:tcBorders>
               <w:top w:val="single" w:sz="4" w:color="D9D9D9"/>
               <w:left w:val="single" w:sz="4" w:color="D9D9D9"/>
@@ -3229,6 +4183,13 @@
               <w:insideH w:val="single" w:sz="4" w:color="D9D9D9"/>
               <w:insideV w:val="single" w:sz="4" w:color="D9D9D9"/>
             </w:tcBorders>
+            <w:tcMar>
+              <w:top w:w="0" w:type="dxa"/>
+              <w:left w:w="108" w:type="dxa"/>
+              <w:bottom w:w="0" w:type="dxa"/>
+              <w:right w:w="108" w:type="dxa"/>
+            </w:tcMar>
+            <w:vAlign w:val="center"/>
           </w:tcPr>
           <w:p>
             <w:pPr>
@@ -3237,10 +4198,10 @@
             <w:r/>
             <w:r>
               <w:rPr>
-                <w:rFonts w:ascii="Arial" w:hAnsi="Arial"/>
-                <w:b w:val="0"/>
+                <w:rFonts w:ascii="Arial" w:hAnsi="Arial" w:eastAsia="ＭＳ 明朝" w:cs="Arial" w:eastAsiaTheme="minorEastAsia" w:csTheme="minorBidi"/>
                 <w:color w:val="000000"/>
                 <w:sz w:val="16"/>
+                <w:szCs w:val="22"/>
               </w:rPr>
               <w:t>394,282</w:t>
             </w:r>
@@ -3248,8 +4209,7 @@
         </w:tc>
         <w:tc>
           <w:tcPr>
-            <w:tcW w:type="dxa" w:w="1584"/>
-            <w:vAlign w:val="center"/>
+            <w:tcW w:w="1584" w:type="dxa"/>
             <w:tcBorders>
               <w:top w:val="single" w:sz="4" w:color="D9D9D9"/>
               <w:left w:val="single" w:sz="4" w:color="D9D9D9"/>
@@ -3258,6 +4218,13 @@
               <w:insideH w:val="single" w:sz="4" w:color="D9D9D9"/>
               <w:insideV w:val="single" w:sz="4" w:color="D9D9D9"/>
             </w:tcBorders>
+            <w:tcMar>
+              <w:top w:w="0" w:type="dxa"/>
+              <w:left w:w="108" w:type="dxa"/>
+              <w:bottom w:w="0" w:type="dxa"/>
+              <w:right w:w="108" w:type="dxa"/>
+            </w:tcMar>
+            <w:vAlign w:val="center"/>
           </w:tcPr>
           <w:p>
             <w:pPr>
@@ -3266,10 +4233,10 @@
             <w:r/>
             <w:r>
               <w:rPr>
-                <w:rFonts w:ascii="Arial" w:hAnsi="Arial"/>
-                <w:b w:val="0"/>
+                <w:rFonts w:ascii="Arial" w:hAnsi="Arial" w:eastAsia="ＭＳ 明朝" w:cs="Arial" w:eastAsiaTheme="minorEastAsia" w:csTheme="minorBidi"/>
                 <w:color w:val="000000"/>
                 <w:sz w:val="16"/>
+                <w:szCs w:val="22"/>
               </w:rPr>
               <w:t>0,2220</w:t>
             </w:r>
@@ -3277,8 +4244,7 @@
         </w:tc>
         <w:tc>
           <w:tcPr>
-            <w:tcW w:type="dxa" w:w="1728"/>
-            <w:vAlign w:val="center"/>
+            <w:tcW w:w="1728" w:type="dxa"/>
             <w:tcBorders>
               <w:top w:val="single" w:sz="4" w:color="D9D9D9"/>
               <w:left w:val="single" w:sz="4" w:color="D9D9D9"/>
@@ -3287,6 +4253,13 @@
               <w:insideH w:val="single" w:sz="4" w:color="D9D9D9"/>
               <w:insideV w:val="single" w:sz="4" w:color="D9D9D9"/>
             </w:tcBorders>
+            <w:tcMar>
+              <w:top w:w="0" w:type="dxa"/>
+              <w:left w:w="108" w:type="dxa"/>
+              <w:bottom w:w="0" w:type="dxa"/>
+              <w:right w:w="108" w:type="dxa"/>
+            </w:tcMar>
+            <w:vAlign w:val="center"/>
           </w:tcPr>
           <w:p>
             <w:pPr>
@@ -3295,10 +4268,10 @@
             <w:r/>
             <w:r>
               <w:rPr>
-                <w:rFonts w:ascii="Arial" w:hAnsi="Arial"/>
-                <w:b w:val="0"/>
+                <w:rFonts w:ascii="Arial" w:hAnsi="Arial" w:eastAsia="ＭＳ 明朝" w:cs="Arial" w:eastAsiaTheme="minorEastAsia" w:csTheme="minorBidi"/>
                 <w:color w:val="000000"/>
                 <w:sz w:val="16"/>
+                <w:szCs w:val="22"/>
               </w:rPr>
               <w:t>49,05</w:t>
             </w:r>
@@ -3306,8 +4279,7 @@
         </w:tc>
         <w:tc>
           <w:tcPr>
-            <w:tcW w:type="dxa" w:w="1872"/>
-            <w:vAlign w:val="center"/>
+            <w:tcW w:w="1872" w:type="dxa"/>
             <w:tcBorders>
               <w:top w:val="single" w:sz="4" w:color="D9D9D9"/>
               <w:left w:val="single" w:sz="4" w:color="D9D9D9"/>
@@ -3316,6 +4288,13 @@
               <w:insideH w:val="single" w:sz="4" w:color="D9D9D9"/>
               <w:insideV w:val="single" w:sz="4" w:color="D9D9D9"/>
             </w:tcBorders>
+            <w:tcMar>
+              <w:top w:w="0" w:type="dxa"/>
+              <w:left w:w="108" w:type="dxa"/>
+              <w:bottom w:w="0" w:type="dxa"/>
+              <w:right w:w="108" w:type="dxa"/>
+            </w:tcMar>
+            <w:vAlign w:val="center"/>
           </w:tcPr>
           <w:p>
             <w:pPr>
@@ -3324,10 +4303,10 @@
             <w:r/>
             <w:r>
               <w:rPr>
-                <w:rFonts w:ascii="Arial" w:hAnsi="Arial"/>
-                <w:b w:val="0"/>
+                <w:rFonts w:ascii="Arial" w:hAnsi="Arial" w:eastAsia="ＭＳ 明朝" w:cs="Arial" w:eastAsiaTheme="minorEastAsia" w:csTheme="minorBidi"/>
                 <w:color w:val="000000"/>
                 <w:sz w:val="16"/>
+                <w:szCs w:val="22"/>
               </w:rPr>
               <w:t>1,0944</w:t>
             </w:r>
@@ -3335,8 +4314,7 @@
         </w:tc>
         <w:tc>
           <w:tcPr>
-            <w:tcW w:type="dxa" w:w="1440"/>
-            <w:vAlign w:val="center"/>
+            <w:tcW w:w="1440" w:type="dxa"/>
             <w:tcBorders>
               <w:top w:val="single" w:sz="4" w:color="D9D9D9"/>
               <w:left w:val="single" w:sz="4" w:color="D9D9D9"/>
@@ -3345,6 +4323,13 @@
               <w:insideH w:val="single" w:sz="4" w:color="D9D9D9"/>
               <w:insideV w:val="single" w:sz="4" w:color="D9D9D9"/>
             </w:tcBorders>
+            <w:tcMar>
+              <w:top w:w="0" w:type="dxa"/>
+              <w:left w:w="108" w:type="dxa"/>
+              <w:bottom w:w="0" w:type="dxa"/>
+              <w:right w:w="108" w:type="dxa"/>
+            </w:tcMar>
+            <w:vAlign w:val="center"/>
           </w:tcPr>
           <w:p>
             <w:pPr>
@@ -3353,10 +4338,10 @@
             <w:r/>
             <w:r>
               <w:rPr>
-                <w:rFonts w:ascii="Arial" w:hAnsi="Arial"/>
-                <w:b w:val="0"/>
+                <w:rFonts w:ascii="Arial" w:hAnsi="Arial" w:eastAsia="ＭＳ 明朝" w:cs="Arial" w:eastAsiaTheme="minorEastAsia" w:csTheme="minorBidi"/>
                 <w:color w:val="000000"/>
                 <w:sz w:val="16"/>
+                <w:szCs w:val="22"/>
               </w:rPr>
               <w:t>1</w:t>
             </w:r>
@@ -3376,9 +4361,12 @@
       </w:pPr>
       <w:r>
         <w:rPr>
+          <w:rFonts w:ascii="Arial" w:hAnsi="Arial" w:eastAsia="ＭＳ 明朝" w:cs="Arial" w:eastAsiaTheme="minorEastAsia" w:csTheme="minorBidi"/>
           <w:i/>
+          <w:iCs/>
           <w:color w:val="5A5A5A"/>
           <w:sz w:val="18"/>
+          <w:szCs w:val="22"/>
         </w:rPr>
         <w:t>Bảng 2. Các chỉ số nội tại khi thay đổi số cụm</w:t>
       </w:r>
@@ -3388,27 +4376,36 @@
         <w:pStyle w:val="BodyText"/>
       </w:pPr>
       <w:r>
+        <w:rPr>
+          <w:rFonts w:ascii="Arial" w:hAnsi="Arial" w:eastAsia="ＭＳ 明朝" w:cs="Arial" w:eastAsiaTheme="minorEastAsia" w:csTheme="minorBidi"/>
+          <w:sz w:val="22"/>
+          <w:szCs w:val="22"/>
+        </w:rPr>
         <w:t>SSE giảm từ 1.050,215 ở k = 2 xuống 700,392 ở k = 4, sau đó mức giảm biên nhỏ dần. Silhouette đạt giá trị cao nhất ở k = 4 (0,3021), nhưng chỉ nhỉnh hơn một chút so với k = 2, 3 và 5 (lần lượt 0,2874, 0,2833 và 0,2993). Theo quy ước của Kaufman và Rousseeuw (1990), Silhouette trong khoảng 0,26 đến 0,50 chỉ cho thấy cấu trúc cụm yếu, có thể mang tính nhân tạo, nên không nên xem các cụm là nhóm tách biệt rõ ràng. Các chỉ số cũng không đồng thuận: Calinski-Harabasz cao nhất ở k = 2, còn Davies-Bouldin tốt nhất ở k = 5 (0,8718 so với 1,0412 ở k = 4). Nghiệm k = 5 tách một quốc gia thành cụm riêng, còn k = 4 vẫn giữ một cụm chỉ gồm ba quốc gia có hồ sơ thương mại rất đặc biệt. Vì vậy k = 4 được chọn chủ yếu vì khả năng diễn giải cho mục tiêu sàng lọc (một nhóm dễ tổn thương, một nhóm trung gian, một nhóm phát triển cao và một nhóm ngoại lệ thương mại) và vì độ ổn định ở mục 6.4, không phải vì chỉ số nội tại vượt trội. Đây là một lựa chọn có chủ đích, không phải khẳng định k = 4 là nghiệm duy nhất đúng.</w:t>
       </w:r>
     </w:p>
     <w:p>
+      <w:pPr>
+        <w:spacing w:after="200" w:line="276" w:lineRule="auto"/>
+      </w:pPr>
       <w:r>
         <w:drawing>
-          <wp:inline xmlns:a="http://schemas.openxmlformats.org/drawingml/2006/main" xmlns:pic="http://schemas.openxmlformats.org/drawingml/2006/picture">
-            <wp:extent cx="5394960" cy="3134595"/>
-            <wp:docPr id="1" name="Picture 1"/>
+          <wp:inline distT="0" distB="0" distL="0" distR="0">
+            <wp:extent cx="5391150" cy="3133725"/>
+            <wp:effectExtent l="0" t="0" r="0" b="0"/>
+            <wp:docPr id="100000" name="Picture 100000"/>
             <wp:cNvGraphicFramePr>
-              <a:graphicFrameLocks noChangeAspect="1"/>
+              <a:graphicFrameLocks xmlns:a="http://schemas.openxmlformats.org/drawingml/2006/main" noChangeAspect="1"/>
             </wp:cNvGraphicFramePr>
-            <a:graphic>
+            <a:graphic xmlns:a="http://schemas.openxmlformats.org/drawingml/2006/main">
               <a:graphicData uri="http://schemas.openxmlformats.org/drawingml/2006/picture">
-                <pic:pic>
+                <pic:pic xmlns:pic="http://schemas.openxmlformats.org/drawingml/2006/picture">
                   <pic:nvPicPr>
-                    <pic:cNvPr id="0" name="01_elbow.png"/>
+                    <pic:cNvPr id="100000" name="image100000"/>
                     <pic:cNvPicPr/>
                   </pic:nvPicPr>
                   <pic:blipFill>
-                    <a:blip r:embed="rId11"/>
+                    <a:blip r:embed="rId15"/>
                     <a:stretch>
                       <a:fillRect/>
                     </a:stretch>
@@ -3416,9 +4413,11 @@
                   <pic:spPr>
                     <a:xfrm>
                       <a:off x="0" y="0"/>
-                      <a:ext cx="5394960" cy="3134595"/>
+                      <a:ext cx="5391150" cy="3133725"/>
                     </a:xfrm>
-                    <a:prstGeom prst="rect"/>
+                    <a:prstGeom prst="rect">
+                      <a:avLst/>
+                    </a:prstGeom>
                   </pic:spPr>
                 </pic:pic>
               </a:graphicData>
@@ -3434,31 +4433,38 @@
       </w:pPr>
       <w:r>
         <w:rPr>
+          <w:rFonts w:ascii="Arial" w:hAnsi="Arial" w:eastAsia="ＭＳ 明朝" w:cs="Arial" w:eastAsiaTheme="minorEastAsia" w:csTheme="minorBidi"/>
           <w:i/>
+          <w:iCs/>
           <w:color w:val="5A5A5A"/>
           <w:sz w:val="18"/>
+          <w:szCs w:val="22"/>
         </w:rPr>
         <w:t>Hình 1. Đường Elbow với đường tham chiếu k = 4</w:t>
       </w:r>
     </w:p>
     <w:p>
+      <w:pPr>
+        <w:spacing w:after="200" w:line="276" w:lineRule="auto"/>
+      </w:pPr>
       <w:r>
         <w:drawing>
-          <wp:inline xmlns:a="http://schemas.openxmlformats.org/drawingml/2006/main" xmlns:pic="http://schemas.openxmlformats.org/drawingml/2006/picture">
-            <wp:extent cx="5394960" cy="3134595"/>
-            <wp:docPr id="2" name="Picture 2"/>
+          <wp:inline distT="0" distB="0" distL="0" distR="0">
+            <wp:extent cx="5391150" cy="3133725"/>
+            <wp:effectExtent l="0" t="0" r="0" b="0"/>
+            <wp:docPr id="100001" name="Picture 100001"/>
             <wp:cNvGraphicFramePr>
-              <a:graphicFrameLocks noChangeAspect="1"/>
+              <a:graphicFrameLocks xmlns:a="http://schemas.openxmlformats.org/drawingml/2006/main" noChangeAspect="1"/>
             </wp:cNvGraphicFramePr>
-            <a:graphic>
+            <a:graphic xmlns:a="http://schemas.openxmlformats.org/drawingml/2006/main">
               <a:graphicData uri="http://schemas.openxmlformats.org/drawingml/2006/picture">
-                <pic:pic>
+                <pic:pic xmlns:pic="http://schemas.openxmlformats.org/drawingml/2006/picture">
                   <pic:nvPicPr>
-                    <pic:cNvPr id="0" name="02_silhouette.png"/>
+                    <pic:cNvPr id="100001" name="image100001"/>
                     <pic:cNvPicPr/>
                   </pic:nvPicPr>
                   <pic:blipFill>
-                    <a:blip r:embed="rId12"/>
+                    <a:blip r:embed="rId16"/>
                     <a:stretch>
                       <a:fillRect/>
                     </a:stretch>
@@ -3466,9 +4472,11 @@
                   <pic:spPr>
                     <a:xfrm>
                       <a:off x="0" y="0"/>
-                      <a:ext cx="5394960" cy="3134595"/>
+                      <a:ext cx="5391150" cy="3133725"/>
                     </a:xfrm>
-                    <a:prstGeom prst="rect"/>
+                    <a:prstGeom prst="rect">
+                      <a:avLst/>
+                    </a:prstGeom>
                   </pic:spPr>
                 </pic:pic>
               </a:graphicData>
@@ -3484,9 +4492,12 @@
       </w:pPr>
       <w:r>
         <w:rPr>
+          <w:rFonts w:ascii="Arial" w:hAnsi="Arial" w:eastAsia="ＭＳ 明朝" w:cs="Arial" w:eastAsiaTheme="minorEastAsia" w:csTheme="minorBidi"/>
           <w:i/>
+          <w:iCs/>
           <w:color w:val="5A5A5A"/>
           <w:sz w:val="18"/>
+          <w:szCs w:val="22"/>
         </w:rPr>
         <w:t>Hình 2. Điểm Silhouette theo số cụm</w:t>
       </w:r>
@@ -3497,15 +4508,37 @@
         <w:keepNext/>
       </w:pPr>
       <w:r>
+        <w:rPr>
+          <w:rFonts w:ascii="Arial" w:hAnsi="Arial" w:eastAsia="ＭＳ ゴシック" w:cs="Arial" w:asciiTheme="majorHAnsi" w:hAnsiTheme="majorHAnsi" w:eastAsiaTheme="majorEastAsia" w:csTheme="majorBidi"/>
+          <w:b/>
+          <w:bCs/>
+          <w:color w:val="000000"/>
+          <w:sz w:val="24"/>
+          <w:szCs w:val="26"/>
+        </w:rPr>
         <w:t>6.2. Hồ sơ các cụm</w:t>
       </w:r>
     </w:p>
     <w:tbl>
       <w:tblPr>
         <w:tblStyle w:val="TableGrid"/>
-        <w:tblW w:type="auto" w:w="0"/>
+        <w:tblW w:w="0" w:type="auto"/>
         <w:jc w:val="center"/>
-        <w:tblLook w:firstColumn="1" w:firstRow="1" w:lastColumn="0" w:lastRow="0" w:noHBand="0" w:noVBand="1" w:val="04A0"/>
+        <w:tblBorders>
+          <w:top w:val="single" w:sz="4" w:color="D9D9D9"/>
+          <w:left w:val="single" w:sz="4" w:color="D9D9D9"/>
+          <w:bottom w:val="single" w:sz="4" w:color="D9D9D9"/>
+          <w:right w:val="single" w:sz="4" w:color="D9D9D9"/>
+          <w:insideH w:val="single" w:sz="4" w:color="D9D9D9"/>
+          <w:insideV w:val="single" w:sz="4" w:color="D9D9D9"/>
+        </w:tblBorders>
+        <w:tblCellMar>
+          <w:top w:w="0" w:type="dxa"/>
+          <w:left w:w="108" w:type="dxa"/>
+          <w:bottom w:w="0" w:type="dxa"/>
+          <w:right w:w="108" w:type="dxa"/>
+        </w:tblCellMar>
+        <w:tblLook w:firstRow="1" w:firstColumn="1" w:noVBand="1"/>
       </w:tblPr>
       <w:tblGrid>
         <w:gridCol w:w="1384"/>
@@ -3519,8 +4552,7 @@
       <w:tr>
         <w:tc>
           <w:tcPr>
-            <w:tcW w:type="dxa" w:w="1008"/>
-            <w:vAlign w:val="center"/>
+            <w:tcW w:w="1008" w:type="dxa"/>
             <w:tcBorders>
               <w:top w:val="single" w:sz="4" w:color="D9D9D9"/>
               <w:left w:val="single" w:sz="4" w:color="D9D9D9"/>
@@ -3529,7 +4561,14 @@
               <w:insideH w:val="single" w:sz="4" w:color="D9D9D9"/>
               <w:insideV w:val="single" w:sz="4" w:color="D9D9D9"/>
             </w:tcBorders>
-            <w:shd w:fill="1F4E79"/>
+            <w:shd w:val="clear" w:fill="1F4E79"/>
+            <w:tcMar>
+              <w:top w:w="0" w:type="dxa"/>
+              <w:left w:w="108" w:type="dxa"/>
+              <w:bottom w:w="0" w:type="dxa"/>
+              <w:right w:w="108" w:type="dxa"/>
+            </w:tcMar>
+            <w:vAlign w:val="center"/>
           </w:tcPr>
           <w:p>
             <w:pPr>
@@ -3538,10 +4577,12 @@
             <w:r/>
             <w:r>
               <w:rPr>
-                <w:rFonts w:ascii="Arial" w:hAnsi="Arial"/>
+                <w:rFonts w:ascii="Arial" w:hAnsi="Arial" w:eastAsia="ＭＳ 明朝" w:cs="Arial" w:eastAsiaTheme="minorEastAsia" w:csTheme="minorBidi"/>
                 <w:b/>
+                <w:bCs/>
                 <w:color w:val="FFFFFF"/>
                 <w:sz w:val="16"/>
+                <w:szCs w:val="22"/>
               </w:rPr>
               <w:t>Ưu tiên</w:t>
             </w:r>
@@ -3549,8 +4590,7 @@
         </w:tc>
         <w:tc>
           <w:tcPr>
-            <w:tcW w:type="dxa" w:w="1008"/>
-            <w:vAlign w:val="center"/>
+            <w:tcW w:w="1008" w:type="dxa"/>
             <w:tcBorders>
               <w:top w:val="single" w:sz="4" w:color="D9D9D9"/>
               <w:left w:val="single" w:sz="4" w:color="D9D9D9"/>
@@ -3559,7 +4599,14 @@
               <w:insideH w:val="single" w:sz="4" w:color="D9D9D9"/>
               <w:insideV w:val="single" w:sz="4" w:color="D9D9D9"/>
             </w:tcBorders>
-            <w:shd w:fill="1F4E79"/>
+            <w:shd w:val="clear" w:fill="1F4E79"/>
+            <w:tcMar>
+              <w:top w:w="0" w:type="dxa"/>
+              <w:left w:w="108" w:type="dxa"/>
+              <w:bottom w:w="0" w:type="dxa"/>
+              <w:right w:w="108" w:type="dxa"/>
+            </w:tcMar>
+            <w:vAlign w:val="center"/>
           </w:tcPr>
           <w:p>
             <w:pPr>
@@ -3568,10 +4615,12 @@
             <w:r/>
             <w:r>
               <w:rPr>
-                <w:rFonts w:ascii="Arial" w:hAnsi="Arial"/>
+                <w:rFonts w:ascii="Arial" w:hAnsi="Arial" w:eastAsia="ＭＳ 明朝" w:cs="Arial" w:eastAsiaTheme="minorEastAsia" w:csTheme="minorBidi"/>
                 <w:b/>
+                <w:bCs/>
                 <w:color w:val="FFFFFF"/>
                 <w:sz w:val="16"/>
+                <w:szCs w:val="22"/>
               </w:rPr>
               <w:t>Số nước</w:t>
             </w:r>
@@ -3579,8 +4628,7 @@
         </w:tc>
         <w:tc>
           <w:tcPr>
-            <w:tcW w:type="dxa" w:w="1584"/>
-            <w:vAlign w:val="center"/>
+            <w:tcW w:w="1584" w:type="dxa"/>
             <w:tcBorders>
               <w:top w:val="single" w:sz="4" w:color="D9D9D9"/>
               <w:left w:val="single" w:sz="4" w:color="D9D9D9"/>
@@ -3589,7 +4637,14 @@
               <w:insideH w:val="single" w:sz="4" w:color="D9D9D9"/>
               <w:insideV w:val="single" w:sz="4" w:color="D9D9D9"/>
             </w:tcBorders>
-            <w:shd w:fill="1F4E79"/>
+            <w:shd w:val="clear" w:fill="1F4E79"/>
+            <w:tcMar>
+              <w:top w:w="0" w:type="dxa"/>
+              <w:left w:w="108" w:type="dxa"/>
+              <w:bottom w:w="0" w:type="dxa"/>
+              <w:right w:w="108" w:type="dxa"/>
+            </w:tcMar>
+            <w:vAlign w:val="center"/>
           </w:tcPr>
           <w:p>
             <w:pPr>
@@ -3598,10 +4653,12 @@
             <w:r/>
             <w:r>
               <w:rPr>
-                <w:rFonts w:ascii="Arial" w:hAnsi="Arial"/>
+                <w:rFonts w:ascii="Arial" w:hAnsi="Arial" w:eastAsia="ＭＳ 明朝" w:cs="Arial" w:eastAsiaTheme="minorEastAsia" w:csTheme="minorBidi"/>
                 <w:b/>
+                <w:bCs/>
                 <w:color w:val="FFFFFF"/>
                 <w:sz w:val="16"/>
+                <w:szCs w:val="22"/>
               </w:rPr>
               <w:t>Tử vong trẻ em</w:t>
             </w:r>
@@ -3609,8 +4666,7 @@
         </w:tc>
         <w:tc>
           <w:tcPr>
-            <w:tcW w:type="dxa" w:w="1584"/>
-            <w:vAlign w:val="center"/>
+            <w:tcW w:w="1584" w:type="dxa"/>
             <w:tcBorders>
               <w:top w:val="single" w:sz="4" w:color="D9D9D9"/>
               <w:left w:val="single" w:sz="4" w:color="D9D9D9"/>
@@ -3619,7 +4675,14 @@
               <w:insideH w:val="single" w:sz="4" w:color="D9D9D9"/>
               <w:insideV w:val="single" w:sz="4" w:color="D9D9D9"/>
             </w:tcBorders>
-            <w:shd w:fill="1F4E79"/>
+            <w:shd w:val="clear" w:fill="1F4E79"/>
+            <w:tcMar>
+              <w:top w:w="0" w:type="dxa"/>
+              <w:left w:w="108" w:type="dxa"/>
+              <w:bottom w:w="0" w:type="dxa"/>
+              <w:right w:w="108" w:type="dxa"/>
+            </w:tcMar>
+            <w:vAlign w:val="center"/>
           </w:tcPr>
           <w:p>
             <w:pPr>
@@ -3628,10 +4691,12 @@
             <w:r/>
             <w:r>
               <w:rPr>
-                <w:rFonts w:ascii="Arial" w:hAnsi="Arial"/>
+                <w:rFonts w:ascii="Arial" w:hAnsi="Arial" w:eastAsia="ＭＳ 明朝" w:cs="Arial" w:eastAsiaTheme="minorEastAsia" w:csTheme="minorBidi"/>
                 <w:b/>
+                <w:bCs/>
                 <w:color w:val="FFFFFF"/>
                 <w:sz w:val="16"/>
+                <w:szCs w:val="22"/>
               </w:rPr>
               <w:t>Thu nhập</w:t>
             </w:r>
@@ -3639,8 +4704,7 @@
         </w:tc>
         <w:tc>
           <w:tcPr>
-            <w:tcW w:type="dxa" w:w="1296"/>
-            <w:vAlign w:val="center"/>
+            <w:tcW w:w="1296" w:type="dxa"/>
             <w:tcBorders>
               <w:top w:val="single" w:sz="4" w:color="D9D9D9"/>
               <w:left w:val="single" w:sz="4" w:color="D9D9D9"/>
@@ -3649,7 +4713,14 @@
               <w:insideH w:val="single" w:sz="4" w:color="D9D9D9"/>
               <w:insideV w:val="single" w:sz="4" w:color="D9D9D9"/>
             </w:tcBorders>
-            <w:shd w:fill="1F4E79"/>
+            <w:shd w:val="clear" w:fill="1F4E79"/>
+            <w:tcMar>
+              <w:top w:w="0" w:type="dxa"/>
+              <w:left w:w="108" w:type="dxa"/>
+              <w:bottom w:w="0" w:type="dxa"/>
+              <w:right w:w="108" w:type="dxa"/>
+            </w:tcMar>
+            <w:vAlign w:val="center"/>
           </w:tcPr>
           <w:p>
             <w:pPr>
@@ -3658,10 +4729,12 @@
             <w:r/>
             <w:r>
               <w:rPr>
-                <w:rFonts w:ascii="Arial" w:hAnsi="Arial"/>
+                <w:rFonts w:ascii="Arial" w:hAnsi="Arial" w:eastAsia="ＭＳ 明朝" w:cs="Arial" w:eastAsiaTheme="minorEastAsia" w:csTheme="minorBidi"/>
                 <w:b/>
+                <w:bCs/>
                 <w:color w:val="FFFFFF"/>
                 <w:sz w:val="16"/>
+                <w:szCs w:val="22"/>
               </w:rPr>
               <w:t>Tuổi thọ</w:t>
             </w:r>
@@ -3669,8 +4742,7 @@
         </w:tc>
         <w:tc>
           <w:tcPr>
-            <w:tcW w:type="dxa" w:w="1152"/>
-            <w:vAlign w:val="center"/>
+            <w:tcW w:w="1152" w:type="dxa"/>
             <w:tcBorders>
               <w:top w:val="single" w:sz="4" w:color="D9D9D9"/>
               <w:left w:val="single" w:sz="4" w:color="D9D9D9"/>
@@ -3679,7 +4751,14 @@
               <w:insideH w:val="single" w:sz="4" w:color="D9D9D9"/>
               <w:insideV w:val="single" w:sz="4" w:color="D9D9D9"/>
             </w:tcBorders>
-            <w:shd w:fill="1F4E79"/>
+            <w:shd w:val="clear" w:fill="1F4E79"/>
+            <w:tcMar>
+              <w:top w:w="0" w:type="dxa"/>
+              <w:left w:w="108" w:type="dxa"/>
+              <w:bottom w:w="0" w:type="dxa"/>
+              <w:right w:w="108" w:type="dxa"/>
+            </w:tcMar>
+            <w:vAlign w:val="center"/>
           </w:tcPr>
           <w:p>
             <w:pPr>
@@ -3688,10 +4767,12 @@
             <w:r/>
             <w:r>
               <w:rPr>
-                <w:rFonts w:ascii="Arial" w:hAnsi="Arial"/>
+                <w:rFonts w:ascii="Arial" w:hAnsi="Arial" w:eastAsia="ＭＳ 明朝" w:cs="Arial" w:eastAsiaTheme="minorEastAsia" w:csTheme="minorBidi"/>
                 <w:b/>
+                <w:bCs/>
                 <w:color w:val="FFFFFF"/>
                 <w:sz w:val="16"/>
+                <w:szCs w:val="22"/>
               </w:rPr>
               <w:t>Mức sinh</w:t>
             </w:r>
@@ -3699,8 +4780,7 @@
         </w:tc>
         <w:tc>
           <w:tcPr>
-            <w:tcW w:type="dxa" w:w="1440"/>
-            <w:vAlign w:val="center"/>
+            <w:tcW w:w="1440" w:type="dxa"/>
             <w:tcBorders>
               <w:top w:val="single" w:sz="4" w:color="D9D9D9"/>
               <w:left w:val="single" w:sz="4" w:color="D9D9D9"/>
@@ -3709,7 +4789,14 @@
               <w:insideH w:val="single" w:sz="4" w:color="D9D9D9"/>
               <w:insideV w:val="single" w:sz="4" w:color="D9D9D9"/>
             </w:tcBorders>
-            <w:shd w:fill="1F4E79"/>
+            <w:shd w:val="clear" w:fill="1F4E79"/>
+            <w:tcMar>
+              <w:top w:w="0" w:type="dxa"/>
+              <w:left w:w="108" w:type="dxa"/>
+              <w:bottom w:w="0" w:type="dxa"/>
+              <w:right w:w="108" w:type="dxa"/>
+            </w:tcMar>
+            <w:vAlign w:val="center"/>
           </w:tcPr>
           <w:p>
             <w:pPr>
@@ -3718,10 +4805,12 @@
             <w:r/>
             <w:r>
               <w:rPr>
-                <w:rFonts w:ascii="Arial" w:hAnsi="Arial"/>
+                <w:rFonts w:ascii="Arial" w:hAnsi="Arial" w:eastAsia="ＭＳ 明朝" w:cs="Arial" w:eastAsiaTheme="minorEastAsia" w:csTheme="minorBidi"/>
                 <w:b/>
+                <w:bCs/>
                 <w:color w:val="FFFFFF"/>
                 <w:sz w:val="16"/>
+                <w:szCs w:val="22"/>
               </w:rPr>
               <w:t>GDP/người</w:t>
             </w:r>
@@ -3731,8 +4820,7 @@
       <w:tr>
         <w:tc>
           <w:tcPr>
-            <w:tcW w:type="dxa" w:w="1008"/>
-            <w:vAlign w:val="center"/>
+            <w:tcW w:w="1008" w:type="dxa"/>
             <w:tcBorders>
               <w:top w:val="single" w:sz="4" w:color="D9D9D9"/>
               <w:left w:val="single" w:sz="4" w:color="D9D9D9"/>
@@ -3741,6 +4829,13 @@
               <w:insideH w:val="single" w:sz="4" w:color="D9D9D9"/>
               <w:insideV w:val="single" w:sz="4" w:color="D9D9D9"/>
             </w:tcBorders>
+            <w:tcMar>
+              <w:top w:w="0" w:type="dxa"/>
+              <w:left w:w="108" w:type="dxa"/>
+              <w:bottom w:w="0" w:type="dxa"/>
+              <w:right w:w="108" w:type="dxa"/>
+            </w:tcMar>
+            <w:vAlign w:val="center"/>
           </w:tcPr>
           <w:p>
             <w:pPr>
@@ -3749,10 +4844,10 @@
             <w:r/>
             <w:r>
               <w:rPr>
-                <w:rFonts w:ascii="Arial" w:hAnsi="Arial"/>
-                <w:b w:val="0"/>
+                <w:rFonts w:ascii="Arial" w:hAnsi="Arial" w:eastAsia="ＭＳ 明朝" w:cs="Arial" w:eastAsiaTheme="minorEastAsia" w:csTheme="minorBidi"/>
                 <w:color w:val="000000"/>
                 <w:sz w:val="16"/>
+                <w:szCs w:val="22"/>
               </w:rPr>
               <w:t>1 (mã 2)</w:t>
             </w:r>
@@ -3760,8 +4855,7 @@
         </w:tc>
         <w:tc>
           <w:tcPr>
-            <w:tcW w:type="dxa" w:w="1008"/>
-            <w:vAlign w:val="center"/>
+            <w:tcW w:w="1008" w:type="dxa"/>
             <w:tcBorders>
               <w:top w:val="single" w:sz="4" w:color="D9D9D9"/>
               <w:left w:val="single" w:sz="4" w:color="D9D9D9"/>
@@ -3770,6 +4864,13 @@
               <w:insideH w:val="single" w:sz="4" w:color="D9D9D9"/>
               <w:insideV w:val="single" w:sz="4" w:color="D9D9D9"/>
             </w:tcBorders>
+            <w:tcMar>
+              <w:top w:w="0" w:type="dxa"/>
+              <w:left w:w="108" w:type="dxa"/>
+              <w:bottom w:w="0" w:type="dxa"/>
+              <w:right w:w="108" w:type="dxa"/>
+            </w:tcMar>
+            <w:vAlign w:val="center"/>
           </w:tcPr>
           <w:p>
             <w:pPr>
@@ -3778,10 +4879,10 @@
             <w:r/>
             <w:r>
               <w:rPr>
-                <w:rFonts w:ascii="Arial" w:hAnsi="Arial"/>
-                <w:b w:val="0"/>
+                <w:rFonts w:ascii="Arial" w:hAnsi="Arial" w:eastAsia="ＭＳ 明朝" w:cs="Arial" w:eastAsiaTheme="minorEastAsia" w:csTheme="minorBidi"/>
                 <w:color w:val="000000"/>
                 <w:sz w:val="16"/>
+                <w:szCs w:val="22"/>
               </w:rPr>
               <w:t>46</w:t>
             </w:r>
@@ -3789,8 +4890,7 @@
         </w:tc>
         <w:tc>
           <w:tcPr>
-            <w:tcW w:type="dxa" w:w="1584"/>
-            <w:vAlign w:val="center"/>
+            <w:tcW w:w="1584" w:type="dxa"/>
             <w:tcBorders>
               <w:top w:val="single" w:sz="4" w:color="D9D9D9"/>
               <w:left w:val="single" w:sz="4" w:color="D9D9D9"/>
@@ -3799,6 +4899,13 @@
               <w:insideH w:val="single" w:sz="4" w:color="D9D9D9"/>
               <w:insideV w:val="single" w:sz="4" w:color="D9D9D9"/>
             </w:tcBorders>
+            <w:tcMar>
+              <w:top w:w="0" w:type="dxa"/>
+              <w:left w:w="108" w:type="dxa"/>
+              <w:bottom w:w="0" w:type="dxa"/>
+              <w:right w:w="108" w:type="dxa"/>
+            </w:tcMar>
+            <w:vAlign w:val="center"/>
           </w:tcPr>
           <w:p>
             <w:pPr>
@@ -3807,10 +4914,10 @@
             <w:r/>
             <w:r>
               <w:rPr>
-                <w:rFonts w:ascii="Arial" w:hAnsi="Arial"/>
-                <w:b w:val="0"/>
+                <w:rFonts w:ascii="Arial" w:hAnsi="Arial" w:eastAsia="ＭＳ 明朝" w:cs="Arial" w:eastAsiaTheme="minorEastAsia" w:csTheme="minorBidi"/>
                 <w:color w:val="000000"/>
                 <w:sz w:val="16"/>
+                <w:szCs w:val="22"/>
               </w:rPr>
               <w:t>93,84</w:t>
             </w:r>
@@ -3818,8 +4925,7 @@
         </w:tc>
         <w:tc>
           <w:tcPr>
-            <w:tcW w:type="dxa" w:w="1584"/>
-            <w:vAlign w:val="center"/>
+            <w:tcW w:w="1584" w:type="dxa"/>
             <w:tcBorders>
               <w:top w:val="single" w:sz="4" w:color="D9D9D9"/>
               <w:left w:val="single" w:sz="4" w:color="D9D9D9"/>
@@ -3828,6 +4934,13 @@
               <w:insideH w:val="single" w:sz="4" w:color="D9D9D9"/>
               <w:insideV w:val="single" w:sz="4" w:color="D9D9D9"/>
             </w:tcBorders>
+            <w:tcMar>
+              <w:top w:w="0" w:type="dxa"/>
+              <w:left w:w="108" w:type="dxa"/>
+              <w:bottom w:w="0" w:type="dxa"/>
+              <w:right w:w="108" w:type="dxa"/>
+            </w:tcMar>
+            <w:vAlign w:val="center"/>
           </w:tcPr>
           <w:p>
             <w:pPr>
@@ -3836,10 +4949,10 @@
             <w:r/>
             <w:r>
               <w:rPr>
-                <w:rFonts w:ascii="Arial" w:hAnsi="Arial"/>
-                <w:b w:val="0"/>
+                <w:rFonts w:ascii="Arial" w:hAnsi="Arial" w:eastAsia="ＭＳ 明朝" w:cs="Arial" w:eastAsiaTheme="minorEastAsia" w:csTheme="minorBidi"/>
                 <w:color w:val="000000"/>
                 <w:sz w:val="16"/>
+                <w:szCs w:val="22"/>
               </w:rPr>
               <w:t>3.738,98</w:t>
             </w:r>
@@ -3847,8 +4960,7 @@
         </w:tc>
         <w:tc>
           <w:tcPr>
-            <w:tcW w:type="dxa" w:w="1296"/>
-            <w:vAlign w:val="center"/>
+            <w:tcW w:w="1296" w:type="dxa"/>
             <w:tcBorders>
               <w:top w:val="single" w:sz="4" w:color="D9D9D9"/>
               <w:left w:val="single" w:sz="4" w:color="D9D9D9"/>
@@ -3857,6 +4969,13 @@
               <w:insideH w:val="single" w:sz="4" w:color="D9D9D9"/>
               <w:insideV w:val="single" w:sz="4" w:color="D9D9D9"/>
             </w:tcBorders>
+            <w:tcMar>
+              <w:top w:w="0" w:type="dxa"/>
+              <w:left w:w="108" w:type="dxa"/>
+              <w:bottom w:w="0" w:type="dxa"/>
+              <w:right w:w="108" w:type="dxa"/>
+            </w:tcMar>
+            <w:vAlign w:val="center"/>
           </w:tcPr>
           <w:p>
             <w:pPr>
@@ -3865,10 +4984,10 @@
             <w:r/>
             <w:r>
               <w:rPr>
-                <w:rFonts w:ascii="Arial" w:hAnsi="Arial"/>
-                <w:b w:val="0"/>
+                <w:rFonts w:ascii="Arial" w:hAnsi="Arial" w:eastAsia="ＭＳ 明朝" w:cs="Arial" w:eastAsiaTheme="minorEastAsia" w:csTheme="minorBidi"/>
                 <w:color w:val="000000"/>
                 <w:sz w:val="16"/>
+                <w:szCs w:val="22"/>
               </w:rPr>
               <w:t>59,23</w:t>
             </w:r>
@@ -3876,8 +4995,7 @@
         </w:tc>
         <w:tc>
           <w:tcPr>
-            <w:tcW w:type="dxa" w:w="1152"/>
-            <w:vAlign w:val="center"/>
+            <w:tcW w:w="1152" w:type="dxa"/>
             <w:tcBorders>
               <w:top w:val="single" w:sz="4" w:color="D9D9D9"/>
               <w:left w:val="single" w:sz="4" w:color="D9D9D9"/>
@@ -3886,6 +5004,13 @@
               <w:insideH w:val="single" w:sz="4" w:color="D9D9D9"/>
               <w:insideV w:val="single" w:sz="4" w:color="D9D9D9"/>
             </w:tcBorders>
+            <w:tcMar>
+              <w:top w:w="0" w:type="dxa"/>
+              <w:left w:w="108" w:type="dxa"/>
+              <w:bottom w:w="0" w:type="dxa"/>
+              <w:right w:w="108" w:type="dxa"/>
+            </w:tcMar>
+            <w:vAlign w:val="center"/>
           </w:tcPr>
           <w:p>
             <w:pPr>
@@ -3894,10 +5019,10 @@
             <w:r/>
             <w:r>
               <w:rPr>
-                <w:rFonts w:ascii="Arial" w:hAnsi="Arial"/>
-                <w:b w:val="0"/>
+                <w:rFonts w:ascii="Arial" w:hAnsi="Arial" w:eastAsia="ＭＳ 明朝" w:cs="Arial" w:eastAsiaTheme="minorEastAsia" w:csTheme="minorBidi"/>
                 <w:color w:val="000000"/>
                 <w:sz w:val="16"/>
+                <w:szCs w:val="22"/>
               </w:rPr>
               <w:t>5,05</w:t>
             </w:r>
@@ -3905,8 +5030,7 @@
         </w:tc>
         <w:tc>
           <w:tcPr>
-            <w:tcW w:type="dxa" w:w="1440"/>
-            <w:vAlign w:val="center"/>
+            <w:tcW w:w="1440" w:type="dxa"/>
             <w:tcBorders>
               <w:top w:val="single" w:sz="4" w:color="D9D9D9"/>
               <w:left w:val="single" w:sz="4" w:color="D9D9D9"/>
@@ -3915,6 +5039,13 @@
               <w:insideH w:val="single" w:sz="4" w:color="D9D9D9"/>
               <w:insideV w:val="single" w:sz="4" w:color="D9D9D9"/>
             </w:tcBorders>
+            <w:tcMar>
+              <w:top w:w="0" w:type="dxa"/>
+              <w:left w:w="108" w:type="dxa"/>
+              <w:bottom w:w="0" w:type="dxa"/>
+              <w:right w:w="108" w:type="dxa"/>
+            </w:tcMar>
+            <w:vAlign w:val="center"/>
           </w:tcPr>
           <w:p>
             <w:pPr>
@@ -3923,10 +5054,10 @@
             <w:r/>
             <w:r>
               <w:rPr>
-                <w:rFonts w:ascii="Arial" w:hAnsi="Arial"/>
-                <w:b w:val="0"/>
+                <w:rFonts w:ascii="Arial" w:hAnsi="Arial" w:eastAsia="ＭＳ 明朝" w:cs="Arial" w:eastAsiaTheme="minorEastAsia" w:csTheme="minorBidi"/>
                 <w:color w:val="000000"/>
                 <w:sz w:val="16"/>
+                <w:szCs w:val="22"/>
               </w:rPr>
               <w:t>1.826,13</w:t>
             </w:r>
@@ -3936,8 +5067,7 @@
       <w:tr>
         <w:tc>
           <w:tcPr>
-            <w:tcW w:type="dxa" w:w="1008"/>
-            <w:vAlign w:val="center"/>
+            <w:tcW w:w="1008" w:type="dxa"/>
             <w:tcBorders>
               <w:top w:val="single" w:sz="4" w:color="D9D9D9"/>
               <w:left w:val="single" w:sz="4" w:color="D9D9D9"/>
@@ -3946,7 +5076,14 @@
               <w:insideH w:val="single" w:sz="4" w:color="D9D9D9"/>
               <w:insideV w:val="single" w:sz="4" w:color="D9D9D9"/>
             </w:tcBorders>
-            <w:shd w:fill="F2F6FA"/>
+            <w:shd w:val="clear" w:fill="F2F6FA"/>
+            <w:tcMar>
+              <w:top w:w="0" w:type="dxa"/>
+              <w:left w:w="108" w:type="dxa"/>
+              <w:bottom w:w="0" w:type="dxa"/>
+              <w:right w:w="108" w:type="dxa"/>
+            </w:tcMar>
+            <w:vAlign w:val="center"/>
           </w:tcPr>
           <w:p>
             <w:pPr>
@@ -3955,10 +5092,10 @@
             <w:r/>
             <w:r>
               <w:rPr>
-                <w:rFonts w:ascii="Arial" w:hAnsi="Arial"/>
-                <w:b w:val="0"/>
+                <w:rFonts w:ascii="Arial" w:hAnsi="Arial" w:eastAsia="ＭＳ 明朝" w:cs="Arial" w:eastAsiaTheme="minorEastAsia" w:csTheme="minorBidi"/>
                 <w:color w:val="000000"/>
                 <w:sz w:val="16"/>
+                <w:szCs w:val="22"/>
               </w:rPr>
               <w:t>2 (mã 0)</w:t>
             </w:r>
@@ -3966,8 +5103,7 @@
         </w:tc>
         <w:tc>
           <w:tcPr>
-            <w:tcW w:type="dxa" w:w="1008"/>
-            <w:vAlign w:val="center"/>
+            <w:tcW w:w="1008" w:type="dxa"/>
             <w:tcBorders>
               <w:top w:val="single" w:sz="4" w:color="D9D9D9"/>
               <w:left w:val="single" w:sz="4" w:color="D9D9D9"/>
@@ -3976,7 +5112,14 @@
               <w:insideH w:val="single" w:sz="4" w:color="D9D9D9"/>
               <w:insideV w:val="single" w:sz="4" w:color="D9D9D9"/>
             </w:tcBorders>
-            <w:shd w:fill="F2F6FA"/>
+            <w:shd w:val="clear" w:fill="F2F6FA"/>
+            <w:tcMar>
+              <w:top w:w="0" w:type="dxa"/>
+              <w:left w:w="108" w:type="dxa"/>
+              <w:bottom w:w="0" w:type="dxa"/>
+              <w:right w:w="108" w:type="dxa"/>
+            </w:tcMar>
+            <w:vAlign w:val="center"/>
           </w:tcPr>
           <w:p>
             <w:pPr>
@@ -3985,10 +5128,10 @@
             <w:r/>
             <w:r>
               <w:rPr>
-                <w:rFonts w:ascii="Arial" w:hAnsi="Arial"/>
-                <w:b w:val="0"/>
+                <w:rFonts w:ascii="Arial" w:hAnsi="Arial" w:eastAsia="ＭＳ 明朝" w:cs="Arial" w:eastAsiaTheme="minorEastAsia" w:csTheme="minorBidi"/>
                 <w:color w:val="000000"/>
                 <w:sz w:val="16"/>
+                <w:szCs w:val="22"/>
               </w:rPr>
               <w:t>88</w:t>
             </w:r>
@@ -3996,8 +5139,7 @@
         </w:tc>
         <w:tc>
           <w:tcPr>
-            <w:tcW w:type="dxa" w:w="1584"/>
-            <w:vAlign w:val="center"/>
+            <w:tcW w:w="1584" w:type="dxa"/>
             <w:tcBorders>
               <w:top w:val="single" w:sz="4" w:color="D9D9D9"/>
               <w:left w:val="single" w:sz="4" w:color="D9D9D9"/>
@@ -4006,7 +5148,14 @@
               <w:insideH w:val="single" w:sz="4" w:color="D9D9D9"/>
               <w:insideV w:val="single" w:sz="4" w:color="D9D9D9"/>
             </w:tcBorders>
-            <w:shd w:fill="F2F6FA"/>
+            <w:shd w:val="clear" w:fill="F2F6FA"/>
+            <w:tcMar>
+              <w:top w:w="0" w:type="dxa"/>
+              <w:left w:w="108" w:type="dxa"/>
+              <w:bottom w:w="0" w:type="dxa"/>
+              <w:right w:w="108" w:type="dxa"/>
+            </w:tcMar>
+            <w:vAlign w:val="center"/>
           </w:tcPr>
           <w:p>
             <w:pPr>
@@ -4015,10 +5164,10 @@
             <w:r/>
             <w:r>
               <w:rPr>
-                <w:rFonts w:ascii="Arial" w:hAnsi="Arial"/>
-                <w:b w:val="0"/>
+                <w:rFonts w:ascii="Arial" w:hAnsi="Arial" w:eastAsia="ＭＳ 明朝" w:cs="Arial" w:eastAsiaTheme="minorEastAsia" w:csTheme="minorBidi"/>
                 <w:color w:val="000000"/>
                 <w:sz w:val="16"/>
+                <w:szCs w:val="22"/>
               </w:rPr>
               <w:t>21,74</w:t>
             </w:r>
@@ -4026,8 +5175,7 @@
         </w:tc>
         <w:tc>
           <w:tcPr>
-            <w:tcW w:type="dxa" w:w="1584"/>
-            <w:vAlign w:val="center"/>
+            <w:tcW w:w="1584" w:type="dxa"/>
             <w:tcBorders>
               <w:top w:val="single" w:sz="4" w:color="D9D9D9"/>
               <w:left w:val="single" w:sz="4" w:color="D9D9D9"/>
@@ -4036,7 +5184,14 @@
               <w:insideH w:val="single" w:sz="4" w:color="D9D9D9"/>
               <w:insideV w:val="single" w:sz="4" w:color="D9D9D9"/>
             </w:tcBorders>
-            <w:shd w:fill="F2F6FA"/>
+            <w:shd w:val="clear" w:fill="F2F6FA"/>
+            <w:tcMar>
+              <w:top w:w="0" w:type="dxa"/>
+              <w:left w:w="108" w:type="dxa"/>
+              <w:bottom w:w="0" w:type="dxa"/>
+              <w:right w:w="108" w:type="dxa"/>
+            </w:tcMar>
+            <w:vAlign w:val="center"/>
           </w:tcPr>
           <w:p>
             <w:pPr>
@@ -4045,10 +5200,10 @@
             <w:r/>
             <w:r>
               <w:rPr>
-                <w:rFonts w:ascii="Arial" w:hAnsi="Arial"/>
-                <w:b w:val="0"/>
+                <w:rFonts w:ascii="Arial" w:hAnsi="Arial" w:eastAsia="ＭＳ 明朝" w:cs="Arial" w:eastAsiaTheme="minorEastAsia" w:csTheme="minorBidi"/>
                 <w:color w:val="000000"/>
                 <w:sz w:val="16"/>
+                <w:szCs w:val="22"/>
               </w:rPr>
               <w:t>12.972,39</w:t>
             </w:r>
@@ -4056,8 +5211,7 @@
         </w:tc>
         <w:tc>
           <w:tcPr>
-            <w:tcW w:type="dxa" w:w="1296"/>
-            <w:vAlign w:val="center"/>
+            <w:tcW w:w="1296" w:type="dxa"/>
             <w:tcBorders>
               <w:top w:val="single" w:sz="4" w:color="D9D9D9"/>
               <w:left w:val="single" w:sz="4" w:color="D9D9D9"/>
@@ -4066,7 +5220,14 @@
               <w:insideH w:val="single" w:sz="4" w:color="D9D9D9"/>
               <w:insideV w:val="single" w:sz="4" w:color="D9D9D9"/>
             </w:tcBorders>
-            <w:shd w:fill="F2F6FA"/>
+            <w:shd w:val="clear" w:fill="F2F6FA"/>
+            <w:tcMar>
+              <w:top w:w="0" w:type="dxa"/>
+              <w:left w:w="108" w:type="dxa"/>
+              <w:bottom w:w="0" w:type="dxa"/>
+              <w:right w:w="108" w:type="dxa"/>
+            </w:tcMar>
+            <w:vAlign w:val="center"/>
           </w:tcPr>
           <w:p>
             <w:pPr>
@@ -4075,10 +5236,10 @@
             <w:r/>
             <w:r>
               <w:rPr>
-                <w:rFonts w:ascii="Arial" w:hAnsi="Arial"/>
-                <w:b w:val="0"/>
+                <w:rFonts w:ascii="Arial" w:hAnsi="Arial" w:eastAsia="ＭＳ 明朝" w:cs="Arial" w:eastAsiaTheme="minorEastAsia" w:csTheme="minorBidi"/>
                 <w:color w:val="000000"/>
                 <w:sz w:val="16"/>
+                <w:szCs w:val="22"/>
               </w:rPr>
               <w:t>72,76</w:t>
             </w:r>
@@ -4086,8 +5247,7 @@
         </w:tc>
         <w:tc>
           <w:tcPr>
-            <w:tcW w:type="dxa" w:w="1152"/>
-            <w:vAlign w:val="center"/>
+            <w:tcW w:w="1152" w:type="dxa"/>
             <w:tcBorders>
               <w:top w:val="single" w:sz="4" w:color="D9D9D9"/>
               <w:left w:val="single" w:sz="4" w:color="D9D9D9"/>
@@ -4096,7 +5256,14 @@
               <w:insideH w:val="single" w:sz="4" w:color="D9D9D9"/>
               <w:insideV w:val="single" w:sz="4" w:color="D9D9D9"/>
             </w:tcBorders>
-            <w:shd w:fill="F2F6FA"/>
+            <w:shd w:val="clear" w:fill="F2F6FA"/>
+            <w:tcMar>
+              <w:top w:w="0" w:type="dxa"/>
+              <w:left w:w="108" w:type="dxa"/>
+              <w:bottom w:w="0" w:type="dxa"/>
+              <w:right w:w="108" w:type="dxa"/>
+            </w:tcMar>
+            <w:vAlign w:val="center"/>
           </w:tcPr>
           <w:p>
             <w:pPr>
@@ -4105,10 +5272,10 @@
             <w:r/>
             <w:r>
               <w:rPr>
-                <w:rFonts w:ascii="Arial" w:hAnsi="Arial"/>
-                <w:b w:val="0"/>
+                <w:rFonts w:ascii="Arial" w:hAnsi="Arial" w:eastAsia="ＭＳ 明朝" w:cs="Arial" w:eastAsiaTheme="minorEastAsia" w:csTheme="minorBidi"/>
                 <w:color w:val="000000"/>
                 <w:sz w:val="16"/>
+                <w:szCs w:val="22"/>
               </w:rPr>
               <w:t>2,29</w:t>
             </w:r>
@@ -4116,8 +5283,7 @@
         </w:tc>
         <w:tc>
           <w:tcPr>
-            <w:tcW w:type="dxa" w:w="1440"/>
-            <w:vAlign w:val="center"/>
+            <w:tcW w:w="1440" w:type="dxa"/>
             <w:tcBorders>
               <w:top w:val="single" w:sz="4" w:color="D9D9D9"/>
               <w:left w:val="single" w:sz="4" w:color="D9D9D9"/>
@@ -4126,7 +5292,14 @@
               <w:insideH w:val="single" w:sz="4" w:color="D9D9D9"/>
               <w:insideV w:val="single" w:sz="4" w:color="D9D9D9"/>
             </w:tcBorders>
-            <w:shd w:fill="F2F6FA"/>
+            <w:shd w:val="clear" w:fill="F2F6FA"/>
+            <w:tcMar>
+              <w:top w:w="0" w:type="dxa"/>
+              <w:left w:w="108" w:type="dxa"/>
+              <w:bottom w:w="0" w:type="dxa"/>
+              <w:right w:w="108" w:type="dxa"/>
+            </w:tcMar>
+            <w:vAlign w:val="center"/>
           </w:tcPr>
           <w:p>
             <w:pPr>
@@ -4135,10 +5308,10 @@
             <w:r/>
             <w:r>
               <w:rPr>
-                <w:rFonts w:ascii="Arial" w:hAnsi="Arial"/>
-                <w:b w:val="0"/>
+                <w:rFonts w:ascii="Arial" w:hAnsi="Arial" w:eastAsia="ＭＳ 明朝" w:cs="Arial" w:eastAsiaTheme="minorEastAsia" w:csTheme="minorBidi"/>
                 <w:color w:val="000000"/>
                 <w:sz w:val="16"/>
+                <w:szCs w:val="22"/>
               </w:rPr>
               <w:t>6.912,64</w:t>
             </w:r>
@@ -4148,8 +5321,7 @@
       <w:tr>
         <w:tc>
           <w:tcPr>
-            <w:tcW w:type="dxa" w:w="1008"/>
-            <w:vAlign w:val="center"/>
+            <w:tcW w:w="1008" w:type="dxa"/>
             <w:tcBorders>
               <w:top w:val="single" w:sz="4" w:color="D9D9D9"/>
               <w:left w:val="single" w:sz="4" w:color="D9D9D9"/>
@@ -4158,6 +5330,13 @@
               <w:insideH w:val="single" w:sz="4" w:color="D9D9D9"/>
               <w:insideV w:val="single" w:sz="4" w:color="D9D9D9"/>
             </w:tcBorders>
+            <w:tcMar>
+              <w:top w:w="0" w:type="dxa"/>
+              <w:left w:w="108" w:type="dxa"/>
+              <w:bottom w:w="0" w:type="dxa"/>
+              <w:right w:w="108" w:type="dxa"/>
+            </w:tcMar>
+            <w:vAlign w:val="center"/>
           </w:tcPr>
           <w:p>
             <w:pPr>
@@ -4166,10 +5345,10 @@
             <w:r/>
             <w:r>
               <w:rPr>
-                <w:rFonts w:ascii="Arial" w:hAnsi="Arial"/>
-                <w:b w:val="0"/>
+                <w:rFonts w:ascii="Arial" w:hAnsi="Arial" w:eastAsia="ＭＳ 明朝" w:cs="Arial" w:eastAsiaTheme="minorEastAsia" w:csTheme="minorBidi"/>
                 <w:color w:val="000000"/>
                 <w:sz w:val="16"/>
+                <w:szCs w:val="22"/>
               </w:rPr>
               <w:t>3 (mã 3)</w:t>
             </w:r>
@@ -4177,8 +5356,7 @@
         </w:tc>
         <w:tc>
           <w:tcPr>
-            <w:tcW w:type="dxa" w:w="1008"/>
-            <w:vAlign w:val="center"/>
+            <w:tcW w:w="1008" w:type="dxa"/>
             <w:tcBorders>
               <w:top w:val="single" w:sz="4" w:color="D9D9D9"/>
               <w:left w:val="single" w:sz="4" w:color="D9D9D9"/>
@@ -4187,6 +5365,13 @@
               <w:insideH w:val="single" w:sz="4" w:color="D9D9D9"/>
               <w:insideV w:val="single" w:sz="4" w:color="D9D9D9"/>
             </w:tcBorders>
+            <w:tcMar>
+              <w:top w:w="0" w:type="dxa"/>
+              <w:left w:w="108" w:type="dxa"/>
+              <w:bottom w:w="0" w:type="dxa"/>
+              <w:right w:w="108" w:type="dxa"/>
+            </w:tcMar>
+            <w:vAlign w:val="center"/>
           </w:tcPr>
           <w:p>
             <w:pPr>
@@ -4195,10 +5380,10 @@
             <w:r/>
             <w:r>
               <w:rPr>
-                <w:rFonts w:ascii="Arial" w:hAnsi="Arial"/>
-                <w:b w:val="0"/>
+                <w:rFonts w:ascii="Arial" w:hAnsi="Arial" w:eastAsia="ＭＳ 明朝" w:cs="Arial" w:eastAsiaTheme="minorEastAsia" w:csTheme="minorBidi"/>
                 <w:color w:val="000000"/>
                 <w:sz w:val="16"/>
+                <w:szCs w:val="22"/>
               </w:rPr>
               <w:t>30</w:t>
             </w:r>
@@ -4206,8 +5391,7 @@
         </w:tc>
         <w:tc>
           <w:tcPr>
-            <w:tcW w:type="dxa" w:w="1584"/>
-            <w:vAlign w:val="center"/>
+            <w:tcW w:w="1584" w:type="dxa"/>
             <w:tcBorders>
               <w:top w:val="single" w:sz="4" w:color="D9D9D9"/>
               <w:left w:val="single" w:sz="4" w:color="D9D9D9"/>
@@ -4216,6 +5400,13 @@
               <w:insideH w:val="single" w:sz="4" w:color="D9D9D9"/>
               <w:insideV w:val="single" w:sz="4" w:color="D9D9D9"/>
             </w:tcBorders>
+            <w:tcMar>
+              <w:top w:w="0" w:type="dxa"/>
+              <w:left w:w="108" w:type="dxa"/>
+              <w:bottom w:w="0" w:type="dxa"/>
+              <w:right w:w="108" w:type="dxa"/>
+            </w:tcMar>
+            <w:vAlign w:val="center"/>
           </w:tcPr>
           <w:p>
             <w:pPr>
@@ -4224,10 +5415,10 @@
             <w:r/>
             <w:r>
               <w:rPr>
-                <w:rFonts w:ascii="Arial" w:hAnsi="Arial"/>
-                <w:b w:val="0"/>
+                <w:rFonts w:ascii="Arial" w:hAnsi="Arial" w:eastAsia="ＭＳ 明朝" w:cs="Arial" w:eastAsiaTheme="minorEastAsia" w:csTheme="minorBidi"/>
                 <w:color w:val="000000"/>
                 <w:sz w:val="16"/>
+                <w:szCs w:val="22"/>
               </w:rPr>
               <w:t>4,95</w:t>
             </w:r>
@@ -4235,8 +5426,7 @@
         </w:tc>
         <w:tc>
           <w:tcPr>
-            <w:tcW w:type="dxa" w:w="1584"/>
-            <w:vAlign w:val="center"/>
+            <w:tcW w:w="1584" w:type="dxa"/>
             <w:tcBorders>
               <w:top w:val="single" w:sz="4" w:color="D9D9D9"/>
               <w:left w:val="single" w:sz="4" w:color="D9D9D9"/>
@@ -4245,6 +5435,13 @@
               <w:insideH w:val="single" w:sz="4" w:color="D9D9D9"/>
               <w:insideV w:val="single" w:sz="4" w:color="D9D9D9"/>
             </w:tcBorders>
+            <w:tcMar>
+              <w:top w:w="0" w:type="dxa"/>
+              <w:left w:w="108" w:type="dxa"/>
+              <w:bottom w:w="0" w:type="dxa"/>
+              <w:right w:w="108" w:type="dxa"/>
+            </w:tcMar>
+            <w:vAlign w:val="center"/>
           </w:tcPr>
           <w:p>
             <w:pPr>
@@ -4253,10 +5450,10 @@
             <w:r/>
             <w:r>
               <w:rPr>
-                <w:rFonts w:ascii="Arial" w:hAnsi="Arial"/>
-                <w:b w:val="0"/>
+                <w:rFonts w:ascii="Arial" w:hAnsi="Arial" w:eastAsia="ＭＳ 明朝" w:cs="Arial" w:eastAsiaTheme="minorEastAsia" w:csTheme="minorBidi"/>
                 <w:color w:val="000000"/>
                 <w:sz w:val="16"/>
+                <w:szCs w:val="22"/>
               </w:rPr>
               <w:t>45.250,00</w:t>
             </w:r>
@@ -4264,8 +5461,7 @@
         </w:tc>
         <w:tc>
           <w:tcPr>
-            <w:tcW w:type="dxa" w:w="1296"/>
-            <w:vAlign w:val="center"/>
+            <w:tcW w:w="1296" w:type="dxa"/>
             <w:tcBorders>
               <w:top w:val="single" w:sz="4" w:color="D9D9D9"/>
               <w:left w:val="single" w:sz="4" w:color="D9D9D9"/>
@@ -4274,6 +5470,13 @@
               <w:insideH w:val="single" w:sz="4" w:color="D9D9D9"/>
               <w:insideV w:val="single" w:sz="4" w:color="D9D9D9"/>
             </w:tcBorders>
+            <w:tcMar>
+              <w:top w:w="0" w:type="dxa"/>
+              <w:left w:w="108" w:type="dxa"/>
+              <w:bottom w:w="0" w:type="dxa"/>
+              <w:right w:w="108" w:type="dxa"/>
+            </w:tcMar>
+            <w:vAlign w:val="center"/>
           </w:tcPr>
           <w:p>
             <w:pPr>
@@ -4282,10 +5485,10 @@
             <w:r/>
             <w:r>
               <w:rPr>
-                <w:rFonts w:ascii="Arial" w:hAnsi="Arial"/>
-                <w:b w:val="0"/>
+                <w:rFonts w:ascii="Arial" w:hAnsi="Arial" w:eastAsia="ＭＳ 明朝" w:cs="Arial" w:eastAsiaTheme="minorEastAsia" w:csTheme="minorBidi"/>
                 <w:color w:val="000000"/>
                 <w:sz w:val="16"/>
+                <w:szCs w:val="22"/>
               </w:rPr>
               <w:t>80,38</w:t>
             </w:r>
@@ -4293,8 +5496,7 @@
         </w:tc>
         <w:tc>
           <w:tcPr>
-            <w:tcW w:type="dxa" w:w="1152"/>
-            <w:vAlign w:val="center"/>
+            <w:tcW w:w="1152" w:type="dxa"/>
             <w:tcBorders>
               <w:top w:val="single" w:sz="4" w:color="D9D9D9"/>
               <w:left w:val="single" w:sz="4" w:color="D9D9D9"/>
@@ -4303,6 +5505,13 @@
               <w:insideH w:val="single" w:sz="4" w:color="D9D9D9"/>
               <w:insideV w:val="single" w:sz="4" w:color="D9D9D9"/>
             </w:tcBorders>
+            <w:tcMar>
+              <w:top w:w="0" w:type="dxa"/>
+              <w:left w:w="108" w:type="dxa"/>
+              <w:bottom w:w="0" w:type="dxa"/>
+              <w:right w:w="108" w:type="dxa"/>
+            </w:tcMar>
+            <w:vAlign w:val="center"/>
           </w:tcPr>
           <w:p>
             <w:pPr>
@@ -4311,10 +5520,10 @@
             <w:r/>
             <w:r>
               <w:rPr>
-                <w:rFonts w:ascii="Arial" w:hAnsi="Arial"/>
-                <w:b w:val="0"/>
+                <w:rFonts w:ascii="Arial" w:hAnsi="Arial" w:eastAsia="ＭＳ 明朝" w:cs="Arial" w:eastAsiaTheme="minorEastAsia" w:csTheme="minorBidi"/>
                 <w:color w:val="000000"/>
                 <w:sz w:val="16"/>
+                <w:szCs w:val="22"/>
               </w:rPr>
               <w:t>1,80</w:t>
             </w:r>
@@ -4322,8 +5531,7 @@
         </w:tc>
         <w:tc>
           <w:tcPr>
-            <w:tcW w:type="dxa" w:w="1440"/>
-            <w:vAlign w:val="center"/>
+            <w:tcW w:w="1440" w:type="dxa"/>
             <w:tcBorders>
               <w:top w:val="single" w:sz="4" w:color="D9D9D9"/>
               <w:left w:val="single" w:sz="4" w:color="D9D9D9"/>
@@ -4332,6 +5540,13 @@
               <w:insideH w:val="single" w:sz="4" w:color="D9D9D9"/>
               <w:insideV w:val="single" w:sz="4" w:color="D9D9D9"/>
             </w:tcBorders>
+            <w:tcMar>
+              <w:top w:w="0" w:type="dxa"/>
+              <w:left w:w="108" w:type="dxa"/>
+              <w:bottom w:w="0" w:type="dxa"/>
+              <w:right w:w="108" w:type="dxa"/>
+            </w:tcMar>
+            <w:vAlign w:val="center"/>
           </w:tcPr>
           <w:p>
             <w:pPr>
@@ -4340,10 +5555,10 @@
             <w:r/>
             <w:r>
               <w:rPr>
-                <w:rFonts w:ascii="Arial" w:hAnsi="Arial"/>
-                <w:b w:val="0"/>
+                <w:rFonts w:ascii="Arial" w:hAnsi="Arial" w:eastAsia="ＭＳ 明朝" w:cs="Arial" w:eastAsiaTheme="minorEastAsia" w:csTheme="minorBidi"/>
                 <w:color w:val="000000"/>
                 <w:sz w:val="16"/>
+                <w:szCs w:val="22"/>
               </w:rPr>
               <w:t>43.333,33</w:t>
             </w:r>
@@ -4353,8 +5568,7 @@
       <w:tr>
         <w:tc>
           <w:tcPr>
-            <w:tcW w:type="dxa" w:w="1008"/>
-            <w:vAlign w:val="center"/>
+            <w:tcW w:w="1008" w:type="dxa"/>
             <w:tcBorders>
               <w:top w:val="single" w:sz="4" w:color="D9D9D9"/>
               <w:left w:val="single" w:sz="4" w:color="D9D9D9"/>
@@ -4363,7 +5577,14 @@
               <w:insideH w:val="single" w:sz="4" w:color="D9D9D9"/>
               <w:insideV w:val="single" w:sz="4" w:color="D9D9D9"/>
             </w:tcBorders>
-            <w:shd w:fill="F2F6FA"/>
+            <w:shd w:val="clear" w:fill="F2F6FA"/>
+            <w:tcMar>
+              <w:top w:w="0" w:type="dxa"/>
+              <w:left w:w="108" w:type="dxa"/>
+              <w:bottom w:w="0" w:type="dxa"/>
+              <w:right w:w="108" w:type="dxa"/>
+            </w:tcMar>
+            <w:vAlign w:val="center"/>
           </w:tcPr>
           <w:p>
             <w:pPr>
@@ -4372,10 +5593,10 @@
             <w:r/>
             <w:r>
               <w:rPr>
-                <w:rFonts w:ascii="Arial" w:hAnsi="Arial"/>
-                <w:b w:val="0"/>
+                <w:rFonts w:ascii="Arial" w:hAnsi="Arial" w:eastAsia="ＭＳ 明朝" w:cs="Arial" w:eastAsiaTheme="minorEastAsia" w:csTheme="minorBidi"/>
                 <w:color w:val="000000"/>
                 <w:sz w:val="16"/>
+                <w:szCs w:val="22"/>
               </w:rPr>
               <w:t>4 (mã 1)</w:t>
             </w:r>
@@ -4383,8 +5604,7 @@
         </w:tc>
         <w:tc>
           <w:tcPr>
-            <w:tcW w:type="dxa" w:w="1008"/>
-            <w:vAlign w:val="center"/>
+            <w:tcW w:w="1008" w:type="dxa"/>
             <w:tcBorders>
               <w:top w:val="single" w:sz="4" w:color="D9D9D9"/>
               <w:left w:val="single" w:sz="4" w:color="D9D9D9"/>
@@ -4393,7 +5613,14 @@
               <w:insideH w:val="single" w:sz="4" w:color="D9D9D9"/>
               <w:insideV w:val="single" w:sz="4" w:color="D9D9D9"/>
             </w:tcBorders>
-            <w:shd w:fill="F2F6FA"/>
+            <w:shd w:val="clear" w:fill="F2F6FA"/>
+            <w:tcMar>
+              <w:top w:w="0" w:type="dxa"/>
+              <w:left w:w="108" w:type="dxa"/>
+              <w:bottom w:w="0" w:type="dxa"/>
+              <w:right w:w="108" w:type="dxa"/>
+            </w:tcMar>
+            <w:vAlign w:val="center"/>
           </w:tcPr>
           <w:p>
             <w:pPr>
@@ -4402,10 +5629,10 @@
             <w:r/>
             <w:r>
               <w:rPr>
-                <w:rFonts w:ascii="Arial" w:hAnsi="Arial"/>
-                <w:b w:val="0"/>
+                <w:rFonts w:ascii="Arial" w:hAnsi="Arial" w:eastAsia="ＭＳ 明朝" w:cs="Arial" w:eastAsiaTheme="minorEastAsia" w:csTheme="minorBidi"/>
                 <w:color w:val="000000"/>
                 <w:sz w:val="16"/>
+                <w:szCs w:val="22"/>
               </w:rPr>
               <w:t>3</w:t>
             </w:r>
@@ -4413,8 +5640,7 @@
         </w:tc>
         <w:tc>
           <w:tcPr>
-            <w:tcW w:type="dxa" w:w="1584"/>
-            <w:vAlign w:val="center"/>
+            <w:tcW w:w="1584" w:type="dxa"/>
             <w:tcBorders>
               <w:top w:val="single" w:sz="4" w:color="D9D9D9"/>
               <w:left w:val="single" w:sz="4" w:color="D9D9D9"/>
@@ -4423,7 +5649,14 @@
               <w:insideH w:val="single" w:sz="4" w:color="D9D9D9"/>
               <w:insideV w:val="single" w:sz="4" w:color="D9D9D9"/>
             </w:tcBorders>
-            <w:shd w:fill="F2F6FA"/>
+            <w:shd w:val="clear" w:fill="F2F6FA"/>
+            <w:tcMar>
+              <w:top w:w="0" w:type="dxa"/>
+              <w:left w:w="108" w:type="dxa"/>
+              <w:bottom w:w="0" w:type="dxa"/>
+              <w:right w:w="108" w:type="dxa"/>
+            </w:tcMar>
+            <w:vAlign w:val="center"/>
           </w:tcPr>
           <w:p>
             <w:pPr>
@@ -4432,10 +5665,10 @@
             <w:r/>
             <w:r>
               <w:rPr>
-                <w:rFonts w:ascii="Arial" w:hAnsi="Arial"/>
-                <w:b w:val="0"/>
+                <w:rFonts w:ascii="Arial" w:hAnsi="Arial" w:eastAsia="ＭＳ 明朝" w:cs="Arial" w:eastAsiaTheme="minorEastAsia" w:csTheme="minorBidi"/>
                 <w:color w:val="000000"/>
                 <w:sz w:val="16"/>
+                <w:szCs w:val="22"/>
               </w:rPr>
               <w:t>4,13</w:t>
             </w:r>
@@ -4443,8 +5676,7 @@
         </w:tc>
         <w:tc>
           <w:tcPr>
-            <w:tcW w:type="dxa" w:w="1584"/>
-            <w:vAlign w:val="center"/>
+            <w:tcW w:w="1584" w:type="dxa"/>
             <w:tcBorders>
               <w:top w:val="single" w:sz="4" w:color="D9D9D9"/>
               <w:left w:val="single" w:sz="4" w:color="D9D9D9"/>
@@ -4453,7 +5685,14 @@
               <w:insideH w:val="single" w:sz="4" w:color="D9D9D9"/>
               <w:insideV w:val="single" w:sz="4" w:color="D9D9D9"/>
             </w:tcBorders>
-            <w:shd w:fill="F2F6FA"/>
+            <w:shd w:val="clear" w:fill="F2F6FA"/>
+            <w:tcMar>
+              <w:top w:w="0" w:type="dxa"/>
+              <w:left w:w="108" w:type="dxa"/>
+              <w:bottom w:w="0" w:type="dxa"/>
+              <w:right w:w="108" w:type="dxa"/>
+            </w:tcMar>
+            <w:vAlign w:val="center"/>
           </w:tcPr>
           <w:p>
             <w:pPr>
@@ -4462,10 +5701,10 @@
             <w:r/>
             <w:r>
               <w:rPr>
-                <w:rFonts w:ascii="Arial" w:hAnsi="Arial"/>
-                <w:b w:val="0"/>
+                <w:rFonts w:ascii="Arial" w:hAnsi="Arial" w:eastAsia="ＭＳ 明朝" w:cs="Arial" w:eastAsiaTheme="minorEastAsia" w:csTheme="minorBidi"/>
                 <w:color w:val="000000"/>
                 <w:sz w:val="16"/>
+                <w:szCs w:val="22"/>
               </w:rPr>
               <w:t>64.033,33</w:t>
             </w:r>
@@ -4473,8 +5712,7 @@
         </w:tc>
         <w:tc>
           <w:tcPr>
-            <w:tcW w:type="dxa" w:w="1296"/>
-            <w:vAlign w:val="center"/>
+            <w:tcW w:w="1296" w:type="dxa"/>
             <w:tcBorders>
               <w:top w:val="single" w:sz="4" w:color="D9D9D9"/>
               <w:left w:val="single" w:sz="4" w:color="D9D9D9"/>
@@ -4483,7 +5721,14 @@
               <w:insideH w:val="single" w:sz="4" w:color="D9D9D9"/>
               <w:insideV w:val="single" w:sz="4" w:color="D9D9D9"/>
             </w:tcBorders>
-            <w:shd w:fill="F2F6FA"/>
+            <w:shd w:val="clear" w:fill="F2F6FA"/>
+            <w:tcMar>
+              <w:top w:w="0" w:type="dxa"/>
+              <w:left w:w="108" w:type="dxa"/>
+              <w:bottom w:w="0" w:type="dxa"/>
+              <w:right w:w="108" w:type="dxa"/>
+            </w:tcMar>
+            <w:vAlign w:val="center"/>
           </w:tcPr>
           <w:p>
             <w:pPr>
@@ -4492,10 +5737,10 @@
             <w:r/>
             <w:r>
               <w:rPr>
-                <w:rFonts w:ascii="Arial" w:hAnsi="Arial"/>
-                <w:b w:val="0"/>
+                <w:rFonts w:ascii="Arial" w:hAnsi="Arial" w:eastAsia="ＭＳ 明朝" w:cs="Arial" w:eastAsiaTheme="minorEastAsia" w:csTheme="minorBidi"/>
                 <w:color w:val="000000"/>
                 <w:sz w:val="16"/>
+                <w:szCs w:val="22"/>
               </w:rPr>
               <w:t>81,43</w:t>
             </w:r>
@@ -4503,8 +5748,7 @@
         </w:tc>
         <w:tc>
           <w:tcPr>
-            <w:tcW w:type="dxa" w:w="1152"/>
-            <w:vAlign w:val="center"/>
+            <w:tcW w:w="1152" w:type="dxa"/>
             <w:tcBorders>
               <w:top w:val="single" w:sz="4" w:color="D9D9D9"/>
               <w:left w:val="single" w:sz="4" w:color="D9D9D9"/>
@@ -4513,7 +5757,14 @@
               <w:insideH w:val="single" w:sz="4" w:color="D9D9D9"/>
               <w:insideV w:val="single" w:sz="4" w:color="D9D9D9"/>
             </w:tcBorders>
-            <w:shd w:fill="F2F6FA"/>
+            <w:shd w:val="clear" w:fill="F2F6FA"/>
+            <w:tcMar>
+              <w:top w:w="0" w:type="dxa"/>
+              <w:left w:w="108" w:type="dxa"/>
+              <w:bottom w:w="0" w:type="dxa"/>
+              <w:right w:w="108" w:type="dxa"/>
+            </w:tcMar>
+            <w:vAlign w:val="center"/>
           </w:tcPr>
           <w:p>
             <w:pPr>
@@ -4522,10 +5773,10 @@
             <w:r/>
             <w:r>
               <w:rPr>
-                <w:rFonts w:ascii="Arial" w:hAnsi="Arial"/>
-                <w:b w:val="0"/>
+                <w:rFonts w:ascii="Arial" w:hAnsi="Arial" w:eastAsia="ＭＳ 明朝" w:cs="Arial" w:eastAsiaTheme="minorEastAsia" w:csTheme="minorBidi"/>
                 <w:color w:val="000000"/>
                 <w:sz w:val="16"/>
+                <w:szCs w:val="22"/>
               </w:rPr>
               <w:t>1,38</w:t>
             </w:r>
@@ -4533,8 +5784,7 @@
         </w:tc>
         <w:tc>
           <w:tcPr>
-            <w:tcW w:type="dxa" w:w="1440"/>
-            <w:vAlign w:val="center"/>
+            <w:tcW w:w="1440" w:type="dxa"/>
             <w:tcBorders>
               <w:top w:val="single" w:sz="4" w:color="D9D9D9"/>
               <w:left w:val="single" w:sz="4" w:color="D9D9D9"/>
@@ -4543,7 +5793,14 @@
               <w:insideH w:val="single" w:sz="4" w:color="D9D9D9"/>
               <w:insideV w:val="single" w:sz="4" w:color="D9D9D9"/>
             </w:tcBorders>
-            <w:shd w:fill="F2F6FA"/>
+            <w:shd w:val="clear" w:fill="F2F6FA"/>
+            <w:tcMar>
+              <w:top w:w="0" w:type="dxa"/>
+              <w:left w:w="108" w:type="dxa"/>
+              <w:bottom w:w="0" w:type="dxa"/>
+              <w:right w:w="108" w:type="dxa"/>
+            </w:tcMar>
+            <w:vAlign w:val="center"/>
           </w:tcPr>
           <w:p>
             <w:pPr>
@@ -4552,10 +5809,10 @@
             <w:r/>
             <w:r>
               <w:rPr>
-                <w:rFonts w:ascii="Arial" w:hAnsi="Arial"/>
-                <w:b w:val="0"/>
+                <w:rFonts w:ascii="Arial" w:hAnsi="Arial" w:eastAsia="ＭＳ 明朝" w:cs="Arial" w:eastAsiaTheme="minorEastAsia" w:csTheme="minorBidi"/>
                 <w:color w:val="000000"/>
                 <w:sz w:val="16"/>
+                <w:szCs w:val="22"/>
               </w:rPr>
               <w:t>57.566,67</w:t>
             </w:r>
@@ -4575,9 +5832,12 @@
       </w:pPr>
       <w:r>
         <w:rPr>
+          <w:rFonts w:ascii="Arial" w:hAnsi="Arial" w:eastAsia="ＭＳ 明朝" w:cs="Arial" w:eastAsiaTheme="minorEastAsia" w:csTheme="minorBidi"/>
           <w:i/>
+          <w:iCs/>
           <w:color w:val="5A5A5A"/>
           <w:sz w:val="18"/>
+          <w:szCs w:val="22"/>
         </w:rPr>
         <w:t>Bảng 3. Trung bình cụm trên thang đo gốc; ưu tiên 1 là hồ sơ dễ tổn thương hơn</w:t>
       </w:r>
@@ -4587,27 +5847,36 @@
         <w:pStyle w:val="BodyText"/>
       </w:pPr>
       <w:r>
+        <w:rPr>
+          <w:rFonts w:ascii="Arial" w:hAnsi="Arial" w:eastAsia="ＭＳ 明朝" w:cs="Arial" w:eastAsiaTheme="minorEastAsia" w:csTheme="minorBidi"/>
+          <w:sz w:val="22"/>
+          <w:szCs w:val="22"/>
+        </w:rPr>
         <w:t>Cụm ưu tiên 1 có 46 quốc gia và là nhóm nổi bật nhất về tính dễ tổn thương kinh tế xã hội: tử vong trẻ em và mức sinh cao, trong khi thu nhập, tuổi thọ và GDP/người thấp. Cụm ưu tiên 2 có 88 quốc gia với mức trung gian. Cụm ưu tiên 3 có 30 quốc gia với tuổi thọ và thu nhập cao hơn, còn cụm ưu tiên 4 chỉ có Luxembourg, Malta và Singapore. Cụm nhỏ này có tỷ trọng xuất khẩu và nhập khẩu rất cao, cho thấy K-Means đang nhận diện một cấu trúc kinh tế đặc biệt chứ không phải một nhóm “nhu cầu thấp” theo mọi chiều.</w:t>
       </w:r>
     </w:p>
     <w:p>
+      <w:pPr>
+        <w:spacing w:after="200" w:line="276" w:lineRule="auto"/>
+      </w:pPr>
       <w:r>
         <w:drawing>
-          <wp:inline xmlns:a="http://schemas.openxmlformats.org/drawingml/2006/main" xmlns:pic="http://schemas.openxmlformats.org/drawingml/2006/picture">
-            <wp:extent cx="5577840" cy="4102043"/>
-            <wp:docPr id="3" name="Picture 3"/>
+          <wp:inline distT="0" distB="0" distL="0" distR="0">
+            <wp:extent cx="5581650" cy="4105275"/>
+            <wp:effectExtent l="0" t="0" r="0" b="0"/>
+            <wp:docPr id="100002" name="Picture 100002"/>
             <wp:cNvGraphicFramePr>
-              <a:graphicFrameLocks noChangeAspect="1"/>
+              <a:graphicFrameLocks xmlns:a="http://schemas.openxmlformats.org/drawingml/2006/main" noChangeAspect="1"/>
             </wp:cNvGraphicFramePr>
-            <a:graphic>
+            <a:graphic xmlns:a="http://schemas.openxmlformats.org/drawingml/2006/main">
               <a:graphicData uri="http://schemas.openxmlformats.org/drawingml/2006/picture">
-                <pic:pic>
+                <pic:pic xmlns:pic="http://schemas.openxmlformats.org/drawingml/2006/picture">
                   <pic:nvPicPr>
-                    <pic:cNvPr id="0" name="03_pca_clusters.png"/>
+                    <pic:cNvPr id="100002" name="image100002"/>
                     <pic:cNvPicPr/>
                   </pic:nvPicPr>
                   <pic:blipFill>
-                    <a:blip r:embed="rId13"/>
+                    <a:blip r:embed="rId17"/>
                     <a:stretch>
                       <a:fillRect/>
                     </a:stretch>
@@ -4615,9 +5884,11 @@
                   <pic:spPr>
                     <a:xfrm>
                       <a:off x="0" y="0"/>
-                      <a:ext cx="5577840" cy="4102043"/>
+                      <a:ext cx="5581650" cy="4105275"/>
                     </a:xfrm>
-                    <a:prstGeom prst="rect"/>
+                    <a:prstGeom prst="rect">
+                      <a:avLst/>
+                    </a:prstGeom>
                   </pic:spPr>
                 </pic:pic>
               </a:graphicData>
@@ -4633,31 +5904,38 @@
       </w:pPr>
       <w:r>
         <w:rPr>
+          <w:rFonts w:ascii="Arial" w:hAnsi="Arial" w:eastAsia="ＭＳ 明朝" w:cs="Arial" w:eastAsiaTheme="minorEastAsia" w:csTheme="minorBidi"/>
           <w:i/>
+          <w:iCs/>
           <w:color w:val="5A5A5A"/>
           <w:sz w:val="18"/>
+          <w:szCs w:val="22"/>
         </w:rPr>
         <w:t>Hình 3. Biểu diễn các quốc gia trên hai thành phần PCA</w:t>
       </w:r>
     </w:p>
     <w:p>
+      <w:pPr>
+        <w:spacing w:after="200" w:line="276" w:lineRule="auto"/>
+      </w:pPr>
       <w:r>
         <w:drawing>
-          <wp:inline xmlns:a="http://schemas.openxmlformats.org/drawingml/2006/main" xmlns:pic="http://schemas.openxmlformats.org/drawingml/2006/picture">
-            <wp:extent cx="5760720" cy="2032737"/>
-            <wp:docPr id="4" name="Picture 4"/>
+          <wp:inline distT="0" distB="0" distL="0" distR="0">
+            <wp:extent cx="5762625" cy="2028825"/>
+            <wp:effectExtent l="0" t="0" r="0" b="0"/>
+            <wp:docPr id="100003" name="Picture 100003"/>
             <wp:cNvGraphicFramePr>
-              <a:graphicFrameLocks noChangeAspect="1"/>
+              <a:graphicFrameLocks xmlns:a="http://schemas.openxmlformats.org/drawingml/2006/main" noChangeAspect="1"/>
             </wp:cNvGraphicFramePr>
-            <a:graphic>
+            <a:graphic xmlns:a="http://schemas.openxmlformats.org/drawingml/2006/main">
               <a:graphicData uri="http://schemas.openxmlformats.org/drawingml/2006/picture">
-                <pic:pic>
+                <pic:pic xmlns:pic="http://schemas.openxmlformats.org/drawingml/2006/picture">
                   <pic:nvPicPr>
-                    <pic:cNvPr id="0" name="04_profile_heatmap.png"/>
+                    <pic:cNvPr id="100003" name="image100003"/>
                     <pic:cNvPicPr/>
                   </pic:nvPicPr>
                   <pic:blipFill>
-                    <a:blip r:embed="rId14"/>
+                    <a:blip r:embed="rId18"/>
                     <a:stretch>
                       <a:fillRect/>
                     </a:stretch>
@@ -4665,9 +5943,11 @@
                   <pic:spPr>
                     <a:xfrm>
                       <a:off x="0" y="0"/>
-                      <a:ext cx="5760720" cy="2032737"/>
+                      <a:ext cx="5762625" cy="2028825"/>
                     </a:xfrm>
-                    <a:prstGeom prst="rect"/>
+                    <a:prstGeom prst="rect">
+                      <a:avLst/>
+                    </a:prstGeom>
                   </pic:spPr>
                 </pic:pic>
               </a:graphicData>
@@ -4683,9 +5963,12 @@
       </w:pPr>
       <w:r>
         <w:rPr>
+          <w:rFonts w:ascii="Arial" w:hAnsi="Arial" w:eastAsia="ＭＳ 明朝" w:cs="Arial" w:eastAsiaTheme="minorEastAsia" w:csTheme="minorBidi"/>
           <w:i/>
+          <w:iCs/>
           <w:color w:val="5A5A5A"/>
           <w:sz w:val="18"/>
+          <w:szCs w:val="22"/>
         </w:rPr>
         <w:t>Hình 4. Hồ sơ trung bình chuẩn hóa; màu đỏ biểu thị giá trị cao hơn trong dữ liệu</w:t>
       </w:r>
@@ -4696,15 +5979,37 @@
         <w:keepNext/>
       </w:pPr>
       <w:r>
+        <w:rPr>
+          <w:rFonts w:ascii="Arial" w:hAnsi="Arial" w:eastAsia="ＭＳ ゴシック" w:cs="Arial" w:asciiTheme="majorHAnsi" w:hAnsiTheme="majorHAnsi" w:eastAsiaTheme="majorEastAsia" w:csTheme="majorBidi"/>
+          <w:b/>
+          <w:bCs/>
+          <w:color w:val="000000"/>
+          <w:sz w:val="24"/>
+          <w:szCs w:val="26"/>
+        </w:rPr>
         <w:t>6.3. Danh sách sàng lọc ưu tiên cao</w:t>
       </w:r>
     </w:p>
     <w:tbl>
       <w:tblPr>
         <w:tblStyle w:val="TableGrid"/>
-        <w:tblW w:type="auto" w:w="0"/>
+        <w:tblW w:w="0" w:type="auto"/>
         <w:jc w:val="center"/>
-        <w:tblLook w:firstColumn="1" w:firstRow="1" w:lastColumn="0" w:lastRow="0" w:noHBand="0" w:noVBand="1" w:val="04A0"/>
+        <w:tblBorders>
+          <w:top w:val="single" w:sz="4" w:color="D9D9D9"/>
+          <w:left w:val="single" w:sz="4" w:color="D9D9D9"/>
+          <w:bottom w:val="single" w:sz="4" w:color="D9D9D9"/>
+          <w:right w:val="single" w:sz="4" w:color="D9D9D9"/>
+          <w:insideH w:val="single" w:sz="4" w:color="D9D9D9"/>
+          <w:insideV w:val="single" w:sz="4" w:color="D9D9D9"/>
+        </w:tblBorders>
+        <w:tblCellMar>
+          <w:top w:w="0" w:type="dxa"/>
+          <w:left w:w="108" w:type="dxa"/>
+          <w:bottom w:w="0" w:type="dxa"/>
+          <w:right w:w="108" w:type="dxa"/>
+        </w:tblCellMar>
+        <w:tblLook w:firstRow="1" w:firstColumn="1" w:noVBand="1"/>
       </w:tblPr>
       <w:tblGrid>
         <w:gridCol w:w="4844"/>
@@ -4713,8 +6018,7 @@
       <w:tr>
         <w:tc>
           <w:tcPr>
-            <w:tcW w:type="dxa" w:w="2016"/>
-            <w:vAlign w:val="center"/>
+            <w:tcW w:w="2016" w:type="dxa"/>
             <w:tcBorders>
               <w:top w:val="single" w:sz="4" w:color="D9D9D9"/>
               <w:left w:val="single" w:sz="4" w:color="D9D9D9"/>
@@ -4723,7 +6027,14 @@
               <w:insideH w:val="single" w:sz="4" w:color="D9D9D9"/>
               <w:insideV w:val="single" w:sz="4" w:color="D9D9D9"/>
             </w:tcBorders>
-            <w:shd w:fill="1F4E79"/>
+            <w:shd w:val="clear" w:fill="1F4E79"/>
+            <w:tcMar>
+              <w:top w:w="0" w:type="dxa"/>
+              <w:left w:w="108" w:type="dxa"/>
+              <w:bottom w:w="0" w:type="dxa"/>
+              <w:right w:w="108" w:type="dxa"/>
+            </w:tcMar>
+            <w:vAlign w:val="center"/>
           </w:tcPr>
           <w:p>
             <w:pPr>
@@ -4732,10 +6043,12 @@
             <w:r/>
             <w:r>
               <w:rPr>
-                <w:rFonts w:ascii="Arial" w:hAnsi="Arial"/>
+                <w:rFonts w:ascii="Arial" w:hAnsi="Arial" w:eastAsia="ＭＳ 明朝" w:cs="Arial" w:eastAsiaTheme="minorEastAsia" w:csTheme="minorBidi"/>
                 <w:b/>
+                <w:bCs/>
                 <w:color w:val="FFFFFF"/>
                 <w:sz w:val="16"/>
+                <w:szCs w:val="22"/>
               </w:rPr>
               <w:t>Nhóm</w:t>
             </w:r>
@@ -4743,8 +6056,7 @@
         </w:tc>
         <w:tc>
           <w:tcPr>
-            <w:tcW w:type="dxa" w:w="7200"/>
-            <w:vAlign w:val="center"/>
+            <w:tcW w:w="7200" w:type="dxa"/>
             <w:tcBorders>
               <w:top w:val="single" w:sz="4" w:color="D9D9D9"/>
               <w:left w:val="single" w:sz="4" w:color="D9D9D9"/>
@@ -4753,7 +6065,14 @@
               <w:insideH w:val="single" w:sz="4" w:color="D9D9D9"/>
               <w:insideV w:val="single" w:sz="4" w:color="D9D9D9"/>
             </w:tcBorders>
-            <w:shd w:fill="1F4E79"/>
+            <w:shd w:val="clear" w:fill="1F4E79"/>
+            <w:tcMar>
+              <w:top w:w="0" w:type="dxa"/>
+              <w:left w:w="108" w:type="dxa"/>
+              <w:bottom w:w="0" w:type="dxa"/>
+              <w:right w:w="108" w:type="dxa"/>
+            </w:tcMar>
+            <w:vAlign w:val="center"/>
           </w:tcPr>
           <w:p>
             <w:pPr>
@@ -4762,10 +6081,12 @@
             <w:r/>
             <w:r>
               <w:rPr>
-                <w:rFonts w:ascii="Arial" w:hAnsi="Arial"/>
+                <w:rFonts w:ascii="Arial" w:hAnsi="Arial" w:eastAsia="ＭＳ 明朝" w:cs="Arial" w:eastAsiaTheme="minorEastAsia" w:csTheme="minorBidi"/>
                 <w:b/>
+                <w:bCs/>
                 <w:color w:val="FFFFFF"/>
                 <w:sz w:val="16"/>
+                <w:szCs w:val="22"/>
               </w:rPr>
               <w:t>Các quốc gia</w:t>
             </w:r>
@@ -4775,8 +6096,7 @@
       <w:tr>
         <w:tc>
           <w:tcPr>
-            <w:tcW w:type="dxa" w:w="2016"/>
-            <w:vAlign w:val="center"/>
+            <w:tcW w:w="2016" w:type="dxa"/>
             <w:tcBorders>
               <w:top w:val="single" w:sz="4" w:color="D9D9D9"/>
               <w:left w:val="single" w:sz="4" w:color="D9D9D9"/>
@@ -4785,6 +6105,13 @@
               <w:insideH w:val="single" w:sz="4" w:color="D9D9D9"/>
               <w:insideV w:val="single" w:sz="4" w:color="D9D9D9"/>
             </w:tcBorders>
+            <w:tcMar>
+              <w:top w:w="0" w:type="dxa"/>
+              <w:left w:w="108" w:type="dxa"/>
+              <w:bottom w:w="0" w:type="dxa"/>
+              <w:right w:w="108" w:type="dxa"/>
+            </w:tcMar>
+            <w:vAlign w:val="center"/>
           </w:tcPr>
           <w:p>
             <w:pPr>
@@ -4793,10 +6120,10 @@
             <w:r/>
             <w:r>
               <w:rPr>
-                <w:rFonts w:ascii="Arial" w:hAnsi="Arial"/>
-                <w:b w:val="0"/>
+                <w:rFonts w:ascii="Arial" w:hAnsi="Arial" w:eastAsia="ＭＳ 明朝" w:cs="Arial" w:eastAsiaTheme="minorEastAsia" w:csTheme="minorBidi"/>
                 <w:color w:val="000000"/>
                 <w:sz w:val="16"/>
+                <w:szCs w:val="22"/>
               </w:rPr>
               <w:t>Ưu tiên 1, phần 1</w:t>
             </w:r>
@@ -4804,8 +6131,7 @@
         </w:tc>
         <w:tc>
           <w:tcPr>
-            <w:tcW w:type="dxa" w:w="7200"/>
-            <w:vAlign w:val="center"/>
+            <w:tcW w:w="7200" w:type="dxa"/>
             <w:tcBorders>
               <w:top w:val="single" w:sz="4" w:color="D9D9D9"/>
               <w:left w:val="single" w:sz="4" w:color="D9D9D9"/>
@@ -4814,6 +6140,13 @@
               <w:insideH w:val="single" w:sz="4" w:color="D9D9D9"/>
               <w:insideV w:val="single" w:sz="4" w:color="D9D9D9"/>
             </w:tcBorders>
+            <w:tcMar>
+              <w:top w:w="0" w:type="dxa"/>
+              <w:left w:w="108" w:type="dxa"/>
+              <w:bottom w:w="0" w:type="dxa"/>
+              <w:right w:w="108" w:type="dxa"/>
+            </w:tcMar>
+            <w:vAlign w:val="center"/>
           </w:tcPr>
           <w:p>
             <w:pPr>
@@ -4822,10 +6155,10 @@
             <w:r/>
             <w:r>
               <w:rPr>
-                <w:rFonts w:ascii="Arial" w:hAnsi="Arial"/>
-                <w:b w:val="0"/>
+                <w:rFonts w:ascii="Arial" w:hAnsi="Arial" w:eastAsia="ＭＳ 明朝" w:cs="Arial" w:eastAsiaTheme="minorEastAsia" w:csTheme="minorBidi"/>
                 <w:color w:val="000000"/>
                 <w:sz w:val="16"/>
+                <w:szCs w:val="22"/>
               </w:rPr>
               <w:t>Nigeria, Haiti, Central African Republic, Chad, Niger, Angola, Congo, Dem. Rep., Mali, Sierra Leone, Guinea, Mozambique, Burkina Faso, Zambia, Malawi, Cote d'Ivoire, Afghanistan, Cameroon, Benin, Uganda, Guinea-Bissau, Burundi, Congo, Rep., Tanzania, Mauritania</w:t>
             </w:r>
@@ -4835,8 +6168,7 @@
       <w:tr>
         <w:tc>
           <w:tcPr>
-            <w:tcW w:type="dxa" w:w="2016"/>
-            <w:vAlign w:val="center"/>
+            <w:tcW w:w="2016" w:type="dxa"/>
             <w:tcBorders>
               <w:top w:val="single" w:sz="4" w:color="D9D9D9"/>
               <w:left w:val="single" w:sz="4" w:color="D9D9D9"/>
@@ -4845,7 +6177,14 @@
               <w:insideH w:val="single" w:sz="4" w:color="D9D9D9"/>
               <w:insideV w:val="single" w:sz="4" w:color="D9D9D9"/>
             </w:tcBorders>
-            <w:shd w:fill="F2F6FA"/>
+            <w:shd w:val="clear" w:fill="F2F6FA"/>
+            <w:tcMar>
+              <w:top w:w="0" w:type="dxa"/>
+              <w:left w:w="108" w:type="dxa"/>
+              <w:bottom w:w="0" w:type="dxa"/>
+              <w:right w:w="108" w:type="dxa"/>
+            </w:tcMar>
+            <w:vAlign w:val="center"/>
           </w:tcPr>
           <w:p>
             <w:pPr>
@@ -4854,10 +6193,10 @@
             <w:r/>
             <w:r>
               <w:rPr>
-                <w:rFonts w:ascii="Arial" w:hAnsi="Arial"/>
-                <w:b w:val="0"/>
+                <w:rFonts w:ascii="Arial" w:hAnsi="Arial" w:eastAsia="ＭＳ 明朝" w:cs="Arial" w:eastAsiaTheme="minorEastAsia" w:csTheme="minorBidi"/>
                 <w:color w:val="000000"/>
                 <w:sz w:val="16"/>
+                <w:szCs w:val="22"/>
               </w:rPr>
               <w:t>Ưu tiên 1, phần 2</w:t>
             </w:r>
@@ -4865,8 +6204,7 @@
         </w:tc>
         <w:tc>
           <w:tcPr>
-            <w:tcW w:type="dxa" w:w="7200"/>
-            <w:vAlign w:val="center"/>
+            <w:tcW w:w="7200" w:type="dxa"/>
             <w:tcBorders>
               <w:top w:val="single" w:sz="4" w:color="D9D9D9"/>
               <w:left w:val="single" w:sz="4" w:color="D9D9D9"/>
@@ -4875,7 +6213,14 @@
               <w:insideH w:val="single" w:sz="4" w:color="D9D9D9"/>
               <w:insideV w:val="single" w:sz="4" w:color="D9D9D9"/>
             </w:tcBorders>
-            <w:shd w:fill="F2F6FA"/>
+            <w:shd w:val="clear" w:fill="F2F6FA"/>
+            <w:tcMar>
+              <w:top w:w="0" w:type="dxa"/>
+              <w:left w:w="108" w:type="dxa"/>
+              <w:bottom w:w="0" w:type="dxa"/>
+              <w:right w:w="108" w:type="dxa"/>
+            </w:tcMar>
+            <w:vAlign w:val="center"/>
           </w:tcPr>
           <w:p>
             <w:pPr>
@@ -4884,10 +6229,10 @@
             <w:r/>
             <w:r>
               <w:rPr>
-                <w:rFonts w:ascii="Arial" w:hAnsi="Arial"/>
-                <w:b w:val="0"/>
+                <w:rFonts w:ascii="Arial" w:hAnsi="Arial" w:eastAsia="ＭＳ 明朝" w:cs="Arial" w:eastAsiaTheme="minorEastAsia" w:csTheme="minorBidi"/>
                 <w:color w:val="000000"/>
                 <w:sz w:val="16"/>
+                <w:szCs w:val="22"/>
               </w:rPr>
               <w:t>Gambia, Eritrea, Togo, Lesotho, Madagascar, Pakistan, Ghana, Sudan, Comoros, Equatorial Guinea, Timor-Leste, Yemen, Liberia, Senegal, Kenya, Lao, Gabon, Rwanda, Namibia, Kiribati, Iraq, South Africa</w:t>
             </w:r>
@@ -4907,9 +6252,12 @@
       </w:pPr>
       <w:r>
         <w:rPr>
+          <w:rFonts w:ascii="Arial" w:hAnsi="Arial" w:eastAsia="ＭＳ 明朝" w:cs="Arial" w:eastAsiaTheme="minorEastAsia" w:csTheme="minorBidi"/>
           <w:i/>
+          <w:iCs/>
           <w:color w:val="5A5A5A"/>
           <w:sz w:val="18"/>
+          <w:szCs w:val="22"/>
         </w:rPr>
         <w:t>Bảng 4. 46 quốc gia trong cụm có hồ sơ dễ tổn thương kinh tế xã hội cao nhất</w:t>
       </w:r>
@@ -4919,6 +6267,11 @@
         <w:pStyle w:val="BodyText"/>
       </w:pPr>
       <w:r>
+        <w:rPr>
+          <w:rFonts w:ascii="Arial" w:hAnsi="Arial" w:eastAsia="ＭＳ 明朝" w:cs="Arial" w:eastAsiaTheme="minorEastAsia" w:csTheme="minorBidi"/>
+          <w:sz w:val="22"/>
+          <w:szCs w:val="22"/>
+        </w:rPr>
         <w:t>Điểm sàng lọc trong results/aid_screening.csv được xây dựng từ các chiều quan sát theo hướng: tăng khi tử vong trẻ em, mức sinh và lạm phát cao; giảm khi thu nhập, tuổi thọ, GDP/người và tỷ lệ chi y tế cao. Trọng số là 1 cho các biến tử vong trẻ em, mức sinh, thu nhập, tuổi thọ và GDP/người, và 0,5 cho lạm phát và chi y tế. Đây là một giả định có chủ đích: các biến phản ánh trực tiếp sức khỏe và mức sống được xem quan trọng hơn hai biến mang tính vĩ mô hoặc chính sách, nhưng bộ trọng số này chưa được kiểm định độ nhạy và cần được chuyên gia xác nhận. Điểm này chỉ dùng để sắp xếp tương đối các nước trong bộ dữ liệu. Nó không phải xác suất cần viện trợ, không có ngưỡng chính sách và không đại diện cho mức độ khẩn cấp theo thời gian thực.</w:t>
       </w:r>
     </w:p>
@@ -4927,6 +6280,11 @@
         <w:pStyle w:val="BodyText"/>
       </w:pPr>
       <w:r>
+        <w:rPr>
+          <w:rFonts w:ascii="Arial" w:hAnsi="Arial" w:eastAsia="ＭＳ 明朝" w:cs="Arial" w:eastAsiaTheme="minorEastAsia" w:csTheme="minorBidi"/>
+          <w:sz w:val="22"/>
+          <w:szCs w:val="22"/>
+        </w:rPr>
         <w:t>Cụm ưu tiên 1 cũng không đồng nhất. Một số quốc gia có thu nhập bình quân cao nhưng vẫn bị xếp vào cụm này do tử vong trẻ em cao và tuổi thọ thấp, gồm Equatorial Guinea (33.700), Gabon (15.400), Iraq (12.700), South Africa (12.000) (thu nhập, USD/người). Điều này phản ánh bất bình đẳng trong nội bộ và cho thấy trung bình quốc gia có thể che khuất nhu cầu thật, nên các nước này cần được đối chiếu thêm bằng dữ liệu tình hình trước khi đưa ra kết luận.</w:t>
       </w:r>
     </w:p>
@@ -4936,6 +6294,14 @@
         <w:keepNext/>
       </w:pPr>
       <w:r>
+        <w:rPr>
+          <w:rFonts w:ascii="Arial" w:hAnsi="Arial" w:eastAsia="ＭＳ ゴシック" w:cs="Arial" w:asciiTheme="majorHAnsi" w:hAnsiTheme="majorHAnsi" w:eastAsiaTheme="majorEastAsia" w:csTheme="majorBidi"/>
+          <w:b/>
+          <w:bCs/>
+          <w:color w:val="000000"/>
+          <w:sz w:val="24"/>
+          <w:szCs w:val="26"/>
+        </w:rPr>
         <w:t>6.4. Kiểm tra độ ổn định</w:t>
       </w:r>
     </w:p>
@@ -4944,15 +6310,34 @@
         <w:pStyle w:val="BodyText"/>
       </w:pPr>
       <w:r>
+        <w:rPr>
+          <w:rFonts w:ascii="Arial" w:hAnsi="Arial" w:eastAsia="ＭＳ 明朝" w:cs="Arial" w:eastAsiaTheme="minorEastAsia" w:csTheme="minorBidi"/>
+          <w:sz w:val="22"/>
+          <w:szCs w:val="22"/>
+        </w:rPr>
         <w:t>Để đánh giá mức độ tin cậy của phân hoạch k = 4, báo cáo so sánh nhãn cụm cơ sở với nhãn thu được khi thay đổi điều kiện, dùng chỉ số Rand điều chỉnh (ARI, bằng 1 khi hai phân hoạch trùng nhau; Hubert và Arabie, 1985). Ba phép thử gồm: đổi 20 giá trị random_state; lần lượt bỏ từng biến trong 9 biến; và chạy lại trên 100 mẫu con ngẫu nhiên chiếm 80% số quốc gia.</w:t>
       </w:r>
     </w:p>
     <w:tbl>
       <w:tblPr>
         <w:tblStyle w:val="TableGrid"/>
-        <w:tblW w:type="auto" w:w="0"/>
+        <w:tblW w:w="0" w:type="auto"/>
         <w:jc w:val="center"/>
-        <w:tblLook w:firstColumn="1" w:firstRow="1" w:lastColumn="0" w:lastRow="0" w:noHBand="0" w:noVBand="1" w:val="04A0"/>
+        <w:tblBorders>
+          <w:top w:val="single" w:sz="4" w:color="D9D9D9"/>
+          <w:left w:val="single" w:sz="4" w:color="D9D9D9"/>
+          <w:bottom w:val="single" w:sz="4" w:color="D9D9D9"/>
+          <w:right w:val="single" w:sz="4" w:color="D9D9D9"/>
+          <w:insideH w:val="single" w:sz="4" w:color="D9D9D9"/>
+          <w:insideV w:val="single" w:sz="4" w:color="D9D9D9"/>
+        </w:tblBorders>
+        <w:tblCellMar>
+          <w:top w:w="0" w:type="dxa"/>
+          <w:left w:w="108" w:type="dxa"/>
+          <w:bottom w:w="0" w:type="dxa"/>
+          <w:right w:w="108" w:type="dxa"/>
+        </w:tblCellMar>
+        <w:tblLook w:firstRow="1" w:firstColumn="1" w:noVBand="1"/>
       </w:tblPr>
       <w:tblGrid>
         <w:gridCol w:w="3230"/>
@@ -4962,8 +6347,7 @@
       <w:tr>
         <w:tc>
           <w:tcPr>
-            <w:tcW w:type="dxa" w:w="4896"/>
-            <w:vAlign w:val="center"/>
+            <w:tcW w:w="4896" w:type="dxa"/>
             <w:tcBorders>
               <w:top w:val="single" w:sz="4" w:color="D9D9D9"/>
               <w:left w:val="single" w:sz="4" w:color="D9D9D9"/>
@@ -4972,7 +6356,14 @@
               <w:insideH w:val="single" w:sz="4" w:color="D9D9D9"/>
               <w:insideV w:val="single" w:sz="4" w:color="D9D9D9"/>
             </w:tcBorders>
-            <w:shd w:fill="1F4E79"/>
+            <w:shd w:val="clear" w:fill="1F4E79"/>
+            <w:tcMar>
+              <w:top w:w="0" w:type="dxa"/>
+              <w:left w:w="108" w:type="dxa"/>
+              <w:bottom w:w="0" w:type="dxa"/>
+              <w:right w:w="108" w:type="dxa"/>
+            </w:tcMar>
+            <w:vAlign w:val="center"/>
           </w:tcPr>
           <w:p>
             <w:pPr>
@@ -4981,10 +6372,12 @@
             <w:r/>
             <w:r>
               <w:rPr>
-                <w:rFonts w:ascii="Arial" w:hAnsi="Arial"/>
+                <w:rFonts w:ascii="Arial" w:hAnsi="Arial" w:eastAsia="ＭＳ 明朝" w:cs="Arial" w:eastAsiaTheme="minorEastAsia" w:csTheme="minorBidi"/>
                 <w:b/>
+                <w:bCs/>
                 <w:color w:val="FFFFFF"/>
                 <w:sz w:val="16"/>
+                <w:szCs w:val="22"/>
               </w:rPr>
               <w:t>Phép thử</w:t>
             </w:r>
@@ -4992,8 +6385,7 @@
         </w:tc>
         <w:tc>
           <w:tcPr>
-            <w:tcW w:type="dxa" w:w="2304"/>
-            <w:vAlign w:val="center"/>
+            <w:tcW w:w="2304" w:type="dxa"/>
             <w:tcBorders>
               <w:top w:val="single" w:sz="4" w:color="D9D9D9"/>
               <w:left w:val="single" w:sz="4" w:color="D9D9D9"/>
@@ -5002,7 +6394,14 @@
               <w:insideH w:val="single" w:sz="4" w:color="D9D9D9"/>
               <w:insideV w:val="single" w:sz="4" w:color="D9D9D9"/>
             </w:tcBorders>
-            <w:shd w:fill="1F4E79"/>
+            <w:shd w:val="clear" w:fill="1F4E79"/>
+            <w:tcMar>
+              <w:top w:w="0" w:type="dxa"/>
+              <w:left w:w="108" w:type="dxa"/>
+              <w:bottom w:w="0" w:type="dxa"/>
+              <w:right w:w="108" w:type="dxa"/>
+            </w:tcMar>
+            <w:vAlign w:val="center"/>
           </w:tcPr>
           <w:p>
             <w:pPr>
@@ -5011,10 +6410,12 @@
             <w:r/>
             <w:r>
               <w:rPr>
-                <w:rFonts w:ascii="Arial" w:hAnsi="Arial"/>
+                <w:rFonts w:ascii="Arial" w:hAnsi="Arial" w:eastAsia="ＭＳ 明朝" w:cs="Arial" w:eastAsiaTheme="minorEastAsia" w:csTheme="minorBidi"/>
                 <w:b/>
+                <w:bCs/>
                 <w:color w:val="FFFFFF"/>
                 <w:sz w:val="16"/>
+                <w:szCs w:val="22"/>
               </w:rPr>
               <w:t>ARI trung bình</w:t>
             </w:r>
@@ -5022,8 +6423,7 @@
         </w:tc>
         <w:tc>
           <w:tcPr>
-            <w:tcW w:type="dxa" w:w="2304"/>
-            <w:vAlign w:val="center"/>
+            <w:tcW w:w="2304" w:type="dxa"/>
             <w:tcBorders>
               <w:top w:val="single" w:sz="4" w:color="D9D9D9"/>
               <w:left w:val="single" w:sz="4" w:color="D9D9D9"/>
@@ -5032,7 +6432,14 @@
               <w:insideH w:val="single" w:sz="4" w:color="D9D9D9"/>
               <w:insideV w:val="single" w:sz="4" w:color="D9D9D9"/>
             </w:tcBorders>
-            <w:shd w:fill="1F4E79"/>
+            <w:shd w:val="clear" w:fill="1F4E79"/>
+            <w:tcMar>
+              <w:top w:w="0" w:type="dxa"/>
+              <w:left w:w="108" w:type="dxa"/>
+              <w:bottom w:w="0" w:type="dxa"/>
+              <w:right w:w="108" w:type="dxa"/>
+            </w:tcMar>
+            <w:vAlign w:val="center"/>
           </w:tcPr>
           <w:p>
             <w:pPr>
@@ -5041,10 +6448,12 @@
             <w:r/>
             <w:r>
               <w:rPr>
-                <w:rFonts w:ascii="Arial" w:hAnsi="Arial"/>
+                <w:rFonts w:ascii="Arial" w:hAnsi="Arial" w:eastAsia="ＭＳ 明朝" w:cs="Arial" w:eastAsiaTheme="minorEastAsia" w:csTheme="minorBidi"/>
                 <w:b/>
+                <w:bCs/>
                 <w:color w:val="FFFFFF"/>
                 <w:sz w:val="16"/>
+                <w:szCs w:val="22"/>
               </w:rPr>
               <w:t>ARI nhỏ nhất</w:t>
             </w:r>
@@ -5054,8 +6463,7 @@
       <w:tr>
         <w:tc>
           <w:tcPr>
-            <w:tcW w:type="dxa" w:w="4896"/>
-            <w:vAlign w:val="center"/>
+            <w:tcW w:w="4896" w:type="dxa"/>
             <w:tcBorders>
               <w:top w:val="single" w:sz="4" w:color="D9D9D9"/>
               <w:left w:val="single" w:sz="4" w:color="D9D9D9"/>
@@ -5064,6 +6472,13 @@
               <w:insideH w:val="single" w:sz="4" w:color="D9D9D9"/>
               <w:insideV w:val="single" w:sz="4" w:color="D9D9D9"/>
             </w:tcBorders>
+            <w:tcMar>
+              <w:top w:w="0" w:type="dxa"/>
+              <w:left w:w="108" w:type="dxa"/>
+              <w:bottom w:w="0" w:type="dxa"/>
+              <w:right w:w="108" w:type="dxa"/>
+            </w:tcMar>
+            <w:vAlign w:val="center"/>
           </w:tcPr>
           <w:p>
             <w:pPr>
@@ -5072,10 +6487,10 @@
             <w:r/>
             <w:r>
               <w:rPr>
-                <w:rFonts w:ascii="Arial" w:hAnsi="Arial"/>
-                <w:b w:val="0"/>
+                <w:rFonts w:ascii="Arial" w:hAnsi="Arial" w:eastAsia="ＭＳ 明朝" w:cs="Arial" w:eastAsiaTheme="minorEastAsia" w:csTheme="minorBidi"/>
                 <w:color w:val="000000"/>
                 <w:sz w:val="16"/>
+                <w:szCs w:val="22"/>
               </w:rPr>
               <w:t>Đổi random_state (20 lần)</w:t>
             </w:r>
@@ -5083,8 +6498,7 @@
         </w:tc>
         <w:tc>
           <w:tcPr>
-            <w:tcW w:type="dxa" w:w="2304"/>
-            <w:vAlign w:val="center"/>
+            <w:tcW w:w="2304" w:type="dxa"/>
             <w:tcBorders>
               <w:top w:val="single" w:sz="4" w:color="D9D9D9"/>
               <w:left w:val="single" w:sz="4" w:color="D9D9D9"/>
@@ -5093,6 +6507,13 @@
               <w:insideH w:val="single" w:sz="4" w:color="D9D9D9"/>
               <w:insideV w:val="single" w:sz="4" w:color="D9D9D9"/>
             </w:tcBorders>
+            <w:tcMar>
+              <w:top w:w="0" w:type="dxa"/>
+              <w:left w:w="108" w:type="dxa"/>
+              <w:bottom w:w="0" w:type="dxa"/>
+              <w:right w:w="108" w:type="dxa"/>
+            </w:tcMar>
+            <w:vAlign w:val="center"/>
           </w:tcPr>
           <w:p>
             <w:pPr>
@@ -5101,10 +6522,10 @@
             <w:r/>
             <w:r>
               <w:rPr>
-                <w:rFonts w:ascii="Arial" w:hAnsi="Arial"/>
-                <w:b w:val="0"/>
+                <w:rFonts w:ascii="Arial" w:hAnsi="Arial" w:eastAsia="ＭＳ 明朝" w:cs="Arial" w:eastAsiaTheme="minorEastAsia" w:csTheme="minorBidi"/>
                 <w:color w:val="000000"/>
                 <w:sz w:val="16"/>
+                <w:szCs w:val="22"/>
               </w:rPr>
               <w:t>0,984</w:t>
             </w:r>
@@ -5112,8 +6533,7 @@
         </w:tc>
         <w:tc>
           <w:tcPr>
-            <w:tcW w:type="dxa" w:w="2304"/>
-            <w:vAlign w:val="center"/>
+            <w:tcW w:w="2304" w:type="dxa"/>
             <w:tcBorders>
               <w:top w:val="single" w:sz="4" w:color="D9D9D9"/>
               <w:left w:val="single" w:sz="4" w:color="D9D9D9"/>
@@ -5122,6 +6542,13 @@
               <w:insideH w:val="single" w:sz="4" w:color="D9D9D9"/>
               <w:insideV w:val="single" w:sz="4" w:color="D9D9D9"/>
             </w:tcBorders>
+            <w:tcMar>
+              <w:top w:w="0" w:type="dxa"/>
+              <w:left w:w="108" w:type="dxa"/>
+              <w:bottom w:w="0" w:type="dxa"/>
+              <w:right w:w="108" w:type="dxa"/>
+            </w:tcMar>
+            <w:vAlign w:val="center"/>
           </w:tcPr>
           <w:p>
             <w:pPr>
@@ -5130,10 +6557,10 @@
             <w:r/>
             <w:r>
               <w:rPr>
-                <w:rFonts w:ascii="Arial" w:hAnsi="Arial"/>
-                <w:b w:val="0"/>
+                <w:rFonts w:ascii="Arial" w:hAnsi="Arial" w:eastAsia="ＭＳ 明朝" w:cs="Arial" w:eastAsiaTheme="minorEastAsia" w:csTheme="minorBidi"/>
                 <w:color w:val="000000"/>
                 <w:sz w:val="16"/>
+                <w:szCs w:val="22"/>
               </w:rPr>
               <w:t>0,980</w:t>
             </w:r>
@@ -5143,8 +6570,7 @@
       <w:tr>
         <w:tc>
           <w:tcPr>
-            <w:tcW w:type="dxa" w:w="4896"/>
-            <w:vAlign w:val="center"/>
+            <w:tcW w:w="4896" w:type="dxa"/>
             <w:tcBorders>
               <w:top w:val="single" w:sz="4" w:color="D9D9D9"/>
               <w:left w:val="single" w:sz="4" w:color="D9D9D9"/>
@@ -5153,7 +6579,14 @@
               <w:insideH w:val="single" w:sz="4" w:color="D9D9D9"/>
               <w:insideV w:val="single" w:sz="4" w:color="D9D9D9"/>
             </w:tcBorders>
-            <w:shd w:fill="F2F6FA"/>
+            <w:shd w:val="clear" w:fill="F2F6FA"/>
+            <w:tcMar>
+              <w:top w:w="0" w:type="dxa"/>
+              <w:left w:w="108" w:type="dxa"/>
+              <w:bottom w:w="0" w:type="dxa"/>
+              <w:right w:w="108" w:type="dxa"/>
+            </w:tcMar>
+            <w:vAlign w:val="center"/>
           </w:tcPr>
           <w:p>
             <w:pPr>
@@ -5162,10 +6595,10 @@
             <w:r/>
             <w:r>
               <w:rPr>
-                <w:rFonts w:ascii="Arial" w:hAnsi="Arial"/>
-                <w:b w:val="0"/>
+                <w:rFonts w:ascii="Arial" w:hAnsi="Arial" w:eastAsia="ＭＳ 明朝" w:cs="Arial" w:eastAsiaTheme="minorEastAsia" w:csTheme="minorBidi"/>
                 <w:color w:val="000000"/>
                 <w:sz w:val="16"/>
+                <w:szCs w:val="22"/>
               </w:rPr>
               <w:t>Bỏ lần lượt từng biến (9 lần)</w:t>
             </w:r>
@@ -5173,8 +6606,7 @@
         </w:tc>
         <w:tc>
           <w:tcPr>
-            <w:tcW w:type="dxa" w:w="2304"/>
-            <w:vAlign w:val="center"/>
+            <w:tcW w:w="2304" w:type="dxa"/>
             <w:tcBorders>
               <w:top w:val="single" w:sz="4" w:color="D9D9D9"/>
               <w:left w:val="single" w:sz="4" w:color="D9D9D9"/>
@@ -5183,7 +6615,14 @@
               <w:insideH w:val="single" w:sz="4" w:color="D9D9D9"/>
               <w:insideV w:val="single" w:sz="4" w:color="D9D9D9"/>
             </w:tcBorders>
-            <w:shd w:fill="F2F6FA"/>
+            <w:shd w:val="clear" w:fill="F2F6FA"/>
+            <w:tcMar>
+              <w:top w:w="0" w:type="dxa"/>
+              <w:left w:w="108" w:type="dxa"/>
+              <w:bottom w:w="0" w:type="dxa"/>
+              <w:right w:w="108" w:type="dxa"/>
+            </w:tcMar>
+            <w:vAlign w:val="center"/>
           </w:tcPr>
           <w:p>
             <w:pPr>
@@ -5192,10 +6631,10 @@
             <w:r/>
             <w:r>
               <w:rPr>
-                <w:rFonts w:ascii="Arial" w:hAnsi="Arial"/>
-                <w:b w:val="0"/>
+                <w:rFonts w:ascii="Arial" w:hAnsi="Arial" w:eastAsia="ＭＳ 明朝" w:cs="Arial" w:eastAsiaTheme="minorEastAsia" w:csTheme="minorBidi"/>
                 <w:color w:val="000000"/>
                 <w:sz w:val="16"/>
+                <w:szCs w:val="22"/>
               </w:rPr>
               <w:t>0,876</w:t>
             </w:r>
@@ -5203,8 +6642,7 @@
         </w:tc>
         <w:tc>
           <w:tcPr>
-            <w:tcW w:type="dxa" w:w="2304"/>
-            <w:vAlign w:val="center"/>
+            <w:tcW w:w="2304" w:type="dxa"/>
             <w:tcBorders>
               <w:top w:val="single" w:sz="4" w:color="D9D9D9"/>
               <w:left w:val="single" w:sz="4" w:color="D9D9D9"/>
@@ -5213,7 +6651,14 @@
               <w:insideH w:val="single" w:sz="4" w:color="D9D9D9"/>
               <w:insideV w:val="single" w:sz="4" w:color="D9D9D9"/>
             </w:tcBorders>
-            <w:shd w:fill="F2F6FA"/>
+            <w:shd w:val="clear" w:fill="F2F6FA"/>
+            <w:tcMar>
+              <w:top w:w="0" w:type="dxa"/>
+              <w:left w:w="108" w:type="dxa"/>
+              <w:bottom w:w="0" w:type="dxa"/>
+              <w:right w:w="108" w:type="dxa"/>
+            </w:tcMar>
+            <w:vAlign w:val="center"/>
           </w:tcPr>
           <w:p>
             <w:pPr>
@@ -5222,10 +6667,10 @@
             <w:r/>
             <w:r>
               <w:rPr>
-                <w:rFonts w:ascii="Arial" w:hAnsi="Arial"/>
-                <w:b w:val="0"/>
+                <w:rFonts w:ascii="Arial" w:hAnsi="Arial" w:eastAsia="ＭＳ 明朝" w:cs="Arial" w:eastAsiaTheme="minorEastAsia" w:csTheme="minorBidi"/>
                 <w:color w:val="000000"/>
                 <w:sz w:val="16"/>
+                <w:szCs w:val="22"/>
               </w:rPr>
               <w:t>0,687</w:t>
             </w:r>
@@ -5235,8 +6680,7 @@
       <w:tr>
         <w:tc>
           <w:tcPr>
-            <w:tcW w:type="dxa" w:w="4896"/>
-            <w:vAlign w:val="center"/>
+            <w:tcW w:w="4896" w:type="dxa"/>
             <w:tcBorders>
               <w:top w:val="single" w:sz="4" w:color="D9D9D9"/>
               <w:left w:val="single" w:sz="4" w:color="D9D9D9"/>
@@ -5245,6 +6689,13 @@
               <w:insideH w:val="single" w:sz="4" w:color="D9D9D9"/>
               <w:insideV w:val="single" w:sz="4" w:color="D9D9D9"/>
             </w:tcBorders>
+            <w:tcMar>
+              <w:top w:w="0" w:type="dxa"/>
+              <w:left w:w="108" w:type="dxa"/>
+              <w:bottom w:w="0" w:type="dxa"/>
+              <w:right w:w="108" w:type="dxa"/>
+            </w:tcMar>
+            <w:vAlign w:val="center"/>
           </w:tcPr>
           <w:p>
             <w:pPr>
@@ -5253,10 +6704,10 @@
             <w:r/>
             <w:r>
               <w:rPr>
-                <w:rFonts w:ascii="Arial" w:hAnsi="Arial"/>
-                <w:b w:val="0"/>
+                <w:rFonts w:ascii="Arial" w:hAnsi="Arial" w:eastAsia="ＭＳ 明朝" w:cs="Arial" w:eastAsiaTheme="minorEastAsia" w:csTheme="minorBidi"/>
                 <w:color w:val="000000"/>
                 <w:sz w:val="16"/>
+                <w:szCs w:val="22"/>
               </w:rPr>
               <w:t>Mẫu con 80% (100 lần)</w:t>
             </w:r>
@@ -5264,8 +6715,7 @@
         </w:tc>
         <w:tc>
           <w:tcPr>
-            <w:tcW w:type="dxa" w:w="2304"/>
-            <w:vAlign w:val="center"/>
+            <w:tcW w:w="2304" w:type="dxa"/>
             <w:tcBorders>
               <w:top w:val="single" w:sz="4" w:color="D9D9D9"/>
               <w:left w:val="single" w:sz="4" w:color="D9D9D9"/>
@@ -5274,6 +6724,13 @@
               <w:insideH w:val="single" w:sz="4" w:color="D9D9D9"/>
               <w:insideV w:val="single" w:sz="4" w:color="D9D9D9"/>
             </w:tcBorders>
+            <w:tcMar>
+              <w:top w:w="0" w:type="dxa"/>
+              <w:left w:w="108" w:type="dxa"/>
+              <w:bottom w:w="0" w:type="dxa"/>
+              <w:right w:w="108" w:type="dxa"/>
+            </w:tcMar>
+            <w:vAlign w:val="center"/>
           </w:tcPr>
           <w:p>
             <w:pPr>
@@ -5282,10 +6739,10 @@
             <w:r/>
             <w:r>
               <w:rPr>
-                <w:rFonts w:ascii="Arial" w:hAnsi="Arial"/>
-                <w:b w:val="0"/>
+                <w:rFonts w:ascii="Arial" w:hAnsi="Arial" w:eastAsia="ＭＳ 明朝" w:cs="Arial" w:eastAsiaTheme="minorEastAsia" w:csTheme="minorBidi"/>
                 <w:color w:val="000000"/>
                 <w:sz w:val="16"/>
+                <w:szCs w:val="22"/>
               </w:rPr>
               <w:t>0,919</w:t>
             </w:r>
@@ -5293,8 +6750,7 @@
         </w:tc>
         <w:tc>
           <w:tcPr>
-            <w:tcW w:type="dxa" w:w="2304"/>
-            <w:vAlign w:val="center"/>
+            <w:tcW w:w="2304" w:type="dxa"/>
             <w:tcBorders>
               <w:top w:val="single" w:sz="4" w:color="D9D9D9"/>
               <w:left w:val="single" w:sz="4" w:color="D9D9D9"/>
@@ -5303,6 +6759,13 @@
               <w:insideH w:val="single" w:sz="4" w:color="D9D9D9"/>
               <w:insideV w:val="single" w:sz="4" w:color="D9D9D9"/>
             </w:tcBorders>
+            <w:tcMar>
+              <w:top w:w="0" w:type="dxa"/>
+              <w:left w:w="108" w:type="dxa"/>
+              <w:bottom w:w="0" w:type="dxa"/>
+              <w:right w:w="108" w:type="dxa"/>
+            </w:tcMar>
+            <w:vAlign w:val="center"/>
           </w:tcPr>
           <w:p>
             <w:pPr>
@@ -5311,10 +6774,10 @@
             <w:r/>
             <w:r>
               <w:rPr>
-                <w:rFonts w:ascii="Arial" w:hAnsi="Arial"/>
-                <w:b w:val="0"/>
+                <w:rFonts w:ascii="Arial" w:hAnsi="Arial" w:eastAsia="ＭＳ 明朝" w:cs="Arial" w:eastAsiaTheme="minorEastAsia" w:csTheme="minorBidi"/>
                 <w:color w:val="000000"/>
                 <w:sz w:val="16"/>
+                <w:szCs w:val="22"/>
               </w:rPr>
               <w:t>0,548</w:t>
             </w:r>
@@ -5334,9 +6797,12 @@
       </w:pPr>
       <w:r>
         <w:rPr>
+          <w:rFonts w:ascii="Arial" w:hAnsi="Arial" w:eastAsia="ＭＳ 明朝" w:cs="Arial" w:eastAsiaTheme="minorEastAsia" w:csTheme="minorBidi"/>
           <w:i/>
+          <w:iCs/>
           <w:color w:val="5A5A5A"/>
           <w:sz w:val="18"/>
+          <w:szCs w:val="22"/>
         </w:rPr>
         <w:t>Bảng 5. Độ ổn định của phân hoạch k = 4 (ARI so với nghiệm cơ sở)</w:t>
       </w:r>
@@ -5346,6 +6812,11 @@
         <w:pStyle w:val="BodyText"/>
       </w:pPr>
       <w:r>
+        <w:rPr>
+          <w:rFonts w:ascii="Arial" w:hAnsi="Arial" w:eastAsia="ＭＳ 明朝" w:cs="Arial" w:eastAsiaTheme="minorEastAsia" w:csTheme="minorBidi"/>
+          <w:sz w:val="22"/>
+          <w:szCs w:val="22"/>
+        </w:rPr>
         <w:t>Kết quả cho thấy nghiệm ổn định trước việc đổi seed (ARI nhỏ nhất 0,980) và khá ổn định khi lấy mẫu con. Nhạy cảm nhất là phép bỏ biến: khi bỏ gdpp, ARI giảm còn 0,69, cho thấy ranh giới cụm phụ thuộc đáng kể vào biến này. Một số quốc gia nằm sát ranh giới, ví dụ Botswana, có thể đổi cụm giữa các lần chạy hoặc phiên bản thư viện, nên danh sách ưu tiên không nên đọc như một ranh giới cứng.</w:t>
       </w:r>
     </w:p>
@@ -5355,6 +6826,14 @@
         <w:keepNext/>
       </w:pPr>
       <w:r>
+        <w:rPr>
+          <w:rFonts w:ascii="Arial" w:hAnsi="Arial" w:eastAsia="ＭＳ ゴシック" w:cs="Arial" w:asciiTheme="majorHAnsi" w:hAnsiTheme="majorHAnsi" w:eastAsiaTheme="majorEastAsia" w:csTheme="majorBidi"/>
+          <w:b/>
+          <w:bCs/>
+          <w:color w:val="000000"/>
+          <w:sz w:val="30"/>
+          <w:szCs w:val="28"/>
+        </w:rPr>
         <w:t>7. Thảo luận ứng dụng trong viện trợ nhân đạo</w:t>
       </w:r>
     </w:p>
@@ -5364,6 +6843,14 @@
         <w:keepNext/>
       </w:pPr>
       <w:r>
+        <w:rPr>
+          <w:rFonts w:ascii="Arial" w:hAnsi="Arial" w:eastAsia="ＭＳ ゴシック" w:cs="Arial" w:asciiTheme="majorHAnsi" w:hAnsiTheme="majorHAnsi" w:eastAsiaTheme="majorEastAsia" w:csTheme="majorBidi"/>
+          <w:b/>
+          <w:bCs/>
+          <w:color w:val="000000"/>
+          <w:sz w:val="24"/>
+          <w:szCs w:val="26"/>
+        </w:rPr>
         <w:t>7.1. Cách sử dụng kết quả</w:t>
       </w:r>
     </w:p>
@@ -5372,6 +6859,11 @@
         <w:pStyle w:val="BodyText"/>
       </w:pPr>
       <w:r>
+        <w:rPr>
+          <w:rFonts w:ascii="Arial" w:hAnsi="Arial" w:eastAsia="ＭＳ 明朝" w:cs="Arial" w:eastAsiaTheme="minorEastAsia" w:csTheme="minorBidi"/>
+          <w:sz w:val="22"/>
+          <w:szCs w:val="22"/>
+        </w:rPr>
         <w:t>Kết quả có thể được dùng như một lớp sàng lọc trong hệ thống phân tích nhiều tầng. Ở tầng đầu, nhóm ưu tiên 1 giúp cơ quan điều phối thu hẹp phạm vi rà soát và tìm thêm dữ liệu. Ở tầng hai, nhà phân tích ghép từng quốc gia với dữ liệu tình hình hiện tại như xung đột, thiên tai, di dời, lương thực, dịch bệnh và khả năng tiếp cận dịch vụ. Ở tầng ba, các chuyên gia khu vực xác thực bối cảnh và xác định loại hỗ trợ, quy mô, thời điểm cùng ràng buộc logistics. K-Means chỉ đóng vai trò ở tầng khám phá và sắp xếp thông tin.</w:t>
       </w:r>
     </w:p>
@@ -5380,6 +6872,11 @@
         <w:pStyle w:val="BodyText"/>
       </w:pPr>
       <w:r>
+        <w:rPr>
+          <w:rFonts w:ascii="Arial" w:hAnsi="Arial" w:eastAsia="ＭＳ 明朝" w:cs="Arial" w:eastAsiaTheme="minorEastAsia" w:csTheme="minorBidi"/>
+          <w:sz w:val="22"/>
+          <w:szCs w:val="22"/>
+        </w:rPr>
         <w:t>Ưu điểm của cách làm là tạo ra một hồ sơ đa biến dễ đọc. Thay vì nói riêng rằng một nước có GDP thấp, ta quan sát đồng thời tử vong trẻ em, tuổi thọ, mức sinh và thu nhập. Tâm cụm trên thang đo gốc cho phép chuyển kết quả toán học thành mô tả mà nhà hoạch định chính sách có thể kiểm tra. Các tệp CSV đi kèm cũng giúp tái lập và truy vết từ một quốc gia đến cụm, tâm cụm và điểm sàng lọc.</w:t>
       </w:r>
     </w:p>
@@ -5389,6 +6886,14 @@
         <w:keepNext/>
       </w:pPr>
       <w:r>
+        <w:rPr>
+          <w:rFonts w:ascii="Arial" w:hAnsi="Arial" w:eastAsia="ＭＳ ゴシック" w:cs="Arial" w:asciiTheme="majorHAnsi" w:hAnsiTheme="majorHAnsi" w:eastAsiaTheme="majorEastAsia" w:csTheme="majorBidi"/>
+          <w:b/>
+          <w:bCs/>
+          <w:color w:val="000000"/>
+          <w:sz w:val="24"/>
+          <w:szCs w:val="26"/>
+        </w:rPr>
         <w:t>7.2. Rủi ro diễn giải và đạo đức dữ liệu</w:t>
       </w:r>
     </w:p>
@@ -5397,6 +6902,11 @@
         <w:pStyle w:val="BodyText"/>
       </w:pPr>
       <w:r>
+        <w:rPr>
+          <w:rFonts w:ascii="Arial" w:hAnsi="Arial" w:eastAsia="ＭＳ 明朝" w:cs="Arial" w:eastAsiaTheme="minorEastAsia" w:csTheme="minorBidi"/>
+          <w:sz w:val="22"/>
+          <w:szCs w:val="22"/>
+        </w:rPr>
         <w:t>Một cụm là kết quả phụ thuộc vào biến, thời điểm, chuẩn hóa, khoảng cách và k. Nếu thêm hoặc bỏ một biến, ranh giới cụm có thể đổi. Dữ liệu tổng hợp theo quốc gia che khuất chênh lệch trong nội bộ quốc gia, nên không thể dùng để suy luận nhu cầu của từng tỉnh, cộng đồng hoặc hộ gia đình. Xếp hạng dựa trên chỉ báo kinh tế cũng có thể bỏ sót khủng hoảng đột ngột tại một quốc gia có trung bình kinh tế tốt.</w:t>
       </w:r>
     </w:p>
@@ -5405,6 +6915,11 @@
         <w:pStyle w:val="BodyText"/>
       </w:pPr>
       <w:r>
+        <w:rPr>
+          <w:rFonts w:ascii="Arial" w:hAnsi="Arial" w:eastAsia="ＭＳ 明朝" w:cs="Arial" w:eastAsiaTheme="minorEastAsia" w:csTheme="minorBidi"/>
+          <w:sz w:val="22"/>
+          <w:szCs w:val="22"/>
+        </w:rPr>
         <w:t>Cần tránh dùng nhãn cụm như một quyết định tự động để phân bổ hoặc từ chối viện trợ. Khi triển khai, cần công bố biến đầu vào, ngày cập nhật, quy tắc chuẩn hóa, phiên bản mã, giới hạn dữ liệu và quy trình khiếu nại hoặc rà soát chuyên gia. Việc ưu tiên viện trợ phải có giám sát con người và cơ chế cập nhật khi thông tin hiện trường mâu thuẫn với hồ sơ thống kê.</w:t>
       </w:r>
     </w:p>
@@ -5414,6 +6929,14 @@
         <w:keepNext/>
       </w:pPr>
       <w:r>
+        <w:rPr>
+          <w:rFonts w:ascii="Arial" w:hAnsi="Arial" w:eastAsia="ＭＳ ゴシック" w:cs="Arial" w:asciiTheme="majorHAnsi" w:hAnsiTheme="majorHAnsi" w:eastAsiaTheme="majorEastAsia" w:csTheme="majorBidi"/>
+          <w:b/>
+          <w:bCs/>
+          <w:color w:val="000000"/>
+          <w:sz w:val="24"/>
+          <w:szCs w:val="26"/>
+        </w:rPr>
         <w:t>7.3. Hướng cải thiện mô hình</w:t>
       </w:r>
     </w:p>
@@ -5422,6 +6945,11 @@
         <w:pStyle w:val="BodyText"/>
       </w:pPr>
       <w:r>
+        <w:rPr>
+          <w:rFonts w:ascii="Arial" w:hAnsi="Arial" w:eastAsia="ＭＳ 明朝" w:cs="Arial" w:eastAsiaTheme="minorEastAsia" w:csTheme="minorBidi"/>
+          <w:sz w:val="22"/>
+          <w:szCs w:val="22"/>
+        </w:rPr>
         <w:t>Nghiên cứu tiếp theo có thể bổ sung chỉ báo xung đột, số người di dời, chỉ số an ninh lương thực, số ca dịch bệnh, thiệt hại thiên tai, tiếp cận nước sạch, năng lực y tế và khoảng cách logistics. Khi dữ liệu có thời gian, nên dùng phân cụm theo chuỗi thời gian hoặc cập nhật theo quý để phát hiện quốc gia có rủi ro tăng nhanh. Có thể so sánh K-Means với K-Medoids, Gaussian Mixture, phân cụm phân cấp và DBSCAN; đồng thời mở rộng kiểm tra độ ổn định ở mục 6.4 bằng bootstrap đầy đủ và phân tích độ nhạy theo trọng số của điểm sàng lọc.</w:t>
       </w:r>
     </w:p>
@@ -5430,6 +6958,11 @@
         <w:pStyle w:val="BodyText"/>
       </w:pPr>
       <w:r>
+        <w:rPr>
+          <w:rFonts w:ascii="Arial" w:hAnsi="Arial" w:eastAsia="ＭＳ 明朝" w:cs="Arial" w:eastAsiaTheme="minorEastAsia" w:csTheme="minorBidi"/>
+          <w:sz w:val="22"/>
+          <w:szCs w:val="22"/>
+        </w:rPr>
         <w:t>Một hướng khác là xác định trọng số với sự tham gia của chuyên gia. K-Means chuẩn hóa hiện tại coi các biến có vai trò tương đương trong khoảng cách, trong khi mục tiêu nhân đạo có thể muốn ưu tiên tử vong trẻ em hoặc tiếp cận y tế. Trọng số cần được công khai, thử nghiệm độ nhạy và kiểm tra tác động để tránh biến một giả định giá trị thành một quy tắc ẩn trong thuật toán.</w:t>
       </w:r>
     </w:p>
@@ -5439,6 +6972,14 @@
         <w:keepNext/>
       </w:pPr>
       <w:r>
+        <w:rPr>
+          <w:rFonts w:ascii="Arial" w:hAnsi="Arial" w:eastAsia="ＭＳ ゴシック" w:cs="Arial" w:asciiTheme="majorHAnsi" w:hAnsiTheme="majorHAnsi" w:eastAsiaTheme="majorEastAsia" w:csTheme="majorBidi"/>
+          <w:b/>
+          <w:bCs/>
+          <w:color w:val="000000"/>
+          <w:sz w:val="30"/>
+          <w:szCs w:val="28"/>
+        </w:rPr>
         <w:t>8. Kết luận và hướng phát triển</w:t>
       </w:r>
     </w:p>
@@ -5447,6 +6988,11 @@
         <w:pStyle w:val="BodyText"/>
       </w:pPr>
       <w:r>
+        <w:rPr>
+          <w:rFonts w:ascii="Arial" w:hAnsi="Arial" w:eastAsia="ＭＳ 明朝" w:cs="Arial" w:eastAsiaTheme="minorEastAsia" w:csTheme="minorBidi"/>
+          <w:sz w:val="22"/>
+          <w:szCs w:val="22"/>
+        </w:rPr>
         <w:t>Tiểu luận đã trình bày K-Means từ hàm mục tiêu đến quy trình Lloyd, minh họa bằng ví dụ tính tay, sau đó áp dụng trên 167 quốc gia với 9 biến kinh tế xã hội. Chuẩn hóa là bước cần thiết vì dữ liệu có đơn vị khác nhau. Thực nghiệm thử k từ 2 đến 10 và kết hợp nhiều chỉ số cho thấy k = 4 là lựa chọn phù hợp với mục tiêu diễn giải, dù các chỉ số nội tại không đồng thuận (Silhouette cao nhất ở k = 4, Davies-Bouldin tốt nhất ở k = 5, Calinski-Harabasz cao nhất ở k = 2). Cần nhấn mạnh Silhouette chỉ khoảng 0,30 nên cấu trúc cụm yếu, và phân hoạch khá ổn định nhưng nhạy với việc bỏ biến GDP/người.</w:t>
       </w:r>
     </w:p>
@@ -5455,6 +7001,11 @@
         <w:pStyle w:val="BodyText"/>
       </w:pPr>
       <w:r>
+        <w:rPr>
+          <w:rFonts w:ascii="Arial" w:hAnsi="Arial" w:eastAsia="ＭＳ 明朝" w:cs="Arial" w:eastAsiaTheme="minorEastAsia" w:csTheme="minorBidi"/>
+          <w:sz w:val="22"/>
+          <w:szCs w:val="22"/>
+        </w:rPr>
         <w:t>Kết quả cuối tạo ra một cụm 46 quốc gia có hồ sơ dễ tổn thương nhất theo các chỉ báo quan sát. Cụm này có trung bình tử vong trẻ em cao, mức sinh cao, tuổi thọ thấp, thu nhập thấp và GDP/người thấp. Phát hiện có thể hỗ trợ sàng lọc và lập kế hoạch thu thập dữ liệu, nhưng không thể thay thế đánh giá nhân đạo thực tế vì bộ dữ liệu thiếu các chiều khẩn cấp và bối cảnh.</w:t>
       </w:r>
     </w:p>
@@ -5463,6 +7014,11 @@
         <w:pStyle w:val="BodyText"/>
       </w:pPr>
       <w:r>
+        <w:rPr>
+          <w:rFonts w:ascii="Arial" w:hAnsi="Arial" w:eastAsia="ＭＳ 明朝" w:cs="Arial" w:eastAsiaTheme="minorEastAsia" w:csTheme="minorBidi"/>
+          <w:sz w:val="22"/>
+          <w:szCs w:val="22"/>
+        </w:rPr>
         <w:t>Hướng phát triển ưu tiên là bổ sung dữ liệu động và dữ liệu tình hình, kiểm tra độ ổn định của cụm theo thời gian, đánh giá công bằng giữa các vùng và xây dựng quy trình human-in-the-loop. Khi đó, K-Means có thể trở thành một thành phần minh bạch trong hệ thống hỗ trợ quyết định, thay vì là một nhãn tự động đứng độc lập.</w:t>
       </w:r>
     </w:p>
@@ -5472,6 +7028,14 @@
         <w:keepNext/>
       </w:pPr>
       <w:r>
+        <w:rPr>
+          <w:rFonts w:ascii="Arial" w:hAnsi="Arial" w:eastAsia="ＭＳ ゴシック" w:cs="Arial" w:asciiTheme="majorHAnsi" w:hAnsiTheme="majorHAnsi" w:eastAsiaTheme="majorEastAsia" w:csTheme="majorBidi"/>
+          <w:b/>
+          <w:bCs/>
+          <w:color w:val="000000"/>
+          <w:sz w:val="30"/>
+          <w:szCs w:val="28"/>
+        </w:rPr>
         <w:t>Tài liệu tham khảo</w:t>
       </w:r>
     </w:p>
@@ -5481,6 +7045,11 @@
         <w:ind w:left="283" w:hanging="283"/>
       </w:pPr>
       <w:r>
+        <w:rPr>
+          <w:rFonts w:ascii="Arial" w:hAnsi="Arial" w:eastAsia="ＭＳ 明朝" w:cs="Arial" w:eastAsiaTheme="minorEastAsia" w:csTheme="minorBidi"/>
+          <w:sz w:val="22"/>
+          <w:szCs w:val="22"/>
+        </w:rPr>
         <w:t>Kaggle. Unsupervised Learning on Country Data. https://www.kaggle.com/datasets/rohan0301/unsupervised-learning-on-country-data</w:t>
       </w:r>
     </w:p>
@@ -5490,6 +7059,11 @@
         <w:ind w:left="283" w:hanging="283"/>
       </w:pPr>
       <w:r>
+        <w:rPr>
+          <w:rFonts w:ascii="Arial" w:hAnsi="Arial" w:eastAsia="ＭＳ 明朝" w:cs="Arial" w:eastAsiaTheme="minorEastAsia" w:csTheme="minorBidi"/>
+          <w:sz w:val="22"/>
+          <w:szCs w:val="22"/>
+        </w:rPr>
         <w:t>Arthur, D., &amp; Vassilvitskii, S. (2007). k-means++: The advantages of careful seeding. Proceedings of the 18th Annual ACM-SIAM Symposium on Discrete Algorithms, 1027–1035.</w:t>
       </w:r>
     </w:p>
@@ -5499,6 +7073,11 @@
         <w:ind w:left="283" w:hanging="283"/>
       </w:pPr>
       <w:r>
+        <w:rPr>
+          <w:rFonts w:ascii="Arial" w:hAnsi="Arial" w:eastAsia="ＭＳ 明朝" w:cs="Arial" w:eastAsiaTheme="minorEastAsia" w:csTheme="minorBidi"/>
+          <w:sz w:val="22"/>
+          <w:szCs w:val="22"/>
+        </w:rPr>
         <w:t>Hubert, L., &amp; Arabie, P. (1985). Comparing partitions. Journal of Classification, 2(1), 193–218.</w:t>
       </w:r>
     </w:p>
@@ -5508,6 +7087,11 @@
         <w:ind w:left="283" w:hanging="283"/>
       </w:pPr>
       <w:r>
+        <w:rPr>
+          <w:rFonts w:ascii="Arial" w:hAnsi="Arial" w:eastAsia="ＭＳ 明朝" w:cs="Arial" w:eastAsiaTheme="minorEastAsia" w:csTheme="minorBidi"/>
+          <w:sz w:val="22"/>
+          <w:szCs w:val="22"/>
+        </w:rPr>
         <w:t>Kaufman, L., &amp; Rousseeuw, P. J. (1990). Finding Groups in Data: An Introduction to Cluster Analysis. Wiley.</w:t>
       </w:r>
     </w:p>
@@ -5517,6 +7101,11 @@
         <w:ind w:left="283" w:hanging="283"/>
       </w:pPr>
       <w:r>
+        <w:rPr>
+          <w:rFonts w:ascii="Arial" w:hAnsi="Arial" w:eastAsia="ＭＳ 明朝" w:cs="Arial" w:eastAsiaTheme="minorEastAsia" w:csTheme="minorBidi"/>
+          <w:sz w:val="22"/>
+          <w:szCs w:val="22"/>
+        </w:rPr>
         <w:t>Lloyd, S. (1982). Least squares quantization in PCM. IEEE Transactions on Information Theory, 28(2), 129–137. https://doi.org/10.1109/TIT.1982.1056489</w:t>
       </w:r>
     </w:p>
@@ -5526,6 +7115,11 @@
         <w:ind w:left="283" w:hanging="283"/>
       </w:pPr>
       <w:r>
+        <w:rPr>
+          <w:rFonts w:ascii="Arial" w:hAnsi="Arial" w:eastAsia="ＭＳ 明朝" w:cs="Arial" w:eastAsiaTheme="minorEastAsia" w:csTheme="minorBidi"/>
+          <w:sz w:val="22"/>
+          <w:szCs w:val="22"/>
+        </w:rPr>
         <w:t>MacQueen, J. B. (1967). Some methods for classification and analysis of multivariate observations. Proceedings of the Fifth Berkeley Symposium on Mathematical Statistics and Probability, 1, 281–297.</w:t>
       </w:r>
     </w:p>
@@ -5535,6 +7129,11 @@
         <w:ind w:left="283" w:hanging="283"/>
       </w:pPr>
       <w:r>
+        <w:rPr>
+          <w:rFonts w:ascii="Arial" w:hAnsi="Arial" w:eastAsia="ＭＳ 明朝" w:cs="Arial" w:eastAsiaTheme="minorEastAsia" w:csTheme="minorBidi"/>
+          <w:sz w:val="22"/>
+          <w:szCs w:val="22"/>
+        </w:rPr>
         <w:t>Rousseeuw, P. J. (1987). Silhouettes: A graphical aid to the interpretation and validation of cluster analysis. Journal of Computational and Applied Mathematics, 20, 53–65. https://doi.org/10.1016/0377-0427(87)90125-7</w:t>
       </w:r>
     </w:p>
@@ -5544,6 +7143,11 @@
         <w:ind w:left="283" w:hanging="283"/>
       </w:pPr>
       <w:r>
+        <w:rPr>
+          <w:rFonts w:ascii="Arial" w:hAnsi="Arial" w:eastAsia="ＭＳ 明朝" w:cs="Arial" w:eastAsiaTheme="minorEastAsia" w:csTheme="minorBidi"/>
+          <w:sz w:val="22"/>
+          <w:szCs w:val="22"/>
+        </w:rPr>
         <w:t>Scikit-learn developers. Clustering documentation and silhouette analysis. https://scikit-learn.org/stable/modules/clustering.html</w:t>
       </w:r>
     </w:p>
@@ -5553,6 +7157,11 @@
         <w:ind w:left="283" w:hanging="283"/>
       </w:pPr>
       <w:r>
+        <w:rPr>
+          <w:rFonts w:ascii="Arial" w:hAnsi="Arial" w:eastAsia="ＭＳ 明朝" w:cs="Arial" w:eastAsiaTheme="minorEastAsia" w:csTheme="minorBidi"/>
+          <w:sz w:val="22"/>
+          <w:szCs w:val="22"/>
+        </w:rPr>
         <w:t>Scikit-learn developers. Selecting the number of clusters with silhouette analysis on KMeans clustering. https://scikit-learn.org/stable/auto_examples/cluster/plot_kmeans_silhouette_analysis.html</w:t>
       </w:r>
     </w:p>
@@ -5561,7 +7170,6 @@
       <w:footerReference w:type="default" r:id="rId10"/>
       <w:pgSz w:w="12240" w:h="15840"/>
       <w:pgMar w:top="1247" w:right="1134" w:bottom="1134" w:left="1417" w:header="720" w:footer="720" w:gutter="0"/>
-      <w:cols w:space="720"/>
       <w:docGrid w:linePitch="360"/>
     </w:sectPr>
   </w:body>
@@ -5569,7 +7177,7 @@
 </file>
 
 <file path=word/footer1.xml><?xml version="1.0" encoding="utf-8"?>
-<w:ftr xmlns:m="http://schemas.openxmlformats.org/officeDocument/2006/math" xmlns:mc="http://schemas.openxmlformats.org/markup-compatibility/2006" xmlns:mo="http://schemas.microsoft.com/office/mac/office/2008/main" xmlns:mv="urn:schemas-microsoft-com:mac:vml" xmlns:o="urn:schemas-microsoft-com:office:office" xmlns:r="http://schemas.openxmlformats.org/officeDocument/2006/relationships" xmlns:v="urn:schemas-microsoft-com:vml" xmlns:w10="urn:schemas-microsoft-com:office:word" xmlns:w14="http://schemas.microsoft.com/office/word/2010/wordml" xmlns:w="http://schemas.openxmlformats.org/wordprocessingml/2006/main" xmlns:wne="http://schemas.microsoft.com/office/word/2006/wordml" xmlns:wp14="http://schemas.microsoft.com/office/word/2010/wordprocessingDrawing" xmlns:wp="http://schemas.openxmlformats.org/drawingml/2006/wordprocessingDrawing" xmlns:wpc="http://schemas.microsoft.com/office/word/2010/wordprocessingCanvas" xmlns:wpg="http://schemas.microsoft.com/office/word/2010/wordprocessingGroup" xmlns:wpi="http://schemas.microsoft.com/office/word/2010/wordprocessingInk" xmlns:wps="http://schemas.microsoft.com/office/word/2010/wordprocessingShape" mc:Ignorable="w14 wp14">
+<w:ftr xmlns:wpc="http://schemas.microsoft.com/office/word/2010/wordprocessingCanvas" xmlns:mc="http://schemas.openxmlformats.org/markup-compatibility/2006" xmlns:o="urn:schemas-microsoft-com:office:office" xmlns:r="http://schemas.openxmlformats.org/officeDocument/2006/relationships" xmlns:m="http://schemas.openxmlformats.org/officeDocument/2006/math" xmlns:v="urn:schemas-microsoft-com:vml" xmlns:wp14="http://schemas.microsoft.com/office/word/2010/wordprocessingDrawing" xmlns:wp="http://schemas.openxmlformats.org/drawingml/2006/wordprocessingDrawing" xmlns:w10="urn:schemas-microsoft-com:office:word" xmlns:w="http://schemas.openxmlformats.org/wordprocessingml/2006/main" xmlns:w14="http://schemas.microsoft.com/office/word/2010/wordml" xmlns:w15="http://schemas.microsoft.com/office/word/2012/wordml" xmlns:w16se="http://schemas.microsoft.com/office/word/2015/wordml/symex" xmlns:w16cid="http://schemas.microsoft.com/office/word/2016/wordml/cid" xmlns:w16="http://schemas.microsoft.com/office/word/2018/wordml" xmlns:w16cex="http://schemas.microsoft.com/office/word/2018/wordml/cex" xmlns:w16sdtdh="http://schemas.microsoft.com/office/word/2020/wordml/sdtdatahash" xmlns:wne="http://schemas.microsoft.com/office/word/2006/wordml" xmlns:wpg="http://schemas.microsoft.com/office/word/2010/wordprocessingGroup" xmlns:wps="http://schemas.microsoft.com/office/word/2010/wordprocessingShape">
   <w:p>
     <w:pPr>
       <w:pStyle w:val="Footer"/>
@@ -5586,7 +7194,7 @@
 </file>
 
 <file path=word/header1.xml><?xml version="1.0" encoding="utf-8"?>
-<w:hdr xmlns:m="http://schemas.openxmlformats.org/officeDocument/2006/math" xmlns:mc="http://schemas.openxmlformats.org/markup-compatibility/2006" xmlns:mo="http://schemas.microsoft.com/office/mac/office/2008/main" xmlns:mv="urn:schemas-microsoft-com:mac:vml" xmlns:o="urn:schemas-microsoft-com:office:office" xmlns:r="http://schemas.openxmlformats.org/officeDocument/2006/relationships" xmlns:v="urn:schemas-microsoft-com:vml" xmlns:w10="urn:schemas-microsoft-com:office:word" xmlns:w14="http://schemas.microsoft.com/office/word/2010/wordml" xmlns:w="http://schemas.openxmlformats.org/wordprocessingml/2006/main" xmlns:wne="http://schemas.microsoft.com/office/word/2006/wordml" xmlns:wp14="http://schemas.microsoft.com/office/word/2010/wordprocessingDrawing" xmlns:wp="http://schemas.openxmlformats.org/drawingml/2006/wordprocessingDrawing" xmlns:wpc="http://schemas.microsoft.com/office/word/2010/wordprocessingCanvas" xmlns:wpg="http://schemas.microsoft.com/office/word/2010/wordprocessingGroup" xmlns:wpi="http://schemas.microsoft.com/office/word/2010/wordprocessingInk" xmlns:wps="http://schemas.microsoft.com/office/word/2010/wordprocessingShape" mc:Ignorable="w14 wp14">
+<w:hdr xmlns:wpc="http://schemas.microsoft.com/office/word/2010/wordprocessingCanvas" xmlns:mc="http://schemas.openxmlformats.org/markup-compatibility/2006" xmlns:o="urn:schemas-microsoft-com:office:office" xmlns:r="http://schemas.openxmlformats.org/officeDocument/2006/relationships" xmlns:m="http://schemas.openxmlformats.org/officeDocument/2006/math" xmlns:v="urn:schemas-microsoft-com:vml" xmlns:wp14="http://schemas.microsoft.com/office/word/2010/wordprocessingDrawing" xmlns:wp="http://schemas.openxmlformats.org/drawingml/2006/wordprocessingDrawing" xmlns:w10="urn:schemas-microsoft-com:office:word" xmlns:w="http://schemas.openxmlformats.org/wordprocessingml/2006/main" xmlns:w14="http://schemas.microsoft.com/office/word/2010/wordml" xmlns:w15="http://schemas.microsoft.com/office/word/2012/wordml" xmlns:w16se="http://schemas.microsoft.com/office/word/2015/wordml/symex" xmlns:w16cid="http://schemas.microsoft.com/office/word/2016/wordml/cid" xmlns:w16="http://schemas.microsoft.com/office/word/2018/wordml" xmlns:w16cex="http://schemas.microsoft.com/office/word/2018/wordml/cex" xmlns:w16sdtdh="http://schemas.microsoft.com/office/word/2020/wordml/sdtdatahash" xmlns:wne="http://schemas.microsoft.com/office/word/2006/wordml" xmlns:wpg="http://schemas.microsoft.com/office/word/2010/wordprocessingGroup" xmlns:wps="http://schemas.microsoft.com/office/word/2010/wordprocessingShape">
   <w:p>
     <w:pPr>
       <w:pStyle w:val="Header"/>
